--- a/docs/Viewer-Product-Integration-Guide.docx
+++ b/docs/Viewer-Product-Integration-Guide.docx
@@ -81,7 +81,29 @@
           <w:sz w:val="21"/>
           <w:szCs w:val="21"/>
         </w:rPr>
-        <w:t xml:space="preserve"> One of the four exchanges an integration needs is built. The other three are not, and this guide says so rather than describing an interface you would then fail to find.</w:t>
+        <w:t xml:space="preserve"> All four exchanges an integration needs are now built, and you can run a working host application from our repository today. </w:t>
+      </w:r>
+      <w:r>
+        <w:rPr>
+          <w:rFonts w:ascii="Calibri" w:cs="Calibri" w:eastAsia="Calibri" w:hAnsi="Calibri"/>
+          <w:b/>
+          <w:bCs/>
+          <w:color w:val="1B2027"/>
+          <w:sz w:val="21"/>
+          <w:szCs w:val="21"/>
+        </w:rPr>
+        <w:t xml:space="preserve">One response header on the viewer deployment still refuses the frame</w:t>
+      </w:r>
+      <w:r>
+        <w:rPr>
+          <w:rFonts w:ascii="Calibri" w:cs="Calibri" w:eastAsia="Calibri" w:hAnsi="Calibri"/>
+          <w:b w:val="false"/>
+          <w:bCs w:val="false"/>
+          <w:color w:val="1B2027"/>
+          <w:sz w:val="21"/>
+          <w:szCs w:val="21"/>
+        </w:rPr>
+        <w:t xml:space="preserve">, so the embed does not yet work against a stock install. This guide says which parts you can build on now and which you cannot, rather than describing an interface you would then fail to find.</w:t>
       </w:r>
     </w:p>
     <w:p>
@@ -343,7 +365,7 @@
                 <w:sz w:val="19"/>
                 <w:szCs w:val="19"/>
               </w:rPr>
-              <w:t xml:space="preserve">Their document store</w:t>
+              <w:t xml:space="preserve">Their web interface</w:t>
             </w:r>
           </w:p>
           <w:p>
@@ -359,7 +381,7 @@
                 <w:sz w:val="19"/>
                 <w:szCs w:val="19"/>
               </w:rPr>
-              <w:t xml:space="preserve">SharePoint / S3 / Blob</w:t>
+              <w:t xml:space="preserve">where the viewer appears</w:t>
             </w:r>
           </w:p>
         </w:tc>
@@ -372,7 +394,7 @@
               <w:bottom w:val="single" w:color="D9D7D1" w:sz="4"/>
               <w:right w:val="single" w:color="D9D7D1" w:sz="4"/>
             </w:tcBorders>
-            <w:shd w:fill="FBEDEC" w:color="auto" w:val="clear"/>
+            <w:shd w:fill="E9F3F3" w:color="auto" w:val="clear"/>
             <w:tcMar>
               <w:top w:type="dxa" w:w="90"/>
               <w:left w:type="dxa" w:w="120"/>
@@ -388,13 +410,13 @@
             <w:r>
               <w:rPr>
                 <w:rFonts w:ascii="Calibri" w:cs="Calibri" w:eastAsia="Calibri" w:hAnsi="Calibri"/>
-                <w:b w:val="false"/>
-                <w:bCs w:val="false"/>
-                <w:color w:val="C4342A"/>
-                <w:sz w:val="19"/>
-                <w:szCs w:val="19"/>
-              </w:rPr>
-              <w:t xml:space="preserve">1.  mount the viewer</w:t>
+                <w:b/>
+                <w:bCs/>
+                <w:color w:val="0F7A83"/>
+                <w:sz w:val="19"/>
+                <w:szCs w:val="19"/>
+              </w:rPr>
+              <w:t xml:space="preserve">1.  mount the viewer  →</w:t>
             </w:r>
           </w:p>
           <w:p>
@@ -405,13 +427,30 @@
             <w:r>
               <w:rPr>
                 <w:rFonts w:ascii="Calibri" w:cs="Calibri" w:eastAsia="Calibri" w:hAnsi="Calibri"/>
-                <w:b w:val="false"/>
-                <w:bCs w:val="false"/>
-                <w:color w:val="C4342A"/>
-                <w:sz w:val="19"/>
-                <w:szCs w:val="19"/>
-              </w:rPr>
-              <w:t xml:space="preserve">✗  NOT BUILT — no embed surface</w:t>
+                <w:b/>
+                <w:bCs/>
+                <w:color w:val="0F7A83"/>
+                <w:sz w:val="19"/>
+                <w:szCs w:val="19"/>
+              </w:rPr>
+              <w:t xml:space="preserve">✓  BUILT</w:t>
+            </w:r>
+          </w:p>
+          <w:p>
+            <w:pPr>
+              <w:spacing w:after="40" w:line="240"/>
+              <w:jc w:val="center"/>
+            </w:pPr>
+            <w:r>
+              <w:rPr>
+                <w:rFonts w:ascii="Calibri" w:cs="Calibri" w:eastAsia="Calibri" w:hAnsi="Calibri"/>
+                <w:b/>
+                <w:bCs/>
+                <w:color w:val="0F7A83"/>
+                <w:sz w:val="19"/>
+                <w:szCs w:val="19"/>
+              </w:rPr>
+              <w:t xml:space="preserve">iframe + cde.viewer.v1</w:t>
             </w:r>
           </w:p>
         </w:tc>
@@ -444,7 +483,7 @@
                 <w:sz w:val="19"/>
                 <w:szCs w:val="19"/>
               </w:rPr>
-              <w:t xml:space="preserve">viewer-core</w:t>
+              <w:t xml:space="preserve">/embed route</w:t>
             </w:r>
           </w:p>
           <w:p>
@@ -460,7 +499,7 @@
                 <w:sz w:val="19"/>
                 <w:szCs w:val="19"/>
               </w:rPr>
-              <w:t xml:space="preserve">6 components · 6 services</w:t>
+              <w:t xml:space="preserve">no session, no auth guard</w:t>
             </w:r>
           </w:p>
         </w:tc>
@@ -525,7 +564,7 @@
               <w:bottom w:val="single" w:color="D9D7D1" w:sz="4"/>
               <w:right w:val="single" w:color="D9D7D1" w:sz="4"/>
             </w:tcBorders>
-            <w:shd w:fill="FBEDEC" w:color="auto" w:val="clear"/>
+            <w:shd w:fill="E9F3F3" w:color="auto" w:val="clear"/>
             <w:tcMar>
               <w:top w:type="dxa" w:w="90"/>
               <w:left w:type="dxa" w:w="120"/>
@@ -541,13 +580,13 @@
             <w:r>
               <w:rPr>
                 <w:rFonts w:ascii="Calibri" w:cs="Calibri" w:eastAsia="Calibri" w:hAnsi="Calibri"/>
-                <w:b w:val="false"/>
-                <w:bCs w:val="false"/>
-                <w:color w:val="C4342A"/>
-                <w:sz w:val="19"/>
-                <w:szCs w:val="19"/>
-              </w:rPr>
-              <w:t xml:space="preserve">2.  identify the user</w:t>
+                <w:b/>
+                <w:bCs/>
+                <w:color w:val="0F7A83"/>
+                <w:sz w:val="19"/>
+                <w:szCs w:val="19"/>
+              </w:rPr>
+              <w:t xml:space="preserve">2.  identify the user  →</w:t>
             </w:r>
           </w:p>
           <w:p>
@@ -558,13 +597,30 @@
             <w:r>
               <w:rPr>
                 <w:rFonts w:ascii="Calibri" w:cs="Calibri" w:eastAsia="Calibri" w:hAnsi="Calibri"/>
-                <w:b w:val="false"/>
-                <w:bCs w:val="false"/>
-                <w:color w:val="C4342A"/>
-                <w:sz w:val="19"/>
-                <w:szCs w:val="19"/>
-              </w:rPr>
-              <w:t xml:space="preserve">✗  NOT BUILT — no token exchange</w:t>
+                <w:b/>
+                <w:bCs/>
+                <w:color w:val="0F7A83"/>
+                <w:sz w:val="19"/>
+                <w:szCs w:val="19"/>
+              </w:rPr>
+              <w:t xml:space="preserve">✓  BUILT</w:t>
+            </w:r>
+          </w:p>
+          <w:p>
+            <w:pPr>
+              <w:spacing w:after="40" w:line="240"/>
+              <w:jc w:val="center"/>
+            </w:pPr>
+            <w:r>
+              <w:rPr>
+                <w:rFonts w:ascii="Calibri" w:cs="Calibri" w:eastAsia="Calibri" w:hAnsi="Calibri"/>
+                <w:b/>
+                <w:bCs/>
+                <w:color w:val="0F7A83"/>
+                <w:sz w:val="19"/>
+                <w:szCs w:val="19"/>
+              </w:rPr>
+              <w:t xml:space="preserve">host.init.identity — 3 untrusted fields</w:t>
             </w:r>
           </w:p>
         </w:tc>
@@ -597,7 +653,7 @@
                 <w:sz w:val="19"/>
                 <w:szCs w:val="19"/>
               </w:rPr>
-              <w:t xml:space="preserve">Conversion pipeline</w:t>
+              <w:t xml:space="preserve">viewer-core</w:t>
             </w:r>
           </w:p>
           <w:p>
@@ -613,7 +669,7 @@
                 <w:sz w:val="19"/>
                 <w:szCs w:val="19"/>
               </w:rPr>
-              <w:t xml:space="preserve">fetch → scan → render</w:t>
+              <w:t xml:space="preserve">15 files · 6 services · 6 components</w:t>
             </w:r>
           </w:p>
         </w:tc>
@@ -649,7 +705,7 @@
                 <w:sz w:val="19"/>
                 <w:szCs w:val="19"/>
               </w:rPr>
-              <w:t xml:space="preserve">Their web interface</w:t>
+              <w:t xml:space="preserve">Their document store</w:t>
             </w:r>
           </w:p>
           <w:p>
@@ -665,7 +721,7 @@
                 <w:sz w:val="19"/>
                 <w:szCs w:val="19"/>
               </w:rPr>
-              <w:t xml:space="preserve">where the viewer appears</w:t>
+              <w:t xml:space="preserve">SharePoint / S3 / Blob</w:t>
             </w:r>
           </w:p>
         </w:tc>
@@ -734,7 +790,7 @@
                 <w:sz w:val="19"/>
                 <w:szCs w:val="19"/>
               </w:rPr>
-              <w:t xml:space="preserve">POST /api/conversions</w:t>
+              <w:t xml:space="preserve">host.init.document, or POST /api/conversions</w:t>
             </w:r>
           </w:p>
         </w:tc>
@@ -767,7 +823,7 @@
                 <w:sz w:val="19"/>
                 <w:szCs w:val="19"/>
               </w:rPr>
-              <w:t xml:space="preserve">Markup store</w:t>
+              <w:t xml:space="preserve">Conversion pipeline</w:t>
             </w:r>
           </w:p>
           <w:p>
@@ -783,7 +839,7 @@
                 <w:sz w:val="19"/>
                 <w:szCs w:val="19"/>
               </w:rPr>
-              <w:t xml:space="preserve">tied to our user table</w:t>
+              <w:t xml:space="preserve">fetch → scan → render</w:t>
             </w:r>
           </w:p>
         </w:tc>
@@ -813,63 +869,232 @@
             <w:r>
               <w:rPr>
                 <w:rFonts w:ascii="Calibri" w:cs="Calibri" w:eastAsia="Calibri" w:hAnsi="Calibri"/>
-                <w:color w:val="1B2027"/>
-                <w:sz w:val="19"/>
-                <w:szCs w:val="19"/>
-              </w:rPr>
-              <w:t xml:space="preserve"/>
-            </w:r>
-          </w:p>
-        </w:tc>
-        <w:tc>
-          <w:tcPr>
-            <w:tcW w:type="dxa" w:w="3546"/>
-            <w:tcBorders>
-              <w:top w:val="single" w:color="D9D7D1" w:sz="4"/>
-              <w:left w:val="single" w:color="D9D7D1" w:sz="4"/>
-              <w:bottom w:val="single" w:color="D9D7D1" w:sz="4"/>
-              <w:right w:val="single" w:color="D9D7D1" w:sz="4"/>
-            </w:tcBorders>
-            <w:shd w:fill="FBEDEC" w:color="auto" w:val="clear"/>
-            <w:tcMar>
-              <w:top w:type="dxa" w:w="90"/>
-              <w:left w:type="dxa" w:w="120"/>
-              <w:bottom w:type="dxa" w:w="90"/>
-              <w:right w:type="dxa" w:w="120"/>
-            </w:tcMar>
-          </w:tcPr>
-          <w:p>
-            <w:pPr>
-              <w:spacing w:after="40" w:line="240"/>
-              <w:jc w:val="center"/>
-            </w:pPr>
-            <w:r>
-              <w:rPr>
-                <w:rFonts w:ascii="Calibri" w:cs="Calibri" w:eastAsia="Calibri" w:hAnsi="Calibri"/>
                 <w:b w:val="false"/>
                 <w:bCs w:val="false"/>
-                <w:color w:val="C4342A"/>
-                <w:sz w:val="19"/>
-                <w:szCs w:val="19"/>
-              </w:rPr>
-              <w:t xml:space="preserve">←  4.  return the markups</w:t>
-            </w:r>
-          </w:p>
-          <w:p>
-            <w:pPr>
-              <w:spacing w:after="40" w:line="240"/>
-              <w:jc w:val="center"/>
+                <w:color w:val="1B2027"/>
+                <w:sz w:val="19"/>
+                <w:szCs w:val="19"/>
+              </w:rPr>
+              <w:t xml:space="preserve">Their markup store</w:t>
+            </w:r>
+          </w:p>
+          <w:p>
+            <w:pPr>
+              <w:spacing w:after="40" w:line="240"/>
             </w:pPr>
             <w:r>
               <w:rPr>
                 <w:rFonts w:ascii="Calibri" w:cs="Calibri" w:eastAsia="Calibri" w:hAnsi="Calibri"/>
                 <w:b w:val="false"/>
                 <w:bCs w:val="false"/>
+                <w:color w:val="1B2027"/>
+                <w:sz w:val="19"/>
+                <w:szCs w:val="19"/>
+              </w:rPr>
+              <w:t xml:space="preserve">they stamp the author</w:t>
+            </w:r>
+          </w:p>
+        </w:tc>
+        <w:tc>
+          <w:tcPr>
+            <w:tcW w:type="dxa" w:w="3546"/>
+            <w:tcBorders>
+              <w:top w:val="single" w:color="D9D7D1" w:sz="4"/>
+              <w:left w:val="single" w:color="D9D7D1" w:sz="4"/>
+              <w:bottom w:val="single" w:color="D9D7D1" w:sz="4"/>
+              <w:right w:val="single" w:color="D9D7D1" w:sz="4"/>
+            </w:tcBorders>
+            <w:shd w:fill="E9F3F3" w:color="auto" w:val="clear"/>
+            <w:tcMar>
+              <w:top w:type="dxa" w:w="90"/>
+              <w:left w:type="dxa" w:w="120"/>
+              <w:bottom w:type="dxa" w:w="90"/>
+              <w:right w:type="dxa" w:w="120"/>
+            </w:tcMar>
+          </w:tcPr>
+          <w:p>
+            <w:pPr>
+              <w:spacing w:after="40" w:line="240"/>
+              <w:jc w:val="center"/>
+            </w:pPr>
+            <w:r>
+              <w:rPr>
+                <w:rFonts w:ascii="Calibri" w:cs="Calibri" w:eastAsia="Calibri" w:hAnsi="Calibri"/>
+                <w:b/>
+                <w:bCs/>
+                <w:color w:val="0F7A83"/>
+                <w:sz w:val="19"/>
+                <w:szCs w:val="19"/>
+              </w:rPr>
+              <w:t xml:space="preserve">←  4.  return what was drawn</w:t>
+            </w:r>
+          </w:p>
+          <w:p>
+            <w:pPr>
+              <w:spacing w:after="40" w:line="240"/>
+              <w:jc w:val="center"/>
+            </w:pPr>
+            <w:r>
+              <w:rPr>
+                <w:rFonts w:ascii="Calibri" w:cs="Calibri" w:eastAsia="Calibri" w:hAnsi="Calibri"/>
+                <w:b/>
+                <w:bCs/>
+                <w:color w:val="0F7A83"/>
+                <w:sz w:val="19"/>
+                <w:szCs w:val="19"/>
+              </w:rPr>
+              <w:t xml:space="preserve">✓  BUILT</w:t>
+            </w:r>
+          </w:p>
+          <w:p>
+            <w:pPr>
+              <w:spacing w:after="40" w:line="240"/>
+              <w:jc w:val="center"/>
+            </w:pPr>
+            <w:r>
+              <w:rPr>
+                <w:rFonts w:ascii="Calibri" w:cs="Calibri" w:eastAsia="Calibri" w:hAnsi="Calibri"/>
+                <w:b/>
+                <w:bCs/>
+                <w:color w:val="0F7A83"/>
+                <w:sz w:val="19"/>
+                <w:szCs w:val="19"/>
+              </w:rPr>
+              <w:t xml:space="preserve">3 markup events + 1 operation pair</w:t>
+            </w:r>
+          </w:p>
+        </w:tc>
+        <w:tc>
+          <w:tcPr>
+            <w:tcW w:type="dxa" w:w="3100"/>
+            <w:tcBorders>
+              <w:top w:val="single" w:color="D9D7D1" w:sz="4"/>
+              <w:left w:val="single" w:color="D9D7D1" w:sz="4"/>
+              <w:bottom w:val="single" w:color="D9D7D1" w:sz="4"/>
+              <w:right w:val="single" w:color="D9D7D1" w:sz="4"/>
+            </w:tcBorders>
+            <w:tcMar>
+              <w:top w:type="dxa" w:w="90"/>
+              <w:left w:type="dxa" w:w="120"/>
+              <w:bottom w:type="dxa" w:w="90"/>
+              <w:right w:type="dxa" w:w="120"/>
+            </w:tcMar>
+          </w:tcPr>
+          <w:p>
+            <w:pPr>
+              <w:spacing w:after="40" w:line="240"/>
+            </w:pPr>
+            <w:r>
+              <w:rPr>
+                <w:rFonts w:ascii="Calibri" w:cs="Calibri" w:eastAsia="Calibri" w:hAnsi="Calibri"/>
+                <w:b w:val="false"/>
+                <w:bCs w:val="false"/>
+                <w:color w:val="1B2027"/>
+                <w:sz w:val="19"/>
+                <w:szCs w:val="19"/>
+              </w:rPr>
+              <w:t xml:space="preserve">host-channel</w:t>
+            </w:r>
+          </w:p>
+          <w:p>
+            <w:pPr>
+              <w:spacing w:after="40" w:line="240"/>
+            </w:pPr>
+            <w:r>
+              <w:rPr>
+                <w:rFonts w:ascii="Calibri" w:cs="Calibri" w:eastAsia="Calibri" w:hAnsi="Calibri"/>
+                <w:b w:val="false"/>
+                <w:bCs w:val="false"/>
+                <w:color w:val="1B2027"/>
+                <w:sz w:val="19"/>
+                <w:szCs w:val="19"/>
+              </w:rPr>
+              <w:t xml:space="preserve">origin-checked in both directions</w:t>
+            </w:r>
+          </w:p>
+        </w:tc>
+      </w:tr>
+      <w:tr>
+        <w:tc>
+          <w:tcPr>
+            <w:tcW w:type="dxa" w:w="3100"/>
+            <w:tcBorders>
+              <w:top w:val="single" w:color="D9D7D1" w:sz="4"/>
+              <w:left w:val="single" w:color="D9D7D1" w:sz="4"/>
+              <w:bottom w:val="single" w:color="D9D7D1" w:sz="4"/>
+              <w:right w:val="single" w:color="D9D7D1" w:sz="4"/>
+            </w:tcBorders>
+            <w:tcMar>
+              <w:top w:type="dxa" w:w="90"/>
+              <w:left w:type="dxa" w:w="120"/>
+              <w:bottom w:type="dxa" w:w="90"/>
+              <w:right w:type="dxa" w:w="120"/>
+            </w:tcMar>
+          </w:tcPr>
+          <w:p>
+            <w:pPr>
+              <w:spacing w:after="40" w:line="240"/>
+            </w:pPr>
+            <w:r>
+              <w:rPr>
+                <w:rFonts w:ascii="Calibri" w:cs="Calibri" w:eastAsia="Calibri" w:hAnsi="Calibri"/>
+                <w:color w:val="1B2027"/>
+                <w:sz w:val="19"/>
+                <w:szCs w:val="19"/>
+              </w:rPr>
+              <w:t xml:space="preserve"/>
+            </w:r>
+          </w:p>
+        </w:tc>
+        <w:tc>
+          <w:tcPr>
+            <w:tcW w:type="dxa" w:w="3546"/>
+            <w:tcBorders>
+              <w:top w:val="single" w:color="D9D7D1" w:sz="4"/>
+              <w:left w:val="single" w:color="D9D7D1" w:sz="4"/>
+              <w:bottom w:val="single" w:color="D9D7D1" w:sz="4"/>
+              <w:right w:val="single" w:color="D9D7D1" w:sz="4"/>
+            </w:tcBorders>
+            <w:shd w:fill="FBEDEC" w:color="auto" w:val="clear"/>
+            <w:tcMar>
+              <w:top w:type="dxa" w:w="90"/>
+              <w:left w:type="dxa" w:w="120"/>
+              <w:bottom w:type="dxa" w:w="90"/>
+              <w:right w:type="dxa" w:w="120"/>
+            </w:tcMar>
+          </w:tcPr>
+          <w:p>
+            <w:pPr>
+              <w:spacing w:after="40" w:line="240"/>
+              <w:jc w:val="center"/>
+            </w:pPr>
+            <w:r>
+              <w:rPr>
+                <w:rFonts w:ascii="Calibri" w:cs="Calibri" w:eastAsia="Calibri" w:hAnsi="Calibri"/>
+                <w:b/>
+                <w:bCs/>
                 <w:color w:val="C4342A"/>
                 <w:sz w:val="19"/>
                 <w:szCs w:val="19"/>
               </w:rPr>
-              <w:t xml:space="preserve">✗  NOT BUILT — 17 operations undecided</w:t>
+              <w:t xml:space="preserve">✗  BLOCKED IN DEPLOYMENT</w:t>
+            </w:r>
+          </w:p>
+          <w:p>
+            <w:pPr>
+              <w:spacing w:after="40" w:line="240"/>
+              <w:jc w:val="center"/>
+            </w:pPr>
+            <w:r>
+              <w:rPr>
+                <w:rFonts w:ascii="Calibri" w:cs="Calibri" w:eastAsia="Calibri" w:hAnsi="Calibri"/>
+                <w:b/>
+                <w:bCs/>
+                <w:color w:val="C4342A"/>
+                <w:sz w:val="19"/>
+                <w:szCs w:val="19"/>
+              </w:rPr>
+              <w:t xml:space="preserve">the platform still sends frame-ancestors 'none'</w:t>
             </w:r>
           </w:p>
         </w:tc>
@@ -919,7 +1144,29 @@
           <w:sz w:val="17"/>
           <w:szCs w:val="17"/>
         </w:rPr>
-        <w:t xml:space="preserve">Figure 1 — Three of the four exchanges do not exist. The viewer can already take a document from anyone’s storage; it cannot yet be mounted, be told who is looking, or give anything back.</w:t>
+        <w:t xml:space="preserve">Figure 1 — All four exchanges now have code on both sides, checked against each other by a demo host written in plain JavaScript. None of it renders in a customer’s browser yet: the platform sends </w:t>
+      </w:r>
+      <w:r>
+        <w:rPr>
+          <w:rFonts w:ascii="Consolas" w:cs="Consolas" w:eastAsia="Consolas" w:hAnsi="Consolas"/>
+          <w:b w:val="false"/>
+          <w:bCs w:val="false"/>
+          <w:color w:val="5F6875"/>
+          <w:sz w:val="15"/>
+          <w:szCs w:val="15"/>
+        </w:rPr>
+        <w:t xml:space="preserve">frame-ancestors 'none'</w:t>
+      </w:r>
+      <w:r>
+        <w:rPr>
+          <w:rFonts w:ascii="Calibri" w:cs="Calibri" w:eastAsia="Calibri" w:hAnsi="Calibri"/>
+          <w:b w:val="false"/>
+          <w:bCs w:val="false"/>
+          <w:color w:val="5F6875"/>
+          <w:sz w:val="17"/>
+          <w:szCs w:val="17"/>
+        </w:rPr>
+        <w:t xml:space="preserve"> on every route, so the frame is refused before a single message is sent. That is one response header, not one of the four exchanges.</w:t>
       </w:r>
     </w:p>
     <w:p>
@@ -935,7 +1182,7 @@
           <w:sz w:val="21"/>
           <w:szCs w:val="21"/>
         </w:rPr>
-        <w:t xml:space="preserve">So: you can convert and render your customers’ documents through our API today, inside your own interface, using your own rendering. Embedding our viewer is specified but not yet built — the contract is settled (section 5), the code is not.</w:t>
+        <w:t xml:space="preserve">Two things are true at once, and conflating them will cost you a sprint.</w:t>
       </w:r>
     </w:p>
     <w:p>
@@ -945,13 +1192,122 @@
       <w:r>
         <w:rPr>
           <w:rFonts w:ascii="Calibri" w:cs="Calibri" w:eastAsia="Calibri" w:hAnsi="Calibri"/>
-          <w:b w:val="false"/>
-          <w:bCs w:val="false"/>
-          <w:color w:val="1B2027"/>
-          <w:sz w:val="21"/>
-          <w:szCs w:val="21"/>
-        </w:rPr>
-        <w:t xml:space="preserve">If that is enough — and for a “preview any file format” feature it often is — section 3 is a complete, working integration. If you need markup round-tripping, section 6 is what you are waiting for.</w:t>
+          <w:b/>
+          <w:bCs/>
+          <w:color w:val="1B2027"/>
+          <w:sz w:val="21"/>
+          <w:szCs w:val="21"/>
+        </w:rPr>
+        <w:t xml:space="preserve">The protocol is real.</w:t>
+      </w:r>
+      <w:r>
+        <w:rPr>
+          <w:rFonts w:ascii="Calibri" w:cs="Calibri" w:eastAsia="Calibri" w:hAnsi="Calibri"/>
+          <w:b w:val="false"/>
+          <w:bCs w:val="false"/>
+          <w:color w:val="1B2027"/>
+          <w:sz w:val="21"/>
+          <w:szCs w:val="21"/>
+        </w:rPr>
+        <w:t xml:space="preserve"> </w:t>
+      </w:r>
+      <w:r>
+        <w:rPr>
+          <w:rFonts w:ascii="Consolas" w:cs="Consolas" w:eastAsia="Consolas" w:hAnsi="Consolas"/>
+          <w:b w:val="false"/>
+          <w:bCs w:val="false"/>
+          <w:color w:val="1B2027"/>
+          <w:sz w:val="19"/>
+          <w:szCs w:val="19"/>
+        </w:rPr>
+        <w:t xml:space="preserve">cde.viewer.v1</w:t>
+      </w:r>
+      <w:r>
+        <w:rPr>
+          <w:rFonts w:ascii="Calibri" w:cs="Calibri" w:eastAsia="Calibri" w:hAnsi="Calibri"/>
+          <w:b w:val="false"/>
+          <w:bCs w:val="false"/>
+          <w:color w:val="1B2027"/>
+          <w:sz w:val="21"/>
+          <w:szCs w:val="21"/>
+        </w:rPr>
+        <w:t xml:space="preserve"> is implemented on both sides, and our repository ships a host application — plain HTML and JavaScript, no framework, no build step — that frames the viewer, drives the handshake, stores markup, and refuses an operation. You can clone it, run it, and read it as the thing you are about to write. Section 5 tells you how.</w:t>
+      </w:r>
+    </w:p>
+    <w:p>
+      <w:pPr>
+        <w:spacing w:after="140" w:line="276"/>
+      </w:pPr>
+      <w:r>
+        <w:rPr>
+          <w:rFonts w:ascii="Calibri" w:cs="Calibri" w:eastAsia="Calibri" w:hAnsi="Calibri"/>
+          <w:b/>
+          <w:bCs/>
+          <w:color w:val="1B2027"/>
+          <w:sz w:val="21"/>
+          <w:szCs w:val="21"/>
+        </w:rPr>
+        <w:t xml:space="preserve">The deployment is not.</w:t>
+      </w:r>
+      <w:r>
+        <w:rPr>
+          <w:rFonts w:ascii="Calibri" w:cs="Calibri" w:eastAsia="Calibri" w:hAnsi="Calibri"/>
+          <w:b w:val="false"/>
+          <w:bCs w:val="false"/>
+          <w:color w:val="1B2027"/>
+          <w:sz w:val="21"/>
+          <w:szCs w:val="21"/>
+        </w:rPr>
+        <w:t xml:space="preserve"> A stock viewer deployment sends </w:t>
+      </w:r>
+      <w:r>
+        <w:rPr>
+          <w:rFonts w:ascii="Consolas" w:cs="Consolas" w:eastAsia="Consolas" w:hAnsi="Consolas"/>
+          <w:b w:val="false"/>
+          <w:bCs w:val="false"/>
+          <w:color w:val="1B2027"/>
+          <w:sz w:val="19"/>
+          <w:szCs w:val="19"/>
+        </w:rPr>
+        <w:t xml:space="preserve">Content-Security-Policy: frame-ancestors 'none'</w:t>
+      </w:r>
+      <w:r>
+        <w:rPr>
+          <w:rFonts w:ascii="Calibri" w:cs="Calibri" w:eastAsia="Calibri" w:hAnsi="Calibri"/>
+          <w:b w:val="false"/>
+          <w:bCs w:val="false"/>
+          <w:color w:val="1B2027"/>
+          <w:sz w:val="21"/>
+          <w:szCs w:val="21"/>
+        </w:rPr>
+        <w:t xml:space="preserve"> on every route, so the browser refuses the frame before your first message is sent. Until that becomes a per-tenant allow-list on the embed route, the embed works against a development deployment and not against an installed one. Ask before you schedule anything around it.</w:t>
+      </w:r>
+    </w:p>
+    <w:p>
+      <w:pPr>
+        <w:spacing w:after="140" w:line="276"/>
+      </w:pPr>
+      <w:r>
+        <w:rPr>
+          <w:rFonts w:ascii="Calibri" w:cs="Calibri" w:eastAsia="Calibri" w:hAnsi="Calibri"/>
+          <w:b/>
+          <w:bCs/>
+          <w:color w:val="1B2027"/>
+          <w:sz w:val="21"/>
+          <w:szCs w:val="21"/>
+        </w:rPr>
+        <w:t xml:space="preserve">The conversion API has no such caveat.</w:t>
+      </w:r>
+      <w:r>
+        <w:rPr>
+          <w:rFonts w:ascii="Calibri" w:cs="Calibri" w:eastAsia="Calibri" w:hAnsi="Calibri"/>
+          <w:b w:val="false"/>
+          <w:bCs w:val="false"/>
+          <w:color w:val="1B2027"/>
+          <w:sz w:val="21"/>
+          <w:szCs w:val="21"/>
+        </w:rPr>
+        <w:t xml:space="preserve"> Section 3 is a complete, working integration you can ship against today, inside your own interface, with your own rendering — and for a “preview any file format” feature that is often the whole requirement.</w:t>
       </w:r>
     </w:p>
     <w:p>
@@ -1995,7 +2351,7 @@
           <w:sz w:val="17"/>
           <w:szCs w:val="17"/>
         </w:rPr>
-        <w:t xml:space="preserve">Figure 2 — The one exchange that is built, end to end. Stages 1, 7 and 8 are yours; 2 to 6 are ours. Always send an Idempotency-Key so a timed-out retry returns the same job rather than converting twice.</w:t>
+        <w:t xml:space="preserve">Figure 2 — The conversion API, end to end. Stages 1, 7 and 8 are yours; 2 to 6 are ours. Always send an Idempotency-Key so a timed-out retry returns the same job rather than converting twice. An embedded viewer opening a PDF skips this path entirely — the browser fetches your URL directly and no server of ours sees the file.</w:t>
       </w:r>
     </w:p>
     <w:p>
@@ -5027,7 +5383,7 @@
                 <w:sz w:val="19"/>
                 <w:szCs w:val="19"/>
               </w:rPr>
-              <w:t xml:space="preserve">Hosted only</w:t>
+              <w:t xml:space="preserve">Needs ODA</w:t>
             </w:r>
           </w:p>
         </w:tc>
@@ -5061,7 +5417,7 @@
                 <w:sz w:val="19"/>
                 <w:szCs w:val="19"/>
               </w:rPr>
-              <w:t xml:space="preserve">→ DXF, then as above</w:t>
+              <w:t xml:space="preserve">ODA → DXF, then as above</w:t>
             </w:r>
           </w:p>
         </w:tc>
@@ -5095,7 +5451,7 @@
                 <w:sz w:val="19"/>
                 <w:szCs w:val="19"/>
               </w:rPr>
-              <w:t xml:space="preserve">Works in our hosted service. NOT shippable on-premises — see below</w:t>
+              <w:t xml:space="preserve">The image ships no DWG reader. The operator supplies an ODA File Converter — see below</w:t>
             </w:r>
           </w:p>
         </w:tc>
@@ -5388,7 +5744,7 @@
           <w:sz w:val="17"/>
           <w:szCs w:val="17"/>
         </w:rPr>
-        <w:t xml:space="preserve">Table 2 — What the pipeline actually accepts. Four supported, one hosted-only, two not supported at all.</w:t>
+        <w:t xml:space="preserve">Table 2 — What the pipeline actually accepts. Four supported outright, one conditional, two not supported at all.</w:t>
       </w:r>
     </w:p>
     <w:p>
@@ -5409,18 +5765,18 @@
           <w:sz w:val="21"/>
           <w:szCs w:val="21"/>
         </w:rPr>
-        <w:t xml:space="preserve">DWG has no clean licensing path for a distributed product.</w:t>
-      </w:r>
-      <w:r>
-        <w:rPr>
-          <w:rFonts w:ascii="Calibri" w:cs="Calibri" w:eastAsia="Calibri" w:hAnsi="Calibri"/>
-          <w:b w:val="false"/>
-          <w:bCs w:val="false"/>
-          <w:color w:val="1B2027"/>
-          <w:sz w:val="21"/>
-          <w:szCs w:val="21"/>
-        </w:rPr>
-        <w:t xml:space="preserve"> The two converters have opposite problems: LibreDWG is GPL-3.0 and ships in our image (so distribution owes corresponding source we do not currently provide), and the ODA File Converter cannot be redistributed at all. In our hosted service DWG works. For an on-premises install, </w:t>
+        <w:t xml:space="preserve">DWG now requires an ODA File Converter that the operator supplies.</w:t>
+      </w:r>
+      <w:r>
+        <w:rPr>
+          <w:rFonts w:ascii="Calibri" w:cs="Calibri" w:eastAsia="Calibri" w:hAnsi="Calibri"/>
+          <w:b w:val="false"/>
+          <w:bCs w:val="false"/>
+          <w:color w:val="1B2027"/>
+          <w:sz w:val="21"/>
+          <w:szCs w:val="21"/>
+        </w:rPr>
+        <w:t xml:space="preserve"> This changed, and in your favour if you were reading the previous edition. That edition said DWG worked in our hosted service and was unshippable on-premises, because the image bundled LibreDWG (GPL-3.0) and distributing it owed recipients corresponding source we did not provide. </w:t>
       </w:r>
       <w:r>
         <w:rPr>
@@ -5431,18 +5787,160 @@
           <w:sz w:val="21"/>
           <w:szCs w:val="21"/>
         </w:rPr>
-        <w:t xml:space="preserve">assume DWG is unavailable unless your contract says otherwise</w:t>
-      </w:r>
-      <w:r>
-        <w:rPr>
-          <w:rFonts w:ascii="Calibri" w:cs="Calibri" w:eastAsia="Calibri" w:hAnsi="Calibri"/>
-          <w:b w:val="false"/>
-          <w:bCs w:val="false"/>
-          <w:color w:val="1B2027"/>
-          <w:sz w:val="21"/>
-          <w:szCs w:val="21"/>
-        </w:rPr>
-        <w:t xml:space="preserve"> and you have obtained an ODA licence yourself. Tracked as ADR 13, referred to counsel, unresolved. Do not plan a DWG workflow on the assumption this resolves in your favour.</w:t>
+        <w:t xml:space="preserve">LibreDWG has been removed.</w:t>
+      </w:r>
+      <w:r>
+        <w:rPr>
+          <w:rFonts w:ascii="Calibri" w:cs="Calibri" w:eastAsia="Calibri" w:hAnsi="Calibri"/>
+          <w:b w:val="false"/>
+          <w:bCs w:val="false"/>
+          <w:color w:val="1B2027"/>
+          <w:sz w:val="21"/>
+          <w:szCs w:val="21"/>
+        </w:rPr>
+        <w:t xml:space="preserve"> Nothing encumbered is distributed, and the same rule now applies everywhere: mount an ODA installation, point </w:t>
+      </w:r>
+      <w:r>
+        <w:rPr>
+          <w:rFonts w:ascii="Consolas" w:cs="Consolas" w:eastAsia="Consolas" w:hAnsi="Consolas"/>
+          <w:b w:val="false"/>
+          <w:bCs w:val="false"/>
+          <w:color w:val="1B2027"/>
+          <w:sz w:val="19"/>
+          <w:szCs w:val="19"/>
+        </w:rPr>
+        <w:t xml:space="preserve">ODA_PATH</w:t>
+      </w:r>
+      <w:r>
+        <w:rPr>
+          <w:rFonts w:ascii="Calibri" w:cs="Calibri" w:eastAsia="Calibri" w:hAnsi="Calibri"/>
+          <w:b w:val="false"/>
+          <w:bCs w:val="false"/>
+          <w:color w:val="1B2027"/>
+          <w:sz w:val="21"/>
+          <w:szCs w:val="21"/>
+        </w:rPr>
+        <w:t xml:space="preserve"> at it, and DWG works — hosted or on-premises, no distinction. Without one, the deployment has no DWG reader at all. ODA is licensed by you or your operator directly from the Open Design Alliance; check </w:t>
+      </w:r>
+      <w:r>
+        <w:rPr>
+          <w:rFonts w:ascii="Consolas" w:cs="Consolas" w:eastAsia="Consolas" w:hAnsi="Consolas"/>
+          <w:b w:val="false"/>
+          <w:bCs w:val="false"/>
+          <w:color w:val="1B2027"/>
+          <w:sz w:val="19"/>
+          <w:szCs w:val="19"/>
+        </w:rPr>
+        <w:t xml:space="preserve">odaRunnable</w:t>
+      </w:r>
+      <w:r>
+        <w:rPr>
+          <w:rFonts w:ascii="Calibri" w:cs="Calibri" w:eastAsia="Calibri" w:hAnsi="Calibri"/>
+          <w:b w:val="false"/>
+          <w:bCs w:val="false"/>
+          <w:color w:val="1B2027"/>
+          <w:sz w:val="21"/>
+          <w:szCs w:val="21"/>
+        </w:rPr>
+        <w:t xml:space="preserve"> rather than </w:t>
+      </w:r>
+      <w:r>
+        <w:rPr>
+          <w:rFonts w:ascii="Consolas" w:cs="Consolas" w:eastAsia="Consolas" w:hAnsi="Consolas"/>
+          <w:b w:val="false"/>
+          <w:bCs w:val="false"/>
+          <w:color w:val="1B2027"/>
+          <w:sz w:val="19"/>
+          <w:szCs w:val="19"/>
+        </w:rPr>
+        <w:t xml:space="preserve">odaInstalled</w:t>
+      </w:r>
+      <w:r>
+        <w:rPr>
+          <w:rFonts w:ascii="Calibri" w:cs="Calibri" w:eastAsia="Calibri" w:hAnsi="Calibri"/>
+          <w:b w:val="false"/>
+          <w:bCs w:val="false"/>
+          <w:color w:val="1B2027"/>
+          <w:sz w:val="21"/>
+          <w:szCs w:val="21"/>
+        </w:rPr>
+        <w:t xml:space="preserve"> in the status response, because a mount missing its libraries or its execute bit reports as present and is useless.</w:t>
+      </w:r>
+    </w:p>
+    <w:p>
+      <w:pPr>
+        <w:pBdr>
+          <w:left w:val="single" w:color="C4342A" w:sz="18" w:space="8"/>
+        </w:pBdr>
+        <w:shd w:fill="FBEDEC" w:color="auto" w:val="clear"/>
+        <w:spacing w:after="180" w:before="140"/>
+        <w:ind w:left="120" w:right="120"/>
+      </w:pPr>
+      <w:r>
+        <w:rPr>
+          <w:rFonts w:ascii="Calibri" w:cs="Calibri" w:eastAsia="Calibri" w:hAnsi="Calibri"/>
+          <w:b/>
+          <w:bCs/>
+          <w:color w:val="1B2027"/>
+          <w:sz w:val="21"/>
+          <w:szCs w:val="21"/>
+        </w:rPr>
+        <w:t xml:space="preserve">Only PDF opens inside an embedded frame today.</w:t>
+      </w:r>
+      <w:r>
+        <w:rPr>
+          <w:rFonts w:ascii="Calibri" w:cs="Calibri" w:eastAsia="Calibri" w:hAnsi="Calibri"/>
+          <w:b w:val="false"/>
+          <w:bCs w:val="false"/>
+          <w:color w:val="1B2027"/>
+          <w:sz w:val="21"/>
+          <w:szCs w:val="21"/>
+        </w:rPr>
+        <w:t xml:space="preserve"> Everything in this table is supported through the conversion API in section 3. The embed reaches the browser-rendered path only, so an embedded viewer asked for a </w:t>
+      </w:r>
+      <w:r>
+        <w:rPr>
+          <w:rFonts w:ascii="Consolas" w:cs="Consolas" w:eastAsia="Consolas" w:hAnsi="Consolas"/>
+          <w:b w:val="false"/>
+          <w:bCs w:val="false"/>
+          <w:color w:val="1B2027"/>
+          <w:sz w:val="19"/>
+          <w:szCs w:val="19"/>
+        </w:rPr>
+        <w:t xml:space="preserve">.docx</w:t>
+      </w:r>
+      <w:r>
+        <w:rPr>
+          <w:rFonts w:ascii="Calibri" w:cs="Calibri" w:eastAsia="Calibri" w:hAnsi="Calibri"/>
+          <w:b w:val="false"/>
+          <w:bCs w:val="false"/>
+          <w:color w:val="1B2027"/>
+          <w:sz w:val="21"/>
+          <w:szCs w:val="21"/>
+        </w:rPr>
+        <w:t xml:space="preserve"> or an </w:t>
+      </w:r>
+      <w:r>
+        <w:rPr>
+          <w:rFonts w:ascii="Consolas" w:cs="Consolas" w:eastAsia="Consolas" w:hAnsi="Consolas"/>
+          <w:b w:val="false"/>
+          <w:bCs w:val="false"/>
+          <w:color w:val="1B2027"/>
+          <w:sz w:val="19"/>
+          <w:szCs w:val="19"/>
+        </w:rPr>
+        <w:t xml:space="preserve">.ifc</w:t>
+      </w:r>
+      <w:r>
+        <w:rPr>
+          <w:rFonts w:ascii="Calibri" w:cs="Calibri" w:eastAsia="Calibri" w:hAnsi="Calibri"/>
+          <w:b w:val="false"/>
+          <w:bCs w:val="false"/>
+          <w:color w:val="1B2027"/>
+          <w:sz w:val="21"/>
+          <w:szCs w:val="21"/>
+        </w:rPr>
+        <w:t xml:space="preserve"> returns a 415 naming the format and saying the conversion service is what is missing. If your embedded use case is not PDF-first, raise it — the work is wiring, not design.</w:t>
       </w:r>
     </w:p>
     <w:p>
@@ -5816,7 +6314,7 @@
                 <w:sz w:val="19"/>
                 <w:szCs w:val="19"/>
               </w:rPr>
-              <w:t xml:space="preserve">A vendor relationship and a per-deployment fee, with the same redistribution question ADR 13 is already stuck on</w:t>
+              <w:t xml:space="preserve">A vendor relationship and a per-deployment fee. ADR 13 settled the same question for DWG by making ODA operator-supplied rather than bundled, so the shape of the answer is known — it is a commercial conversation, not an open one</w:t>
             </w:r>
           </w:p>
         </w:tc>
@@ -5949,7 +6447,7 @@
           <w:sz w:val="30"/>
           <w:szCs w:val="30"/>
         </w:rPr>
-        <w:t xml:space="preserve">5.  Embedding — decided, not yet built</w:t>
+        <w:t xml:space="preserve">5.  Embedding — built, and what your deployment still needs</w:t>
       </w:r>
     </w:p>
     <w:p>
@@ -5965,7 +6463,7 @@
           <w:sz w:val="21"/>
           <w:szCs w:val="21"/>
         </w:rPr>
-        <w:t xml:space="preserve">The contract is settled and specified. An iframe and a versioned postMessage protocol; the viewer authenticates nobody and authorises nothing. You mint a short-lived URL for the document, tell the viewer a name to display, and receive what the user did — every operation that changes anything comes back to you to authorise server-side.</w:t>
+        <w:t xml:space="preserve">An iframe and a versioned postMessage protocol. The viewer authenticates nobody and authorises nothing: you mint a short-lived URL for the document, tell it a name to display, and receive what the user did — every operation that changes anything comes back to you to authorise server-side.</w:t>
       </w:r>
     </w:p>
     <w:p>
@@ -6047,7 +6545,24 @@
           <w:sz w:val="21"/>
           <w:szCs w:val="21"/>
         </w:rPr>
-        <w:t xml:space="preserve">. That document is written to be built against and is stable enough to design around, though the code does not exist yet.</w:t>
+        <w:t xml:space="preserve">. Both sides are now implemented, and the protocol document is the normative one — where it and this guide disagree, it wins.</w:t>
+      </w:r>
+    </w:p>
+    <w:p>
+      <w:pPr>
+        <w:pStyle w:val="Heading2"/>
+        <w:spacing w:after="140" w:before="280"/>
+      </w:pPr>
+      <w:r>
+        <w:rPr>
+          <w:rFonts w:ascii="Calibri" w:cs="Calibri" w:eastAsia="Calibri" w:hAnsi="Calibri"/>
+          <w:b/>
+          <w:bCs/>
+          <w:color w:val="0F7A83"/>
+          <w:sz w:val="25"/>
+          <w:szCs w:val="25"/>
+        </w:rPr>
+        <w:t xml:space="preserve">5.1  Run the demo host first</w:t>
       </w:r>
     </w:p>
     <w:p>
@@ -6056,327 +6571,125 @@
       </w:pPr>
       <w:r>
         <w:rPr>
-          <w:rFonts w:ascii="Calibri" w:cs="Calibri" w:eastAsia="Calibri" w:hAnsi="Calibri"/>
-          <w:b w:val="false"/>
-          <w:bCs w:val="false"/>
-          <w:color w:val="1B2027"/>
-          <w:sz w:val="21"/>
-          <w:szCs w:val="21"/>
-        </w:rPr>
-        <w:t xml:space="preserve">Three constraints remain true of the code as it stands today.</w:t>
-      </w:r>
-    </w:p>
-    <w:tbl>
-      <w:tblPr>
-        <w:tblW w:type="dxa" w:w="9746"/>
-        <w:tblBorders>
-          <w:top w:val="single" w:color="auto" w:sz="4"/>
-          <w:left w:val="single" w:color="auto" w:sz="4"/>
-          <w:bottom w:val="single" w:color="auto" w:sz="4"/>
-          <w:right w:val="single" w:color="auto" w:sz="4"/>
-          <w:insideH w:val="single" w:color="auto" w:sz="4"/>
-          <w:insideV w:val="single" w:color="auto" w:sz="4"/>
-        </w:tblBorders>
-      </w:tblPr>
-      <w:tblGrid>
-        <w:gridCol w:w="2600"/>
-        <w:gridCol w:w="7146"/>
-      </w:tblGrid>
-      <w:tr>
-        <w:trPr>
-          <w:tblHeader/>
-        </w:trPr>
-        <w:tc>
-          <w:tcPr>
-            <w:tcW w:type="dxa" w:w="2600"/>
-            <w:tcBorders>
-              <w:top w:val="single" w:color="D9D7D1" w:sz="4"/>
-              <w:left w:val="single" w:color="D9D7D1" w:sz="4"/>
-              <w:bottom w:val="single" w:color="D9D7D1" w:sz="4"/>
-              <w:right w:val="single" w:color="D9D7D1" w:sz="4"/>
-            </w:tcBorders>
-            <w:shd w:fill="F2F1EE" w:color="auto" w:val="clear"/>
-            <w:tcMar>
-              <w:top w:type="dxa" w:w="90"/>
-              <w:left w:type="dxa" w:w="120"/>
-              <w:bottom w:type="dxa" w:w="90"/>
-              <w:right w:type="dxa" w:w="120"/>
-            </w:tcMar>
-          </w:tcPr>
-          <w:p>
-            <w:pPr>
-              <w:spacing w:after="40" w:line="240"/>
-            </w:pPr>
-            <w:r>
-              <w:rPr>
-                <w:rFonts w:ascii="Calibri" w:cs="Calibri" w:eastAsia="Calibri" w:hAnsi="Calibri"/>
-                <w:b/>
-                <w:bCs/>
-                <w:color w:val="1B2027"/>
-                <w:sz w:val="19"/>
-                <w:szCs w:val="19"/>
-              </w:rPr>
-              <w:t xml:space="preserve">Constraint</w:t>
-            </w:r>
-          </w:p>
-        </w:tc>
-        <w:tc>
-          <w:tcPr>
-            <w:tcW w:type="dxa" w:w="7146"/>
-            <w:tcBorders>
-              <w:top w:val="single" w:color="D9D7D1" w:sz="4"/>
-              <w:left w:val="single" w:color="D9D7D1" w:sz="4"/>
-              <w:bottom w:val="single" w:color="D9D7D1" w:sz="4"/>
-              <w:right w:val="single" w:color="D9D7D1" w:sz="4"/>
-            </w:tcBorders>
-            <w:shd w:fill="F2F1EE" w:color="auto" w:val="clear"/>
-            <w:tcMar>
-              <w:top w:type="dxa" w:w="90"/>
-              <w:left w:type="dxa" w:w="120"/>
-              <w:bottom w:type="dxa" w:w="90"/>
-              <w:right w:type="dxa" w:w="120"/>
-            </w:tcMar>
-          </w:tcPr>
-          <w:p>
-            <w:pPr>
-              <w:spacing w:after="40" w:line="240"/>
-            </w:pPr>
-            <w:r>
-              <w:rPr>
-                <w:rFonts w:ascii="Calibri" w:cs="Calibri" w:eastAsia="Calibri" w:hAnsi="Calibri"/>
-                <w:b/>
-                <w:bCs/>
-                <w:color w:val="1B2027"/>
-                <w:sz w:val="19"/>
-                <w:szCs w:val="19"/>
-              </w:rPr>
-              <w:t xml:space="preserve">Reality today</w:t>
-            </w:r>
-          </w:p>
-        </w:tc>
-      </w:tr>
-      <w:tr>
-        <w:tc>
-          <w:tcPr>
-            <w:tcW w:type="dxa" w:w="2600"/>
-            <w:tcBorders>
-              <w:top w:val="single" w:color="D9D7D1" w:sz="4"/>
-              <w:left w:val="single" w:color="D9D7D1" w:sz="4"/>
-              <w:bottom w:val="single" w:color="D9D7D1" w:sz="4"/>
-              <w:right w:val="single" w:color="D9D7D1" w:sz="4"/>
-            </w:tcBorders>
-            <w:tcMar>
-              <w:top w:type="dxa" w:w="90"/>
-              <w:left w:type="dxa" w:w="120"/>
-              <w:bottom w:type="dxa" w:w="90"/>
-              <w:right w:type="dxa" w:w="120"/>
-            </w:tcMar>
-          </w:tcPr>
-          <w:p>
-            <w:pPr>
-              <w:spacing w:after="40" w:line="240"/>
-            </w:pPr>
-            <w:r>
-              <w:rPr>
-                <w:rFonts w:ascii="Calibri" w:cs="Calibri" w:eastAsia="Calibri" w:hAnsi="Calibri"/>
-                <w:b/>
-                <w:bCs/>
-                <w:color w:val="1B2027"/>
-                <w:sz w:val="19"/>
-                <w:szCs w:val="19"/>
-              </w:rPr>
-              <w:t xml:space="preserve">Framing</w:t>
-            </w:r>
-          </w:p>
-        </w:tc>
-        <w:tc>
-          <w:tcPr>
-            <w:tcW w:type="dxa" w:w="7146"/>
-            <w:tcBorders>
-              <w:top w:val="single" w:color="D9D7D1" w:sz="4"/>
-              <w:left w:val="single" w:color="D9D7D1" w:sz="4"/>
-              <w:bottom w:val="single" w:color="D9D7D1" w:sz="4"/>
-              <w:right w:val="single" w:color="D9D7D1" w:sz="4"/>
-            </w:tcBorders>
-            <w:shd w:fill="FBEDEC" w:color="auto" w:val="clear"/>
-            <w:tcMar>
-              <w:top w:type="dxa" w:w="90"/>
-              <w:left w:type="dxa" w:w="120"/>
-              <w:bottom w:type="dxa" w:w="90"/>
-              <w:right w:type="dxa" w:w="120"/>
-            </w:tcMar>
-          </w:tcPr>
-          <w:p>
-            <w:pPr>
-              <w:spacing w:after="40" w:line="240"/>
-            </w:pPr>
-            <w:r>
-              <w:rPr>
-                <w:rFonts w:ascii="Calibri" w:cs="Calibri" w:eastAsia="Calibri" w:hAnsi="Calibri"/>
-                <w:b w:val="false"/>
-                <w:bCs w:val="false"/>
-                <w:color w:val="1B2027"/>
-                <w:sz w:val="19"/>
-                <w:szCs w:val="19"/>
-              </w:rPr>
-              <w:t xml:space="preserve">Content-Security-Policy: frame-ancestors 'none'. A cross-origin iframe will not render. Becomes a per-tenant allow-list on the embed route only</w:t>
-            </w:r>
-          </w:p>
-        </w:tc>
-      </w:tr>
-      <w:tr>
-        <w:tc>
-          <w:tcPr>
-            <w:tcW w:type="dxa" w:w="2600"/>
-            <w:tcBorders>
-              <w:top w:val="single" w:color="D9D7D1" w:sz="4"/>
-              <w:left w:val="single" w:color="D9D7D1" w:sz="4"/>
-              <w:bottom w:val="single" w:color="D9D7D1" w:sz="4"/>
-              <w:right w:val="single" w:color="D9D7D1" w:sz="4"/>
-            </w:tcBorders>
-            <w:tcMar>
-              <w:top w:type="dxa" w:w="90"/>
-              <w:left w:type="dxa" w:w="120"/>
-              <w:bottom w:type="dxa" w:w="90"/>
-              <w:right w:type="dxa" w:w="120"/>
-            </w:tcMar>
-          </w:tcPr>
-          <w:p>
-            <w:pPr>
-              <w:spacing w:after="40" w:line="240"/>
-            </w:pPr>
-            <w:r>
-              <w:rPr>
-                <w:rFonts w:ascii="Calibri" w:cs="Calibri" w:eastAsia="Calibri" w:hAnsi="Calibri"/>
-                <w:b/>
-                <w:bCs/>
-                <w:color w:val="1B2027"/>
-                <w:sz w:val="19"/>
-                <w:szCs w:val="19"/>
-              </w:rPr>
-              <w:t xml:space="preserve">Cross-origin XHR</w:t>
-            </w:r>
-          </w:p>
-        </w:tc>
-        <w:tc>
-          <w:tcPr>
-            <w:tcW w:type="dxa" w:w="7146"/>
-            <w:tcBorders>
-              <w:top w:val="single" w:color="D9D7D1" w:sz="4"/>
-              <w:left w:val="single" w:color="D9D7D1" w:sz="4"/>
-              <w:bottom w:val="single" w:color="D9D7D1" w:sz="4"/>
-              <w:right w:val="single" w:color="D9D7D1" w:sz="4"/>
-            </w:tcBorders>
-            <w:shd w:fill="FBEDEC" w:color="auto" w:val="clear"/>
-            <w:tcMar>
-              <w:top w:type="dxa" w:w="90"/>
-              <w:left w:type="dxa" w:w="120"/>
-              <w:bottom w:type="dxa" w:w="90"/>
-              <w:right w:type="dxa" w:w="120"/>
-            </w:tcMar>
-          </w:tcPr>
-          <w:p>
-            <w:pPr>
-              <w:spacing w:after="40" w:line="240"/>
-            </w:pPr>
-            <w:r>
-              <w:rPr>
-                <w:rFonts w:ascii="Calibri" w:cs="Calibri" w:eastAsia="Calibri" w:hAnsi="Calibri"/>
-                <w:b w:val="false"/>
-                <w:bCs w:val="false"/>
-                <w:color w:val="1B2027"/>
-                <w:sz w:val="19"/>
-                <w:szCs w:val="19"/>
-              </w:rPr>
-              <w:t xml:space="preserve">The CORS source registers no origin at all unless a deployment names one in full</w:t>
-            </w:r>
-          </w:p>
-        </w:tc>
-      </w:tr>
-      <w:tr>
-        <w:tc>
-          <w:tcPr>
-            <w:tcW w:type="dxa" w:w="2600"/>
-            <w:tcBorders>
-              <w:top w:val="single" w:color="D9D7D1" w:sz="4"/>
-              <w:left w:val="single" w:color="D9D7D1" w:sz="4"/>
-              <w:bottom w:val="single" w:color="D9D7D1" w:sz="4"/>
-              <w:right w:val="single" w:color="D9D7D1" w:sz="4"/>
-            </w:tcBorders>
-            <w:tcMar>
-              <w:top w:type="dxa" w:w="90"/>
-              <w:left w:type="dxa" w:w="120"/>
-              <w:bottom w:type="dxa" w:w="90"/>
-              <w:right w:type="dxa" w:w="120"/>
-            </w:tcMar>
-          </w:tcPr>
-          <w:p>
-            <w:pPr>
-              <w:spacing w:after="40" w:line="240"/>
-            </w:pPr>
-            <w:r>
-              <w:rPr>
-                <w:rFonts w:ascii="Calibri" w:cs="Calibri" w:eastAsia="Calibri" w:hAnsi="Calibri"/>
-                <w:b/>
-                <w:bCs/>
-                <w:color w:val="1B2027"/>
-                <w:sz w:val="19"/>
-                <w:szCs w:val="19"/>
-              </w:rPr>
-              <w:t xml:space="preserve">Session</w:t>
-            </w:r>
-          </w:p>
-        </w:tc>
-        <w:tc>
-          <w:tcPr>
-            <w:tcW w:type="dxa" w:w="7146"/>
-            <w:tcBorders>
-              <w:top w:val="single" w:color="D9D7D1" w:sz="4"/>
-              <w:left w:val="single" w:color="D9D7D1" w:sz="4"/>
-              <w:bottom w:val="single" w:color="D9D7D1" w:sz="4"/>
-              <w:right w:val="single" w:color="D9D7D1" w:sz="4"/>
-            </w:tcBorders>
-            <w:shd w:fill="FBEDEC" w:color="auto" w:val="clear"/>
-            <w:tcMar>
-              <w:top w:type="dxa" w:w="90"/>
-              <w:left w:type="dxa" w:w="120"/>
-              <w:bottom w:type="dxa" w:w="90"/>
-              <w:right w:type="dxa" w:w="120"/>
-            </w:tcMar>
-          </w:tcPr>
-          <w:p>
-            <w:pPr>
-              <w:spacing w:after="40" w:line="240"/>
-            </w:pPr>
-            <w:r>
-              <w:rPr>
-                <w:rFonts w:ascii="Calibri" w:cs="Calibri" w:eastAsia="Calibri" w:hAnsi="Calibri"/>
-                <w:b w:val="false"/>
-                <w:bCs w:val="false"/>
-                <w:color w:val="1B2027"/>
-                <w:sz w:val="19"/>
-                <w:szCs w:val="19"/>
-              </w:rPr>
-              <w:t xml:space="preserve">A bearer token from our own /api/auth/login, against our own user table. No cookie mode, no silent SSO, no token exchange</w:t>
-            </w:r>
-          </w:p>
-        </w:tc>
-      </w:tr>
-    </w:tbl>
-    <w:p>
-      <w:pPr>
-        <w:spacing w:after="240" w:before="80"/>
-      </w:pPr>
-      <w:r>
-        <w:rPr>
-          <w:rFonts w:ascii="Calibri" w:cs="Calibri" w:eastAsia="Calibri" w:hAnsi="Calibri"/>
-          <w:b w:val="false"/>
-          <w:bCs w:val="false"/>
-          <w:color w:val="5F6875"/>
+          <w:rFonts w:ascii="Consolas" w:cs="Consolas" w:eastAsia="Consolas" w:hAnsi="Consolas"/>
+          <w:b w:val="false"/>
+          <w:bCs w:val="false"/>
+          <w:color w:val="1B2027"/>
+          <w:sz w:val="19"/>
+          <w:szCs w:val="19"/>
+        </w:rPr>
+        <w:t xml:space="preserve">demo/</w:t>
+      </w:r>
+      <w:r>
+        <w:rPr>
+          <w:rFonts w:ascii="Calibri" w:cs="Calibri" w:eastAsia="Calibri" w:hAnsi="Calibri"/>
+          <w:b w:val="false"/>
+          <w:bCs w:val="false"/>
+          <w:color w:val="1B2027"/>
+          <w:sz w:val="21"/>
+          <w:szCs w:val="21"/>
+        </w:rPr>
+        <w:t xml:space="preserve"> in the frontend repository is a host application that frames the viewer. It is not the viewer, and that is the point: </w:t>
+      </w:r>
+      <w:r>
+        <w:rPr>
+          <w:rFonts w:ascii="Calibri" w:cs="Calibri" w:eastAsia="Calibri" w:hAnsi="Calibri"/>
+          <w:b/>
+          <w:bCs/>
+          <w:color w:val="1B2027"/>
+          <w:sz w:val="21"/>
+          <w:szCs w:val="21"/>
+        </w:rPr>
+        <w:t xml:space="preserve">it is the side you are about to write</w:t>
+      </w:r>
+      <w:r>
+        <w:rPr>
+          <w:rFonts w:ascii="Calibri" w:cs="Calibri" w:eastAsia="Calibri" w:hAnsi="Calibri"/>
+          <w:b w:val="false"/>
+          <w:bCs w:val="false"/>
+          <w:color w:val="1B2027"/>
+          <w:sz w:val="21"/>
+          <w:szCs w:val="21"/>
+        </w:rPr>
+        <w:t xml:space="preserve">, in plain HTML, CSS and JavaScript with no framework, no build step and no dependencies, because your stack is your business.</w:t>
+      </w:r>
+    </w:p>
+    <w:p>
+      <w:pPr>
+        <w:pBdr>
+          <w:left w:val="single" w:color="0F7A83" w:sz="12" w:space="6"/>
+        </w:pBdr>
+        <w:shd w:fill="F2F1EE" w:color="auto" w:val="clear"/>
+        <w:spacing w:after="160" w:before="100"/>
+      </w:pPr>
+      <w:r>
+        <w:rPr>
+          <w:rFonts w:ascii="Consolas" w:cs="Consolas" w:eastAsia="Consolas" w:hAnsi="Consolas"/>
+          <w:color w:val="1B2027"/>
           <w:sz w:val="17"/>
           <w:szCs w:val="17"/>
         </w:rPr>
-        <w:t xml:space="preserve">Table 4 — What is still true of the code, now that the contract is decided.</w:t>
+        <w:t xml:space="preserve">npm start                # the viewer, on :4200</w:t>
+      </w:r>
+      <w:r>
+        <w:br/>
+      </w:r>
+      <w:r>
+        <w:rPr>
+          <w:rFonts w:ascii="Consolas" w:cs="Consolas" w:eastAsia="Consolas" w:hAnsi="Consolas"/>
+          <w:color w:val="1B2027"/>
+          <w:sz w:val="17"/>
+          <w:szCs w:val="17"/>
+        </w:rPr>
+        <w:t xml:space="preserve">node demo/server.mjs     # the host,   on :4401</w:t>
+      </w:r>
+      <w:r>
+        <w:br/>
+      </w:r>
+      <w:r>
+        <w:rPr>
+          <w:rFonts w:ascii="Consolas" w:cs="Consolas" w:eastAsia="Consolas" w:hAnsi="Consolas"/>
+          <w:color w:val="1B2027"/>
+          <w:sz w:val="17"/>
+          <w:szCs w:val="17"/>
+        </w:rPr>
+        <w:t xml:space="preserve"/>
+      </w:r>
+      <w:r>
+        <w:br/>
+      </w:r>
+      <w:r>
+        <w:rPr>
+          <w:rFonts w:ascii="Consolas" w:cs="Consolas" w:eastAsia="Consolas" w:hAnsi="Consolas"/>
+          <w:color w:val="1B2027"/>
+          <w:sz w:val="17"/>
+          <w:szCs w:val="17"/>
+        </w:rPr>
+        <w:t xml:space="preserve"># then open http://localhost:4401</w:t>
+      </w:r>
+      <w:r>
+        <w:br/>
+      </w:r>
+      <w:r>
+        <w:rPr>
+          <w:rFonts w:ascii="Consolas" w:cs="Consolas" w:eastAsia="Consolas" w:hAnsi="Consolas"/>
+          <w:color w:val="1B2027"/>
+          <w:sz w:val="17"/>
+          <w:szCs w:val="17"/>
+        </w:rPr>
+        <w:t xml:space="preserve"># viewer somewhere else?</w:t>
+      </w:r>
+      <w:r>
+        <w:br/>
+      </w:r>
+      <w:r>
+        <w:rPr>
+          <w:rFonts w:ascii="Consolas" w:cs="Consolas" w:eastAsia="Consolas" w:hAnsi="Consolas"/>
+          <w:color w:val="1B2027"/>
+          <w:sz w:val="17"/>
+          <w:szCs w:val="17"/>
+        </w:rPr>
+        <w:t xml:space="preserve">VIEWER_ORIGIN=https://viewer.example node demo/server.mjs</w:t>
       </w:r>
     </w:p>
     <w:p>
@@ -6392,7 +6705,133 @@
           <w:sz w:val="21"/>
           <w:szCs w:val="21"/>
         </w:rPr>
-        <w:t xml:space="preserve">The only path that works today is </w:t>
+        <w:t xml:space="preserve">Two ports deliberately: a different port is a different origin, so the demo exercises the real cross-origin path — origin checks on every message, CORS on the document fetch, </w:t>
+      </w:r>
+      <w:r>
+        <w:rPr>
+          <w:rFonts w:ascii="Consolas" w:cs="Consolas" w:eastAsia="Consolas" w:hAnsi="Consolas"/>
+          <w:b w:val="false"/>
+          <w:bCs w:val="false"/>
+          <w:color w:val="1B2027"/>
+          <w:sz w:val="19"/>
+          <w:szCs w:val="19"/>
+        </w:rPr>
+        <w:t xml:space="preserve">frame-ancestors</w:t>
+      </w:r>
+      <w:r>
+        <w:rPr>
+          <w:rFonts w:ascii="Calibri" w:cs="Calibri" w:eastAsia="Calibri" w:hAnsi="Calibri"/>
+          <w:b w:val="false"/>
+          <w:bCs w:val="false"/>
+          <w:color w:val="1B2027"/>
+          <w:sz w:val="21"/>
+          <w:szCs w:val="21"/>
+        </w:rPr>
+        <w:t xml:space="preserve"> on the viewer. A demo served from one origin would pass with every one of those broken.</w:t>
+      </w:r>
+    </w:p>
+    <w:p>
+      <w:pPr>
+        <w:spacing w:after="140" w:line="276"/>
+      </w:pPr>
+      <w:r>
+        <w:rPr>
+          <w:rFonts w:ascii="Calibri" w:cs="Calibri" w:eastAsia="Calibri" w:hAnsi="Calibri"/>
+          <w:b w:val="false"/>
+          <w:bCs w:val="false"/>
+          <w:color w:val="1B2027"/>
+          <w:sz w:val="21"/>
+          <w:szCs w:val="21"/>
+        </w:rPr>
+        <w:t xml:space="preserve">It ships three generated sample documents and a message log down the side, so the handshake is visible as it happens. Worth trying in this order: open the drawing and watch </w:t>
+      </w:r>
+      <w:r>
+        <w:rPr>
+          <w:rFonts w:ascii="Consolas" w:cs="Consolas" w:eastAsia="Consolas" w:hAnsi="Consolas"/>
+          <w:b w:val="false"/>
+          <w:bCs w:val="false"/>
+          <w:color w:val="1B2027"/>
+          <w:sz w:val="19"/>
+          <w:szCs w:val="19"/>
+        </w:rPr>
+        <w:t xml:space="preserve">viewer.ready</w:t>
+      </w:r>
+      <w:r>
+        <w:rPr>
+          <w:rFonts w:ascii="Calibri" w:cs="Calibri" w:eastAsia="Calibri" w:hAnsi="Calibri"/>
+          <w:b w:val="false"/>
+          <w:bCs w:val="false"/>
+          <w:color w:val="1B2027"/>
+          <w:sz w:val="21"/>
+          <w:szCs w:val="21"/>
+        </w:rPr>
+        <w:t xml:space="preserve"> → </w:t>
+      </w:r>
+      <w:r>
+        <w:rPr>
+          <w:rFonts w:ascii="Consolas" w:cs="Consolas" w:eastAsia="Consolas" w:hAnsi="Consolas"/>
+          <w:b w:val="false"/>
+          <w:bCs w:val="false"/>
+          <w:color w:val="1B2027"/>
+          <w:sz w:val="19"/>
+          <w:szCs w:val="19"/>
+        </w:rPr>
+        <w:t xml:space="preserve">host.init</w:t>
+      </w:r>
+      <w:r>
+        <w:rPr>
+          <w:rFonts w:ascii="Calibri" w:cs="Calibri" w:eastAsia="Calibri" w:hAnsi="Calibri"/>
+          <w:b w:val="false"/>
+          <w:bCs w:val="false"/>
+          <w:color w:val="1B2027"/>
+          <w:sz w:val="21"/>
+          <w:szCs w:val="21"/>
+        </w:rPr>
+        <w:t xml:space="preserve"> → </w:t>
+      </w:r>
+      <w:r>
+        <w:rPr>
+          <w:rFonts w:ascii="Consolas" w:cs="Consolas" w:eastAsia="Consolas" w:hAnsi="Consolas"/>
+          <w:b w:val="false"/>
+          <w:bCs w:val="false"/>
+          <w:color w:val="1B2027"/>
+          <w:sz w:val="19"/>
+          <w:szCs w:val="19"/>
+        </w:rPr>
+        <w:t xml:space="preserve">viewer.loaded</w:t>
+      </w:r>
+      <w:r>
+        <w:rPr>
+          <w:rFonts w:ascii="Calibri" w:cs="Calibri" w:eastAsia="Calibri" w:hAnsi="Calibri"/>
+          <w:b w:val="false"/>
+          <w:bCs w:val="false"/>
+          <w:color w:val="1B2027"/>
+          <w:sz w:val="21"/>
+          <w:szCs w:val="21"/>
+        </w:rPr>
+        <w:t xml:space="preserve">; draw on it and see the markup appear in the host’s store; reload the page and reopen the document, and watch the markup come back — the viewer forgot, the host remembered; change the display name and draw again, and see the new name stamped on a markup the viewer never put a name on. Then tick </w:t>
+      </w:r>
+      <w:r>
+        <w:rPr>
+          <w:rFonts w:ascii="Consolas" w:cs="Consolas" w:eastAsia="Consolas" w:hAnsi="Consolas"/>
+          <w:b w:val="false"/>
+          <w:bCs w:val="false"/>
+          <w:color w:val="1B2027"/>
+          <w:sz w:val="19"/>
+          <w:szCs w:val="19"/>
+        </w:rPr>
+        <w:t xml:space="preserve">document:sign</w:t>
+      </w:r>
+      <w:r>
+        <w:rPr>
+          <w:rFonts w:ascii="Calibri" w:cs="Calibri" w:eastAsia="Calibri" w:hAnsi="Calibri"/>
+          <w:b w:val="false"/>
+          <w:bCs w:val="false"/>
+          <w:color w:val="1B2027"/>
+          <w:sz w:val="21"/>
+          <w:szCs w:val="21"/>
+        </w:rPr>
+        <w:t xml:space="preserve"> and use Sign: the control renders and the operation is </w:t>
       </w:r>
       <w:r>
         <w:rPr>
@@ -6403,29 +6842,35 @@
           <w:sz w:val="21"/>
           <w:szCs w:val="21"/>
         </w:rPr>
-        <w:t xml:space="preserve">serving our Angular build from your own origin, behind the same web tier that proxies </w:t>
-      </w:r>
-      <w:r>
-        <w:rPr>
-          <w:rFonts w:ascii="Consolas" w:cs="Consolas" w:eastAsia="Consolas" w:hAnsi="Consolas"/>
+        <w:t xml:space="preserve">refused</w:t>
+      </w:r>
+      <w:r>
+        <w:rPr>
+          <w:rFonts w:ascii="Calibri" w:cs="Calibri" w:eastAsia="Calibri" w:hAnsi="Calibri"/>
+          <w:b w:val="false"/>
+          <w:bCs w:val="false"/>
+          <w:color w:val="1B2027"/>
+          <w:sz w:val="21"/>
+          <w:szCs w:val="21"/>
+        </w:rPr>
+        <w:t xml:space="preserve">, and both of those are correct.</w:t>
+      </w:r>
+    </w:p>
+    <w:p>
+      <w:pPr>
+        <w:pStyle w:val="Heading2"/>
+        <w:spacing w:after="140" w:before="280"/>
+      </w:pPr>
+      <w:r>
+        <w:rPr>
+          <w:rFonts w:ascii="Calibri" w:cs="Calibri" w:eastAsia="Calibri" w:hAnsi="Calibri"/>
           <w:b/>
           <w:bCs/>
-          <w:color w:val="1B2027"/>
-          <w:sz w:val="19"/>
-          <w:szCs w:val="19"/>
-        </w:rPr>
-        <w:t xml:space="preserve">/api</w:t>
-      </w:r>
-      <w:r>
-        <w:rPr>
-          <w:rFonts w:ascii="Calibri" w:cs="Calibri" w:eastAsia="Calibri" w:hAnsi="Calibri"/>
-          <w:b w:val="false"/>
-          <w:bCs w:val="false"/>
-          <w:color w:val="1B2027"/>
-          <w:sz w:val="21"/>
-          <w:szCs w:val="21"/>
-        </w:rPr>
-        <w:t xml:space="preserve">. Same-origin needs no CORS entry, no framing relaxation, and no cross-origin token handling. It is also a deployment of our application into your infrastructure, which is probably not what you meant by “integrate”.</w:t>
+          <w:color w:val="0F7A83"/>
+          <w:sz w:val="25"/>
+          <w:szCs w:val="25"/>
+        </w:rPr>
+        <w:t xml:space="preserve">5.2  The one thing your viewer deployment must change</w:t>
       </w:r>
     </w:p>
     <w:p>
@@ -6446,18 +6891,226 @@
           <w:sz w:val="21"/>
           <w:szCs w:val="21"/>
         </w:rPr>
-        <w:t xml:space="preserve">If you only need viewing</w:t>
-      </w:r>
-      <w:r>
-        <w:rPr>
-          <w:rFonts w:ascii="Calibri" w:cs="Calibri" w:eastAsia="Calibri" w:hAnsi="Calibri"/>
-          <w:b w:val="false"/>
-          <w:bCs w:val="false"/>
-          <w:color w:val="1B2027"/>
-          <w:sz w:val="21"/>
-          <w:szCs w:val="21"/>
-        </w:rPr>
-        <w:t xml:space="preserve">, the honest recommendation is still to skip the embed: use section 3 to convert, and render the resulting PDF or SVG in your own interface with your own viewer. That avoids all three constraints and is a complete feature today rather than a contract to wait for.</w:t>
+        <w:t xml:space="preserve">A stock deployment sends </w:t>
+      </w:r>
+      <w:r>
+        <w:rPr>
+          <w:rFonts w:ascii="Consolas" w:cs="Consolas" w:eastAsia="Consolas" w:hAnsi="Consolas"/>
+          <w:b/>
+          <w:bCs/>
+          <w:color w:val="1B2027"/>
+          <w:sz w:val="19"/>
+          <w:szCs w:val="19"/>
+        </w:rPr>
+        <w:t xml:space="preserve">Content-Security-Policy: frame-ancestors 'none'</w:t>
+      </w:r>
+      <w:r>
+        <w:rPr>
+          <w:rFonts w:ascii="Calibri" w:cs="Calibri" w:eastAsia="Calibri" w:hAnsi="Calibri"/>
+          <w:b/>
+          <w:bCs/>
+          <w:color w:val="1B2027"/>
+          <w:sz w:val="21"/>
+          <w:szCs w:val="21"/>
+        </w:rPr>
+        <w:t xml:space="preserve"> on every route, plus </w:t>
+      </w:r>
+      <w:r>
+        <w:rPr>
+          <w:rFonts w:ascii="Consolas" w:cs="Consolas" w:eastAsia="Consolas" w:hAnsi="Consolas"/>
+          <w:b/>
+          <w:bCs/>
+          <w:color w:val="1B2027"/>
+          <w:sz w:val="19"/>
+          <w:szCs w:val="19"/>
+        </w:rPr>
+        <w:t xml:space="preserve">X-Frame-Options: SAMEORIGIN</w:t>
+      </w:r>
+      <w:r>
+        <w:rPr>
+          <w:rFonts w:ascii="Calibri" w:cs="Calibri" w:eastAsia="Calibri" w:hAnsi="Calibri"/>
+          <w:b/>
+          <w:bCs/>
+          <w:color w:val="1B2027"/>
+          <w:sz w:val="21"/>
+          <w:szCs w:val="21"/>
+        </w:rPr>
+        <w:t xml:space="preserve">.</w:t>
+      </w:r>
+      <w:r>
+        <w:rPr>
+          <w:rFonts w:ascii="Calibri" w:cs="Calibri" w:eastAsia="Calibri" w:hAnsi="Calibri"/>
+          <w:b w:val="false"/>
+          <w:bCs w:val="false"/>
+          <w:color w:val="1B2027"/>
+          <w:sz w:val="21"/>
+          <w:szCs w:val="21"/>
+        </w:rPr>
+        <w:t xml:space="preserve"> Your iframe will be refused by the browser before any of this protocol runs, and the failure looks like a blank frame rather than an error. This is known, it is the single blocker between the protocol and a working integration, and it is not something you can configure from your side.</w:t>
+      </w:r>
+    </w:p>
+    <w:p>
+      <w:pPr>
+        <w:spacing w:after="140" w:line="276"/>
+      </w:pPr>
+      <w:r>
+        <w:rPr>
+          <w:rFonts w:ascii="Calibri" w:cs="Calibri" w:eastAsia="Calibri" w:hAnsi="Calibri"/>
+          <w:b w:val="false"/>
+          <w:bCs w:val="false"/>
+          <w:color w:val="1B2027"/>
+          <w:sz w:val="21"/>
+          <w:szCs w:val="21"/>
+        </w:rPr>
+        <w:t xml:space="preserve">What it has to become: </w:t>
+      </w:r>
+      <w:r>
+        <w:rPr>
+          <w:rFonts w:ascii="Consolas" w:cs="Consolas" w:eastAsia="Consolas" w:hAnsi="Consolas"/>
+          <w:b w:val="false"/>
+          <w:bCs w:val="false"/>
+          <w:color w:val="1B2027"/>
+          <w:sz w:val="19"/>
+          <w:szCs w:val="19"/>
+        </w:rPr>
+        <w:t xml:space="preserve">frame-ancestors</w:t>
+      </w:r>
+      <w:r>
+        <w:rPr>
+          <w:rFonts w:ascii="Calibri" w:cs="Calibri" w:eastAsia="Calibri" w:hAnsi="Calibri"/>
+          <w:b w:val="false"/>
+          <w:bCs w:val="false"/>
+          <w:color w:val="1B2027"/>
+          <w:sz w:val="21"/>
+          <w:szCs w:val="21"/>
+        </w:rPr>
+        <w:t xml:space="preserve"> stays </w:t>
+      </w:r>
+      <w:r>
+        <w:rPr>
+          <w:rFonts w:ascii="Consolas" w:cs="Consolas" w:eastAsia="Consolas" w:hAnsi="Consolas"/>
+          <w:b w:val="false"/>
+          <w:bCs w:val="false"/>
+          <w:color w:val="1B2027"/>
+          <w:sz w:val="19"/>
+          <w:szCs w:val="19"/>
+        </w:rPr>
+        <w:t xml:space="preserve">'none'</w:t>
+      </w:r>
+      <w:r>
+        <w:rPr>
+          <w:rFonts w:ascii="Calibri" w:cs="Calibri" w:eastAsia="Calibri" w:hAnsi="Calibri"/>
+          <w:b w:val="false"/>
+          <w:bCs w:val="false"/>
+          <w:color w:val="1B2027"/>
+          <w:sz w:val="21"/>
+          <w:szCs w:val="21"/>
+        </w:rPr>
+        <w:t xml:space="preserve"> on every route </w:t>
+      </w:r>
+      <w:r>
+        <w:rPr>
+          <w:rFonts w:ascii="Calibri" w:cs="Calibri" w:eastAsia="Calibri" w:hAnsi="Calibri"/>
+          <w:b/>
+          <w:bCs/>
+          <w:color w:val="1B2027"/>
+          <w:sz w:val="21"/>
+          <w:szCs w:val="21"/>
+        </w:rPr>
+        <w:t xml:space="preserve">except</w:t>
+      </w:r>
+      <w:r>
+        <w:rPr>
+          <w:rFonts w:ascii="Calibri" w:cs="Calibri" w:eastAsia="Calibri" w:hAnsi="Calibri"/>
+          <w:b w:val="false"/>
+          <w:bCs w:val="false"/>
+          <w:color w:val="1B2027"/>
+          <w:sz w:val="21"/>
+          <w:szCs w:val="21"/>
+        </w:rPr>
+        <w:t xml:space="preserve"> the embed route, where it names your origins, from tenant configuration, and is never a wildcard. Note that this header is the </w:t>
+      </w:r>
+      <w:r>
+        <w:rPr>
+          <w:rFonts w:ascii="Calibri" w:cs="Calibri" w:eastAsia="Calibri" w:hAnsi="Calibri"/>
+          <w:b/>
+          <w:bCs/>
+          <w:color w:val="1B2027"/>
+          <w:sz w:val="21"/>
+          <w:szCs w:val="21"/>
+        </w:rPr>
+        <w:t xml:space="preserve">authorisation</w:t>
+      </w:r>
+      <w:r>
+        <w:rPr>
+          <w:rFonts w:ascii="Calibri" w:cs="Calibri" w:eastAsia="Calibri" w:hAnsi="Calibri"/>
+          <w:b w:val="false"/>
+          <w:bCs w:val="false"/>
+          <w:color w:val="1B2027"/>
+          <w:sz w:val="21"/>
+          <w:szCs w:val="21"/>
+        </w:rPr>
+        <w:t xml:space="preserve"> decision about who may frame the viewer. The </w:t>
+      </w:r>
+      <w:r>
+        <w:rPr>
+          <w:rFonts w:ascii="Consolas" w:cs="Consolas" w:eastAsia="Consolas" w:hAnsi="Consolas"/>
+          <w:b w:val="false"/>
+          <w:bCs w:val="false"/>
+          <w:color w:val="1B2027"/>
+          <w:sz w:val="19"/>
+          <w:szCs w:val="19"/>
+        </w:rPr>
+        <w:t xml:space="preserve">parentOrigin</w:t>
+      </w:r>
+      <w:r>
+        <w:rPr>
+          <w:rFonts w:ascii="Calibri" w:cs="Calibri" w:eastAsia="Calibri" w:hAnsi="Calibri"/>
+          <w:b w:val="false"/>
+          <w:bCs w:val="false"/>
+          <w:color w:val="1B2027"/>
+          <w:sz w:val="21"/>
+          <w:szCs w:val="21"/>
+        </w:rPr>
+        <w:t xml:space="preserve"> you configure in the handshake is only addressing — it says where the viewer should post, not who is permitted to frame it. A deployment that relaxed only the second would be framable by anyone who sent the right message.</w:t>
+      </w:r>
+    </w:p>
+    <w:p>
+      <w:pPr>
+        <w:spacing w:after="140" w:line="276"/>
+      </w:pPr>
+      <w:r>
+        <w:rPr>
+          <w:rFonts w:ascii="Calibri" w:cs="Calibri" w:eastAsia="Calibri" w:hAnsi="Calibri"/>
+          <w:b w:val="false"/>
+          <w:bCs w:val="false"/>
+          <w:color w:val="1B2027"/>
+          <w:sz w:val="21"/>
+          <w:szCs w:val="21"/>
+        </w:rPr>
+        <w:t xml:space="preserve">Ask your viewer deployment contact two questions before you scope the work: whether the embed route’s </w:t>
+      </w:r>
+      <w:r>
+        <w:rPr>
+          <w:rFonts w:ascii="Consolas" w:cs="Consolas" w:eastAsia="Consolas" w:hAnsi="Consolas"/>
+          <w:b w:val="false"/>
+          <w:bCs w:val="false"/>
+          <w:color w:val="1B2027"/>
+          <w:sz w:val="19"/>
+          <w:szCs w:val="19"/>
+        </w:rPr>
+        <w:t xml:space="preserve">frame-ancestors</w:t>
+      </w:r>
+      <w:r>
+        <w:rPr>
+          <w:rFonts w:ascii="Calibri" w:cs="Calibri" w:eastAsia="Calibri" w:hAnsi="Calibri"/>
+          <w:b w:val="false"/>
+          <w:bCs w:val="false"/>
+          <w:color w:val="1B2027"/>
+          <w:sz w:val="21"/>
+          <w:szCs w:val="21"/>
+        </w:rPr>
+        <w:t xml:space="preserve"> allow-list exists yet, and which of your origins are on it.</w:t>
       </w:r>
     </w:p>
     <w:p>
@@ -6474,7 +7127,7 @@
           <w:sz w:val="25"/>
           <w:szCs w:val="25"/>
         </w:rPr>
-        <w:t xml:space="preserve">5.1  What the identity gap actually means</w:t>
+        <w:t xml:space="preserve">5.3  The minimum integration</w:t>
       </w:r>
     </w:p>
     <w:p>
@@ -6490,8 +7143,18 @@
           <w:sz w:val="21"/>
           <w:szCs w:val="21"/>
         </w:rPr>
-        <w:t xml:space="preserve">Not “you need to configure SSO”. There is nothing to configure. In the code as it stands, a markup’s author is a foreign key into our user table, so </w:t>
-      </w:r>
+        <w:t xml:space="preserve">Four steps, and none of them involve a token.</w:t>
+      </w:r>
+    </w:p>
+    <w:p>
+      <w:pPr>
+        <w:pStyle w:val="ListParagraph"/>
+        <w:numPr>
+          <w:ilvl w:val="0"/>
+          <w:numId w:val="2"/>
+        </w:numPr>
+        <w:spacing w:after="90" w:line="276"/>
+      </w:pPr>
       <w:r>
         <w:rPr>
           <w:rFonts w:ascii="Calibri" w:cs="Calibri" w:eastAsia="Calibri" w:hAnsi="Calibri"/>
@@ -6501,18 +7164,711 @@
           <w:sz w:val="21"/>
           <w:szCs w:val="21"/>
         </w:rPr>
-        <w:t xml:space="preserve">your user must exist as a row in our database before they can annotate anything</w:t>
-      </w:r>
-      <w:r>
-        <w:rPr>
-          <w:rFonts w:ascii="Calibri" w:cs="Calibri" w:eastAsia="Calibri" w:hAnsi="Calibri"/>
-          <w:b w:val="false"/>
-          <w:bCs w:val="false"/>
-          <w:color w:val="1B2027"/>
-          <w:sz w:val="21"/>
-          <w:szCs w:val="21"/>
-        </w:rPr>
-        <w:t xml:space="preserve"> — which means shadow-provisioning your users into our system, a data-protection conversation before it is an engineering one.</w:t>
+        <w:t xml:space="preserve">Frame the embed route</w:t>
+      </w:r>
+      <w:r>
+        <w:rPr>
+          <w:rFonts w:ascii="Calibri" w:cs="Calibri" w:eastAsia="Calibri" w:hAnsi="Calibri"/>
+          <w:b w:val="false"/>
+          <w:bCs w:val="false"/>
+          <w:color w:val="1B2027"/>
+          <w:sz w:val="21"/>
+          <w:szCs w:val="21"/>
+        </w:rPr>
+        <w:t xml:space="preserve"> and listen for messages, checking </w:t>
+      </w:r>
+      <w:r>
+        <w:rPr>
+          <w:rFonts w:ascii="Consolas" w:cs="Consolas" w:eastAsia="Consolas" w:hAnsi="Consolas"/>
+          <w:b w:val="false"/>
+          <w:bCs w:val="false"/>
+          <w:color w:val="1B2027"/>
+          <w:sz w:val="19"/>
+          <w:szCs w:val="19"/>
+        </w:rPr>
+        <w:t xml:space="preserve">event.origin</w:t>
+      </w:r>
+      <w:r>
+        <w:rPr>
+          <w:rFonts w:ascii="Calibri" w:cs="Calibri" w:eastAsia="Calibri" w:hAnsi="Calibri"/>
+          <w:b w:val="false"/>
+          <w:bCs w:val="false"/>
+          <w:color w:val="1B2027"/>
+          <w:sz w:val="21"/>
+          <w:szCs w:val="21"/>
+        </w:rPr>
+        <w:t xml:space="preserve"> against the viewer origin on every single one — not once at setup.</w:t>
+      </w:r>
+    </w:p>
+    <w:p>
+      <w:pPr>
+        <w:pStyle w:val="ListParagraph"/>
+        <w:numPr>
+          <w:ilvl w:val="0"/>
+          <w:numId w:val="2"/>
+        </w:numPr>
+        <w:spacing w:after="90" w:line="276"/>
+      </w:pPr>
+      <w:r>
+        <w:rPr>
+          <w:rFonts w:ascii="Calibri" w:cs="Calibri" w:eastAsia="Calibri" w:hAnsi="Calibri"/>
+          <w:b/>
+          <w:bCs/>
+          <w:color w:val="1B2027"/>
+          <w:sz w:val="21"/>
+          <w:szCs w:val="21"/>
+        </w:rPr>
+        <w:t xml:space="preserve">Wait for </w:t>
+      </w:r>
+      <w:r>
+        <w:rPr>
+          <w:rFonts w:ascii="Consolas" w:cs="Consolas" w:eastAsia="Consolas" w:hAnsi="Consolas"/>
+          <w:b/>
+          <w:bCs/>
+          <w:color w:val="1B2027"/>
+          <w:sz w:val="19"/>
+          <w:szCs w:val="19"/>
+        </w:rPr>
+        <w:t xml:space="preserve">viewer.ready</w:t>
+      </w:r>
+      <w:r>
+        <w:rPr>
+          <w:rFonts w:ascii="Calibri" w:cs="Calibri" w:eastAsia="Calibri" w:hAnsi="Calibri"/>
+          <w:b w:val="false"/>
+          <w:bCs w:val="false"/>
+          <w:color w:val="1B2027"/>
+          <w:sz w:val="21"/>
+          <w:szCs w:val="21"/>
+        </w:rPr>
+        <w:t xml:space="preserve">, then post </w:t>
+      </w:r>
+      <w:r>
+        <w:rPr>
+          <w:rFonts w:ascii="Consolas" w:cs="Consolas" w:eastAsia="Consolas" w:hAnsi="Consolas"/>
+          <w:b w:val="false"/>
+          <w:bCs w:val="false"/>
+          <w:color w:val="1B2027"/>
+          <w:sz w:val="19"/>
+          <w:szCs w:val="19"/>
+        </w:rPr>
+        <w:t xml:space="preserve">host.init</w:t>
+      </w:r>
+      <w:r>
+        <w:rPr>
+          <w:rFonts w:ascii="Calibri" w:cs="Calibri" w:eastAsia="Calibri" w:hAnsi="Calibri"/>
+          <w:b w:val="false"/>
+          <w:bCs w:val="false"/>
+          <w:color w:val="1B2027"/>
+          <w:sz w:val="21"/>
+          <w:szCs w:val="21"/>
+        </w:rPr>
+        <w:t xml:space="preserve"> with the document (a short-lived URL, its media type, a display name, and your own </w:t>
+      </w:r>
+      <w:r>
+        <w:rPr>
+          <w:rFonts w:ascii="Consolas" w:cs="Consolas" w:eastAsia="Consolas" w:hAnsi="Consolas"/>
+          <w:b w:val="false"/>
+          <w:bCs w:val="false"/>
+          <w:color w:val="1B2027"/>
+          <w:sz w:val="19"/>
+          <w:szCs w:val="19"/>
+        </w:rPr>
+        <w:t xml:space="preserve">externalId</w:t>
+      </w:r>
+      <w:r>
+        <w:rPr>
+          <w:rFonts w:ascii="Calibri" w:cs="Calibri" w:eastAsia="Calibri" w:hAnsi="Calibri"/>
+          <w:b w:val="false"/>
+          <w:bCs w:val="false"/>
+          <w:color w:val="1B2027"/>
+          <w:sz w:val="21"/>
+          <w:szCs w:val="21"/>
+        </w:rPr>
+        <w:t xml:space="preserve">) and, if the user may do more than read, an identity block.</w:t>
+      </w:r>
+    </w:p>
+    <w:p>
+      <w:pPr>
+        <w:pStyle w:val="ListParagraph"/>
+        <w:numPr>
+          <w:ilvl w:val="0"/>
+          <w:numId w:val="2"/>
+        </w:numPr>
+        <w:spacing w:after="90" w:line="276"/>
+      </w:pPr>
+      <w:r>
+        <w:rPr>
+          <w:rFonts w:ascii="Calibri" w:cs="Calibri" w:eastAsia="Calibri" w:hAnsi="Calibri"/>
+          <w:b/>
+          <w:bCs/>
+          <w:color w:val="1B2027"/>
+          <w:sz w:val="21"/>
+          <w:szCs w:val="21"/>
+        </w:rPr>
+        <w:t xml:space="preserve">Store what comes back.</w:t>
+      </w:r>
+      <w:r>
+        <w:rPr>
+          <w:rFonts w:ascii="Calibri" w:cs="Calibri" w:eastAsia="Calibri" w:hAnsi="Calibri"/>
+          <w:b w:val="false"/>
+          <w:bCs w:val="false"/>
+          <w:color w:val="1B2027"/>
+          <w:sz w:val="21"/>
+          <w:szCs w:val="21"/>
+        </w:rPr>
+        <w:t xml:space="preserve"> </w:t>
+      </w:r>
+      <w:r>
+        <w:rPr>
+          <w:rFonts w:ascii="Consolas" w:cs="Consolas" w:eastAsia="Consolas" w:hAnsi="Consolas"/>
+          <w:b w:val="false"/>
+          <w:bCs w:val="false"/>
+          <w:color w:val="1B2027"/>
+          <w:sz w:val="19"/>
+          <w:szCs w:val="19"/>
+        </w:rPr>
+        <w:t xml:space="preserve">viewer.markupCreated</w:t>
+      </w:r>
+      <w:r>
+        <w:rPr>
+          <w:rFonts w:ascii="Calibri" w:cs="Calibri" w:eastAsia="Calibri" w:hAnsi="Calibri"/>
+          <w:b w:val="false"/>
+          <w:bCs w:val="false"/>
+          <w:color w:val="1B2027"/>
+          <w:sz w:val="21"/>
+          <w:szCs w:val="21"/>
+        </w:rPr>
+        <w:t xml:space="preserve">, </w:t>
+      </w:r>
+      <w:r>
+        <w:rPr>
+          <w:rFonts w:ascii="Consolas" w:cs="Consolas" w:eastAsia="Consolas" w:hAnsi="Consolas"/>
+          <w:b w:val="false"/>
+          <w:bCs w:val="false"/>
+          <w:color w:val="1B2027"/>
+          <w:sz w:val="19"/>
+          <w:szCs w:val="19"/>
+        </w:rPr>
+        <w:t xml:space="preserve">…Updated</w:t>
+      </w:r>
+      <w:r>
+        <w:rPr>
+          <w:rFonts w:ascii="Calibri" w:cs="Calibri" w:eastAsia="Calibri" w:hAnsi="Calibri"/>
+          <w:b w:val="false"/>
+          <w:bCs w:val="false"/>
+          <w:color w:val="1B2027"/>
+          <w:sz w:val="21"/>
+          <w:szCs w:val="21"/>
+        </w:rPr>
+        <w:t xml:space="preserve"> and </w:t>
+      </w:r>
+      <w:r>
+        <w:rPr>
+          <w:rFonts w:ascii="Consolas" w:cs="Consolas" w:eastAsia="Consolas" w:hAnsi="Consolas"/>
+          <w:b w:val="false"/>
+          <w:bCs w:val="false"/>
+          <w:color w:val="1B2027"/>
+          <w:sz w:val="19"/>
+          <w:szCs w:val="19"/>
+        </w:rPr>
+        <w:t xml:space="preserve">…Deleted</w:t>
+      </w:r>
+      <w:r>
+        <w:rPr>
+          <w:rFonts w:ascii="Calibri" w:cs="Calibri" w:eastAsia="Calibri" w:hAnsi="Calibri"/>
+          <w:b w:val="false"/>
+          <w:bCs w:val="false"/>
+          <w:color w:val="1B2027"/>
+          <w:sz w:val="21"/>
+          <w:szCs w:val="21"/>
+        </w:rPr>
+        <w:t xml:space="preserve"> carry the markup; </w:t>
+      </w:r>
+      <w:r>
+        <w:rPr>
+          <w:rFonts w:ascii="Consolas" w:cs="Consolas" w:eastAsia="Consolas" w:hAnsi="Consolas"/>
+          <w:b w:val="false"/>
+          <w:bCs w:val="false"/>
+          <w:color w:val="1B2027"/>
+          <w:sz w:val="19"/>
+          <w:szCs w:val="19"/>
+        </w:rPr>
+        <w:t xml:space="preserve">shapeData</w:t>
+      </w:r>
+      <w:r>
+        <w:rPr>
+          <w:rFonts w:ascii="Calibri" w:cs="Calibri" w:eastAsia="Calibri" w:hAnsi="Calibri"/>
+          <w:b w:val="false"/>
+          <w:bCs w:val="false"/>
+          <w:color w:val="1B2027"/>
+          <w:sz w:val="21"/>
+          <w:szCs w:val="21"/>
+        </w:rPr>
+        <w:t xml:space="preserve"> is an opaque string you store and hand back, never parse. Stamp the author yourself from the session you already hold.</w:t>
+      </w:r>
+    </w:p>
+    <w:p>
+      <w:pPr>
+        <w:pStyle w:val="ListParagraph"/>
+        <w:numPr>
+          <w:ilvl w:val="0"/>
+          <w:numId w:val="2"/>
+        </w:numPr>
+        <w:spacing w:after="90" w:line="276"/>
+      </w:pPr>
+      <w:r>
+        <w:rPr>
+          <w:rFonts w:ascii="Calibri" w:cs="Calibri" w:eastAsia="Calibri" w:hAnsi="Calibri"/>
+          <w:b/>
+          <w:bCs/>
+          <w:color w:val="1B2027"/>
+          <w:sz w:val="21"/>
+          <w:szCs w:val="21"/>
+        </w:rPr>
+        <w:t xml:space="preserve">Answer </w:t>
+      </w:r>
+      <w:r>
+        <w:rPr>
+          <w:rFonts w:ascii="Consolas" w:cs="Consolas" w:eastAsia="Consolas" w:hAnsi="Consolas"/>
+          <w:b/>
+          <w:bCs/>
+          <w:color w:val="1B2027"/>
+          <w:sz w:val="19"/>
+          <w:szCs w:val="19"/>
+        </w:rPr>
+        <w:t xml:space="preserve">viewer.operationRequest</w:t>
+      </w:r>
+      <w:r>
+        <w:rPr>
+          <w:rFonts w:ascii="Calibri" w:cs="Calibri" w:eastAsia="Calibri" w:hAnsi="Calibri"/>
+          <w:b w:val="false"/>
+          <w:bCs w:val="false"/>
+          <w:color w:val="1B2027"/>
+          <w:sz w:val="21"/>
+          <w:szCs w:val="21"/>
+        </w:rPr>
+        <w:t xml:space="preserve"> with </w:t>
+      </w:r>
+      <w:r>
+        <w:rPr>
+          <w:rFonts w:ascii="Consolas" w:cs="Consolas" w:eastAsia="Consolas" w:hAnsi="Consolas"/>
+          <w:b w:val="false"/>
+          <w:bCs w:val="false"/>
+          <w:color w:val="1B2027"/>
+          <w:sz w:val="19"/>
+          <w:szCs w:val="19"/>
+        </w:rPr>
+        <w:t xml:space="preserve">host.operationResult</w:t>
+      </w:r>
+      <w:r>
+        <w:rPr>
+          <w:rFonts w:ascii="Calibri" w:cs="Calibri" w:eastAsia="Calibri" w:hAnsi="Calibri"/>
+          <w:b w:val="false"/>
+          <w:bCs w:val="false"/>
+          <w:color w:val="1B2027"/>
+          <w:sz w:val="21"/>
+          <w:szCs w:val="21"/>
+        </w:rPr>
+        <w:t xml:space="preserve"> — </w:t>
+      </w:r>
+      <w:r>
+        <w:rPr>
+          <w:rFonts w:ascii="Consolas" w:cs="Consolas" w:eastAsia="Consolas" w:hAnsi="Consolas"/>
+          <w:b w:val="false"/>
+          <w:bCs w:val="false"/>
+          <w:color w:val="1B2027"/>
+          <w:sz w:val="19"/>
+          <w:szCs w:val="19"/>
+        </w:rPr>
+        <w:t xml:space="preserve">applied</w:t>
+      </w:r>
+      <w:r>
+        <w:rPr>
+          <w:rFonts w:ascii="Calibri" w:cs="Calibri" w:eastAsia="Calibri" w:hAnsi="Calibri"/>
+          <w:b w:val="false"/>
+          <w:bCs w:val="false"/>
+          <w:color w:val="1B2027"/>
+          <w:sz w:val="21"/>
+          <w:szCs w:val="21"/>
+        </w:rPr>
+        <w:t xml:space="preserve">, </w:t>
+      </w:r>
+      <w:r>
+        <w:rPr>
+          <w:rFonts w:ascii="Consolas" w:cs="Consolas" w:eastAsia="Consolas" w:hAnsi="Consolas"/>
+          <w:b w:val="false"/>
+          <w:bCs w:val="false"/>
+          <w:color w:val="1B2027"/>
+          <w:sz w:val="19"/>
+          <w:szCs w:val="19"/>
+        </w:rPr>
+        <w:t xml:space="preserve">refused</w:t>
+      </w:r>
+      <w:r>
+        <w:rPr>
+          <w:rFonts w:ascii="Calibri" w:cs="Calibri" w:eastAsia="Calibri" w:hAnsi="Calibri"/>
+          <w:b w:val="false"/>
+          <w:bCs w:val="false"/>
+          <w:color w:val="1B2027"/>
+          <w:sz w:val="21"/>
+          <w:szCs w:val="21"/>
+        </w:rPr>
+        <w:t xml:space="preserve"> or </w:t>
+      </w:r>
+      <w:r>
+        <w:rPr>
+          <w:rFonts w:ascii="Consolas" w:cs="Consolas" w:eastAsia="Consolas" w:hAnsi="Consolas"/>
+          <w:b w:val="false"/>
+          <w:bCs w:val="false"/>
+          <w:color w:val="1B2027"/>
+          <w:sz w:val="19"/>
+          <w:szCs w:val="19"/>
+        </w:rPr>
+        <w:t xml:space="preserve">failed</w:t>
+      </w:r>
+      <w:r>
+        <w:rPr>
+          <w:rFonts w:ascii="Calibri" w:cs="Calibri" w:eastAsia="Calibri" w:hAnsi="Calibri"/>
+          <w:b w:val="false"/>
+          <w:bCs w:val="false"/>
+          <w:color w:val="1B2027"/>
+          <w:sz w:val="21"/>
+          <w:szCs w:val="21"/>
+        </w:rPr>
+        <w:t xml:space="preserve">. One message pair covers all seventeen document operations; they are not seventeen message types.</w:t>
+      </w:r>
+    </w:p>
+    <w:p>
+      <w:pPr>
+        <w:pBdr>
+          <w:left w:val="single" w:color="C4342A" w:sz="18" w:space="8"/>
+        </w:pBdr>
+        <w:shd w:fill="FBEDEC" w:color="auto" w:val="clear"/>
+        <w:spacing w:after="180" w:before="140"/>
+        <w:ind w:left="120" w:right="120"/>
+      </w:pPr>
+      <w:r>
+        <w:rPr>
+          <w:rFonts w:ascii="Calibri" w:cs="Calibri" w:eastAsia="Calibri" w:hAnsi="Calibri"/>
+          <w:b/>
+          <w:bCs/>
+          <w:color w:val="1B2027"/>
+          <w:sz w:val="21"/>
+          <w:szCs w:val="21"/>
+        </w:rPr>
+        <w:t xml:space="preserve">Send no credential in any message, in either direction.</w:t>
+      </w:r>
+      <w:r>
+        <w:rPr>
+          <w:rFonts w:ascii="Calibri" w:cs="Calibri" w:eastAsia="Calibri" w:hAnsi="Calibri"/>
+          <w:b w:val="false"/>
+          <w:bCs w:val="false"/>
+          <w:color w:val="1B2027"/>
+          <w:sz w:val="21"/>
+          <w:szCs w:val="21"/>
+        </w:rPr>
+        <w:t xml:space="preserve"> The document URL is a bearer credential with a short life and is the only thing resembling one that crosses the boundary; it is never stored, logged, or echoed back to you. Never post to </w:t>
+      </w:r>
+      <w:r>
+        <w:rPr>
+          <w:rFonts w:ascii="Consolas" w:cs="Consolas" w:eastAsia="Consolas" w:hAnsi="Consolas"/>
+          <w:b w:val="false"/>
+          <w:bCs w:val="false"/>
+          <w:color w:val="1B2027"/>
+          <w:sz w:val="19"/>
+          <w:szCs w:val="19"/>
+        </w:rPr>
+        <w:t xml:space="preserve">'*'</w:t>
+      </w:r>
+      <w:r>
+        <w:rPr>
+          <w:rFonts w:ascii="Calibri" w:cs="Calibri" w:eastAsia="Calibri" w:hAnsi="Calibri"/>
+          <w:b w:val="false"/>
+          <w:bCs w:val="false"/>
+          <w:color w:val="1B2027"/>
+          <w:sz w:val="21"/>
+          <w:szCs w:val="21"/>
+        </w:rPr>
+        <w:t xml:space="preserve">.</w:t>
+      </w:r>
+    </w:p>
+    <w:p>
+      <w:pPr>
+        <w:spacing w:after="140" w:line="276"/>
+      </w:pPr>
+      <w:r>
+        <w:rPr>
+          <w:rFonts w:ascii="Calibri" w:cs="Calibri" w:eastAsia="Calibri" w:hAnsi="Calibri"/>
+          <w:b w:val="false"/>
+          <w:bCs w:val="false"/>
+          <w:color w:val="1B2027"/>
+          <w:sz w:val="21"/>
+          <w:szCs w:val="21"/>
+        </w:rPr>
+        <w:t xml:space="preserve">One subtlety worth internalising early: </w:t>
+      </w:r>
+      <w:r>
+        <w:rPr>
+          <w:rFonts w:ascii="Calibri" w:cs="Calibri" w:eastAsia="Calibri" w:hAnsi="Calibri"/>
+          <w:b/>
+          <w:bCs/>
+          <w:color w:val="1B2027"/>
+          <w:sz w:val="21"/>
+          <w:szCs w:val="21"/>
+        </w:rPr>
+        <w:t xml:space="preserve">a </w:t>
+      </w:r>
+      <w:r>
+        <w:rPr>
+          <w:rFonts w:ascii="Consolas" w:cs="Consolas" w:eastAsia="Consolas" w:hAnsi="Consolas"/>
+          <w:b/>
+          <w:bCs/>
+          <w:color w:val="1B2027"/>
+          <w:sz w:val="19"/>
+          <w:szCs w:val="19"/>
+        </w:rPr>
+        <w:t xml:space="preserve">refused</w:t>
+      </w:r>
+      <w:r>
+        <w:rPr>
+          <w:rFonts w:ascii="Calibri" w:cs="Calibri" w:eastAsia="Calibri" w:hAnsi="Calibri"/>
+          <w:b/>
+          <w:bCs/>
+          <w:color w:val="1B2027"/>
+          <w:sz w:val="21"/>
+          <w:szCs w:val="21"/>
+        </w:rPr>
+        <w:t xml:space="preserve"> must be possible even for an operation whose capability you granted in </w:t>
+      </w:r>
+      <w:r>
+        <w:rPr>
+          <w:rFonts w:ascii="Consolas" w:cs="Consolas" w:eastAsia="Consolas" w:hAnsi="Consolas"/>
+          <w:b/>
+          <w:bCs/>
+          <w:color w:val="1B2027"/>
+          <w:sz w:val="19"/>
+          <w:szCs w:val="19"/>
+        </w:rPr>
+        <w:t xml:space="preserve">host.init</w:t>
+      </w:r>
+      <w:r>
+        <w:rPr>
+          <w:rFonts w:ascii="Calibri" w:cs="Calibri" w:eastAsia="Calibri" w:hAnsi="Calibri"/>
+          <w:b/>
+          <w:bCs/>
+          <w:color w:val="1B2027"/>
+          <w:sz w:val="21"/>
+          <w:szCs w:val="21"/>
+        </w:rPr>
+        <w:t xml:space="preserve">.</w:t>
+      </w:r>
+      <w:r>
+        <w:rPr>
+          <w:rFonts w:ascii="Calibri" w:cs="Calibri" w:eastAsia="Calibri" w:hAnsi="Calibri"/>
+          <w:b w:val="false"/>
+          <w:bCs w:val="false"/>
+          <w:color w:val="1B2027"/>
+          <w:sz w:val="21"/>
+          <w:szCs w:val="21"/>
+        </w:rPr>
+        <w:t xml:space="preserve"> Capabilities decide which controls render; authorisation happens when the operation is requested. If the two ever disagree — the user’s permission changed thirty seconds ago — the </w:t>
+      </w:r>
+      <w:r>
+        <w:rPr>
+          <w:rFonts w:ascii="Consolas" w:cs="Consolas" w:eastAsia="Consolas" w:hAnsi="Consolas"/>
+          <w:b w:val="false"/>
+          <w:bCs w:val="false"/>
+          <w:color w:val="1B2027"/>
+          <w:sz w:val="19"/>
+          <w:szCs w:val="19"/>
+        </w:rPr>
+        <w:t xml:space="preserve">refused</w:t>
+      </w:r>
+      <w:r>
+        <w:rPr>
+          <w:rFonts w:ascii="Calibri" w:cs="Calibri" w:eastAsia="Calibri" w:hAnsi="Calibri"/>
+          <w:b w:val="false"/>
+          <w:bCs w:val="false"/>
+          <w:color w:val="1B2027"/>
+          <w:sz w:val="21"/>
+          <w:szCs w:val="21"/>
+        </w:rPr>
+        <w:t xml:space="preserve"> is correct and the rendered button was merely stale.</w:t>
+      </w:r>
+    </w:p>
+    <w:p>
+      <w:pPr>
+        <w:spacing w:after="140" w:line="276"/>
+      </w:pPr>
+      <w:r>
+        <w:rPr>
+          <w:rFonts w:ascii="Calibri" w:cs="Calibri" w:eastAsia="Calibri" w:hAnsi="Calibri"/>
+          <w:b w:val="false"/>
+          <w:bCs w:val="false"/>
+          <w:color w:val="1B2027"/>
+          <w:sz w:val="21"/>
+          <w:szCs w:val="21"/>
+        </w:rPr>
+        <w:t xml:space="preserve">Three operations never become viewer-side, whatever else changes: </w:t>
+      </w:r>
+      <w:r>
+        <w:rPr>
+          <w:rFonts w:ascii="Consolas" w:cs="Consolas" w:eastAsia="Consolas" w:hAnsi="Consolas"/>
+          <w:b w:val="false"/>
+          <w:bCs w:val="false"/>
+          <w:color w:val="1B2027"/>
+          <w:sz w:val="19"/>
+          <w:szCs w:val="19"/>
+        </w:rPr>
+        <w:t xml:space="preserve">document.sign</w:t>
+      </w:r>
+      <w:r>
+        <w:rPr>
+          <w:rFonts w:ascii="Calibri" w:cs="Calibri" w:eastAsia="Calibri" w:hAnsi="Calibri"/>
+          <w:b w:val="false"/>
+          <w:bCs w:val="false"/>
+          <w:color w:val="1B2027"/>
+          <w:sz w:val="21"/>
+          <w:szCs w:val="21"/>
+        </w:rPr>
+        <w:t xml:space="preserve">, </w:t>
+      </w:r>
+      <w:r>
+        <w:rPr>
+          <w:rFonts w:ascii="Consolas" w:cs="Consolas" w:eastAsia="Consolas" w:hAnsi="Consolas"/>
+          <w:b w:val="false"/>
+          <w:bCs w:val="false"/>
+          <w:color w:val="1B2027"/>
+          <w:sz w:val="19"/>
+          <w:szCs w:val="19"/>
+        </w:rPr>
+        <w:t xml:space="preserve">version.create</w:t>
+      </w:r>
+      <w:r>
+        <w:rPr>
+          <w:rFonts w:ascii="Calibri" w:cs="Calibri" w:eastAsia="Calibri" w:hAnsi="Calibri"/>
+          <w:b w:val="false"/>
+          <w:bCs w:val="false"/>
+          <w:color w:val="1B2027"/>
+          <w:sz w:val="21"/>
+          <w:szCs w:val="21"/>
+        </w:rPr>
+        <w:t xml:space="preserve"> and </w:t>
+      </w:r>
+      <w:r>
+        <w:rPr>
+          <w:rFonts w:ascii="Consolas" w:cs="Consolas" w:eastAsia="Consolas" w:hAnsi="Consolas"/>
+          <w:b w:val="false"/>
+          <w:bCs w:val="false"/>
+          <w:color w:val="1B2027"/>
+          <w:sz w:val="19"/>
+          <w:szCs w:val="19"/>
+        </w:rPr>
+        <w:t xml:space="preserve">version.restore</w:t>
+      </w:r>
+      <w:r>
+        <w:rPr>
+          <w:rFonts w:ascii="Calibri" w:cs="Calibri" w:eastAsia="Calibri" w:hAnsi="Calibri"/>
+          <w:b w:val="false"/>
+          <w:bCs w:val="false"/>
+          <w:color w:val="1B2027"/>
+          <w:sz w:val="21"/>
+          <w:szCs w:val="21"/>
+        </w:rPr>
+        <w:t xml:space="preserve">. A signature over a copy you have since replaced is worse than no signature, and the viewer cannot know whether its copy is still current.</w:t>
+      </w:r>
+    </w:p>
+    <w:p>
+      <w:pPr>
+        <w:spacing w:after="140" w:line="276"/>
+      </w:pPr>
+      <w:r>
+        <w:rPr>
+          <w:rFonts w:ascii="Calibri" w:cs="Calibri" w:eastAsia="Calibri" w:hAnsi="Calibri"/>
+          <w:b w:val="false"/>
+          <w:bCs w:val="false"/>
+          <w:color w:val="1B2027"/>
+          <w:sz w:val="21"/>
+          <w:szCs w:val="21"/>
+        </w:rPr>
+        <w:t xml:space="preserve">One constraint from the previous edition of this guide is unchanged and still catches people: </w:t>
+      </w:r>
+      <w:r>
+        <w:rPr>
+          <w:rFonts w:ascii="Calibri" w:cs="Calibri" w:eastAsia="Calibri" w:hAnsi="Calibri"/>
+          <w:b/>
+          <w:bCs/>
+          <w:color w:val="1B2027"/>
+          <w:sz w:val="21"/>
+          <w:szCs w:val="21"/>
+        </w:rPr>
+        <w:t xml:space="preserve">the CORS source registers no origin at all unless the deployment names one in full.</w:t>
+      </w:r>
+      <w:r>
+        <w:rPr>
+          <w:rFonts w:ascii="Calibri" w:cs="Calibri" w:eastAsia="Calibri" w:hAnsi="Calibri"/>
+          <w:b w:val="false"/>
+          <w:bCs w:val="false"/>
+          <w:color w:val="1B2027"/>
+          <w:sz w:val="21"/>
+          <w:szCs w:val="21"/>
+        </w:rPr>
+        <w:t xml:space="preserve"> For a PDF, the browser fetches your URL directly, so your storage must allow the viewer’s origin to read it.</w:t>
+      </w:r>
+    </w:p>
+    <w:p>
+      <w:pPr>
+        <w:pStyle w:val="Heading2"/>
+        <w:spacing w:after="140" w:before="280"/>
+      </w:pPr>
+      <w:r>
+        <w:rPr>
+          <w:rFonts w:ascii="Calibri" w:cs="Calibri" w:eastAsia="Calibri" w:hAnsi="Calibri"/>
+          <w:b/>
+          <w:bCs/>
+          <w:color w:val="0F7A83"/>
+          <w:sz w:val="25"/>
+          <w:szCs w:val="25"/>
+        </w:rPr>
+        <w:t xml:space="preserve">5.4  Identity: there is nothing to configure</w:t>
+      </w:r>
+    </w:p>
+    <w:p>
+      <w:pPr>
+        <w:spacing w:after="140" w:line="276"/>
+      </w:pPr>
+      <w:r>
+        <w:rPr>
+          <w:rFonts w:ascii="Calibri" w:cs="Calibri" w:eastAsia="Calibri" w:hAnsi="Calibri"/>
+          <w:b w:val="false"/>
+          <w:bCs w:val="false"/>
+          <w:color w:val="1B2027"/>
+          <w:sz w:val="21"/>
+          <w:szCs w:val="21"/>
+        </w:rPr>
+        <w:t xml:space="preserve">Not “you need to set up SSO”. The embed path has no identity system to configure at all. Our own </w:t>
+      </w:r>
+      <w:r>
+        <w:rPr>
+          <w:rFonts w:ascii="Consolas" w:cs="Consolas" w:eastAsia="Consolas" w:hAnsi="Consolas"/>
+          <w:b w:val="false"/>
+          <w:bCs w:val="false"/>
+          <w:color w:val="1B2027"/>
+          <w:sz w:val="19"/>
+          <w:szCs w:val="19"/>
+        </w:rPr>
+        <w:t xml:space="preserve">/api/annotations</w:t>
+      </w:r>
+      <w:r>
+        <w:rPr>
+          <w:rFonts w:ascii="Calibri" w:cs="Calibri" w:eastAsia="Calibri" w:hAnsi="Calibri"/>
+          <w:b w:val="false"/>
+          <w:bCs w:val="false"/>
+          <w:color w:val="1B2027"/>
+          <w:sz w:val="21"/>
+          <w:szCs w:val="21"/>
+        </w:rPr>
+        <w:t xml:space="preserve"> still keys a markup’s author to a row in our user table — integrating through *that* API would mean shadow-provisioning your users into our database, a data-protection conversation before it is an engineering one. The embed never reaches it.</w:t>
       </w:r>
     </w:p>
     <w:tbl>
@@ -6566,7 +7922,7 @@
                 <w:sz w:val="19"/>
                 <w:szCs w:val="19"/>
               </w:rPr>
-              <w:t xml:space="preserve">TODAY</w:t>
+              <w:t xml:space="preserve">THE PLATFORM’S OWN API — unchanged</w:t>
             </w:r>
           </w:p>
         </w:tc>
@@ -6601,7 +7957,7 @@
                 <w:sz w:val="19"/>
                 <w:szCs w:val="19"/>
               </w:rPr>
-              <w:t xml:space="preserve">NEEDED</w:t>
+              <w:t xml:space="preserve">THE EMBED PATH — built</w:t>
             </w:r>
           </w:p>
         </w:tc>
@@ -6707,7 +8063,7 @@
                 <w:sz w:val="19"/>
                 <w:szCs w:val="19"/>
               </w:rPr>
-              <w:t xml:space="preserve">signed assertion</w:t>
+              <w:t xml:space="preserve">known only to Asite</w:t>
             </w:r>
           </w:p>
         </w:tc>
@@ -6864,7 +8220,7 @@
                 <w:sz w:val="19"/>
                 <w:szCs w:val="19"/>
               </w:rPr>
-              <w:t xml:space="preserve">Annotation.authorRef</w:t>
+              <w:t xml:space="preserve">host.init.identity</w:t>
             </w:r>
           </w:p>
           <w:p>
@@ -6881,7 +8237,7 @@
                 <w:sz w:val="19"/>
                 <w:szCs w:val="19"/>
               </w:rPr>
-              <w:t xml:space="preserve">opaque value</w:t>
+              <w:t xml:space="preserve">display name · subjectId · capabilities</w:t>
             </w:r>
           </w:p>
         </w:tc>
@@ -7040,7 +8396,7 @@
                 <w:sz w:val="19"/>
                 <w:szCs w:val="19"/>
               </w:rPr>
-              <w:t xml:space="preserve">Issuer + subject</w:t>
+              <w:t xml:space="preserve">Nothing persisted</w:t>
             </w:r>
           </w:p>
           <w:p>
@@ -7057,7 +8413,7 @@
                 <w:sz w:val="19"/>
                 <w:szCs w:val="19"/>
               </w:rPr>
-              <w:t xml:space="preserve">no row required</w:t>
+              <w:t xml:space="preserve">the viewer stamps no author</w:t>
             </w:r>
           </w:p>
         </w:tc>
@@ -7093,7 +8449,7 @@
                 <w:sz w:val="19"/>
                 <w:szCs w:val="19"/>
               </w:rPr>
-              <w:t xml:space="preserve">Integration means shadow-provisioning every host user into our database.</w:t>
+              <w:t xml:space="preserve">Integrating through this API means shadow-provisioning every host user into our database.</w:t>
             </w:r>
           </w:p>
         </w:tc>
@@ -7127,7 +8483,7 @@
                 <w:sz w:val="19"/>
                 <w:szCs w:val="19"/>
               </w:rPr>
-              <w:t xml:space="preserve">The host stays the system of record for who its people are.</w:t>
+              <w:t xml:space="preserve">The host stays the system of record, and stamps the author itself when it stores the markup.</w:t>
             </w:r>
           </w:p>
         </w:tc>
@@ -7146,7 +8502,29 @@
           <w:sz w:val="17"/>
           <w:szCs w:val="17"/>
         </w:rPr>
-        <w:t xml:space="preserve">Figure 3 — The difference is one field. Annotation.author is a foreign key into our own user table, so a markup cannot exist without a local user row.</w:t>
+        <w:t xml:space="preserve">Figure 3 — Both paths exist in the code. </w:t>
+      </w:r>
+      <w:r>
+        <w:rPr>
+          <w:rFonts w:ascii="Consolas" w:cs="Consolas" w:eastAsia="Consolas" w:hAnsi="Consolas"/>
+          <w:b w:val="false"/>
+          <w:bCs w:val="false"/>
+          <w:color w:val="5F6875"/>
+          <w:sz w:val="15"/>
+          <w:szCs w:val="15"/>
+        </w:rPr>
+        <w:t xml:space="preserve">/api/annotations</w:t>
+      </w:r>
+      <w:r>
+        <w:rPr>
+          <w:rFonts w:ascii="Calibri" w:cs="Calibri" w:eastAsia="Calibri" w:hAnsi="Calibri"/>
+          <w:b w:val="false"/>
+          <w:bCs w:val="false"/>
+          <w:color w:val="5F6875"/>
+          <w:sz w:val="17"/>
+          <w:szCs w:val="17"/>
+        </w:rPr>
+        <w:t xml:space="preserve"> still keys an author to a row in our own user table, and always will for this platform’s own users. The embed path never reaches it: the viewer emits a markup with no author at all, and the host attributes it from the session it already holds.</w:t>
       </w:r>
     </w:p>
     <w:p>
@@ -7162,18 +8540,18 @@
           <w:sz w:val="21"/>
           <w:szCs w:val="21"/>
         </w:rPr>
-        <w:t xml:space="preserve">That is what the contract removes.</w:t>
-      </w:r>
-      <w:r>
-        <w:rPr>
-          <w:rFonts w:ascii="Calibri" w:cs="Calibri" w:eastAsia="Calibri" w:hAnsi="Calibri"/>
-          <w:b w:val="false"/>
-          <w:bCs w:val="false"/>
-          <w:color w:val="1B2027"/>
-          <w:sz w:val="21"/>
-          <w:szCs w:val="21"/>
-        </w:rPr>
-        <w:t xml:space="preserve"> The viewer is told a display name and an opaque subject id, both untrusted and used only for presentation, and the author is stamped by whoever persists the markup — you. You stay the system of record for who your people are, and nothing about your users reaches our database.</w:t>
+        <w:t xml:space="preserve">Three untrusted fields, and that is the whole of it.</w:t>
+      </w:r>
+      <w:r>
+        <w:rPr>
+          <w:rFonts w:ascii="Calibri" w:cs="Calibri" w:eastAsia="Calibri" w:hAnsi="Calibri"/>
+          <w:b w:val="false"/>
+          <w:bCs w:val="false"/>
+          <w:color w:val="1B2027"/>
+          <w:sz w:val="21"/>
+          <w:szCs w:val="21"/>
+        </w:rPr>
+        <w:t xml:space="preserve"> You send a display name, an opaque subject id, and a list of capabilities. All three are used for presentation and for deciding which controls render; none is trusted for authorisation, because the browser is not a place authorisation happens. The author is stamped by whoever persists the markup — you. Nothing about your users reaches our database.</w:t>
       </w:r>
     </w:p>
     <w:p>
@@ -7216,7 +8594,67 @@
           <w:sz w:val="21"/>
           <w:szCs w:val="21"/>
         </w:rPr>
-        <w:t xml:space="preserve"> need to mint a JWT, and you do not need an identity provider we can talk to. If an earlier version of this guide told you to prepare a signed assertion with a stable subject claim, disregard it — that was written while the question was open, and the answer went the other way.</w:t>
+        <w:t xml:space="preserve"> need to mint a JWT, and you do not need an identity provider we can talk to. If an earlier version of this guide told you to prepare a signed assertion with a stable subject claim, disregard it — that was written while the question was open, and the answer went the other way. </w:t>
+      </w:r>
+      <w:r>
+        <w:rPr>
+          <w:rFonts w:ascii="Calibri" w:cs="Calibri" w:eastAsia="Calibri" w:hAnsi="Calibri"/>
+          <w:b/>
+          <w:bCs/>
+          <w:color w:val="1B2027"/>
+          <w:sz w:val="21"/>
+          <w:szCs w:val="21"/>
+        </w:rPr>
+        <w:t xml:space="preserve">Sending no identity at all is a supported read-only deployment</w:t>
+      </w:r>
+      <w:r>
+        <w:rPr>
+          <w:rFonts w:ascii="Calibri" w:cs="Calibri" w:eastAsia="Calibri" w:hAnsi="Calibri"/>
+          <w:b w:val="false"/>
+          <w:bCs w:val="false"/>
+          <w:color w:val="1B2027"/>
+          <w:sz w:val="21"/>
+          <w:szCs w:val="21"/>
+        </w:rPr>
+        <w:t xml:space="preserve">, not a degraded one.</w:t>
+      </w:r>
+    </w:p>
+    <w:p>
+      <w:pPr>
+        <w:spacing w:after="140" w:line="276"/>
+      </w:pPr>
+      <w:r>
+        <w:rPr>
+          <w:rFonts w:ascii="Calibri" w:cs="Calibri" w:eastAsia="Calibri" w:hAnsi="Calibri"/>
+          <w:b w:val="false"/>
+          <w:bCs w:val="false"/>
+          <w:color w:val="1B2027"/>
+          <w:sz w:val="21"/>
+          <w:szCs w:val="21"/>
+        </w:rPr>
+        <w:t xml:space="preserve">One consequence to plan around: </w:t>
+      </w:r>
+      <w:r>
+        <w:rPr>
+          <w:rFonts w:ascii="Calibri" w:cs="Calibri" w:eastAsia="Calibri" w:hAnsi="Calibri"/>
+          <w:b/>
+          <w:bCs/>
+          <w:color w:val="1B2027"/>
+          <w:sz w:val="21"/>
+          <w:szCs w:val="21"/>
+        </w:rPr>
+        <w:t xml:space="preserve">live collaboration is not available in an embed.</w:t>
+      </w:r>
+      <w:r>
+        <w:rPr>
+          <w:rFonts w:ascii="Calibri" w:cs="Calibri" w:eastAsia="Calibri" w:hAnsi="Calibri"/>
+          <w:b w:val="false"/>
+          <w:bCs w:val="false"/>
+          <w:color w:val="1B2027"/>
+          <w:sz w:val="21"/>
+          <w:szCs w:val="21"/>
+        </w:rPr>
+        <w:t xml:space="preserve"> Cursors and presence ride a socket authenticated by a viewer session, and an embedded viewer has no session by design. That is the acknowledged cost of “the viewer authenticates nobody”, and it is unsolved rather than decided against.</w:t>
       </w:r>
     </w:p>
     <w:p>
@@ -7233,7 +8671,7 @@
           <w:sz w:val="30"/>
           <w:szCs w:val="30"/>
         </w:rPr>
-        <w:t xml:space="preserve">6.  What to plan for, not against</w:t>
+        <w:t xml:space="preserve">6.  What is settled, and what is still open</w:t>
       </w:r>
     </w:p>
     <w:p>
@@ -7249,7 +8687,24 @@
           <w:sz w:val="21"/>
           <w:szCs w:val="21"/>
         </w:rPr>
-        <w:t xml:space="preserve">The contract has landed. It is specified, not implemented — do not build against it yet — but it is settled enough to design around, and these are no longer guesses.</w:t>
+        <w:t xml:space="preserve">Everything in the first list is decided and implemented — design against it. Everything in the second is a real gap we would rather you heard from us than discovered.</w:t>
+      </w:r>
+    </w:p>
+    <w:p>
+      <w:pPr>
+        <w:pStyle w:val="Heading2"/>
+        <w:spacing w:after="140" w:before="280"/>
+      </w:pPr>
+      <w:r>
+        <w:rPr>
+          <w:rFonts w:ascii="Calibri" w:cs="Calibri" w:eastAsia="Calibri" w:hAnsi="Calibri"/>
+          <w:b/>
+          <w:bCs/>
+          <w:color w:val="0F7A83"/>
+          <w:sz w:val="25"/>
+          <w:szCs w:val="25"/>
+        </w:rPr>
+        <w:t xml:space="preserve">Settled</w:t>
       </w:r>
     </w:p>
     <w:p>
@@ -7335,7 +8790,7 @@
           <w:sz w:val="21"/>
           <w:szCs w:val="21"/>
         </w:rPr>
-        <w:t xml:space="preserve"> — a display name, an opaque subject id, and capability flags that decide which controls render and nothing else. No signed assertion, no viewer session, no JWT. Sending no identity at all is a supported read-only deployment.</w:t>
+        <w:t xml:space="preserve"> — a display name, an opaque subject id, and capability flags that decide which controls render and nothing else. No signed assertion, no viewer session, no JWT.</w:t>
       </w:r>
     </w:p>
     <w:p>
@@ -7367,7 +8822,7 @@
           <w:sz w:val="21"/>
           <w:szCs w:val="21"/>
         </w:rPr>
-        <w:t xml:space="preserve"> on the message channel, with the geometry as an opaque string you store and hand back. There is no author field — you stamp that.</w:t>
+        <w:t xml:space="preserve">, with the geometry as an opaque string you store and hand back. There is no author field — you stamp that.</w:t>
       </w:r>
     </w:p>
     <w:p>
@@ -7426,28 +8881,270 @@
     </w:p>
     <w:p>
       <w:pPr>
-        <w:spacing w:after="140" w:line="276"/>
-      </w:pPr>
-      <w:r>
-        <w:rPr>
-          <w:rFonts w:ascii="Calibri" w:cs="Calibri" w:eastAsia="Calibri" w:hAnsi="Calibri"/>
-          <w:b w:val="false"/>
-          <w:bCs w:val="false"/>
-          <w:color w:val="1B2027"/>
-          <w:sz w:val="21"/>
-          <w:szCs w:val="21"/>
-        </w:rPr>
-        <w:t xml:space="preserve">Full message shapes: </w:t>
-      </w:r>
-      <w:r>
-        <w:rPr>
-          <w:rFonts w:ascii="Consolas" w:cs="Consolas" w:eastAsia="Consolas" w:hAnsi="Consolas"/>
-          <w:b w:val="false"/>
-          <w:bCs w:val="false"/>
+        <w:pStyle w:val="ListParagraph"/>
+        <w:numPr>
+          <w:ilvl w:val="0"/>
+          <w:numId w:val="2"/>
+        </w:numPr>
+        <w:spacing w:after="90" w:line="276"/>
+      </w:pPr>
+      <w:r>
+        <w:rPr>
+          <w:rFonts w:ascii="Calibri" w:cs="Calibri" w:eastAsia="Calibri" w:hAnsi="Calibri"/>
+          <w:b/>
+          <w:bCs/>
+          <w:color w:val="1B2027"/>
+          <w:sz w:val="21"/>
+          <w:szCs w:val="21"/>
+        </w:rPr>
+        <w:t xml:space="preserve">One message pair covers all seventeen document operations</w:t>
+      </w:r>
+      <w:r>
+        <w:rPr>
+          <w:rFonts w:ascii="Calibri" w:cs="Calibri" w:eastAsia="Calibri" w:hAnsi="Calibri"/>
+          <w:b w:val="false"/>
+          <w:bCs w:val="false"/>
+          <w:color w:val="1B2027"/>
+          <w:sz w:val="21"/>
+          <w:szCs w:val="21"/>
+        </w:rPr>
+        <w:t xml:space="preserve">, and three of them — sign, create version, restore version — will never move to the viewer.</w:t>
+      </w:r>
+    </w:p>
+    <w:p>
+      <w:pPr>
+        <w:pStyle w:val="ListParagraph"/>
+        <w:numPr>
+          <w:ilvl w:val="0"/>
+          <w:numId w:val="2"/>
+        </w:numPr>
+        <w:spacing w:after="90" w:line="276"/>
+      </w:pPr>
+      <w:r>
+        <w:rPr>
+          <w:rFonts w:ascii="Calibri" w:cs="Calibri" w:eastAsia="Calibri" w:hAnsi="Calibri"/>
+          <w:b/>
+          <w:bCs/>
+          <w:color w:val="1B2027"/>
+          <w:sz w:val="21"/>
+          <w:szCs w:val="21"/>
+        </w:rPr>
+        <w:t xml:space="preserve">The protocol version is in every message, and </w:t>
+      </w:r>
+      <w:r>
+        <w:rPr>
+          <w:rFonts w:ascii="Consolas" w:cs="Consolas" w:eastAsia="Consolas" w:hAnsi="Consolas"/>
+          <w:b/>
+          <w:bCs/>
           <w:color w:val="1B2027"/>
           <w:sz w:val="19"/>
           <w:szCs w:val="19"/>
         </w:rPr>
+        <w:t xml:space="preserve">viewer.ready</w:t>
+      </w:r>
+      <w:r>
+        <w:rPr>
+          <w:rFonts w:ascii="Calibri" w:cs="Calibri" w:eastAsia="Calibri" w:hAnsi="Calibri"/>
+          <w:b/>
+          <w:bCs/>
+          <w:color w:val="1B2027"/>
+          <w:sz w:val="21"/>
+          <w:szCs w:val="21"/>
+        </w:rPr>
+        <w:t xml:space="preserve"> tells you which versions the deployment speaks.</w:t>
+      </w:r>
+      <w:r>
+        <w:rPr>
+          <w:rFonts w:ascii="Calibri" w:cs="Calibri" w:eastAsia="Calibri" w:hAnsi="Calibri"/>
+          <w:b w:val="false"/>
+          <w:bCs w:val="false"/>
+          <w:color w:val="1B2027"/>
+          <w:sz w:val="21"/>
+          <w:szCs w:val="21"/>
+        </w:rPr>
+        <w:t xml:space="preserve"> Read it and pick; do not assume. Within v1 we may add message types, optional fields, commands and operations — you ignore what you do not recognise, which is why the rule is *validate*, not *reject on unknown field*. Removing anything needs v2, announced with at least six months’ notice and both versions running over the overlap.</w:t>
+      </w:r>
+    </w:p>
+    <w:p>
+      <w:pPr>
+        <w:pStyle w:val="Heading2"/>
+        <w:spacing w:after="140" w:before="280"/>
+      </w:pPr>
+      <w:r>
+        <w:rPr>
+          <w:rFonts w:ascii="Calibri" w:cs="Calibri" w:eastAsia="Calibri" w:hAnsi="Calibri"/>
+          <w:b/>
+          <w:bCs/>
+          <w:color w:val="0F7A83"/>
+          <w:sz w:val="25"/>
+          <w:szCs w:val="25"/>
+        </w:rPr>
+        <w:t xml:space="preserve">Still open</w:t>
+      </w:r>
+    </w:p>
+    <w:p>
+      <w:pPr>
+        <w:pStyle w:val="ListParagraph"/>
+        <w:numPr>
+          <w:ilvl w:val="0"/>
+          <w:numId w:val="2"/>
+        </w:numPr>
+        <w:spacing w:after="90" w:line="276"/>
+      </w:pPr>
+      <w:r>
+        <w:rPr>
+          <w:rFonts w:ascii="Consolas" w:cs="Consolas" w:eastAsia="Consolas" w:hAnsi="Consolas"/>
+          <w:b/>
+          <w:bCs/>
+          <w:color w:val="1B2027"/>
+          <w:sz w:val="19"/>
+          <w:szCs w:val="19"/>
+        </w:rPr>
+        <w:t xml:space="preserve">frame-ancestors</w:t>
+      </w:r>
+      <w:r>
+        <w:rPr>
+          <w:rFonts w:ascii="Calibri" w:cs="Calibri" w:eastAsia="Calibri" w:hAnsi="Calibri"/>
+          <w:b/>
+          <w:bCs/>
+          <w:color w:val="1B2027"/>
+          <w:sz w:val="21"/>
+          <w:szCs w:val="21"/>
+        </w:rPr>
+        <w:t xml:space="preserve"> on the embed route</w:t>
+      </w:r>
+      <w:r>
+        <w:rPr>
+          <w:rFonts w:ascii="Calibri" w:cs="Calibri" w:eastAsia="Calibri" w:hAnsi="Calibri"/>
+          <w:b w:val="false"/>
+          <w:bCs w:val="false"/>
+          <w:color w:val="1B2027"/>
+          <w:sz w:val="21"/>
+          <w:szCs w:val="21"/>
+        </w:rPr>
+        <w:t xml:space="preserve"> — section 5.2. The blocker.</w:t>
+      </w:r>
+    </w:p>
+    <w:p>
+      <w:pPr>
+        <w:pStyle w:val="ListParagraph"/>
+        <w:numPr>
+          <w:ilvl w:val="0"/>
+          <w:numId w:val="2"/>
+        </w:numPr>
+        <w:spacing w:after="90" w:line="276"/>
+      </w:pPr>
+      <w:r>
+        <w:rPr>
+          <w:rFonts w:ascii="Calibri" w:cs="Calibri" w:eastAsia="Calibri" w:hAnsi="Calibri"/>
+          <w:b/>
+          <w:bCs/>
+          <w:color w:val="1B2027"/>
+          <w:sz w:val="21"/>
+          <w:szCs w:val="21"/>
+        </w:rPr>
+        <w:t xml:space="preserve">Non-PDF formats in an embedded frame</w:t>
+      </w:r>
+      <w:r>
+        <w:rPr>
+          <w:rFonts w:ascii="Calibri" w:cs="Calibri" w:eastAsia="Calibri" w:hAnsi="Calibri"/>
+          <w:b w:val="false"/>
+          <w:bCs w:val="false"/>
+          <w:color w:val="1B2027"/>
+          <w:sz w:val="21"/>
+          <w:szCs w:val="21"/>
+        </w:rPr>
+        <w:t xml:space="preserve"> — section 4. Wiring, not design.</w:t>
+      </w:r>
+    </w:p>
+    <w:p>
+      <w:pPr>
+        <w:pStyle w:val="ListParagraph"/>
+        <w:numPr>
+          <w:ilvl w:val="0"/>
+          <w:numId w:val="2"/>
+        </w:numPr>
+        <w:spacing w:after="90" w:line="276"/>
+      </w:pPr>
+      <w:r>
+        <w:rPr>
+          <w:rFonts w:ascii="Calibri" w:cs="Calibri" w:eastAsia="Calibri" w:hAnsi="Calibri"/>
+          <w:b/>
+          <w:bCs/>
+          <w:color w:val="1B2027"/>
+          <w:sz w:val="21"/>
+          <w:szCs w:val="21"/>
+        </w:rPr>
+        <w:t xml:space="preserve">Collaboration in an embed</w:t>
+      </w:r>
+      <w:r>
+        <w:rPr>
+          <w:rFonts w:ascii="Calibri" w:cs="Calibri" w:eastAsia="Calibri" w:hAnsi="Calibri"/>
+          <w:b w:val="false"/>
+          <w:bCs w:val="false"/>
+          <w:color w:val="1B2027"/>
+          <w:sz w:val="21"/>
+          <w:szCs w:val="21"/>
+        </w:rPr>
+        <w:t xml:space="preserve"> — section 5.4. Genuinely unsolved.</w:t>
+      </w:r>
+    </w:p>
+    <w:p>
+      <w:pPr>
+        <w:pStyle w:val="ListParagraph"/>
+        <w:numPr>
+          <w:ilvl w:val="0"/>
+          <w:numId w:val="2"/>
+        </w:numPr>
+        <w:spacing w:after="90" w:line="276"/>
+      </w:pPr>
+      <w:r>
+        <w:rPr>
+          <w:rFonts w:ascii="Calibri" w:cs="Calibri" w:eastAsia="Calibri" w:hAnsi="Calibri"/>
+          <w:b/>
+          <w:bCs/>
+          <w:color w:val="1B2027"/>
+          <w:sz w:val="21"/>
+          <w:szCs w:val="21"/>
+        </w:rPr>
+        <w:t xml:space="preserve">Accessibility evidence.</w:t>
+      </w:r>
+      <w:r>
+        <w:rPr>
+          <w:rFonts w:ascii="Calibri" w:cs="Calibri" w:eastAsia="Calibri" w:hAnsi="Calibri"/>
+          <w:b w:val="false"/>
+          <w:bCs w:val="false"/>
+          <w:color w:val="1B2027"/>
+          <w:sz w:val="21"/>
+          <w:szCs w:val="21"/>
+        </w:rPr>
+        <w:t xml:space="preserve"> See section 7 before you rely on ours.</w:t>
+      </w:r>
+    </w:p>
+    <w:p>
+      <w:pPr>
+        <w:spacing w:after="140" w:line="276"/>
+      </w:pPr>
+      <w:r>
+        <w:rPr>
+          <w:rFonts w:ascii="Calibri" w:cs="Calibri" w:eastAsia="Calibri" w:hAnsi="Calibri"/>
+          <w:b w:val="false"/>
+          <w:bCs w:val="false"/>
+          <w:color w:val="1B2027"/>
+          <w:sz w:val="21"/>
+          <w:szCs w:val="21"/>
+        </w:rPr>
+        <w:t xml:space="preserve">Full message shapes: </w:t>
+      </w:r>
+      <w:r>
+        <w:rPr>
+          <w:rFonts w:ascii="Consolas" w:cs="Consolas" w:eastAsia="Consolas" w:hAnsi="Consolas"/>
+          <w:b w:val="false"/>
+          <w:bCs w:val="false"/>
+          <w:color w:val="1B2027"/>
+          <w:sz w:val="19"/>
+          <w:szCs w:val="19"/>
+        </w:rPr>
         <w:t xml:space="preserve">docs/viewer-embed-protocol.md</w:t>
       </w:r>
       <w:r>
@@ -7459,7 +9156,7 @@
           <w:sz w:val="21"/>
           <w:szCs w:val="21"/>
         </w:rPr>
-        <w:t xml:space="preserve">.</w:t>
+        <w:t xml:space="preserve">. Where this guide and that document disagree, that document is the normative one.</w:t>
       </w:r>
     </w:p>
     <w:p>
@@ -7504,33 +9201,6 @@
           <w:szCs w:val="21"/>
         </w:rPr>
         <w:t xml:space="preserve"> WCAG 2.2 AA is a procurement gate in the UK, EU, Australia and the US, and an embedded viewer becomes part of *your* conformance claim. If you embed our WebGL model view, you inherit the requirement for an equivalent accessible route to the same information — we provide the hierarchy tree for exactly this reason, and it needs to remain reachable in your integration. Exports must be tagged and PDF/UA-conformant.</w:t>
-      </w:r>
-    </w:p>
-    <w:p>
-      <w:pPr>
-        <w:spacing w:after="140" w:line="276"/>
-      </w:pPr>
-      <w:r>
-        <w:rPr>
-          <w:rFonts w:ascii="Calibri" w:cs="Calibri" w:eastAsia="Calibri" w:hAnsi="Calibri"/>
-          <w:b/>
-          <w:bCs/>
-          <w:color w:val="1B2027"/>
-          <w:sz w:val="21"/>
-          <w:szCs w:val="21"/>
-        </w:rPr>
-        <w:t xml:space="preserve">Trademarks.</w:t>
-      </w:r>
-      <w:r>
-        <w:rPr>
-          <w:rFonts w:ascii="Calibri" w:cs="Calibri" w:eastAsia="Calibri" w:hAnsi="Calibri"/>
-          <w:b w:val="false"/>
-          <w:bCs w:val="false"/>
-          <w:color w:val="1B2027"/>
-          <w:sz w:val="21"/>
-          <w:szCs w:val="21"/>
-        </w:rPr>
-        <w:t xml:space="preserve"> “Works with Microsoft SharePoint” is nominative fair use. “Microsoft-approved”, their logo, or any implication of partnership is not. The same applies to Amazon, Google and Autodesk. Integration documentation is where this goes wrong most easily, in both directions.</w:t>
       </w:r>
     </w:p>
     <w:p>
@@ -7551,6 +9221,87 @@
           <w:sz w:val="21"/>
           <w:szCs w:val="21"/>
         </w:rPr>
+        <w:t xml:space="preserve">Do not inherit a conformance claim from us, because we are not making one yet.</w:t>
+      </w:r>
+      <w:r>
+        <w:rPr>
+          <w:rFonts w:ascii="Calibri" w:cs="Calibri" w:eastAsia="Calibri" w:hAnsi="Calibri"/>
+          <w:b w:val="false"/>
+          <w:bCs w:val="false"/>
+          <w:color w:val="1B2027"/>
+          <w:sz w:val="21"/>
+          <w:szCs w:val="21"/>
+        </w:rPr>
+        <w:t xml:space="preserve"> An accessibility statement, a VPAT 2.5 INT conformance report and a screen-reader matrix all exist in our repository, and all three record the same thing: no criterion has been evaluated by test. Real work has been done — keyboard-reachable controls, a visible focus indicator throughout, </w:t>
+      </w:r>
+      <w:r>
+        <w:rPr>
+          <w:rFonts w:ascii="Consolas" w:cs="Consolas" w:eastAsia="Consolas" w:hAnsi="Consolas"/>
+          <w:b w:val="false"/>
+          <w:bCs w:val="false"/>
+          <w:color w:val="1B2027"/>
+          <w:sz w:val="19"/>
+          <w:szCs w:val="19"/>
+        </w:rPr>
+        <w:t xml:space="preserve">prefers-reduced-motion</w:t>
+      </w:r>
+      <w:r>
+        <w:rPr>
+          <w:rFonts w:ascii="Calibri" w:cs="Calibri" w:eastAsia="Calibri" w:hAnsi="Calibri"/>
+          <w:b w:val="false"/>
+          <w:bCs w:val="false"/>
+          <w:color w:val="1B2027"/>
+          <w:sz w:val="21"/>
+          <w:szCs w:val="21"/>
+        </w:rPr>
+        <w:t xml:space="preserve"> honoured, an authentication flow that meets SC 3.3.8 by construction — but none of it has been through an audit, and an untested claim is worth nothing in a procurement. If your bid depends on ours, ask for the current state in writing rather than citing this guide.</w:t>
+      </w:r>
+    </w:p>
+    <w:p>
+      <w:pPr>
+        <w:spacing w:after="140" w:line="276"/>
+      </w:pPr>
+      <w:r>
+        <w:rPr>
+          <w:rFonts w:ascii="Calibri" w:cs="Calibri" w:eastAsia="Calibri" w:hAnsi="Calibri"/>
+          <w:b/>
+          <w:bCs/>
+          <w:color w:val="1B2027"/>
+          <w:sz w:val="21"/>
+          <w:szCs w:val="21"/>
+        </w:rPr>
+        <w:t xml:space="preserve">Trademarks.</w:t>
+      </w:r>
+      <w:r>
+        <w:rPr>
+          <w:rFonts w:ascii="Calibri" w:cs="Calibri" w:eastAsia="Calibri" w:hAnsi="Calibri"/>
+          <w:b w:val="false"/>
+          <w:bCs w:val="false"/>
+          <w:color w:val="1B2027"/>
+          <w:sz w:val="21"/>
+          <w:szCs w:val="21"/>
+        </w:rPr>
+        <w:t xml:space="preserve"> “Works with Microsoft SharePoint” is nominative fair use. “Microsoft-approved”, their logo, or any implication of partnership is not. The same applies to Amazon, Google and Autodesk. Integration documentation is where this goes wrong most easily, in both directions.</w:t>
+      </w:r>
+    </w:p>
+    <w:p>
+      <w:pPr>
+        <w:pBdr>
+          <w:left w:val="single" w:color="C4342A" w:sz="18" w:space="8"/>
+        </w:pBdr>
+        <w:shd w:fill="FBEDEC" w:color="auto" w:val="clear"/>
+        <w:spacing w:after="180" w:before="140"/>
+        <w:ind w:left="120" w:right="120"/>
+      </w:pPr>
+      <w:r>
+        <w:rPr>
+          <w:rFonts w:ascii="Calibri" w:cs="Calibri" w:eastAsia="Calibri" w:hAnsi="Calibri"/>
+          <w:b/>
+          <w:bCs/>
+          <w:color w:val="1B2027"/>
+          <w:sz w:val="21"/>
+          <w:szCs w:val="21"/>
+        </w:rPr>
         <w:t xml:space="preserve">Certification claims.</w:t>
       </w:r>
       <w:r>
@@ -7891,7 +9642,7 @@
           <w:sz w:val="21"/>
           <w:szCs w:val="21"/>
         </w:rPr>
-        <w:t xml:space="preserve">Have you read the embed protocol? (</w:t>
+        <w:t xml:space="preserve">Have you run the demo host and watched a handshake? (</w:t>
       </w:r>
       <w:r>
         <w:rPr>
@@ -7902,7 +9653,7 @@
           <w:sz w:val="19"/>
           <w:szCs w:val="19"/>
         </w:rPr>
-        <w:t xml:space="preserve">docs/viewer-embed-protocol.md</w:t>
+        <w:t xml:space="preserve">demo/README.md</w:t>
       </w:r>
       <w:r>
         <w:rPr>
@@ -7934,7 +9685,29 @@
           <w:sz w:val="21"/>
           <w:szCs w:val="21"/>
         </w:rPr>
-        <w:t xml:space="preserve">Can you mint a short-lived URL for a document, and serve a page that frames us?</w:t>
+        <w:t xml:space="preserve">Have you read the embed protocol? (</w:t>
+      </w:r>
+      <w:r>
+        <w:rPr>
+          <w:rFonts w:ascii="Consolas" w:cs="Consolas" w:eastAsia="Consolas" w:hAnsi="Consolas"/>
+          <w:b w:val="false"/>
+          <w:bCs w:val="false"/>
+          <w:color w:val="1B2027"/>
+          <w:sz w:val="19"/>
+          <w:szCs w:val="19"/>
+        </w:rPr>
+        <w:t xml:space="preserve">docs/viewer-embed-protocol.md</w:t>
+      </w:r>
+      <w:r>
+        <w:rPr>
+          <w:rFonts w:ascii="Calibri" w:cs="Calibri" w:eastAsia="Calibri" w:hAnsi="Calibri"/>
+          <w:b w:val="false"/>
+          <w:bCs w:val="false"/>
+          <w:color w:val="1B2027"/>
+          <w:sz w:val="21"/>
+          <w:szCs w:val="21"/>
+        </w:rPr>
+        <w:t xml:space="preserve">)</w:t>
       </w:r>
     </w:p>
     <w:p>
@@ -7949,13 +9722,35 @@
       <w:r>
         <w:rPr>
           <w:rFonts w:ascii="Calibri" w:cs="Calibri" w:eastAsia="Calibri" w:hAnsi="Calibri"/>
-          <w:b w:val="false"/>
-          <w:bCs w:val="false"/>
-          <w:color w:val="1B2027"/>
-          <w:sz w:val="21"/>
-          <w:szCs w:val="21"/>
-        </w:rPr>
-        <w:t xml:space="preserve">Do you have somewhere to store markup that is not the rendered file?</w:t>
+          <w:b/>
+          <w:bCs/>
+          <w:color w:val="1B2027"/>
+          <w:sz w:val="21"/>
+          <w:szCs w:val="21"/>
+        </w:rPr>
+        <w:t xml:space="preserve">Have you confirmed the embed route’s </w:t>
+      </w:r>
+      <w:r>
+        <w:rPr>
+          <w:rFonts w:ascii="Consolas" w:cs="Consolas" w:eastAsia="Consolas" w:hAnsi="Consolas"/>
+          <w:b/>
+          <w:bCs/>
+          <w:color w:val="1B2027"/>
+          <w:sz w:val="19"/>
+          <w:szCs w:val="19"/>
+        </w:rPr>
+        <w:t xml:space="preserve">frame-ancestors</w:t>
+      </w:r>
+      <w:r>
+        <w:rPr>
+          <w:rFonts w:ascii="Calibri" w:cs="Calibri" w:eastAsia="Calibri" w:hAnsi="Calibri"/>
+          <w:b/>
+          <w:bCs/>
+          <w:color w:val="1B2027"/>
+          <w:sz w:val="21"/>
+          <w:szCs w:val="21"/>
+        </w:rPr>
+        <w:t xml:space="preserve"> allow-list exists on the deployment you will integrate with, and that your origins are on it?</w:t>
       </w:r>
     </w:p>
     <w:p>
@@ -7976,7 +9771,178 @@
           <w:sz w:val="21"/>
           <w:szCs w:val="21"/>
         </w:rPr>
-        <w:t xml:space="preserve">Do you know which of the 17 document operations you need to implement as callbacks?</w:t>
+        <w:t xml:space="preserve">Can you mint a short-lived URL for a document, and serve a page that frames us?</w:t>
+      </w:r>
+    </w:p>
+    <w:p>
+      <w:pPr>
+        <w:pStyle w:val="ListParagraph"/>
+        <w:numPr>
+          <w:ilvl w:val="0"/>
+          <w:numId w:val="2"/>
+        </w:numPr>
+        <w:spacing w:after="90" w:line="276"/>
+      </w:pPr>
+      <w:r>
+        <w:rPr>
+          <w:rFonts w:ascii="Calibri" w:cs="Calibri" w:eastAsia="Calibri" w:hAnsi="Calibri"/>
+          <w:b w:val="false"/>
+          <w:bCs w:val="false"/>
+          <w:color w:val="1B2027"/>
+          <w:sz w:val="21"/>
+          <w:szCs w:val="21"/>
+        </w:rPr>
+        <w:t xml:space="preserve">Does your storage allow the viewer’s origin to read that URL from the browser?</w:t>
+      </w:r>
+    </w:p>
+    <w:p>
+      <w:pPr>
+        <w:pStyle w:val="ListParagraph"/>
+        <w:numPr>
+          <w:ilvl w:val="0"/>
+          <w:numId w:val="2"/>
+        </w:numPr>
+        <w:spacing w:after="90" w:line="276"/>
+      </w:pPr>
+      <w:r>
+        <w:rPr>
+          <w:rFonts w:ascii="Calibri" w:cs="Calibri" w:eastAsia="Calibri" w:hAnsi="Calibri"/>
+          <w:b w:val="false"/>
+          <w:bCs w:val="false"/>
+          <w:color w:val="1B2027"/>
+          <w:sz w:val="21"/>
+          <w:szCs w:val="21"/>
+        </w:rPr>
+        <w:t xml:space="preserve">Do you check </w:t>
+      </w:r>
+      <w:r>
+        <w:rPr>
+          <w:rFonts w:ascii="Consolas" w:cs="Consolas" w:eastAsia="Consolas" w:hAnsi="Consolas"/>
+          <w:b w:val="false"/>
+          <w:bCs w:val="false"/>
+          <w:color w:val="1B2027"/>
+          <w:sz w:val="19"/>
+          <w:szCs w:val="19"/>
+        </w:rPr>
+        <w:t xml:space="preserve">event.origin</w:t>
+      </w:r>
+      <w:r>
+        <w:rPr>
+          <w:rFonts w:ascii="Calibri" w:cs="Calibri" w:eastAsia="Calibri" w:hAnsi="Calibri"/>
+          <w:b w:val="false"/>
+          <w:bCs w:val="false"/>
+          <w:color w:val="1B2027"/>
+          <w:sz w:val="21"/>
+          <w:szCs w:val="21"/>
+        </w:rPr>
+        <w:t xml:space="preserve"> on every message, not once at setup?</w:t>
+      </w:r>
+    </w:p>
+    <w:p>
+      <w:pPr>
+        <w:pStyle w:val="ListParagraph"/>
+        <w:numPr>
+          <w:ilvl w:val="0"/>
+          <w:numId w:val="2"/>
+        </w:numPr>
+        <w:spacing w:after="90" w:line="276"/>
+      </w:pPr>
+      <w:r>
+        <w:rPr>
+          <w:rFonts w:ascii="Calibri" w:cs="Calibri" w:eastAsia="Calibri" w:hAnsi="Calibri"/>
+          <w:b w:val="false"/>
+          <w:bCs w:val="false"/>
+          <w:color w:val="1B2027"/>
+          <w:sz w:val="21"/>
+          <w:szCs w:val="21"/>
+        </w:rPr>
+        <w:t xml:space="preserve">Do you have somewhere to store markup that is not the rendered file, and do you stamp the author from your own session rather than from the message?</w:t>
+      </w:r>
+    </w:p>
+    <w:p>
+      <w:pPr>
+        <w:pStyle w:val="ListParagraph"/>
+        <w:numPr>
+          <w:ilvl w:val="0"/>
+          <w:numId w:val="2"/>
+        </w:numPr>
+        <w:spacing w:after="90" w:line="276"/>
+      </w:pPr>
+      <w:r>
+        <w:rPr>
+          <w:rFonts w:ascii="Calibri" w:cs="Calibri" w:eastAsia="Calibri" w:hAnsi="Calibri"/>
+          <w:b w:val="false"/>
+          <w:bCs w:val="false"/>
+          <w:color w:val="1B2027"/>
+          <w:sz w:val="21"/>
+          <w:szCs w:val="21"/>
+        </w:rPr>
+        <w:t xml:space="preserve">Do you know which of the 17 document operations you need to implement as callbacks, and can you return </w:t>
+      </w:r>
+      <w:r>
+        <w:rPr>
+          <w:rFonts w:ascii="Consolas" w:cs="Consolas" w:eastAsia="Consolas" w:hAnsi="Consolas"/>
+          <w:b w:val="false"/>
+          <w:bCs w:val="false"/>
+          <w:color w:val="1B2027"/>
+          <w:sz w:val="19"/>
+          <w:szCs w:val="19"/>
+        </w:rPr>
+        <w:t xml:space="preserve">refused</w:t>
+      </w:r>
+      <w:r>
+        <w:rPr>
+          <w:rFonts w:ascii="Calibri" w:cs="Calibri" w:eastAsia="Calibri" w:hAnsi="Calibri"/>
+          <w:b w:val="false"/>
+          <w:bCs w:val="false"/>
+          <w:color w:val="1B2027"/>
+          <w:sz w:val="21"/>
+          <w:szCs w:val="21"/>
+        </w:rPr>
+        <w:t xml:space="preserve"> as readily as </w:t>
+      </w:r>
+      <w:r>
+        <w:rPr>
+          <w:rFonts w:ascii="Consolas" w:cs="Consolas" w:eastAsia="Consolas" w:hAnsi="Consolas"/>
+          <w:b w:val="false"/>
+          <w:bCs w:val="false"/>
+          <w:color w:val="1B2027"/>
+          <w:sz w:val="19"/>
+          <w:szCs w:val="19"/>
+        </w:rPr>
+        <w:t xml:space="preserve">applied</w:t>
+      </w:r>
+      <w:r>
+        <w:rPr>
+          <w:rFonts w:ascii="Calibri" w:cs="Calibri" w:eastAsia="Calibri" w:hAnsi="Calibri"/>
+          <w:b w:val="false"/>
+          <w:bCs w:val="false"/>
+          <w:color w:val="1B2027"/>
+          <w:sz w:val="21"/>
+          <w:szCs w:val="21"/>
+        </w:rPr>
+        <w:t xml:space="preserve">?</w:t>
+      </w:r>
+    </w:p>
+    <w:p>
+      <w:pPr>
+        <w:pStyle w:val="ListParagraph"/>
+        <w:numPr>
+          <w:ilvl w:val="0"/>
+          <w:numId w:val="2"/>
+        </w:numPr>
+        <w:spacing w:after="90" w:line="276"/>
+      </w:pPr>
+      <w:r>
+        <w:rPr>
+          <w:rFonts w:ascii="Calibri" w:cs="Calibri" w:eastAsia="Calibri" w:hAnsi="Calibri"/>
+          <w:b w:val="false"/>
+          <w:bCs w:val="false"/>
+          <w:color w:val="1B2027"/>
+          <w:sz w:val="21"/>
+          <w:szCs w:val="21"/>
+        </w:rPr>
+        <w:t xml:space="preserve">Is your embedded use case PDF-first, or do you need the conversion path wired in?</w:t>
       </w:r>
     </w:p>
     <w:p>
@@ -7991,35 +9957,24 @@
       <w:r>
         <w:rPr>
           <w:rFonts w:ascii="Calibri" w:cs="Calibri" w:eastAsia="Calibri" w:hAnsi="Calibri"/>
-          <w:b w:val="false"/>
-          <w:bCs w:val="false"/>
-          <w:color w:val="1B2027"/>
-          <w:sz w:val="21"/>
-          <w:szCs w:val="21"/>
-        </w:rPr>
-        <w:t xml:space="preserve">The embed is specified but not built, so the integration you can ship </w:t>
-      </w:r>
-      <w:r>
-        <w:rPr>
-          <w:rFonts w:ascii="Calibri" w:cs="Calibri" w:eastAsia="Calibri" w:hAnsi="Calibri"/>
           <w:b/>
           <w:bCs/>
           <w:color w:val="1B2027"/>
           <w:sz w:val="21"/>
           <w:szCs w:val="21"/>
         </w:rPr>
-        <w:t xml:space="preserve">today</w:t>
-      </w:r>
-      <w:r>
-        <w:rPr>
-          <w:rFonts w:ascii="Calibri" w:cs="Calibri" w:eastAsia="Calibri" w:hAnsi="Calibri"/>
-          <w:b w:val="false"/>
-          <w:bCs w:val="false"/>
-          <w:color w:val="1B2027"/>
-          <w:sz w:val="21"/>
-          <w:szCs w:val="21"/>
-        </w:rPr>
-        <w:t xml:space="preserve"> is still section 3 and nothing else. That is a real feature and it works — it is just smaller than “embed the viewer”, and worth scoping as what it is.</w:t>
+        <w:t xml:space="preserve">The integration you can ship against a stock deployment today is still section 3.</w:t>
+      </w:r>
+      <w:r>
+        <w:rPr>
+          <w:rFonts w:ascii="Calibri" w:cs="Calibri" w:eastAsia="Calibri" w:hAnsi="Calibri"/>
+          <w:b w:val="false"/>
+          <w:bCs w:val="false"/>
+          <w:color w:val="1B2027"/>
+          <w:sz w:val="21"/>
+          <w:szCs w:val="21"/>
+        </w:rPr>
+        <w:t xml:space="preserve"> The embed is built and demonstrable, and it needs one header changed on the viewer side before it runs anywhere but a development install. Scope it as something to plan with us rather than something to build against unilaterally — and if all you need is viewing, converting through section 3 and rendering the result yourself remains a complete feature with none of these caveats.</w:t>
       </w:r>
     </w:p>
     <w:sectPr>

--- a/docs/Viewer-Product-Integration-Guide.docx
+++ b/docs/Viewer-Product-Integration-Guide.docx
@@ -7425,6 +7425,38 @@
           <w:sz w:val="21"/>
           <w:szCs w:val="21"/>
         </w:rPr>
+        <w:t xml:space="preserve">Listen to as much of the rest as you need, and none of it if you do not.</w:t>
+      </w:r>
+      <w:r>
+        <w:rPr>
+          <w:rFonts w:ascii="Calibri" w:cs="Calibri" w:eastAsia="Calibri" w:hAnsi="Calibri"/>
+          <w:b w:val="false"/>
+          <w:bCs w:val="false"/>
+          <w:color w:val="1B2027"/>
+          <w:sz w:val="21"/>
+          <w:szCs w:val="21"/>
+        </w:rPr>
+        <w:t xml:space="preserve"> Section 5.4 lists the lifecycle events. Every one is optional.</w:t>
+      </w:r>
+    </w:p>
+    <w:p>
+      <w:pPr>
+        <w:pStyle w:val="ListParagraph"/>
+        <w:numPr>
+          <w:ilvl w:val="0"/>
+          <w:numId w:val="2"/>
+        </w:numPr>
+        <w:spacing w:after="90" w:line="276"/>
+      </w:pPr>
+      <w:r>
+        <w:rPr>
+          <w:rFonts w:ascii="Calibri" w:cs="Calibri" w:eastAsia="Calibri" w:hAnsi="Calibri"/>
+          <w:b/>
+          <w:bCs/>
+          <w:color w:val="1B2027"/>
+          <w:sz w:val="21"/>
+          <w:szCs w:val="21"/>
+        </w:rPr>
         <w:t xml:space="preserve">Answer </w:t>
       </w:r>
       <w:r>
@@ -7830,7 +7862,1342 @@
           <w:sz w:val="25"/>
           <w:szCs w:val="25"/>
         </w:rPr>
-        <w:t xml:space="preserve">5.4  Identity: there is nothing to configure</w:t>
+        <w:t xml:space="preserve">5.4  Events you can hook, and what each is honestly for</w:t>
+      </w:r>
+    </w:p>
+    <w:p>
+      <w:pPr>
+        <w:spacing w:after="140" w:line="276"/>
+      </w:pPr>
+      <w:r>
+        <w:rPr>
+          <w:rFonts w:ascii="Calibri" w:cs="Calibri" w:eastAsia="Calibri" w:hAnsi="Calibri"/>
+          <w:b w:val="false"/>
+          <w:bCs w:val="false"/>
+          <w:color w:val="1B2027"/>
+          <w:sz w:val="21"/>
+          <w:szCs w:val="21"/>
+        </w:rPr>
+        <w:t xml:space="preserve">Fourteen message types run viewer → host. Four exist purely so you can </w:t>
+      </w:r>
+      <w:r>
+        <w:rPr>
+          <w:rFonts w:ascii="Calibri" w:cs="Calibri" w:eastAsia="Calibri" w:hAnsi="Calibri"/>
+          <w:b/>
+          <w:bCs/>
+          <w:color w:val="1B2027"/>
+          <w:sz w:val="21"/>
+          <w:szCs w:val="21"/>
+        </w:rPr>
+        <w:t xml:space="preserve">record</w:t>
+      </w:r>
+      <w:r>
+        <w:rPr>
+          <w:rFonts w:ascii="Calibri" w:cs="Calibri" w:eastAsia="Calibri" w:hAnsi="Calibri"/>
+          <w:b w:val="false"/>
+          <w:bCs w:val="false"/>
+          <w:color w:val="1B2027"/>
+          <w:sz w:val="21"/>
+          <w:szCs w:val="21"/>
+        </w:rPr>
+        <w:t xml:space="preserve"> what a reader did without polling us or inferring it from markup traffic — and the inference is wrong in ways that are not obvious, which is why they exist.</w:t>
+      </w:r>
+    </w:p>
+    <w:tbl>
+      <w:tblPr>
+        <w:tblW w:type="dxa" w:w="9746"/>
+        <w:tblBorders>
+          <w:top w:val="single" w:color="auto" w:sz="4"/>
+          <w:left w:val="single" w:color="auto" w:sz="4"/>
+          <w:bottom w:val="single" w:color="auto" w:sz="4"/>
+          <w:right w:val="single" w:color="auto" w:sz="4"/>
+          <w:insideH w:val="single" w:color="auto" w:sz="4"/>
+          <w:insideV w:val="single" w:color="auto" w:sz="4"/>
+        </w:tblBorders>
+      </w:tblPr>
+      <w:tblGrid>
+        <w:gridCol w:w="2500"/>
+        <w:gridCol w:w="2600"/>
+        <w:gridCol w:w="4646"/>
+      </w:tblGrid>
+      <w:tr>
+        <w:trPr>
+          <w:tblHeader/>
+        </w:trPr>
+        <w:tc>
+          <w:tcPr>
+            <w:tcW w:type="dxa" w:w="2500"/>
+            <w:tcBorders>
+              <w:top w:val="single" w:color="D9D7D1" w:sz="4"/>
+              <w:left w:val="single" w:color="D9D7D1" w:sz="4"/>
+              <w:bottom w:val="single" w:color="D9D7D1" w:sz="4"/>
+              <w:right w:val="single" w:color="D9D7D1" w:sz="4"/>
+            </w:tcBorders>
+            <w:shd w:fill="F2F1EE" w:color="auto" w:val="clear"/>
+            <w:tcMar>
+              <w:top w:type="dxa" w:w="90"/>
+              <w:left w:type="dxa" w:w="120"/>
+              <w:bottom w:type="dxa" w:w="90"/>
+              <w:right w:type="dxa" w:w="120"/>
+            </w:tcMar>
+          </w:tcPr>
+          <w:p>
+            <w:pPr>
+              <w:spacing w:after="40" w:line="240"/>
+            </w:pPr>
+            <w:r>
+              <w:rPr>
+                <w:rFonts w:ascii="Calibri" w:cs="Calibri" w:eastAsia="Calibri" w:hAnsi="Calibri"/>
+                <w:b/>
+                <w:bCs/>
+                <w:color w:val="1B2027"/>
+                <w:sz w:val="19"/>
+                <w:szCs w:val="19"/>
+              </w:rPr>
+              <w:t xml:space="preserve">You want to know</w:t>
+            </w:r>
+          </w:p>
+        </w:tc>
+        <w:tc>
+          <w:tcPr>
+            <w:tcW w:type="dxa" w:w="2600"/>
+            <w:tcBorders>
+              <w:top w:val="single" w:color="D9D7D1" w:sz="4"/>
+              <w:left w:val="single" w:color="D9D7D1" w:sz="4"/>
+              <w:bottom w:val="single" w:color="D9D7D1" w:sz="4"/>
+              <w:right w:val="single" w:color="D9D7D1" w:sz="4"/>
+            </w:tcBorders>
+            <w:shd w:fill="F2F1EE" w:color="auto" w:val="clear"/>
+            <w:tcMar>
+              <w:top w:type="dxa" w:w="90"/>
+              <w:left w:type="dxa" w:w="120"/>
+              <w:bottom w:type="dxa" w:w="90"/>
+              <w:right w:type="dxa" w:w="120"/>
+            </w:tcMar>
+          </w:tcPr>
+          <w:p>
+            <w:pPr>
+              <w:spacing w:after="40" w:line="240"/>
+            </w:pPr>
+            <w:r>
+              <w:rPr>
+                <w:rFonts w:ascii="Calibri" w:cs="Calibri" w:eastAsia="Calibri" w:hAnsi="Calibri"/>
+                <w:b/>
+                <w:bCs/>
+                <w:color w:val="1B2027"/>
+                <w:sz w:val="19"/>
+                <w:szCs w:val="19"/>
+              </w:rPr>
+              <w:t xml:space="preserve">Listen to</w:t>
+            </w:r>
+          </w:p>
+        </w:tc>
+        <w:tc>
+          <w:tcPr>
+            <w:tcW w:type="dxa" w:w="4646"/>
+            <w:tcBorders>
+              <w:top w:val="single" w:color="D9D7D1" w:sz="4"/>
+              <w:left w:val="single" w:color="D9D7D1" w:sz="4"/>
+              <w:bottom w:val="single" w:color="D9D7D1" w:sz="4"/>
+              <w:right w:val="single" w:color="D9D7D1" w:sz="4"/>
+            </w:tcBorders>
+            <w:shd w:fill="F2F1EE" w:color="auto" w:val="clear"/>
+            <w:tcMar>
+              <w:top w:type="dxa" w:w="90"/>
+              <w:left w:type="dxa" w:w="120"/>
+              <w:bottom w:type="dxa" w:w="90"/>
+              <w:right w:type="dxa" w:w="120"/>
+            </w:tcMar>
+          </w:tcPr>
+          <w:p>
+            <w:pPr>
+              <w:spacing w:after="40" w:line="240"/>
+            </w:pPr>
+            <w:r>
+              <w:rPr>
+                <w:rFonts w:ascii="Calibri" w:cs="Calibri" w:eastAsia="Calibri" w:hAnsi="Calibri"/>
+                <w:b/>
+                <w:bCs/>
+                <w:color w:val="1B2027"/>
+                <w:sz w:val="19"/>
+                <w:szCs w:val="19"/>
+              </w:rPr>
+              <w:t xml:space="preserve">What to watch out for</w:t>
+            </w:r>
+          </w:p>
+        </w:tc>
+      </w:tr>
+      <w:tr>
+        <w:tc>
+          <w:tcPr>
+            <w:tcW w:type="dxa" w:w="2500"/>
+            <w:tcBorders>
+              <w:top w:val="single" w:color="D9D7D1" w:sz="4"/>
+              <w:left w:val="single" w:color="D9D7D1" w:sz="4"/>
+              <w:bottom w:val="single" w:color="D9D7D1" w:sz="4"/>
+              <w:right w:val="single" w:color="D9D7D1" w:sz="4"/>
+            </w:tcBorders>
+            <w:tcMar>
+              <w:top w:type="dxa" w:w="90"/>
+              <w:left w:type="dxa" w:w="120"/>
+              <w:bottom w:type="dxa" w:w="90"/>
+              <w:right w:type="dxa" w:w="120"/>
+            </w:tcMar>
+          </w:tcPr>
+          <w:p>
+            <w:pPr>
+              <w:spacing w:after="40" w:line="240"/>
+            </w:pPr>
+            <w:r>
+              <w:rPr>
+                <w:rFonts w:ascii="Calibri" w:cs="Calibri" w:eastAsia="Calibri" w:hAnsi="Calibri"/>
+                <w:b w:val="false"/>
+                <w:bCs w:val="false"/>
+                <w:color w:val="1B2027"/>
+                <w:sz w:val="19"/>
+                <w:szCs w:val="19"/>
+              </w:rPr>
+              <w:t xml:space="preserve">A document was opened</w:t>
+            </w:r>
+          </w:p>
+        </w:tc>
+        <w:tc>
+          <w:tcPr>
+            <w:tcW w:type="dxa" w:w="2600"/>
+            <w:tcBorders>
+              <w:top w:val="single" w:color="D9D7D1" w:sz="4"/>
+              <w:left w:val="single" w:color="D9D7D1" w:sz="4"/>
+              <w:bottom w:val="single" w:color="D9D7D1" w:sz="4"/>
+              <w:right w:val="single" w:color="D9D7D1" w:sz="4"/>
+            </w:tcBorders>
+            <w:tcMar>
+              <w:top w:type="dxa" w:w="90"/>
+              <w:left w:type="dxa" w:w="120"/>
+              <w:bottom w:type="dxa" w:w="90"/>
+              <w:right w:type="dxa" w:w="120"/>
+            </w:tcMar>
+          </w:tcPr>
+          <w:p>
+            <w:pPr>
+              <w:spacing w:after="40" w:line="240"/>
+            </w:pPr>
+            <w:r>
+              <w:rPr>
+                <w:rFonts w:ascii="Calibri" w:cs="Calibri" w:eastAsia="Calibri" w:hAnsi="Calibri"/>
+                <w:b w:val="false"/>
+                <w:bCs w:val="false"/>
+                <w:color w:val="1B2027"/>
+                <w:sz w:val="19"/>
+                <w:szCs w:val="19"/>
+              </w:rPr>
+              <w:t xml:space="preserve">viewer.opened</w:t>
+            </w:r>
+          </w:p>
+        </w:tc>
+        <w:tc>
+          <w:tcPr>
+            <w:tcW w:type="dxa" w:w="4646"/>
+            <w:tcBorders>
+              <w:top w:val="single" w:color="D9D7D1" w:sz="4"/>
+              <w:left w:val="single" w:color="D9D7D1" w:sz="4"/>
+              <w:bottom w:val="single" w:color="D9D7D1" w:sz="4"/>
+              <w:right w:val="single" w:color="D9D7D1" w:sz="4"/>
+            </w:tcBorders>
+            <w:tcMar>
+              <w:top w:type="dxa" w:w="90"/>
+              <w:left w:type="dxa" w:w="120"/>
+              <w:bottom w:type="dxa" w:w="90"/>
+              <w:right w:type="dxa" w:w="120"/>
+            </w:tcMar>
+          </w:tcPr>
+          <w:p>
+            <w:pPr>
+              <w:spacing w:after="40" w:line="240"/>
+            </w:pPr>
+            <w:r>
+              <w:rPr>
+                <w:rFonts w:ascii="Calibri" w:cs="Calibri" w:eastAsia="Calibri" w:hAnsi="Calibri"/>
+                <w:b w:val="false"/>
+                <w:bCs w:val="false"/>
+                <w:color w:val="1B2027"/>
+                <w:sz w:val="19"/>
+                <w:szCs w:val="19"/>
+              </w:rPr>
+              <w:t xml:space="preserve">Fires before the viewer knows whether it can render the file, and before any fetch. Exactly one of viewer.loaded or viewer.error follows it</w:t>
+            </w:r>
+          </w:p>
+        </w:tc>
+      </w:tr>
+      <w:tr>
+        <w:tc>
+          <w:tcPr>
+            <w:tcW w:type="dxa" w:w="2500"/>
+            <w:tcBorders>
+              <w:top w:val="single" w:color="D9D7D1" w:sz="4"/>
+              <w:left w:val="single" w:color="D9D7D1" w:sz="4"/>
+              <w:bottom w:val="single" w:color="D9D7D1" w:sz="4"/>
+              <w:right w:val="single" w:color="D9D7D1" w:sz="4"/>
+            </w:tcBorders>
+            <w:tcMar>
+              <w:top w:type="dxa" w:w="90"/>
+              <w:left w:type="dxa" w:w="120"/>
+              <w:bottom w:type="dxa" w:w="90"/>
+              <w:right w:type="dxa" w:w="120"/>
+            </w:tcMar>
+          </w:tcPr>
+          <w:p>
+            <w:pPr>
+              <w:spacing w:after="40" w:line="240"/>
+            </w:pPr>
+            <w:r>
+              <w:rPr>
+                <w:rFonts w:ascii="Calibri" w:cs="Calibri" w:eastAsia="Calibri" w:hAnsi="Calibri"/>
+                <w:b w:val="false"/>
+                <w:bCs w:val="false"/>
+                <w:color w:val="1B2027"/>
+                <w:sz w:val="19"/>
+                <w:szCs w:val="19"/>
+              </w:rPr>
+              <w:t xml:space="preserve">It rendered</w:t>
+            </w:r>
+          </w:p>
+        </w:tc>
+        <w:tc>
+          <w:tcPr>
+            <w:tcW w:type="dxa" w:w="2600"/>
+            <w:tcBorders>
+              <w:top w:val="single" w:color="D9D7D1" w:sz="4"/>
+              <w:left w:val="single" w:color="D9D7D1" w:sz="4"/>
+              <w:bottom w:val="single" w:color="D9D7D1" w:sz="4"/>
+              <w:right w:val="single" w:color="D9D7D1" w:sz="4"/>
+            </w:tcBorders>
+            <w:tcMar>
+              <w:top w:type="dxa" w:w="90"/>
+              <w:left w:type="dxa" w:w="120"/>
+              <w:bottom w:type="dxa" w:w="90"/>
+              <w:right w:type="dxa" w:w="120"/>
+            </w:tcMar>
+          </w:tcPr>
+          <w:p>
+            <w:pPr>
+              <w:spacing w:after="40" w:line="240"/>
+            </w:pPr>
+            <w:r>
+              <w:rPr>
+                <w:rFonts w:ascii="Calibri" w:cs="Calibri" w:eastAsia="Calibri" w:hAnsi="Calibri"/>
+                <w:b w:val="false"/>
+                <w:bCs w:val="false"/>
+                <w:color w:val="1B2027"/>
+                <w:sz w:val="19"/>
+                <w:szCs w:val="19"/>
+              </w:rPr>
+              <w:t xml:space="preserve">viewer.loaded</w:t>
+            </w:r>
+          </w:p>
+        </w:tc>
+        <w:tc>
+          <w:tcPr>
+            <w:tcW w:type="dxa" w:w="4646"/>
+            <w:tcBorders>
+              <w:top w:val="single" w:color="D9D7D1" w:sz="4"/>
+              <w:left w:val="single" w:color="D9D7D1" w:sz="4"/>
+              <w:bottom w:val="single" w:color="D9D7D1" w:sz="4"/>
+              <w:right w:val="single" w:color="D9D7D1" w:sz="4"/>
+            </w:tcBorders>
+            <w:tcMar>
+              <w:top w:type="dxa" w:w="90"/>
+              <w:left w:type="dxa" w:w="120"/>
+              <w:bottom w:type="dxa" w:w="90"/>
+              <w:right w:type="dxa" w:w="120"/>
+            </w:tcMar>
+          </w:tcPr>
+          <w:p>
+            <w:pPr>
+              <w:spacing w:after="40" w:line="240"/>
+            </w:pPr>
+            <w:r>
+              <w:rPr>
+                <w:rFonts w:ascii="Calibri" w:cs="Calibri" w:eastAsia="Calibri" w:hAnsi="Calibri"/>
+                <w:b w:val="false"/>
+                <w:bCs w:val="false"/>
+                <w:color w:val="1B2027"/>
+                <w:sz w:val="19"/>
+                <w:szCs w:val="19"/>
+              </w:rPr>
+              <w:t xml:space="preserve">Carries pageCount, mediaType and what rendered it</w:t>
+            </w:r>
+          </w:p>
+        </w:tc>
+      </w:tr>
+      <w:tr>
+        <w:tc>
+          <w:tcPr>
+            <w:tcW w:type="dxa" w:w="2500"/>
+            <w:tcBorders>
+              <w:top w:val="single" w:color="D9D7D1" w:sz="4"/>
+              <w:left w:val="single" w:color="D9D7D1" w:sz="4"/>
+              <w:bottom w:val="single" w:color="D9D7D1" w:sz="4"/>
+              <w:right w:val="single" w:color="D9D7D1" w:sz="4"/>
+            </w:tcBorders>
+            <w:tcMar>
+              <w:top w:type="dxa" w:w="90"/>
+              <w:left w:type="dxa" w:w="120"/>
+              <w:bottom w:type="dxa" w:w="90"/>
+              <w:right w:type="dxa" w:w="120"/>
+            </w:tcMar>
+          </w:tcPr>
+          <w:p>
+            <w:pPr>
+              <w:spacing w:after="40" w:line="240"/>
+            </w:pPr>
+            <w:r>
+              <w:rPr>
+                <w:rFonts w:ascii="Calibri" w:cs="Calibri" w:eastAsia="Calibri" w:hAnsi="Calibri"/>
+                <w:b w:val="false"/>
+                <w:bCs w:val="false"/>
+                <w:color w:val="1B2027"/>
+                <w:sz w:val="19"/>
+                <w:szCs w:val="19"/>
+              </w:rPr>
+              <w:t xml:space="preserve">Your stored markup arrived</w:t>
+            </w:r>
+          </w:p>
+        </w:tc>
+        <w:tc>
+          <w:tcPr>
+            <w:tcW w:type="dxa" w:w="2600"/>
+            <w:tcBorders>
+              <w:top w:val="single" w:color="D9D7D1" w:sz="4"/>
+              <w:left w:val="single" w:color="D9D7D1" w:sz="4"/>
+              <w:bottom w:val="single" w:color="D9D7D1" w:sz="4"/>
+              <w:right w:val="single" w:color="D9D7D1" w:sz="4"/>
+            </w:tcBorders>
+            <w:tcMar>
+              <w:top w:type="dxa" w:w="90"/>
+              <w:left w:type="dxa" w:w="120"/>
+              <w:bottom w:type="dxa" w:w="90"/>
+              <w:right w:type="dxa" w:w="120"/>
+            </w:tcMar>
+          </w:tcPr>
+          <w:p>
+            <w:pPr>
+              <w:spacing w:after="40" w:line="240"/>
+            </w:pPr>
+            <w:r>
+              <w:rPr>
+                <w:rFonts w:ascii="Calibri" w:cs="Calibri" w:eastAsia="Calibri" w:hAnsi="Calibri"/>
+                <w:b w:val="false"/>
+                <w:bCs w:val="false"/>
+                <w:color w:val="1B2027"/>
+                <w:sz w:val="19"/>
+                <w:szCs w:val="19"/>
+              </w:rPr>
+              <w:t xml:space="preserve">viewer.markupLoaded</w:t>
+            </w:r>
+          </w:p>
+        </w:tc>
+        <w:tc>
+          <w:tcPr>
+            <w:tcW w:type="dxa" w:w="4646"/>
+            <w:tcBorders>
+              <w:top w:val="single" w:color="D9D7D1" w:sz="4"/>
+              <w:left w:val="single" w:color="D9D7D1" w:sz="4"/>
+              <w:bottom w:val="single" w:color="D9D7D1" w:sz="4"/>
+              <w:right w:val="single" w:color="D9D7D1" w:sz="4"/>
+            </w:tcBorders>
+            <w:shd w:fill="E9F3F3" w:color="auto" w:val="clear"/>
+            <w:tcMar>
+              <w:top w:type="dxa" w:w="90"/>
+              <w:left w:type="dxa" w:w="120"/>
+              <w:bottom w:type="dxa" w:w="90"/>
+              <w:right w:type="dxa" w:w="120"/>
+            </w:tcMar>
+          </w:tcPr>
+          <w:p>
+            <w:pPr>
+              <w:spacing w:after="40" w:line="240"/>
+            </w:pPr>
+            <w:r>
+              <w:rPr>
+                <w:rFonts w:ascii="Calibri" w:cs="Calibri" w:eastAsia="Calibri" w:hAnsi="Calibri"/>
+                <w:b w:val="false"/>
+                <w:bCs w:val="false"/>
+                <w:color w:val="1B2027"/>
+                <w:sz w:val="19"/>
+                <w:szCs w:val="19"/>
+              </w:rPr>
+              <w:t xml:space="preserve">Check </w:t>
+            </w:r>
+            <w:r>
+              <w:rPr>
+                <w:rFonts w:ascii="Consolas" w:cs="Consolas" w:eastAsia="Consolas" w:hAnsi="Consolas"/>
+                <w:b w:val="false"/>
+                <w:bCs w:val="false"/>
+                <w:color w:val="1B2027"/>
+                <w:sz w:val="17"/>
+                <w:szCs w:val="17"/>
+              </w:rPr>
+              <w:t xml:space="preserve">rejected</w:t>
+            </w:r>
+            <w:r>
+              <w:rPr>
+                <w:rFonts w:ascii="Calibri" w:cs="Calibri" w:eastAsia="Calibri" w:hAnsi="Calibri"/>
+                <w:b w:val="false"/>
+                <w:bCs w:val="false"/>
+                <w:color w:val="1B2027"/>
+                <w:sz w:val="19"/>
+                <w:szCs w:val="19"/>
+              </w:rPr>
+              <w:t xml:space="preserve">. Non-zero means your store holds markup the viewer cannot draw — a data problem on your side that was previously silent</w:t>
+            </w:r>
+          </w:p>
+        </w:tc>
+      </w:tr>
+      <w:tr>
+        <w:tc>
+          <w:tcPr>
+            <w:tcW w:type="dxa" w:w="2500"/>
+            <w:tcBorders>
+              <w:top w:val="single" w:color="D9D7D1" w:sz="4"/>
+              <w:left w:val="single" w:color="D9D7D1" w:sz="4"/>
+              <w:bottom w:val="single" w:color="D9D7D1" w:sz="4"/>
+              <w:right w:val="single" w:color="D9D7D1" w:sz="4"/>
+            </w:tcBorders>
+            <w:tcMar>
+              <w:top w:type="dxa" w:w="90"/>
+              <w:left w:type="dxa" w:w="120"/>
+              <w:bottom w:type="dxa" w:w="90"/>
+              <w:right w:type="dxa" w:w="120"/>
+            </w:tcMar>
+          </w:tcPr>
+          <w:p>
+            <w:pPr>
+              <w:spacing w:after="40" w:line="240"/>
+            </w:pPr>
+            <w:r>
+              <w:rPr>
+                <w:rFonts w:ascii="Calibri" w:cs="Calibri" w:eastAsia="Calibri" w:hAnsi="Calibri"/>
+                <w:b w:val="false"/>
+                <w:bCs w:val="false"/>
+                <w:color w:val="1B2027"/>
+                <w:sz w:val="19"/>
+                <w:szCs w:val="19"/>
+              </w:rPr>
+              <w:t xml:space="preserve">The user drew, changed or removed something</w:t>
+            </w:r>
+          </w:p>
+        </w:tc>
+        <w:tc>
+          <w:tcPr>
+            <w:tcW w:type="dxa" w:w="2600"/>
+            <w:tcBorders>
+              <w:top w:val="single" w:color="D9D7D1" w:sz="4"/>
+              <w:left w:val="single" w:color="D9D7D1" w:sz="4"/>
+              <w:bottom w:val="single" w:color="D9D7D1" w:sz="4"/>
+              <w:right w:val="single" w:color="D9D7D1" w:sz="4"/>
+            </w:tcBorders>
+            <w:tcMar>
+              <w:top w:type="dxa" w:w="90"/>
+              <w:left w:type="dxa" w:w="120"/>
+              <w:bottom w:type="dxa" w:w="90"/>
+              <w:right w:type="dxa" w:w="120"/>
+            </w:tcMar>
+          </w:tcPr>
+          <w:p>
+            <w:pPr>
+              <w:spacing w:after="40" w:line="240"/>
+            </w:pPr>
+            <w:r>
+              <w:rPr>
+                <w:rFonts w:ascii="Calibri" w:cs="Calibri" w:eastAsia="Calibri" w:hAnsi="Calibri"/>
+                <w:b w:val="false"/>
+                <w:bCs w:val="false"/>
+                <w:color w:val="1B2027"/>
+                <w:sz w:val="19"/>
+                <w:szCs w:val="19"/>
+              </w:rPr>
+              <w:t xml:space="preserve">viewer.markupCreated / …Updated / …Deleted</w:t>
+            </w:r>
+          </w:p>
+        </w:tc>
+        <w:tc>
+          <w:tcPr>
+            <w:tcW w:type="dxa" w:w="4646"/>
+            <w:tcBorders>
+              <w:top w:val="single" w:color="D9D7D1" w:sz="4"/>
+              <w:left w:val="single" w:color="D9D7D1" w:sz="4"/>
+              <w:bottom w:val="single" w:color="D9D7D1" w:sz="4"/>
+              <w:right w:val="single" w:color="D9D7D1" w:sz="4"/>
+            </w:tcBorders>
+            <w:tcMar>
+              <w:top w:type="dxa" w:w="90"/>
+              <w:left w:type="dxa" w:w="120"/>
+              <w:bottom w:type="dxa" w:w="90"/>
+              <w:right w:type="dxa" w:w="120"/>
+            </w:tcMar>
+          </w:tcPr>
+          <w:p>
+            <w:pPr>
+              <w:spacing w:after="40" w:line="240"/>
+            </w:pPr>
+            <w:r>
+              <w:rPr>
+                <w:rFonts w:ascii="Calibri" w:cs="Calibri" w:eastAsia="Calibri" w:hAnsi="Calibri"/>
+                <w:b w:val="false"/>
+                <w:bCs w:val="false"/>
+                <w:color w:val="1B2027"/>
+                <w:sz w:val="19"/>
+                <w:szCs w:val="19"/>
+              </w:rPr>
+              <w:t xml:space="preserve">No author field. You stamp it from the session you already hold (5.5)</w:t>
+            </w:r>
+          </w:p>
+        </w:tc>
+      </w:tr>
+      <w:tr>
+        <w:tc>
+          <w:tcPr>
+            <w:tcW w:type="dxa" w:w="2500"/>
+            <w:tcBorders>
+              <w:top w:val="single" w:color="D9D7D1" w:sz="4"/>
+              <w:left w:val="single" w:color="D9D7D1" w:sz="4"/>
+              <w:bottom w:val="single" w:color="D9D7D1" w:sz="4"/>
+              <w:right w:val="single" w:color="D9D7D1" w:sz="4"/>
+            </w:tcBorders>
+            <w:tcMar>
+              <w:top w:type="dxa" w:w="90"/>
+              <w:left w:type="dxa" w:w="120"/>
+              <w:bottom w:type="dxa" w:w="90"/>
+              <w:right w:type="dxa" w:w="120"/>
+            </w:tcMar>
+          </w:tcPr>
+          <w:p>
+            <w:pPr>
+              <w:spacing w:after="40" w:line="240"/>
+            </w:pPr>
+            <w:r>
+              <w:rPr>
+                <w:rFonts w:ascii="Calibri" w:cs="Calibri" w:eastAsia="Calibri" w:hAnsi="Calibri"/>
+                <w:b w:val="false"/>
+                <w:bCs w:val="false"/>
+                <w:color w:val="1B2027"/>
+                <w:sz w:val="19"/>
+                <w:szCs w:val="19"/>
+              </w:rPr>
+              <w:t xml:space="preserve">The user selected a markup</w:t>
+            </w:r>
+          </w:p>
+        </w:tc>
+        <w:tc>
+          <w:tcPr>
+            <w:tcW w:type="dxa" w:w="2600"/>
+            <w:tcBorders>
+              <w:top w:val="single" w:color="D9D7D1" w:sz="4"/>
+              <w:left w:val="single" w:color="D9D7D1" w:sz="4"/>
+              <w:bottom w:val="single" w:color="D9D7D1" w:sz="4"/>
+              <w:right w:val="single" w:color="D9D7D1" w:sz="4"/>
+            </w:tcBorders>
+            <w:tcMar>
+              <w:top w:type="dxa" w:w="90"/>
+              <w:left w:type="dxa" w:w="120"/>
+              <w:bottom w:type="dxa" w:w="90"/>
+              <w:right w:type="dxa" w:w="120"/>
+            </w:tcMar>
+          </w:tcPr>
+          <w:p>
+            <w:pPr>
+              <w:spacing w:after="40" w:line="240"/>
+            </w:pPr>
+            <w:r>
+              <w:rPr>
+                <w:rFonts w:ascii="Calibri" w:cs="Calibri" w:eastAsia="Calibri" w:hAnsi="Calibri"/>
+                <w:b w:val="false"/>
+                <w:bCs w:val="false"/>
+                <w:color w:val="1B2027"/>
+                <w:sz w:val="19"/>
+                <w:szCs w:val="19"/>
+              </w:rPr>
+              <w:t xml:space="preserve">viewer.selectionChanged</w:t>
+            </w:r>
+          </w:p>
+        </w:tc>
+        <w:tc>
+          <w:tcPr>
+            <w:tcW w:type="dxa" w:w="4646"/>
+            <w:tcBorders>
+              <w:top w:val="single" w:color="D9D7D1" w:sz="4"/>
+              <w:left w:val="single" w:color="D9D7D1" w:sz="4"/>
+              <w:bottom w:val="single" w:color="D9D7D1" w:sz="4"/>
+              <w:right w:val="single" w:color="D9D7D1" w:sz="4"/>
+            </w:tcBorders>
+            <w:tcMar>
+              <w:top w:type="dxa" w:w="90"/>
+              <w:left w:type="dxa" w:w="120"/>
+              <w:bottom w:type="dxa" w:w="90"/>
+              <w:right w:type="dxa" w:w="120"/>
+            </w:tcMar>
+          </w:tcPr>
+          <w:p>
+            <w:pPr>
+              <w:spacing w:after="40" w:line="240"/>
+            </w:pPr>
+            <w:r>
+              <w:rPr>
+                <w:rFonts w:ascii="Calibri" w:cs="Calibri" w:eastAsia="Calibri" w:hAnsi="Calibri"/>
+                <w:b w:val="false"/>
+                <w:bCs w:val="false"/>
+                <w:color w:val="1B2027"/>
+                <w:sz w:val="19"/>
+                <w:szCs w:val="19"/>
+              </w:rPr>
+              <w:t xml:space="preserve">markupId, or null when nothing is selected</w:t>
+            </w:r>
+          </w:p>
+        </w:tc>
+      </w:tr>
+      <w:tr>
+        <w:tc>
+          <w:tcPr>
+            <w:tcW w:type="dxa" w:w="2500"/>
+            <w:tcBorders>
+              <w:top w:val="single" w:color="D9D7D1" w:sz="4"/>
+              <w:left w:val="single" w:color="D9D7D1" w:sz="4"/>
+              <w:bottom w:val="single" w:color="D9D7D1" w:sz="4"/>
+              <w:right w:val="single" w:color="D9D7D1" w:sz="4"/>
+            </w:tcBorders>
+            <w:tcMar>
+              <w:top w:type="dxa" w:w="90"/>
+              <w:left w:type="dxa" w:w="120"/>
+              <w:bottom w:type="dxa" w:w="90"/>
+              <w:right w:type="dxa" w:w="120"/>
+            </w:tcMar>
+          </w:tcPr>
+          <w:p>
+            <w:pPr>
+              <w:spacing w:after="40" w:line="240"/>
+            </w:pPr>
+            <w:r>
+              <w:rPr>
+                <w:rFonts w:ascii="Calibri" w:cs="Calibri" w:eastAsia="Calibri" w:hAnsi="Calibri"/>
+                <w:b w:val="false"/>
+                <w:bCs w:val="false"/>
+                <w:color w:val="1B2027"/>
+                <w:sz w:val="19"/>
+                <w:szCs w:val="19"/>
+              </w:rPr>
+              <w:t xml:space="preserve">Which pages were actually read</w:t>
+            </w:r>
+          </w:p>
+        </w:tc>
+        <w:tc>
+          <w:tcPr>
+            <w:tcW w:type="dxa" w:w="2600"/>
+            <w:tcBorders>
+              <w:top w:val="single" w:color="D9D7D1" w:sz="4"/>
+              <w:left w:val="single" w:color="D9D7D1" w:sz="4"/>
+              <w:bottom w:val="single" w:color="D9D7D1" w:sz="4"/>
+              <w:right w:val="single" w:color="D9D7D1" w:sz="4"/>
+            </w:tcBorders>
+            <w:tcMar>
+              <w:top w:type="dxa" w:w="90"/>
+              <w:left w:type="dxa" w:w="120"/>
+              <w:bottom w:type="dxa" w:w="90"/>
+              <w:right w:type="dxa" w:w="120"/>
+            </w:tcMar>
+          </w:tcPr>
+          <w:p>
+            <w:pPr>
+              <w:spacing w:after="40" w:line="240"/>
+            </w:pPr>
+            <w:r>
+              <w:rPr>
+                <w:rFonts w:ascii="Calibri" w:cs="Calibri" w:eastAsia="Calibri" w:hAnsi="Calibri"/>
+                <w:b w:val="false"/>
+                <w:bCs w:val="false"/>
+                <w:color w:val="1B2027"/>
+                <w:sz w:val="19"/>
+                <w:szCs w:val="19"/>
+              </w:rPr>
+              <w:t xml:space="preserve">viewer.pageRendered</w:t>
+            </w:r>
+          </w:p>
+        </w:tc>
+        <w:tc>
+          <w:tcPr>
+            <w:tcW w:type="dxa" w:w="4646"/>
+            <w:tcBorders>
+              <w:top w:val="single" w:color="D9D7D1" w:sz="4"/>
+              <w:left w:val="single" w:color="D9D7D1" w:sz="4"/>
+              <w:bottom w:val="single" w:color="D9D7D1" w:sz="4"/>
+              <w:right w:val="single" w:color="D9D7D1" w:sz="4"/>
+            </w:tcBorders>
+            <w:shd w:fill="E9F3F3" w:color="auto" w:val="clear"/>
+            <w:tcMar>
+              <w:top w:type="dxa" w:w="90"/>
+              <w:left w:type="dxa" w:w="120"/>
+              <w:bottom w:type="dxa" w:w="90"/>
+              <w:right w:type="dxa" w:w="120"/>
+            </w:tcMar>
+          </w:tcPr>
+          <w:p>
+            <w:pPr>
+              <w:spacing w:after="40" w:line="240"/>
+            </w:pPr>
+            <w:r>
+              <w:rPr>
+                <w:rFonts w:ascii="Calibri" w:cs="Calibri" w:eastAsia="Calibri" w:hAnsi="Calibri"/>
+                <w:b w:val="false"/>
+                <w:bCs w:val="false"/>
+                <w:color w:val="1B2027"/>
+                <w:sz w:val="19"/>
+                <w:szCs w:val="19"/>
+              </w:rPr>
+              <w:t xml:space="preserve">Once per page per document. Zooming repaints a page and does NOT re-announce it, which is what makes a "pages read" count mean anything</w:t>
+            </w:r>
+          </w:p>
+        </w:tc>
+      </w:tr>
+      <w:tr>
+        <w:tc>
+          <w:tcPr>
+            <w:tcW w:type="dxa" w:w="2500"/>
+            <w:tcBorders>
+              <w:top w:val="single" w:color="D9D7D1" w:sz="4"/>
+              <w:left w:val="single" w:color="D9D7D1" w:sz="4"/>
+              <w:bottom w:val="single" w:color="D9D7D1" w:sz="4"/>
+              <w:right w:val="single" w:color="D9D7D1" w:sz="4"/>
+            </w:tcBorders>
+            <w:tcMar>
+              <w:top w:type="dxa" w:w="90"/>
+              <w:left w:type="dxa" w:w="120"/>
+              <w:bottom w:type="dxa" w:w="90"/>
+              <w:right w:type="dxa" w:w="120"/>
+            </w:tcMar>
+          </w:tcPr>
+          <w:p>
+            <w:pPr>
+              <w:spacing w:after="40" w:line="240"/>
+            </w:pPr>
+            <w:r>
+              <w:rPr>
+                <w:rFonts w:ascii="Calibri" w:cs="Calibri" w:eastAsia="Calibri" w:hAnsi="Calibri"/>
+                <w:b w:val="false"/>
+                <w:bCs w:val="false"/>
+                <w:color w:val="1B2027"/>
+                <w:sz w:val="19"/>
+                <w:szCs w:val="19"/>
+              </w:rPr>
+              <w:t xml:space="preserve">Where the user is now</w:t>
+            </w:r>
+          </w:p>
+        </w:tc>
+        <w:tc>
+          <w:tcPr>
+            <w:tcW w:type="dxa" w:w="2600"/>
+            <w:tcBorders>
+              <w:top w:val="single" w:color="D9D7D1" w:sz="4"/>
+              <w:left w:val="single" w:color="D9D7D1" w:sz="4"/>
+              <w:bottom w:val="single" w:color="D9D7D1" w:sz="4"/>
+              <w:right w:val="single" w:color="D9D7D1" w:sz="4"/>
+            </w:tcBorders>
+            <w:tcMar>
+              <w:top w:type="dxa" w:w="90"/>
+              <w:left w:type="dxa" w:w="120"/>
+              <w:bottom w:type="dxa" w:w="90"/>
+              <w:right w:type="dxa" w:w="120"/>
+            </w:tcMar>
+          </w:tcPr>
+          <w:p>
+            <w:pPr>
+              <w:spacing w:after="40" w:line="240"/>
+            </w:pPr>
+            <w:r>
+              <w:rPr>
+                <w:rFonts w:ascii="Calibri" w:cs="Calibri" w:eastAsia="Calibri" w:hAnsi="Calibri"/>
+                <w:b w:val="false"/>
+                <w:bCs w:val="false"/>
+                <w:color w:val="1B2027"/>
+                <w:sz w:val="19"/>
+                <w:szCs w:val="19"/>
+              </w:rPr>
+              <w:t xml:space="preserve">viewer.viewChanged</w:t>
+            </w:r>
+          </w:p>
+        </w:tc>
+        <w:tc>
+          <w:tcPr>
+            <w:tcW w:type="dxa" w:w="4646"/>
+            <w:tcBorders>
+              <w:top w:val="single" w:color="D9D7D1" w:sz="4"/>
+              <w:left w:val="single" w:color="D9D7D1" w:sz="4"/>
+              <w:bottom w:val="single" w:color="D9D7D1" w:sz="4"/>
+              <w:right w:val="single" w:color="D9D7D1" w:sz="4"/>
+            </w:tcBorders>
+            <w:tcMar>
+              <w:top w:type="dxa" w:w="90"/>
+              <w:left w:type="dxa" w:w="120"/>
+              <w:bottom w:type="dxa" w:w="90"/>
+              <w:right w:type="dxa" w:w="120"/>
+            </w:tcMar>
+          </w:tcPr>
+          <w:p>
+            <w:pPr>
+              <w:spacing w:after="40" w:line="240"/>
+            </w:pPr>
+            <w:r>
+              <w:rPr>
+                <w:rFonts w:ascii="Calibri" w:cs="Calibri" w:eastAsia="Calibri" w:hAnsi="Calibri"/>
+                <w:b w:val="false"/>
+                <w:bCs w:val="false"/>
+                <w:color w:val="1B2027"/>
+                <w:sz w:val="19"/>
+                <w:szCs w:val="19"/>
+              </w:rPr>
+              <w:t xml:space="preserve">Throttled to 4/s. Use this to follow a reader live; use pageRendered to record what was seen</w:t>
+            </w:r>
+          </w:p>
+        </w:tc>
+      </w:tr>
+      <w:tr>
+        <w:tc>
+          <w:tcPr>
+            <w:tcW w:type="dxa" w:w="2500"/>
+            <w:tcBorders>
+              <w:top w:val="single" w:color="D9D7D1" w:sz="4"/>
+              <w:left w:val="single" w:color="D9D7D1" w:sz="4"/>
+              <w:bottom w:val="single" w:color="D9D7D1" w:sz="4"/>
+              <w:right w:val="single" w:color="D9D7D1" w:sz="4"/>
+            </w:tcBorders>
+            <w:tcMar>
+              <w:top w:type="dxa" w:w="90"/>
+              <w:left w:type="dxa" w:w="120"/>
+              <w:bottom w:type="dxa" w:w="90"/>
+              <w:right w:type="dxa" w:w="120"/>
+            </w:tcMar>
+          </w:tcPr>
+          <w:p>
+            <w:pPr>
+              <w:spacing w:after="40" w:line="240"/>
+            </w:pPr>
+            <w:r>
+              <w:rPr>
+                <w:rFonts w:ascii="Calibri" w:cs="Calibri" w:eastAsia="Calibri" w:hAnsi="Calibri"/>
+                <w:b w:val="false"/>
+                <w:bCs w:val="false"/>
+                <w:color w:val="1B2027"/>
+                <w:sz w:val="19"/>
+                <w:szCs w:val="19"/>
+              </w:rPr>
+              <w:t xml:space="preserve">A document stopped being shown</w:t>
+            </w:r>
+          </w:p>
+        </w:tc>
+        <w:tc>
+          <w:tcPr>
+            <w:tcW w:type="dxa" w:w="2600"/>
+            <w:tcBorders>
+              <w:top w:val="single" w:color="D9D7D1" w:sz="4"/>
+              <w:left w:val="single" w:color="D9D7D1" w:sz="4"/>
+              <w:bottom w:val="single" w:color="D9D7D1" w:sz="4"/>
+              <w:right w:val="single" w:color="D9D7D1" w:sz="4"/>
+            </w:tcBorders>
+            <w:tcMar>
+              <w:top w:type="dxa" w:w="90"/>
+              <w:left w:type="dxa" w:w="120"/>
+              <w:bottom w:type="dxa" w:w="90"/>
+              <w:right w:type="dxa" w:w="120"/>
+            </w:tcMar>
+          </w:tcPr>
+          <w:p>
+            <w:pPr>
+              <w:spacing w:after="40" w:line="240"/>
+            </w:pPr>
+            <w:r>
+              <w:rPr>
+                <w:rFonts w:ascii="Calibri" w:cs="Calibri" w:eastAsia="Calibri" w:hAnsi="Calibri"/>
+                <w:b w:val="false"/>
+                <w:bCs w:val="false"/>
+                <w:color w:val="1B2027"/>
+                <w:sz w:val="19"/>
+                <w:szCs w:val="19"/>
+              </w:rPr>
+              <w:t xml:space="preserve">viewer.unloaded</w:t>
+            </w:r>
+          </w:p>
+        </w:tc>
+        <w:tc>
+          <w:tcPr>
+            <w:tcW w:type="dxa" w:w="4646"/>
+            <w:tcBorders>
+              <w:top w:val="single" w:color="D9D7D1" w:sz="4"/>
+              <w:left w:val="single" w:color="D9D7D1" w:sz="4"/>
+              <w:bottom w:val="single" w:color="D9D7D1" w:sz="4"/>
+              <w:right w:val="single" w:color="D9D7D1" w:sz="4"/>
+            </w:tcBorders>
+            <w:shd w:fill="FBEDEC" w:color="auto" w:val="clear"/>
+            <w:tcMar>
+              <w:top w:type="dxa" w:w="90"/>
+              <w:left w:type="dxa" w:w="120"/>
+              <w:bottom w:type="dxa" w:w="90"/>
+              <w:right w:type="dxa" w:w="120"/>
+            </w:tcMar>
+          </w:tcPr>
+          <w:p>
+            <w:pPr>
+              <w:spacing w:after="40" w:line="240"/>
+            </w:pPr>
+            <w:r>
+              <w:rPr>
+                <w:rFonts w:ascii="Calibri" w:cs="Calibri" w:eastAsia="Calibri" w:hAnsi="Calibri"/>
+                <w:b w:val="false"/>
+                <w:bCs w:val="false"/>
+                <w:color w:val="1B2027"/>
+                <w:sz w:val="19"/>
+                <w:szCs w:val="19"/>
+              </w:rPr>
+              <w:t xml:space="preserve">Carries the id of the document that CLOSED, not the one arriving. Not guaranteed on teardown — see below</w:t>
+            </w:r>
+          </w:p>
+        </w:tc>
+      </w:tr>
+    </w:tbl>
+    <w:p>
+      <w:pPr>
+        <w:spacing w:after="240" w:before="80"/>
+      </w:pPr>
+      <w:r>
+        <w:rPr>
+          <w:rFonts w:ascii="Calibri" w:cs="Calibri" w:eastAsia="Calibri" w:hAnsi="Calibri"/>
+          <w:b w:val="false"/>
+          <w:bCs w:val="false"/>
+          <w:color w:val="5F6875"/>
+          <w:sz w:val="17"/>
+          <w:szCs w:val="17"/>
+        </w:rPr>
+        <w:t xml:space="preserve">Table 4 — The events worth hooking, and the trap in each.</w:t>
+      </w:r>
+    </w:p>
+    <w:p>
+      <w:pPr>
+        <w:pBdr>
+          <w:left w:val="single" w:color="C4342A" w:sz="18" w:space="8"/>
+        </w:pBdr>
+        <w:shd w:fill="FBEDEC" w:color="auto" w:val="clear"/>
+        <w:spacing w:after="180" w:before="140"/>
+        <w:ind w:left="120" w:right="120"/>
+      </w:pPr>
+      <w:r>
+        <w:rPr>
+          <w:rFonts w:ascii="Calibri" w:cs="Calibri" w:eastAsia="Calibri" w:hAnsi="Calibri"/>
+          <w:b/>
+          <w:bCs/>
+          <w:color w:val="1B2027"/>
+          <w:sz w:val="21"/>
+          <w:szCs w:val="21"/>
+        </w:rPr>
+        <w:t xml:space="preserve">Do not treat </w:t>
+      </w:r>
+      <w:r>
+        <w:rPr>
+          <w:rFonts w:ascii="Consolas" w:cs="Consolas" w:eastAsia="Consolas" w:hAnsi="Consolas"/>
+          <w:b/>
+          <w:bCs/>
+          <w:color w:val="1B2027"/>
+          <w:sz w:val="19"/>
+          <w:szCs w:val="19"/>
+        </w:rPr>
+        <w:t xml:space="preserve">viewer.unloaded</w:t>
+      </w:r>
+      <w:r>
+        <w:rPr>
+          <w:rFonts w:ascii="Calibri" w:cs="Calibri" w:eastAsia="Calibri" w:hAnsi="Calibri"/>
+          <w:b/>
+          <w:bCs/>
+          <w:color w:val="1B2027"/>
+          <w:sz w:val="21"/>
+          <w:szCs w:val="21"/>
+        </w:rPr>
+        <w:t xml:space="preserve"> as a guarantee.</w:t>
+      </w:r>
+      <w:r>
+        <w:rPr>
+          <w:rFonts w:ascii="Calibri" w:cs="Calibri" w:eastAsia="Calibri" w:hAnsi="Calibri"/>
+          <w:b w:val="false"/>
+          <w:bCs w:val="false"/>
+          <w:color w:val="1B2027"/>
+          <w:sz w:val="21"/>
+          <w:szCs w:val="21"/>
+        </w:rPr>
+        <w:t xml:space="preserve"> If your page removes the iframe, navigates away, or the tab closes, nothing can post from a frame that no longer exists. Use it to close a record you are already keeping, never as the only place you write one — the same caveat that applies to </w:t>
+      </w:r>
+      <w:r>
+        <w:rPr>
+          <w:rFonts w:ascii="Consolas" w:cs="Consolas" w:eastAsia="Consolas" w:hAnsi="Consolas"/>
+          <w:b w:val="false"/>
+          <w:bCs w:val="false"/>
+          <w:color w:val="1B2027"/>
+          <w:sz w:val="19"/>
+          <w:szCs w:val="19"/>
+        </w:rPr>
+        <w:t xml:space="preserve">beforeunload</w:t>
+      </w:r>
+      <w:r>
+        <w:rPr>
+          <w:rFonts w:ascii="Calibri" w:cs="Calibri" w:eastAsia="Calibri" w:hAnsi="Calibri"/>
+          <w:b w:val="false"/>
+          <w:bCs w:val="false"/>
+          <w:color w:val="1B2027"/>
+          <w:sz w:val="21"/>
+          <w:szCs w:val="21"/>
+        </w:rPr>
+        <w:t xml:space="preserve"> in your own page, for the same reason.</w:t>
+      </w:r>
+    </w:p>
+    <w:p>
+      <w:pPr>
+        <w:spacing w:after="140" w:line="276"/>
+      </w:pPr>
+      <w:r>
+        <w:rPr>
+          <w:rFonts w:ascii="Calibri" w:cs="Calibri" w:eastAsia="Calibri" w:hAnsi="Calibri"/>
+          <w:b w:val="false"/>
+          <w:bCs w:val="false"/>
+          <w:color w:val="1B2027"/>
+          <w:sz w:val="21"/>
+          <w:szCs w:val="21"/>
+        </w:rPr>
+        <w:t xml:space="preserve">Two more sharp edges worth knowing before you build against these. A document the viewer </w:t>
+      </w:r>
+      <w:r>
+        <w:rPr>
+          <w:rFonts w:ascii="Calibri" w:cs="Calibri" w:eastAsia="Calibri" w:hAnsi="Calibri"/>
+          <w:b/>
+          <w:bCs/>
+          <w:color w:val="1B2027"/>
+          <w:sz w:val="21"/>
+          <w:szCs w:val="21"/>
+        </w:rPr>
+        <w:t xml:space="preserve">rejects outright</w:t>
+      </w:r>
+      <w:r>
+        <w:rPr>
+          <w:rFonts w:ascii="Calibri" w:cs="Calibri" w:eastAsia="Calibri" w:hAnsi="Calibri"/>
+          <w:b w:val="false"/>
+          <w:bCs w:val="false"/>
+          <w:color w:val="1B2027"/>
+          <w:sz w:val="21"/>
+          <w:szCs w:val="21"/>
+        </w:rPr>
+        <w:t xml:space="preserve"> — a descriptor missing </w:t>
+      </w:r>
+      <w:r>
+        <w:rPr>
+          <w:rFonts w:ascii="Consolas" w:cs="Consolas" w:eastAsia="Consolas" w:hAnsi="Consolas"/>
+          <w:b w:val="false"/>
+          <w:bCs w:val="false"/>
+          <w:color w:val="1B2027"/>
+          <w:sz w:val="19"/>
+          <w:szCs w:val="19"/>
+        </w:rPr>
+        <w:t xml:space="preserve">mediaType</w:t>
+      </w:r>
+      <w:r>
+        <w:rPr>
+          <w:rFonts w:ascii="Calibri" w:cs="Calibri" w:eastAsia="Calibri" w:hAnsi="Calibri"/>
+          <w:b w:val="false"/>
+          <w:bCs w:val="false"/>
+          <w:color w:val="1B2027"/>
+          <w:sz w:val="21"/>
+          <w:szCs w:val="21"/>
+        </w:rPr>
+        <w:t xml:space="preserve">, say — produces </w:t>
+      </w:r>
+      <w:r>
+        <w:rPr>
+          <w:rFonts w:ascii="Consolas" w:cs="Consolas" w:eastAsia="Consolas" w:hAnsi="Consolas"/>
+          <w:b w:val="false"/>
+          <w:bCs w:val="false"/>
+          <w:color w:val="1B2027"/>
+          <w:sz w:val="19"/>
+          <w:szCs w:val="19"/>
+        </w:rPr>
+        <w:t xml:space="preserve">viewer.error</w:t>
+      </w:r>
+      <w:r>
+        <w:rPr>
+          <w:rFonts w:ascii="Calibri" w:cs="Calibri" w:eastAsia="Calibri" w:hAnsi="Calibri"/>
+          <w:b w:val="false"/>
+          <w:bCs w:val="false"/>
+          <w:color w:val="1B2027"/>
+          <w:sz w:val="21"/>
+          <w:szCs w:val="21"/>
+        </w:rPr>
+        <w:t xml:space="preserve"> with no </w:t>
+      </w:r>
+      <w:r>
+        <w:rPr>
+          <w:rFonts w:ascii="Consolas" w:cs="Consolas" w:eastAsia="Consolas" w:hAnsi="Consolas"/>
+          <w:b w:val="false"/>
+          <w:bCs w:val="false"/>
+          <w:color w:val="1B2027"/>
+          <w:sz w:val="19"/>
+          <w:szCs w:val="19"/>
+        </w:rPr>
+        <w:t xml:space="preserve">viewer.opened</w:t>
+      </w:r>
+      <w:r>
+        <w:rPr>
+          <w:rFonts w:ascii="Calibri" w:cs="Calibri" w:eastAsia="Calibri" w:hAnsi="Calibri"/>
+          <w:b w:val="false"/>
+          <w:bCs w:val="false"/>
+          <w:color w:val="1B2027"/>
+          <w:sz w:val="21"/>
+          <w:szCs w:val="21"/>
+        </w:rPr>
+        <w:t xml:space="preserve"> before it, because there was no document to open. And a </w:t>
+      </w:r>
+      <w:r>
+        <w:rPr>
+          <w:rFonts w:ascii="Consolas" w:cs="Consolas" w:eastAsia="Consolas" w:hAnsi="Consolas"/>
+          <w:b w:val="false"/>
+          <w:bCs w:val="false"/>
+          <w:color w:val="1B2027"/>
+          <w:sz w:val="19"/>
+          <w:szCs w:val="19"/>
+        </w:rPr>
+        <w:t xml:space="preserve">host.loadMarkup</w:t>
+      </w:r>
+      <w:r>
+        <w:rPr>
+          <w:rFonts w:ascii="Calibri" w:cs="Calibri" w:eastAsia="Calibri" w:hAnsi="Calibri"/>
+          <w:b w:val="false"/>
+          <w:bCs w:val="false"/>
+          <w:color w:val="1B2027"/>
+          <w:sz w:val="21"/>
+          <w:szCs w:val="21"/>
+        </w:rPr>
+        <w:t xml:space="preserve"> whose </w:t>
+      </w:r>
+      <w:r>
+        <w:rPr>
+          <w:rFonts w:ascii="Consolas" w:cs="Consolas" w:eastAsia="Consolas" w:hAnsi="Consolas"/>
+          <w:b w:val="false"/>
+          <w:bCs w:val="false"/>
+          <w:color w:val="1B2027"/>
+          <w:sz w:val="19"/>
+          <w:szCs w:val="19"/>
+        </w:rPr>
+        <w:t xml:space="preserve">markup</w:t>
+      </w:r>
+      <w:r>
+        <w:rPr>
+          <w:rFonts w:ascii="Calibri" w:cs="Calibri" w:eastAsia="Calibri" w:hAnsi="Calibri"/>
+          <w:b w:val="false"/>
+          <w:bCs w:val="false"/>
+          <w:color w:val="1B2027"/>
+          <w:sz w:val="21"/>
+          <w:szCs w:val="21"/>
+        </w:rPr>
+        <w:t xml:space="preserve"> is not an array is </w:t>
+      </w:r>
+      <w:r>
+        <w:rPr>
+          <w:rFonts w:ascii="Calibri" w:cs="Calibri" w:eastAsia="Calibri" w:hAnsi="Calibri"/>
+          <w:b/>
+          <w:bCs/>
+          <w:color w:val="1B2027"/>
+          <w:sz w:val="21"/>
+          <w:szCs w:val="21"/>
+        </w:rPr>
+        <w:t xml:space="preserve">ignored silently and acknowledges nothing</w:t>
+      </w:r>
+      <w:r>
+        <w:rPr>
+          <w:rFonts w:ascii="Calibri" w:cs="Calibri" w:eastAsia="Calibri" w:hAnsi="Calibri"/>
+          <w:b w:val="false"/>
+          <w:bCs w:val="false"/>
+          <w:color w:val="1B2027"/>
+          <w:sz w:val="21"/>
+          <w:szCs w:val="21"/>
+        </w:rPr>
+        <w:t xml:space="preserve">: if you get no </w:t>
+      </w:r>
+      <w:r>
+        <w:rPr>
+          <w:rFonts w:ascii="Consolas" w:cs="Consolas" w:eastAsia="Consolas" w:hAnsi="Consolas"/>
+          <w:b w:val="false"/>
+          <w:bCs w:val="false"/>
+          <w:color w:val="1B2027"/>
+          <w:sz w:val="19"/>
+          <w:szCs w:val="19"/>
+        </w:rPr>
+        <w:t xml:space="preserve">viewer.markupLoaded</w:t>
+      </w:r>
+      <w:r>
+        <w:rPr>
+          <w:rFonts w:ascii="Calibri" w:cs="Calibri" w:eastAsia="Calibri" w:hAnsi="Calibri"/>
+          <w:b w:val="false"/>
+          <w:bCs w:val="false"/>
+          <w:color w:val="1B2027"/>
+          <w:sz w:val="21"/>
+          <w:szCs w:val="21"/>
+        </w:rPr>
+        <w:t xml:space="preserve">, check you sent an array.</w:t>
+      </w:r>
+    </w:p>
+    <w:p>
+      <w:pPr>
+        <w:spacing w:after="140" w:line="276"/>
+      </w:pPr>
+      <w:r>
+        <w:rPr>
+          <w:rFonts w:ascii="Calibri" w:cs="Calibri" w:eastAsia="Calibri" w:hAnsi="Calibri"/>
+          <w:b w:val="false"/>
+          <w:bCs w:val="false"/>
+          <w:color w:val="1B2027"/>
+          <w:sz w:val="21"/>
+          <w:szCs w:val="21"/>
+        </w:rPr>
+        <w:t xml:space="preserve">All four were added after the protocol shipped, which is the compatibility promise working as intended — new message types are additive within v1, so an integration written before them keeps running and simply never registers a handler. Full payloads: §6.3 of </w:t>
+      </w:r>
+      <w:r>
+        <w:rPr>
+          <w:rFonts w:ascii="Consolas" w:cs="Consolas" w:eastAsia="Consolas" w:hAnsi="Consolas"/>
+          <w:b w:val="false"/>
+          <w:bCs w:val="false"/>
+          <w:color w:val="1B2027"/>
+          <w:sz w:val="19"/>
+          <w:szCs w:val="19"/>
+        </w:rPr>
+        <w:t xml:space="preserve">docs/viewer-embed-protocol.md</w:t>
+      </w:r>
+      <w:r>
+        <w:rPr>
+          <w:rFonts w:ascii="Calibri" w:cs="Calibri" w:eastAsia="Calibri" w:hAnsi="Calibri"/>
+          <w:b w:val="false"/>
+          <w:bCs w:val="false"/>
+          <w:color w:val="1B2027"/>
+          <w:sz w:val="21"/>
+          <w:szCs w:val="21"/>
+        </w:rPr>
+        <w:t xml:space="preserve">.</w:t>
+      </w:r>
+    </w:p>
+    <w:p>
+      <w:pPr>
+        <w:pStyle w:val="Heading2"/>
+        <w:spacing w:after="140" w:before="280"/>
+      </w:pPr>
+      <w:r>
+        <w:rPr>
+          <w:rFonts w:ascii="Calibri" w:cs="Calibri" w:eastAsia="Calibri" w:hAnsi="Calibri"/>
+          <w:b/>
+          <w:bCs/>
+          <w:color w:val="0F7A83"/>
+          <w:sz w:val="25"/>
+          <w:szCs w:val="25"/>
+        </w:rPr>
+        <w:t xml:space="preserve">5.5  Identity: there is nothing to configure</w:t>
       </w:r>
     </w:p>
     <w:p>
@@ -9086,7 +10453,7 @@
           <w:sz w:val="21"/>
           <w:szCs w:val="21"/>
         </w:rPr>
-        <w:t xml:space="preserve"> — section 5.4. Genuinely unsolved.</w:t>
+        <w:t xml:space="preserve"> — section 5.5. Genuinely unsolved.</w:t>
       </w:r>
     </w:p>
     <w:p>

--- a/docs/Viewer-Product-Integration-Guide.docx
+++ b/docs/Viewer-Product-Integration-Guide.docx
@@ -81,7 +81,29 @@
           <w:sz w:val="21"/>
           <w:szCs w:val="21"/>
         </w:rPr>
-        <w:t xml:space="preserve"> All four exchanges an integration needs are now built, and you can run a working host application from our repository today. </w:t>
+        <w:t xml:space="preserve"> All four exchanges an integration needs are now built, you can run a working host application from our repository today, and the viewer deployment now has a </w:t>
+      </w:r>
+      <w:r>
+        <w:rPr>
+          <w:rFonts w:ascii="Consolas" w:cs="Consolas" w:eastAsia="Consolas" w:hAnsi="Consolas"/>
+          <w:b w:val="false"/>
+          <w:bCs w:val="false"/>
+          <w:color w:val="1B2027"/>
+          <w:sz w:val="19"/>
+          <w:szCs w:val="19"/>
+        </w:rPr>
+        <w:t xml:space="preserve">frame-ancestors</w:t>
+      </w:r>
+      <w:r>
+        <w:rPr>
+          <w:rFonts w:ascii="Calibri" w:cs="Calibri" w:eastAsia="Calibri" w:hAnsi="Calibri"/>
+          <w:b w:val="false"/>
+          <w:bCs w:val="false"/>
+          <w:color w:val="1B2027"/>
+          <w:sz w:val="21"/>
+          <w:szCs w:val="21"/>
+        </w:rPr>
+        <w:t xml:space="preserve"> allow-list to put your origins on. </w:t>
       </w:r>
       <w:r>
         <w:rPr>
@@ -92,7 +114,7 @@
           <w:sz w:val="21"/>
           <w:szCs w:val="21"/>
         </w:rPr>
-        <w:t xml:space="preserve">One response header on the viewer deployment still refuses the frame</w:t>
+        <w:t xml:space="preserve">What is still missing is a tier that serves the embed document at all</w:t>
       </w:r>
       <w:r>
         <w:rPr>
@@ -1077,7 +1099,7 @@
                 <w:sz w:val="19"/>
                 <w:szCs w:val="19"/>
               </w:rPr>
-              <w:t xml:space="preserve">✗  BLOCKED IN DEPLOYMENT</w:t>
+              <w:t xml:space="preserve">⚠  NOT YET DEPLOYABLE</w:t>
             </w:r>
           </w:p>
           <w:p>
@@ -1094,7 +1116,7 @@
                 <w:sz w:val="19"/>
                 <w:szCs w:val="19"/>
               </w:rPr>
-              <w:t xml:space="preserve">the platform still sends frame-ancestors 'none'</w:t>
+              <w:t xml:space="preserve">the allow-list exists; nothing serves the embed document</w:t>
             </w:r>
           </w:p>
         </w:tc>
@@ -1144,7 +1166,7 @@
           <w:sz w:val="17"/>
           <w:szCs w:val="17"/>
         </w:rPr>
-        <w:t xml:space="preserve">Figure 1 — All four exchanges now have code on both sides, checked against each other by a demo host written in plain JavaScript. None of it renders in a customer’s browser yet: the platform sends </w:t>
+        <w:t xml:space="preserve">Figure 1 — All four exchanges now have code on both sides, checked against each other by a demo host written in plain JavaScript. The </w:t>
       </w:r>
       <w:r>
         <w:rPr>
@@ -1155,7 +1177,7 @@
           <w:sz w:val="15"/>
           <w:szCs w:val="15"/>
         </w:rPr>
-        <w:t xml:space="preserve">frame-ancestors 'none'</w:t>
+        <w:t xml:space="preserve">frame-ancestors</w:t>
       </w:r>
       <w:r>
         <w:rPr>
@@ -1166,7 +1188,51 @@
           <w:sz w:val="17"/>
           <w:szCs w:val="17"/>
         </w:rPr>
-        <w:t xml:space="preserve"> on every route, so the frame is refused before a single message is sent. That is one response header, not one of the four exchanges.</w:t>
+        <w:t xml:space="preserve"> allow-list the backend refused to have now exists — </w:t>
+      </w:r>
+      <w:r>
+        <w:rPr>
+          <w:rFonts w:ascii="Consolas" w:cs="Consolas" w:eastAsia="Consolas" w:hAnsi="Consolas"/>
+          <w:b w:val="false"/>
+          <w:bCs w:val="false"/>
+          <w:color w:val="5F6875"/>
+          <w:sz w:val="15"/>
+          <w:szCs w:val="15"/>
+        </w:rPr>
+        <w:t xml:space="preserve">cde.web.embed-parent-origins</w:t>
+      </w:r>
+      <w:r>
+        <w:rPr>
+          <w:rFonts w:ascii="Calibri" w:cs="Calibri" w:eastAsia="Calibri" w:hAnsi="Calibri"/>
+          <w:b w:val="false"/>
+          <w:bCs w:val="false"/>
+          <w:color w:val="5F6875"/>
+          <w:sz w:val="17"/>
+          <w:szCs w:val="17"/>
+        </w:rPr>
+        <w:t xml:space="preserve">, closed until a deployment names a host. What is still missing is a tier that serves the </w:t>
+      </w:r>
+      <w:r>
+        <w:rPr>
+          <w:rFonts w:ascii="Consolas" w:cs="Consolas" w:eastAsia="Consolas" w:hAnsi="Consolas"/>
+          <w:b w:val="false"/>
+          <w:bCs w:val="false"/>
+          <w:color w:val="5F6875"/>
+          <w:sz w:val="15"/>
+          <w:szCs w:val="15"/>
+        </w:rPr>
+        <w:t xml:space="preserve">/embed</w:t>
+      </w:r>
+      <w:r>
+        <w:rPr>
+          <w:rFonts w:ascii="Calibri" w:cs="Calibri" w:eastAsia="Calibri" w:hAnsi="Calibri"/>
+          <w:b w:val="false"/>
+          <w:bCs w:val="false"/>
+          <w:color w:val="5F6875"/>
+          <w:sz w:val="17"/>
+          <w:szCs w:val="17"/>
+        </w:rPr>
+        <w:t xml:space="preserve"> document at all: the backend image carries no frontend, and the Kubernetes manifests route everything to the backend.</w:t>
       </w:r>
     </w:p>
     <w:p>
@@ -1247,18 +1313,18 @@
           <w:sz w:val="21"/>
           <w:szCs w:val="21"/>
         </w:rPr>
-        <w:t xml:space="preserve">The deployment is not.</w:t>
-      </w:r>
-      <w:r>
-        <w:rPr>
-          <w:rFonts w:ascii="Calibri" w:cs="Calibri" w:eastAsia="Calibri" w:hAnsi="Calibri"/>
-          <w:b w:val="false"/>
-          <w:bCs w:val="false"/>
-          <w:color w:val="1B2027"/>
-          <w:sz w:val="21"/>
-          <w:szCs w:val="21"/>
-        </w:rPr>
-        <w:t xml:space="preserve"> A stock viewer deployment sends </w:t>
+        <w:t xml:space="preserve">The deployment is not, yet.</w:t>
+      </w:r>
+      <w:r>
+        <w:rPr>
+          <w:rFonts w:ascii="Calibri" w:cs="Calibri" w:eastAsia="Calibri" w:hAnsi="Calibri"/>
+          <w:b w:val="false"/>
+          <w:bCs w:val="false"/>
+          <w:color w:val="1B2027"/>
+          <w:sz w:val="21"/>
+          <w:szCs w:val="21"/>
+        </w:rPr>
+        <w:t xml:space="preserve"> The </w:t>
       </w:r>
       <w:r>
         <w:rPr>
@@ -1269,18 +1335,62 @@
           <w:sz w:val="19"/>
           <w:szCs w:val="19"/>
         </w:rPr>
-        <w:t xml:space="preserve">Content-Security-Policy: frame-ancestors 'none'</w:t>
-      </w:r>
-      <w:r>
-        <w:rPr>
-          <w:rFonts w:ascii="Calibri" w:cs="Calibri" w:eastAsia="Calibri" w:hAnsi="Calibri"/>
-          <w:b w:val="false"/>
-          <w:bCs w:val="false"/>
-          <w:color w:val="1B2027"/>
-          <w:sz w:val="21"/>
-          <w:szCs w:val="21"/>
-        </w:rPr>
-        <w:t xml:space="preserve"> on every route, so the browser refuses the frame before your first message is sent. Until that becomes a per-tenant allow-list on the embed route, the embed works against a development deployment and not against an installed one. Ask before you schedule anything around it.</w:t>
+        <w:t xml:space="preserve">frame-ancestors</w:t>
+      </w:r>
+      <w:r>
+        <w:rPr>
+          <w:rFonts w:ascii="Calibri" w:cs="Calibri" w:eastAsia="Calibri" w:hAnsi="Calibri"/>
+          <w:b w:val="false"/>
+          <w:bCs w:val="false"/>
+          <w:color w:val="1B2027"/>
+          <w:sz w:val="21"/>
+          <w:szCs w:val="21"/>
+        </w:rPr>
+        <w:t xml:space="preserve"> allow-list now exists — </w:t>
+      </w:r>
+      <w:r>
+        <w:rPr>
+          <w:rFonts w:ascii="Consolas" w:cs="Consolas" w:eastAsia="Consolas" w:hAnsi="Consolas"/>
+          <w:b w:val="false"/>
+          <w:bCs w:val="false"/>
+          <w:color w:val="1B2027"/>
+          <w:sz w:val="19"/>
+          <w:szCs w:val="19"/>
+        </w:rPr>
+        <w:t xml:space="preserve">cde.web.embed-parent-origins</w:t>
+      </w:r>
+      <w:r>
+        <w:rPr>
+          <w:rFonts w:ascii="Calibri" w:cs="Calibri" w:eastAsia="Calibri" w:hAnsi="Calibri"/>
+          <w:b w:val="false"/>
+          <w:bCs w:val="false"/>
+          <w:color w:val="1B2027"/>
+          <w:sz w:val="21"/>
+          <w:szCs w:val="21"/>
+        </w:rPr>
+        <w:t xml:space="preserve"> names the origins permitted to frame the embed route, and it is closed until someone sets it. What is still missing is a tier that serves the embed document at all: the backend image carries no frontend, and the Kubernetes manifests route everything to the backend. So the embed runs against a development deployment and not yet against an installed one. Ask where your deployment will serve </w:t>
+      </w:r>
+      <w:r>
+        <w:rPr>
+          <w:rFonts w:ascii="Consolas" w:cs="Consolas" w:eastAsia="Consolas" w:hAnsi="Consolas"/>
+          <w:b w:val="false"/>
+          <w:bCs w:val="false"/>
+          <w:color w:val="1B2027"/>
+          <w:sz w:val="19"/>
+          <w:szCs w:val="19"/>
+        </w:rPr>
+        <w:t xml:space="preserve">/embed</w:t>
+      </w:r>
+      <w:r>
+        <w:rPr>
+          <w:rFonts w:ascii="Calibri" w:cs="Calibri" w:eastAsia="Calibri" w:hAnsi="Calibri"/>
+          <w:b w:val="false"/>
+          <w:bCs w:val="false"/>
+          <w:color w:val="1B2027"/>
+          <w:sz w:val="21"/>
+          <w:szCs w:val="21"/>
+        </w:rPr>
+        <w:t xml:space="preserve"> from before you schedule anything around it.</w:t>
       </w:r>
     </w:p>
     <w:p>
@@ -6891,18 +7001,166 @@
           <w:sz w:val="21"/>
           <w:szCs w:val="21"/>
         </w:rPr>
-        <w:t xml:space="preserve">A stock deployment sends </w:t>
-      </w:r>
-      <w:r>
-        <w:rPr>
-          <w:rFonts w:ascii="Consolas" w:cs="Consolas" w:eastAsia="Consolas" w:hAnsi="Consolas"/>
+        <w:t xml:space="preserve">A deployment that has not been told about you refuses your iframe, and the failure looks like a blank frame rather than an error.</w:t>
+      </w:r>
+      <w:r>
+        <w:rPr>
+          <w:rFonts w:ascii="Calibri" w:cs="Calibri" w:eastAsia="Calibri" w:hAnsi="Calibri"/>
+          <w:b w:val="false"/>
+          <w:bCs w:val="false"/>
+          <w:color w:val="1B2027"/>
+          <w:sz w:val="21"/>
+          <w:szCs w:val="21"/>
+        </w:rPr>
+        <w:t xml:space="preserve"> </w:t>
+      </w:r>
+      <w:r>
+        <w:rPr>
+          <w:rFonts w:ascii="Consolas" w:cs="Consolas" w:eastAsia="Consolas" w:hAnsi="Consolas"/>
+          <w:b w:val="false"/>
+          <w:bCs w:val="false"/>
+          <w:color w:val="1B2027"/>
+          <w:sz w:val="19"/>
+          <w:szCs w:val="19"/>
+        </w:rPr>
+        <w:t xml:space="preserve">frame-ancestors</w:t>
+      </w:r>
+      <w:r>
+        <w:rPr>
+          <w:rFonts w:ascii="Calibri" w:cs="Calibri" w:eastAsia="Calibri" w:hAnsi="Calibri"/>
+          <w:b w:val="false"/>
+          <w:bCs w:val="false"/>
+          <w:color w:val="1B2027"/>
+          <w:sz w:val="21"/>
+          <w:szCs w:val="21"/>
+        </w:rPr>
+        <w:t xml:space="preserve"> is </w:t>
+      </w:r>
+      <w:r>
+        <w:rPr>
+          <w:rFonts w:ascii="Consolas" w:cs="Consolas" w:eastAsia="Consolas" w:hAnsi="Consolas"/>
+          <w:b w:val="false"/>
+          <w:bCs w:val="false"/>
+          <w:color w:val="1B2027"/>
+          <w:sz w:val="19"/>
+          <w:szCs w:val="19"/>
+        </w:rPr>
+        <w:t xml:space="preserve">'none'</w:t>
+      </w:r>
+      <w:r>
+        <w:rPr>
+          <w:rFonts w:ascii="Calibri" w:cs="Calibri" w:eastAsia="Calibri" w:hAnsi="Calibri"/>
+          <w:b w:val="false"/>
+          <w:bCs w:val="false"/>
+          <w:color w:val="1B2027"/>
+          <w:sz w:val="21"/>
+          <w:szCs w:val="21"/>
+        </w:rPr>
+        <w:t xml:space="preserve"> until your origins are named, deliberately: opening the embed is a configuration act and never a default. This is not something you can set from your side.</w:t>
+      </w:r>
+    </w:p>
+    <w:p>
+      <w:pPr>
+        <w:spacing w:after="140" w:line="276"/>
+      </w:pPr>
+      <w:r>
+        <w:rPr>
+          <w:rFonts w:ascii="Calibri" w:cs="Calibri" w:eastAsia="Calibri" w:hAnsi="Calibri"/>
+          <w:b w:val="false"/>
+          <w:bCs w:val="false"/>
+          <w:color w:val="1B2027"/>
+          <w:sz w:val="21"/>
+          <w:szCs w:val="21"/>
+        </w:rPr>
+        <w:t xml:space="preserve">The setting is </w:t>
+      </w:r>
+      <w:r>
+        <w:rPr>
+          <w:rFonts w:ascii="Consolas" w:cs="Consolas" w:eastAsia="Consolas" w:hAnsi="Consolas"/>
+          <w:b w:val="false"/>
+          <w:bCs w:val="false"/>
+          <w:color w:val="1B2027"/>
+          <w:sz w:val="19"/>
+          <w:szCs w:val="19"/>
+        </w:rPr>
+        <w:t xml:space="preserve">cde.web.embed-parent-origins</w:t>
+      </w:r>
+      <w:r>
+        <w:rPr>
+          <w:rFonts w:ascii="Calibri" w:cs="Calibri" w:eastAsia="Calibri" w:hAnsi="Calibri"/>
+          <w:b w:val="false"/>
+          <w:bCs w:val="false"/>
+          <w:color w:val="1B2027"/>
+          <w:sz w:val="21"/>
+          <w:szCs w:val="21"/>
+        </w:rPr>
+        <w:t xml:space="preserve"> — a list of exact origins, </w:t>
+      </w:r>
+      <w:r>
+        <w:rPr>
+          <w:rFonts w:ascii="Consolas" w:cs="Consolas" w:eastAsia="Consolas" w:hAnsi="Consolas"/>
+          <w:b w:val="false"/>
+          <w:bCs w:val="false"/>
+          <w:color w:val="1B2027"/>
+          <w:sz w:val="19"/>
+          <w:szCs w:val="19"/>
+        </w:rPr>
+        <w:t xml:space="preserve">'none'</w:t>
+      </w:r>
+      <w:r>
+        <w:rPr>
+          <w:rFonts w:ascii="Calibri" w:cs="Calibri" w:eastAsia="Calibri" w:hAnsi="Calibri"/>
+          <w:b w:val="false"/>
+          <w:bCs w:val="false"/>
+          <w:color w:val="1B2027"/>
+          <w:sz w:val="21"/>
+          <w:szCs w:val="21"/>
+        </w:rPr>
+        <w:t xml:space="preserve"> when empty, and validated at startup. Wildcards, the </w:t>
+      </w:r>
+      <w:r>
+        <w:rPr>
+          <w:rFonts w:ascii="Consolas" w:cs="Consolas" w:eastAsia="Consolas" w:hAnsi="Consolas"/>
+          <w:b w:val="false"/>
+          <w:bCs w:val="false"/>
+          <w:color w:val="1B2027"/>
+          <w:sz w:val="19"/>
+          <w:szCs w:val="19"/>
+        </w:rPr>
+        <w:t xml:space="preserve">null</w:t>
+      </w:r>
+      <w:r>
+        <w:rPr>
+          <w:rFonts w:ascii="Calibri" w:cs="Calibri" w:eastAsia="Calibri" w:hAnsi="Calibri"/>
+          <w:b w:val="false"/>
+          <w:bCs w:val="false"/>
+          <w:color w:val="1B2027"/>
+          <w:sz w:val="21"/>
+          <w:szCs w:val="21"/>
+        </w:rPr>
+        <w:t xml:space="preserve"> origin, CSP keywords and anything carrying a path are all refused by name, because </w:t>
+      </w:r>
+      <w:r>
+        <w:rPr>
+          <w:rFonts w:ascii="Calibri" w:cs="Calibri" w:eastAsia="Calibri" w:hAnsi="Calibri"/>
           <w:b/>
           <w:bCs/>
           <w:color w:val="1B2027"/>
+          <w:sz w:val="21"/>
+          <w:szCs w:val="21"/>
+        </w:rPr>
+        <w:t xml:space="preserve">a </w:t>
+      </w:r>
+      <w:r>
+        <w:rPr>
+          <w:rFonts w:ascii="Consolas" w:cs="Consolas" w:eastAsia="Consolas" w:hAnsi="Consolas"/>
+          <w:b/>
+          <w:bCs/>
+          <w:color w:val="1B2027"/>
           <w:sz w:val="19"/>
           <w:szCs w:val="19"/>
         </w:rPr>
-        <w:t xml:space="preserve">Content-Security-Policy: frame-ancestors 'none'</w:t>
+        <w:t xml:space="preserve">frame-ancestors</w:t>
       </w:r>
       <w:r>
         <w:rPr>
@@ -6913,19 +7171,89 @@
           <w:sz w:val="21"/>
           <w:szCs w:val="21"/>
         </w:rPr>
-        <w:t xml:space="preserve"> on every route, plus </w:t>
-      </w:r>
-      <w:r>
-        <w:rPr>
-          <w:rFonts w:ascii="Consolas" w:cs="Consolas" w:eastAsia="Consolas" w:hAnsi="Consolas"/>
+        <w:t xml:space="preserve"> source a browser cannot parse is not a closed door</w:t>
+      </w:r>
+      <w:r>
+        <w:rPr>
+          <w:rFonts w:ascii="Calibri" w:cs="Calibri" w:eastAsia="Calibri" w:hAnsi="Calibri"/>
+          <w:b w:val="false"/>
+          <w:bCs w:val="false"/>
+          <w:color w:val="1B2027"/>
+          <w:sz w:val="21"/>
+          <w:szCs w:val="21"/>
+        </w:rPr>
+        <w:t xml:space="preserve">: the browser drops what it cannot read and applies the rest, so a typo widens the policy rather than breaking visibly. Give your deployment contact the exact origins you will frame from, including scheme and any non-default port.</w:t>
+      </w:r>
+    </w:p>
+    <w:p>
+      <w:pPr>
+        <w:spacing w:after="140" w:line="276"/>
+      </w:pPr>
+      <w:r>
+        <w:rPr>
+          <w:rFonts w:ascii="Calibri" w:cs="Calibri" w:eastAsia="Calibri" w:hAnsi="Calibri"/>
+          <w:b w:val="false"/>
+          <w:bCs w:val="false"/>
+          <w:color w:val="1B2027"/>
+          <w:sz w:val="21"/>
+          <w:szCs w:val="21"/>
+        </w:rPr>
+        <w:t xml:space="preserve">This header is the </w:t>
+      </w:r>
+      <w:r>
+        <w:rPr>
+          <w:rFonts w:ascii="Calibri" w:cs="Calibri" w:eastAsia="Calibri" w:hAnsi="Calibri"/>
           <w:b/>
           <w:bCs/>
           <w:color w:val="1B2027"/>
+          <w:sz w:val="21"/>
+          <w:szCs w:val="21"/>
+        </w:rPr>
+        <w:t xml:space="preserve">authorisation</w:t>
+      </w:r>
+      <w:r>
+        <w:rPr>
+          <w:rFonts w:ascii="Calibri" w:cs="Calibri" w:eastAsia="Calibri" w:hAnsi="Calibri"/>
+          <w:b w:val="false"/>
+          <w:bCs w:val="false"/>
+          <w:color w:val="1B2027"/>
+          <w:sz w:val="21"/>
+          <w:szCs w:val="21"/>
+        </w:rPr>
+        <w:t xml:space="preserve"> decision about who may frame the viewer. The </w:t>
+      </w:r>
+      <w:r>
+        <w:rPr>
+          <w:rFonts w:ascii="Consolas" w:cs="Consolas" w:eastAsia="Consolas" w:hAnsi="Consolas"/>
+          <w:b w:val="false"/>
+          <w:bCs w:val="false"/>
+          <w:color w:val="1B2027"/>
           <w:sz w:val="19"/>
           <w:szCs w:val="19"/>
         </w:rPr>
-        <w:t xml:space="preserve">X-Frame-Options: SAMEORIGIN</w:t>
-      </w:r>
+        <w:t xml:space="preserve">parentOrigin</w:t>
+      </w:r>
+      <w:r>
+        <w:rPr>
+          <w:rFonts w:ascii="Calibri" w:cs="Calibri" w:eastAsia="Calibri" w:hAnsi="Calibri"/>
+          <w:b w:val="false"/>
+          <w:bCs w:val="false"/>
+          <w:color w:val="1B2027"/>
+          <w:sz w:val="21"/>
+          <w:szCs w:val="21"/>
+        </w:rPr>
+        <w:t xml:space="preserve"> you configure in the handshake is only addressing — it says where the viewer should post, not who is permitted to frame it. A deployment that relaxed only the second would be framable by anyone who sent the right message.</w:t>
+      </w:r>
+    </w:p>
+    <w:p>
+      <w:pPr>
+        <w:pBdr>
+          <w:left w:val="single" w:color="C4342A" w:sz="18" w:space="8"/>
+        </w:pBdr>
+        <w:shd w:fill="FBEDEC" w:color="auto" w:val="clear"/>
+        <w:spacing w:after="180" w:before="140"/>
+        <w:ind w:left="120" w:right="120"/>
+      </w:pPr>
       <w:r>
         <w:rPr>
           <w:rFonts w:ascii="Calibri" w:cs="Calibri" w:eastAsia="Calibri" w:hAnsi="Calibri"/>
@@ -6935,34 +7263,18 @@
           <w:sz w:val="21"/>
           <w:szCs w:val="21"/>
         </w:rPr>
-        <w:t xml:space="preserve">.</w:t>
-      </w:r>
-      <w:r>
-        <w:rPr>
-          <w:rFonts w:ascii="Calibri" w:cs="Calibri" w:eastAsia="Calibri" w:hAnsi="Calibri"/>
-          <w:b w:val="false"/>
-          <w:bCs w:val="false"/>
-          <w:color w:val="1B2027"/>
-          <w:sz w:val="21"/>
-          <w:szCs w:val="21"/>
-        </w:rPr>
-        <w:t xml:space="preserve"> Your iframe will be refused by the browser before any of this protocol runs, and the failure looks like a blank frame rather than an error. This is known, it is the single blocker between the protocol and a working integration, and it is not something you can configure from your side.</w:t>
-      </w:r>
-    </w:p>
-    <w:p>
-      <w:pPr>
-        <w:spacing w:after="140" w:line="276"/>
-      </w:pPr>
-      <w:r>
-        <w:rPr>
-          <w:rFonts w:ascii="Calibri" w:cs="Calibri" w:eastAsia="Calibri" w:hAnsi="Calibri"/>
-          <w:b w:val="false"/>
-          <w:bCs w:val="false"/>
-          <w:color w:val="1B2027"/>
-          <w:sz w:val="21"/>
-          <w:szCs w:val="21"/>
-        </w:rPr>
-        <w:t xml:space="preserve">What it has to become: </w:t>
+        <w:t xml:space="preserve">The remaining gap is not the header.</w:t>
+      </w:r>
+      <w:r>
+        <w:rPr>
+          <w:rFonts w:ascii="Calibri" w:cs="Calibri" w:eastAsia="Calibri" w:hAnsi="Calibri"/>
+          <w:b w:val="false"/>
+          <w:bCs w:val="false"/>
+          <w:color w:val="1B2027"/>
+          <w:sz w:val="21"/>
+          <w:szCs w:val="21"/>
+        </w:rPr>
+        <w:t xml:space="preserve"> The setting governs what the *backend* answers. Where a deployment serves the Angular build from a separate web tier, that tier serves the </w:t>
       </w:r>
       <w:r>
         <w:rPr>
@@ -6973,18 +7285,18 @@
           <w:sz w:val="19"/>
           <w:szCs w:val="19"/>
         </w:rPr>
-        <w:t xml:space="preserve">frame-ancestors</w:t>
-      </w:r>
-      <w:r>
-        <w:rPr>
-          <w:rFonts w:ascii="Calibri" w:cs="Calibri" w:eastAsia="Calibri" w:hAnsi="Calibri"/>
-          <w:b w:val="false"/>
-          <w:bCs w:val="false"/>
-          <w:color w:val="1B2027"/>
-          <w:sz w:val="21"/>
-          <w:szCs w:val="21"/>
-        </w:rPr>
-        <w:t xml:space="preserve"> stays </w:t>
+        <w:t xml:space="preserve">/embed</w:t>
+      </w:r>
+      <w:r>
+        <w:rPr>
+          <w:rFonts w:ascii="Calibri" w:cs="Calibri" w:eastAsia="Calibri" w:hAnsi="Calibri"/>
+          <w:b w:val="false"/>
+          <w:bCs w:val="false"/>
+          <w:color w:val="1B2027"/>
+          <w:sz w:val="21"/>
+          <w:szCs w:val="21"/>
+        </w:rPr>
+        <w:t xml:space="preserve"> document and must carry the same value — and as the manifests stand, nothing serves </w:t>
       </w:r>
       <w:r>
         <w:rPr>
@@ -6995,18 +7307,18 @@
           <w:sz w:val="19"/>
           <w:szCs w:val="19"/>
         </w:rPr>
-        <w:t xml:space="preserve">'none'</w:t>
-      </w:r>
-      <w:r>
-        <w:rPr>
-          <w:rFonts w:ascii="Calibri" w:cs="Calibri" w:eastAsia="Calibri" w:hAnsi="Calibri"/>
-          <w:b w:val="false"/>
-          <w:bCs w:val="false"/>
-          <w:color w:val="1B2027"/>
-          <w:sz w:val="21"/>
-          <w:szCs w:val="21"/>
-        </w:rPr>
-        <w:t xml:space="preserve"> on every route </w:t>
+        <w:t xml:space="preserve">/embed</w:t>
+      </w:r>
+      <w:r>
+        <w:rPr>
+          <w:rFonts w:ascii="Calibri" w:cs="Calibri" w:eastAsia="Calibri" w:hAnsi="Calibri"/>
+          <w:b w:val="false"/>
+          <w:bCs w:val="false"/>
+          <w:color w:val="1B2027"/>
+          <w:sz w:val="21"/>
+          <w:szCs w:val="21"/>
+        </w:rPr>
+        <w:t xml:space="preserve"> at all. So ask your deployment contact two questions, not one: which of your origins are on the allow-list, and </w:t>
       </w:r>
       <w:r>
         <w:rPr>
@@ -7017,100 +7329,7 @@
           <w:sz w:val="21"/>
           <w:szCs w:val="21"/>
         </w:rPr>
-        <w:t xml:space="preserve">except</w:t>
-      </w:r>
-      <w:r>
-        <w:rPr>
-          <w:rFonts w:ascii="Calibri" w:cs="Calibri" w:eastAsia="Calibri" w:hAnsi="Calibri"/>
-          <w:b w:val="false"/>
-          <w:bCs w:val="false"/>
-          <w:color w:val="1B2027"/>
-          <w:sz w:val="21"/>
-          <w:szCs w:val="21"/>
-        </w:rPr>
-        <w:t xml:space="preserve"> the embed route, where it names your origins, from tenant configuration, and is never a wildcard. Note that this header is the </w:t>
-      </w:r>
-      <w:r>
-        <w:rPr>
-          <w:rFonts w:ascii="Calibri" w:cs="Calibri" w:eastAsia="Calibri" w:hAnsi="Calibri"/>
-          <w:b/>
-          <w:bCs/>
-          <w:color w:val="1B2027"/>
-          <w:sz w:val="21"/>
-          <w:szCs w:val="21"/>
-        </w:rPr>
-        <w:t xml:space="preserve">authorisation</w:t>
-      </w:r>
-      <w:r>
-        <w:rPr>
-          <w:rFonts w:ascii="Calibri" w:cs="Calibri" w:eastAsia="Calibri" w:hAnsi="Calibri"/>
-          <w:b w:val="false"/>
-          <w:bCs w:val="false"/>
-          <w:color w:val="1B2027"/>
-          <w:sz w:val="21"/>
-          <w:szCs w:val="21"/>
-        </w:rPr>
-        <w:t xml:space="preserve"> decision about who may frame the viewer. The </w:t>
-      </w:r>
-      <w:r>
-        <w:rPr>
-          <w:rFonts w:ascii="Consolas" w:cs="Consolas" w:eastAsia="Consolas" w:hAnsi="Consolas"/>
-          <w:b w:val="false"/>
-          <w:bCs w:val="false"/>
-          <w:color w:val="1B2027"/>
-          <w:sz w:val="19"/>
-          <w:szCs w:val="19"/>
-        </w:rPr>
-        <w:t xml:space="preserve">parentOrigin</w:t>
-      </w:r>
-      <w:r>
-        <w:rPr>
-          <w:rFonts w:ascii="Calibri" w:cs="Calibri" w:eastAsia="Calibri" w:hAnsi="Calibri"/>
-          <w:b w:val="false"/>
-          <w:bCs w:val="false"/>
-          <w:color w:val="1B2027"/>
-          <w:sz w:val="21"/>
-          <w:szCs w:val="21"/>
-        </w:rPr>
-        <w:t xml:space="preserve"> you configure in the handshake is only addressing — it says where the viewer should post, not who is permitted to frame it. A deployment that relaxed only the second would be framable by anyone who sent the right message.</w:t>
-      </w:r>
-    </w:p>
-    <w:p>
-      <w:pPr>
-        <w:spacing w:after="140" w:line="276"/>
-      </w:pPr>
-      <w:r>
-        <w:rPr>
-          <w:rFonts w:ascii="Calibri" w:cs="Calibri" w:eastAsia="Calibri" w:hAnsi="Calibri"/>
-          <w:b w:val="false"/>
-          <w:bCs w:val="false"/>
-          <w:color w:val="1B2027"/>
-          <w:sz w:val="21"/>
-          <w:szCs w:val="21"/>
-        </w:rPr>
-        <w:t xml:space="preserve">Ask your viewer deployment contact two questions before you scope the work: whether the embed route’s </w:t>
-      </w:r>
-      <w:r>
-        <w:rPr>
-          <w:rFonts w:ascii="Consolas" w:cs="Consolas" w:eastAsia="Consolas" w:hAnsi="Consolas"/>
-          <w:b w:val="false"/>
-          <w:bCs w:val="false"/>
-          <w:color w:val="1B2027"/>
-          <w:sz w:val="19"/>
-          <w:szCs w:val="19"/>
-        </w:rPr>
-        <w:t xml:space="preserve">frame-ancestors</w:t>
-      </w:r>
-      <w:r>
-        <w:rPr>
-          <w:rFonts w:ascii="Calibri" w:cs="Calibri" w:eastAsia="Calibri" w:hAnsi="Calibri"/>
-          <w:b w:val="false"/>
-          <w:bCs w:val="false"/>
-          <w:color w:val="1B2027"/>
-          <w:sz w:val="21"/>
-          <w:szCs w:val="21"/>
-        </w:rPr>
-        <w:t xml:space="preserve"> allow-list exists yet, and which of your origins are on it.</w:t>
+        <w:t xml:space="preserve">what will serve the embed document.</w:t>
       </w:r>
     </w:p>
     <w:p>
@@ -10360,36 +10579,47 @@
       </w:pPr>
       <w:r>
         <w:rPr>
-          <w:rFonts w:ascii="Consolas" w:cs="Consolas" w:eastAsia="Consolas" w:hAnsi="Consolas"/>
+          <w:rFonts w:ascii="Calibri" w:cs="Calibri" w:eastAsia="Calibri" w:hAnsi="Calibri"/>
           <w:b/>
           <w:bCs/>
           <w:color w:val="1B2027"/>
+          <w:sz w:val="21"/>
+          <w:szCs w:val="21"/>
+        </w:rPr>
+        <w:t xml:space="preserve">A tier that serves the embed document</w:t>
+      </w:r>
+      <w:r>
+        <w:rPr>
+          <w:rFonts w:ascii="Calibri" w:cs="Calibri" w:eastAsia="Calibri" w:hAnsi="Calibri"/>
+          <w:b w:val="false"/>
+          <w:bCs w:val="false"/>
+          <w:color w:val="1B2027"/>
+          <w:sz w:val="21"/>
+          <w:szCs w:val="21"/>
+        </w:rPr>
+        <w:t xml:space="preserve"> — section 5.2. The allow-list is done; nothing answers </w:t>
+      </w:r>
+      <w:r>
+        <w:rPr>
+          <w:rFonts w:ascii="Consolas" w:cs="Consolas" w:eastAsia="Consolas" w:hAnsi="Consolas"/>
+          <w:b w:val="false"/>
+          <w:bCs w:val="false"/>
+          <w:color w:val="1B2027"/>
           <w:sz w:val="19"/>
           <w:szCs w:val="19"/>
         </w:rPr>
-        <w:t xml:space="preserve">frame-ancestors</w:t>
-      </w:r>
-      <w:r>
-        <w:rPr>
-          <w:rFonts w:ascii="Calibri" w:cs="Calibri" w:eastAsia="Calibri" w:hAnsi="Calibri"/>
-          <w:b/>
-          <w:bCs/>
-          <w:color w:val="1B2027"/>
-          <w:sz w:val="21"/>
-          <w:szCs w:val="21"/>
-        </w:rPr>
-        <w:t xml:space="preserve"> on the embed route</w:t>
-      </w:r>
-      <w:r>
-        <w:rPr>
-          <w:rFonts w:ascii="Calibri" w:cs="Calibri" w:eastAsia="Calibri" w:hAnsi="Calibri"/>
-          <w:b w:val="false"/>
-          <w:bCs w:val="false"/>
-          <w:color w:val="1B2027"/>
-          <w:sz w:val="21"/>
-          <w:szCs w:val="21"/>
-        </w:rPr>
-        <w:t xml:space="preserve"> — section 5.2. The blocker.</w:t>
+        <w:t xml:space="preserve">/embed</w:t>
+      </w:r>
+      <w:r>
+        <w:rPr>
+          <w:rFonts w:ascii="Calibri" w:cs="Calibri" w:eastAsia="Calibri" w:hAnsi="Calibri"/>
+          <w:b w:val="false"/>
+          <w:bCs w:val="false"/>
+          <w:color w:val="1B2027"/>
+          <w:sz w:val="21"/>
+          <w:szCs w:val="21"/>
+        </w:rPr>
+        <w:t xml:space="preserve"> yet.</w:t>
       </w:r>
     </w:p>
     <w:p>
@@ -11095,7 +11325,7 @@
           <w:sz w:val="21"/>
           <w:szCs w:val="21"/>
         </w:rPr>
-        <w:t xml:space="preserve">Have you confirmed the embed route’s </w:t>
+        <w:t xml:space="preserve">Have you given your deployment contact the exact origins you will frame from, and confirmed they are on </w:t>
       </w:r>
       <w:r>
         <w:rPr>
@@ -11106,7 +11336,7 @@
           <w:sz w:val="19"/>
           <w:szCs w:val="19"/>
         </w:rPr>
-        <w:t xml:space="preserve">frame-ancestors</w:t>
+        <w:t xml:space="preserve">cde.web.embed-parent-origins</w:t>
       </w:r>
       <w:r>
         <w:rPr>
@@ -11117,7 +11347,50 @@
           <w:sz w:val="21"/>
           <w:szCs w:val="21"/>
         </w:rPr>
-        <w:t xml:space="preserve"> allow-list exists on the deployment you will integrate with, and that your origins are on it?</w:t>
+        <w:t xml:space="preserve">?</w:t>
+      </w:r>
+    </w:p>
+    <w:p>
+      <w:pPr>
+        <w:pStyle w:val="ListParagraph"/>
+        <w:numPr>
+          <w:ilvl w:val="0"/>
+          <w:numId w:val="2"/>
+        </w:numPr>
+        <w:spacing w:after="90" w:line="276"/>
+      </w:pPr>
+      <w:r>
+        <w:rPr>
+          <w:rFonts w:ascii="Calibri" w:cs="Calibri" w:eastAsia="Calibri" w:hAnsi="Calibri"/>
+          <w:b/>
+          <w:bCs/>
+          <w:color w:val="1B2027"/>
+          <w:sz w:val="21"/>
+          <w:szCs w:val="21"/>
+        </w:rPr>
+        <w:t xml:space="preserve">Have you confirmed what will serve the </w:t>
+      </w:r>
+      <w:r>
+        <w:rPr>
+          <w:rFonts w:ascii="Consolas" w:cs="Consolas" w:eastAsia="Consolas" w:hAnsi="Consolas"/>
+          <w:b/>
+          <w:bCs/>
+          <w:color w:val="1B2027"/>
+          <w:sz w:val="19"/>
+          <w:szCs w:val="19"/>
+        </w:rPr>
+        <w:t xml:space="preserve">/embed</w:t>
+      </w:r>
+      <w:r>
+        <w:rPr>
+          <w:rFonts w:ascii="Calibri" w:cs="Calibri" w:eastAsia="Calibri" w:hAnsi="Calibri"/>
+          <w:b/>
+          <w:bCs/>
+          <w:color w:val="1B2027"/>
+          <w:sz w:val="21"/>
+          <w:szCs w:val="21"/>
+        </w:rPr>
+        <w:t xml:space="preserve"> document on that deployment?</w:t>
       </w:r>
     </w:p>
     <w:p>

--- a/docs/Viewer-Product-Integration-Guide.docx
+++ b/docs/Viewer-Product-Integration-Guide.docx
@@ -66,6 +66,8 @@
           <w:rFonts w:ascii="Calibri" w:cs="Calibri" w:eastAsia="Calibri" w:hAnsi="Calibri"/>
           <w:b/>
           <w:bCs/>
+          <w:i w:val="false"/>
+          <w:iCs w:val="false"/>
           <w:color w:val="1B2027"/>
           <w:sz w:val="21"/>
           <w:szCs w:val="21"/>
@@ -77,17 +79,21 @@
           <w:rFonts w:ascii="Calibri" w:cs="Calibri" w:eastAsia="Calibri" w:hAnsi="Calibri"/>
           <w:b w:val="false"/>
           <w:bCs w:val="false"/>
-          <w:color w:val="1B2027"/>
-          <w:sz w:val="21"/>
-          <w:szCs w:val="21"/>
-        </w:rPr>
-        <w:t xml:space="preserve"> All four exchanges an integration needs are now built, you can run a working host application from our repository today, and the viewer deployment now has a </w:t>
-      </w:r>
-      <w:r>
-        <w:rPr>
-          <w:rFonts w:ascii="Consolas" w:cs="Consolas" w:eastAsia="Consolas" w:hAnsi="Consolas"/>
-          <w:b w:val="false"/>
-          <w:bCs w:val="false"/>
+          <w:i w:val="false"/>
+          <w:iCs w:val="false"/>
+          <w:color w:val="1B2027"/>
+          <w:sz w:val="21"/>
+          <w:szCs w:val="21"/>
+        </w:rPr>
+        <w:t xml:space="preserve"> All four exchanges an integration needs are built, you can run a working host application from our repository today, and a stock install now serves the embed document and carries the </w:t>
+      </w:r>
+      <w:r>
+        <w:rPr>
+          <w:rFonts w:ascii="Consolas" w:cs="Consolas" w:eastAsia="Consolas" w:hAnsi="Consolas"/>
+          <w:b w:val="false"/>
+          <w:bCs w:val="false"/>
+          <w:i w:val="false"/>
+          <w:iCs w:val="false"/>
           <w:color w:val="1B2027"/>
           <w:sz w:val="19"/>
           <w:szCs w:val="19"/>
@@ -99,6 +105,8 @@
           <w:rFonts w:ascii="Calibri" w:cs="Calibri" w:eastAsia="Calibri" w:hAnsi="Calibri"/>
           <w:b w:val="false"/>
           <w:bCs w:val="false"/>
+          <w:i w:val="false"/>
+          <w:iCs w:val="false"/>
           <w:color w:val="1B2027"/>
           <w:sz w:val="21"/>
           <w:szCs w:val="21"/>
@@ -110,22 +118,26 @@
           <w:rFonts w:ascii="Calibri" w:cs="Calibri" w:eastAsia="Calibri" w:hAnsi="Calibri"/>
           <w:b/>
           <w:bCs/>
-          <w:color w:val="1B2027"/>
-          <w:sz w:val="21"/>
-          <w:szCs w:val="21"/>
-        </w:rPr>
-        <w:t xml:space="preserve">What is still missing is a tier that serves the embed document at all</w:t>
-      </w:r>
-      <w:r>
-        <w:rPr>
-          <w:rFonts w:ascii="Calibri" w:cs="Calibri" w:eastAsia="Calibri" w:hAnsi="Calibri"/>
-          <w:b w:val="false"/>
-          <w:bCs w:val="false"/>
-          <w:color w:val="1B2027"/>
-          <w:sz w:val="21"/>
-          <w:szCs w:val="21"/>
-        </w:rPr>
-        <w:t xml:space="preserve">, so the embed does not yet work against a stock install. This guide says which parts you can build on now and which you cannot, rather than describing an interface you would then fail to find.</w:t>
+          <w:i w:val="false"/>
+          <w:iCs w:val="false"/>
+          <w:color w:val="1B2027"/>
+          <w:sz w:val="21"/>
+          <w:szCs w:val="21"/>
+        </w:rPr>
+        <w:t xml:space="preserve">What has not been exercised end to end is a real document opening inside a real host frame</w:t>
+      </w:r>
+      <w:r>
+        <w:rPr>
+          <w:rFonts w:ascii="Calibri" w:cs="Calibri" w:eastAsia="Calibri" w:hAnsi="Calibri"/>
+          <w:b w:val="false"/>
+          <w:bCs w:val="false"/>
+          <w:i w:val="false"/>
+          <w:iCs w:val="false"/>
+          <w:color w:val="1B2027"/>
+          <w:sz w:val="21"/>
+          <w:szCs w:val="21"/>
+        </w:rPr>
+        <w:t xml:space="preserve">, so treat section 4 as the contract and your first integration as the thing that proves it. This guide says which parts you can build on now and which are newer than anyone’s production traffic.</w:t>
       </w:r>
     </w:p>
     <w:p>
@@ -137,6 +149,8 @@
           <w:rFonts w:ascii="Calibri" w:cs="Calibri" w:eastAsia="Calibri" w:hAnsi="Calibri"/>
           <w:b w:val="false"/>
           <w:bCs w:val="false"/>
+          <w:i w:val="false"/>
+          <w:iCs w:val="false"/>
           <w:color w:val="1B2027"/>
           <w:sz w:val="21"/>
           <w:szCs w:val="21"/>
@@ -148,6 +162,8 @@
           <w:rFonts w:ascii="Calibri" w:cs="Calibri" w:eastAsia="Calibri" w:hAnsi="Calibri"/>
           <w:b/>
           <w:bCs/>
+          <w:i w:val="false"/>
+          <w:iCs w:val="false"/>
           <w:color w:val="1B2027"/>
           <w:sz w:val="21"/>
           <w:szCs w:val="21"/>
@@ -159,6 +175,8 @@
           <w:rFonts w:ascii="Calibri" w:cs="Calibri" w:eastAsia="Calibri" w:hAnsi="Calibri"/>
           <w:b w:val="false"/>
           <w:bCs w:val="false"/>
+          <w:i w:val="false"/>
+          <w:iCs w:val="false"/>
           <w:color w:val="1B2027"/>
           <w:sz w:val="21"/>
           <w:szCs w:val="21"/>
@@ -277,6 +295,8 @@
                 <w:rFonts w:ascii="Calibri" w:cs="Calibri" w:eastAsia="Calibri" w:hAnsi="Calibri"/>
                 <w:b/>
                 <w:bCs/>
+                <w:i w:val="false"/>
+                <w:iCs w:val="false"/>
                 <w:color w:val="0F7A83"/>
                 <w:sz w:val="19"/>
                 <w:szCs w:val="19"/>
@@ -312,6 +332,8 @@
                 <w:rFonts w:ascii="Calibri" w:cs="Calibri" w:eastAsia="Calibri" w:hAnsi="Calibri"/>
                 <w:b/>
                 <w:bCs/>
+                <w:i w:val="false"/>
+                <w:iCs w:val="false"/>
                 <w:color w:val="5F6875"/>
                 <w:sz w:val="19"/>
                 <w:szCs w:val="19"/>
@@ -347,6 +369,8 @@
                 <w:rFonts w:ascii="Calibri" w:cs="Calibri" w:eastAsia="Calibri" w:hAnsi="Calibri"/>
                 <w:b/>
                 <w:bCs/>
+                <w:i w:val="false"/>
+                <w:iCs w:val="false"/>
                 <w:color w:val="5F6875"/>
                 <w:sz w:val="19"/>
                 <w:szCs w:val="19"/>
@@ -383,6 +407,8 @@
                 <w:rFonts w:ascii="Calibri" w:cs="Calibri" w:eastAsia="Calibri" w:hAnsi="Calibri"/>
                 <w:b w:val="false"/>
                 <w:bCs w:val="false"/>
+                <w:i w:val="false"/>
+                <w:iCs w:val="false"/>
                 <w:color w:val="1B2027"/>
                 <w:sz w:val="19"/>
                 <w:szCs w:val="19"/>
@@ -399,6 +425,8 @@
                 <w:rFonts w:ascii="Calibri" w:cs="Calibri" w:eastAsia="Calibri" w:hAnsi="Calibri"/>
                 <w:b w:val="false"/>
                 <w:bCs w:val="false"/>
+                <w:i w:val="false"/>
+                <w:iCs w:val="false"/>
                 <w:color w:val="1B2027"/>
                 <w:sz w:val="19"/>
                 <w:szCs w:val="19"/>
@@ -434,6 +462,8 @@
                 <w:rFonts w:ascii="Calibri" w:cs="Calibri" w:eastAsia="Calibri" w:hAnsi="Calibri"/>
                 <w:b/>
                 <w:bCs/>
+                <w:i w:val="false"/>
+                <w:iCs w:val="false"/>
                 <w:color w:val="0F7A83"/>
                 <w:sz w:val="19"/>
                 <w:szCs w:val="19"/>
@@ -451,6 +481,8 @@
                 <w:rFonts w:ascii="Calibri" w:cs="Calibri" w:eastAsia="Calibri" w:hAnsi="Calibri"/>
                 <w:b/>
                 <w:bCs/>
+                <w:i w:val="false"/>
+                <w:iCs w:val="false"/>
                 <w:color w:val="0F7A83"/>
                 <w:sz w:val="19"/>
                 <w:szCs w:val="19"/>
@@ -468,6 +500,8 @@
                 <w:rFonts w:ascii="Calibri" w:cs="Calibri" w:eastAsia="Calibri" w:hAnsi="Calibri"/>
                 <w:b/>
                 <w:bCs/>
+                <w:i w:val="false"/>
+                <w:iCs w:val="false"/>
                 <w:color w:val="0F7A83"/>
                 <w:sz w:val="19"/>
                 <w:szCs w:val="19"/>
@@ -501,6 +535,8 @@
                 <w:rFonts w:ascii="Calibri" w:cs="Calibri" w:eastAsia="Calibri" w:hAnsi="Calibri"/>
                 <w:b w:val="false"/>
                 <w:bCs w:val="false"/>
+                <w:i w:val="false"/>
+                <w:iCs w:val="false"/>
                 <w:color w:val="1B2027"/>
                 <w:sz w:val="19"/>
                 <w:szCs w:val="19"/>
@@ -517,6 +553,8 @@
                 <w:rFonts w:ascii="Calibri" w:cs="Calibri" w:eastAsia="Calibri" w:hAnsi="Calibri"/>
                 <w:b w:val="false"/>
                 <w:bCs w:val="false"/>
+                <w:i w:val="false"/>
+                <w:iCs w:val="false"/>
                 <w:color w:val="1B2027"/>
                 <w:sz w:val="19"/>
                 <w:szCs w:val="19"/>
@@ -553,6 +591,8 @@
                 <w:rFonts w:ascii="Calibri" w:cs="Calibri" w:eastAsia="Calibri" w:hAnsi="Calibri"/>
                 <w:b w:val="false"/>
                 <w:bCs w:val="false"/>
+                <w:i w:val="false"/>
+                <w:iCs w:val="false"/>
                 <w:color w:val="1B2027"/>
                 <w:sz w:val="19"/>
                 <w:szCs w:val="19"/>
@@ -569,6 +609,8 @@
                 <w:rFonts w:ascii="Calibri" w:cs="Calibri" w:eastAsia="Calibri" w:hAnsi="Calibri"/>
                 <w:b w:val="false"/>
                 <w:bCs w:val="false"/>
+                <w:i w:val="false"/>
+                <w:iCs w:val="false"/>
                 <w:color w:val="1B2027"/>
                 <w:sz w:val="19"/>
                 <w:szCs w:val="19"/>
@@ -604,6 +646,8 @@
                 <w:rFonts w:ascii="Calibri" w:cs="Calibri" w:eastAsia="Calibri" w:hAnsi="Calibri"/>
                 <w:b/>
                 <w:bCs/>
+                <w:i w:val="false"/>
+                <w:iCs w:val="false"/>
                 <w:color w:val="0F7A83"/>
                 <w:sz w:val="19"/>
                 <w:szCs w:val="19"/>
@@ -621,6 +665,8 @@
                 <w:rFonts w:ascii="Calibri" w:cs="Calibri" w:eastAsia="Calibri" w:hAnsi="Calibri"/>
                 <w:b/>
                 <w:bCs/>
+                <w:i w:val="false"/>
+                <w:iCs w:val="false"/>
                 <w:color w:val="0F7A83"/>
                 <w:sz w:val="19"/>
                 <w:szCs w:val="19"/>
@@ -638,6 +684,8 @@
                 <w:rFonts w:ascii="Calibri" w:cs="Calibri" w:eastAsia="Calibri" w:hAnsi="Calibri"/>
                 <w:b/>
                 <w:bCs/>
+                <w:i w:val="false"/>
+                <w:iCs w:val="false"/>
                 <w:color w:val="0F7A83"/>
                 <w:sz w:val="19"/>
                 <w:szCs w:val="19"/>
@@ -671,6 +719,8 @@
                 <w:rFonts w:ascii="Calibri" w:cs="Calibri" w:eastAsia="Calibri" w:hAnsi="Calibri"/>
                 <w:b w:val="false"/>
                 <w:bCs w:val="false"/>
+                <w:i w:val="false"/>
+                <w:iCs w:val="false"/>
                 <w:color w:val="1B2027"/>
                 <w:sz w:val="19"/>
                 <w:szCs w:val="19"/>
@@ -687,6 +737,8 @@
                 <w:rFonts w:ascii="Calibri" w:cs="Calibri" w:eastAsia="Calibri" w:hAnsi="Calibri"/>
                 <w:b w:val="false"/>
                 <w:bCs w:val="false"/>
+                <w:i w:val="false"/>
+                <w:iCs w:val="false"/>
                 <w:color w:val="1B2027"/>
                 <w:sz w:val="19"/>
                 <w:szCs w:val="19"/>
@@ -723,6 +775,8 @@
                 <w:rFonts w:ascii="Calibri" w:cs="Calibri" w:eastAsia="Calibri" w:hAnsi="Calibri"/>
                 <w:b w:val="false"/>
                 <w:bCs w:val="false"/>
+                <w:i w:val="false"/>
+                <w:iCs w:val="false"/>
                 <w:color w:val="1B2027"/>
                 <w:sz w:val="19"/>
                 <w:szCs w:val="19"/>
@@ -739,6 +793,8 @@
                 <w:rFonts w:ascii="Calibri" w:cs="Calibri" w:eastAsia="Calibri" w:hAnsi="Calibri"/>
                 <w:b w:val="false"/>
                 <w:bCs w:val="false"/>
+                <w:i w:val="false"/>
+                <w:iCs w:val="false"/>
                 <w:color w:val="1B2027"/>
                 <w:sz w:val="19"/>
                 <w:szCs w:val="19"/>
@@ -774,6 +830,8 @@
                 <w:rFonts w:ascii="Calibri" w:cs="Calibri" w:eastAsia="Calibri" w:hAnsi="Calibri"/>
                 <w:b/>
                 <w:bCs/>
+                <w:i w:val="false"/>
+                <w:iCs w:val="false"/>
                 <w:color w:val="0F7A83"/>
                 <w:sz w:val="19"/>
                 <w:szCs w:val="19"/>
@@ -791,6 +849,8 @@
                 <w:rFonts w:ascii="Calibri" w:cs="Calibri" w:eastAsia="Calibri" w:hAnsi="Calibri"/>
                 <w:b/>
                 <w:bCs/>
+                <w:i w:val="false"/>
+                <w:iCs w:val="false"/>
                 <w:color w:val="0F7A83"/>
                 <w:sz w:val="19"/>
                 <w:szCs w:val="19"/>
@@ -808,6 +868,8 @@
                 <w:rFonts w:ascii="Calibri" w:cs="Calibri" w:eastAsia="Calibri" w:hAnsi="Calibri"/>
                 <w:b/>
                 <w:bCs/>
+                <w:i w:val="false"/>
+                <w:iCs w:val="false"/>
                 <w:color w:val="0F7A83"/>
                 <w:sz w:val="19"/>
                 <w:szCs w:val="19"/>
@@ -841,6 +903,8 @@
                 <w:rFonts w:ascii="Calibri" w:cs="Calibri" w:eastAsia="Calibri" w:hAnsi="Calibri"/>
                 <w:b w:val="false"/>
                 <w:bCs w:val="false"/>
+                <w:i w:val="false"/>
+                <w:iCs w:val="false"/>
                 <w:color w:val="1B2027"/>
                 <w:sz w:val="19"/>
                 <w:szCs w:val="19"/>
@@ -857,6 +921,8 @@
                 <w:rFonts w:ascii="Calibri" w:cs="Calibri" w:eastAsia="Calibri" w:hAnsi="Calibri"/>
                 <w:b w:val="false"/>
                 <w:bCs w:val="false"/>
+                <w:i w:val="false"/>
+                <w:iCs w:val="false"/>
                 <w:color w:val="1B2027"/>
                 <w:sz w:val="19"/>
                 <w:szCs w:val="19"/>
@@ -893,6 +959,8 @@
                 <w:rFonts w:ascii="Calibri" w:cs="Calibri" w:eastAsia="Calibri" w:hAnsi="Calibri"/>
                 <w:b w:val="false"/>
                 <w:bCs w:val="false"/>
+                <w:i w:val="false"/>
+                <w:iCs w:val="false"/>
                 <w:color w:val="1B2027"/>
                 <w:sz w:val="19"/>
                 <w:szCs w:val="19"/>
@@ -909,6 +977,8 @@
                 <w:rFonts w:ascii="Calibri" w:cs="Calibri" w:eastAsia="Calibri" w:hAnsi="Calibri"/>
                 <w:b w:val="false"/>
                 <w:bCs w:val="false"/>
+                <w:i w:val="false"/>
+                <w:iCs w:val="false"/>
                 <w:color w:val="1B2027"/>
                 <w:sz w:val="19"/>
                 <w:szCs w:val="19"/>
@@ -944,6 +1014,8 @@
                 <w:rFonts w:ascii="Calibri" w:cs="Calibri" w:eastAsia="Calibri" w:hAnsi="Calibri"/>
                 <w:b/>
                 <w:bCs/>
+                <w:i w:val="false"/>
+                <w:iCs w:val="false"/>
                 <w:color w:val="0F7A83"/>
                 <w:sz w:val="19"/>
                 <w:szCs w:val="19"/>
@@ -961,6 +1033,8 @@
                 <w:rFonts w:ascii="Calibri" w:cs="Calibri" w:eastAsia="Calibri" w:hAnsi="Calibri"/>
                 <w:b/>
                 <w:bCs/>
+                <w:i w:val="false"/>
+                <w:iCs w:val="false"/>
                 <w:color w:val="0F7A83"/>
                 <w:sz w:val="19"/>
                 <w:szCs w:val="19"/>
@@ -978,6 +1052,8 @@
                 <w:rFonts w:ascii="Calibri" w:cs="Calibri" w:eastAsia="Calibri" w:hAnsi="Calibri"/>
                 <w:b/>
                 <w:bCs/>
+                <w:i w:val="false"/>
+                <w:iCs w:val="false"/>
                 <w:color w:val="0F7A83"/>
                 <w:sz w:val="19"/>
                 <w:szCs w:val="19"/>
@@ -1011,6 +1087,8 @@
                 <w:rFonts w:ascii="Calibri" w:cs="Calibri" w:eastAsia="Calibri" w:hAnsi="Calibri"/>
                 <w:b w:val="false"/>
                 <w:bCs w:val="false"/>
+                <w:i w:val="false"/>
+                <w:iCs w:val="false"/>
                 <w:color w:val="1B2027"/>
                 <w:sz w:val="19"/>
                 <w:szCs w:val="19"/>
@@ -1027,6 +1105,8 @@
                 <w:rFonts w:ascii="Calibri" w:cs="Calibri" w:eastAsia="Calibri" w:hAnsi="Calibri"/>
                 <w:b w:val="false"/>
                 <w:bCs w:val="false"/>
+                <w:i w:val="false"/>
+                <w:iCs w:val="false"/>
                 <w:color w:val="1B2027"/>
                 <w:sz w:val="19"/>
                 <w:szCs w:val="19"/>
@@ -1095,6 +1175,8 @@
                 <w:rFonts w:ascii="Calibri" w:cs="Calibri" w:eastAsia="Calibri" w:hAnsi="Calibri"/>
                 <w:b/>
                 <w:bCs/>
+                <w:i w:val="false"/>
+                <w:iCs w:val="false"/>
                 <w:color w:val="C4342A"/>
                 <w:sz w:val="19"/>
                 <w:szCs w:val="19"/>
@@ -1112,6 +1194,8 @@
                 <w:rFonts w:ascii="Calibri" w:cs="Calibri" w:eastAsia="Calibri" w:hAnsi="Calibri"/>
                 <w:b/>
                 <w:bCs/>
+                <w:i w:val="false"/>
+                <w:iCs w:val="false"/>
                 <w:color w:val="C4342A"/>
                 <w:sz w:val="19"/>
                 <w:szCs w:val="19"/>
@@ -1162,6 +1246,8 @@
           <w:rFonts w:ascii="Calibri" w:cs="Calibri" w:eastAsia="Calibri" w:hAnsi="Calibri"/>
           <w:b w:val="false"/>
           <w:bCs w:val="false"/>
+          <w:i w:val="false"/>
+          <w:iCs w:val="false"/>
           <w:color w:val="5F6875"/>
           <w:sz w:val="17"/>
           <w:szCs w:val="17"/>
@@ -1173,6 +1259,8 @@
           <w:rFonts w:ascii="Consolas" w:cs="Consolas" w:eastAsia="Consolas" w:hAnsi="Consolas"/>
           <w:b w:val="false"/>
           <w:bCs w:val="false"/>
+          <w:i w:val="false"/>
+          <w:iCs w:val="false"/>
           <w:color w:val="5F6875"/>
           <w:sz w:val="15"/>
           <w:szCs w:val="15"/>
@@ -1184,6 +1272,8 @@
           <w:rFonts w:ascii="Calibri" w:cs="Calibri" w:eastAsia="Calibri" w:hAnsi="Calibri"/>
           <w:b w:val="false"/>
           <w:bCs w:val="false"/>
+          <w:i w:val="false"/>
+          <w:iCs w:val="false"/>
           <w:color w:val="5F6875"/>
           <w:sz w:val="17"/>
           <w:szCs w:val="17"/>
@@ -1195,6 +1285,8 @@
           <w:rFonts w:ascii="Consolas" w:cs="Consolas" w:eastAsia="Consolas" w:hAnsi="Consolas"/>
           <w:b w:val="false"/>
           <w:bCs w:val="false"/>
+          <w:i w:val="false"/>
+          <w:iCs w:val="false"/>
           <w:color w:val="5F6875"/>
           <w:sz w:val="15"/>
           <w:szCs w:val="15"/>
@@ -1206,6 +1298,8 @@
           <w:rFonts w:ascii="Calibri" w:cs="Calibri" w:eastAsia="Calibri" w:hAnsi="Calibri"/>
           <w:b w:val="false"/>
           <w:bCs w:val="false"/>
+          <w:i w:val="false"/>
+          <w:iCs w:val="false"/>
           <w:color w:val="5F6875"/>
           <w:sz w:val="17"/>
           <w:szCs w:val="17"/>
@@ -1217,6 +1311,8 @@
           <w:rFonts w:ascii="Consolas" w:cs="Consolas" w:eastAsia="Consolas" w:hAnsi="Consolas"/>
           <w:b w:val="false"/>
           <w:bCs w:val="false"/>
+          <w:i w:val="false"/>
+          <w:iCs w:val="false"/>
           <w:color w:val="5F6875"/>
           <w:sz w:val="15"/>
           <w:szCs w:val="15"/>
@@ -1228,6 +1324,8 @@
           <w:rFonts w:ascii="Calibri" w:cs="Calibri" w:eastAsia="Calibri" w:hAnsi="Calibri"/>
           <w:b w:val="false"/>
           <w:bCs w:val="false"/>
+          <w:i w:val="false"/>
+          <w:iCs w:val="false"/>
           <w:color w:val="5F6875"/>
           <w:sz w:val="17"/>
           <w:szCs w:val="17"/>
@@ -1244,6 +1342,8 @@
           <w:rFonts w:ascii="Calibri" w:cs="Calibri" w:eastAsia="Calibri" w:hAnsi="Calibri"/>
           <w:b w:val="false"/>
           <w:bCs w:val="false"/>
+          <w:i w:val="false"/>
+          <w:iCs w:val="false"/>
           <w:color w:val="1B2027"/>
           <w:sz w:val="21"/>
           <w:szCs w:val="21"/>
@@ -1260,6 +1360,8 @@
           <w:rFonts w:ascii="Calibri" w:cs="Calibri" w:eastAsia="Calibri" w:hAnsi="Calibri"/>
           <w:b/>
           <w:bCs/>
+          <w:i w:val="false"/>
+          <w:iCs w:val="false"/>
           <w:color w:val="1B2027"/>
           <w:sz w:val="21"/>
           <w:szCs w:val="21"/>
@@ -1271,6 +1373,8 @@
           <w:rFonts w:ascii="Calibri" w:cs="Calibri" w:eastAsia="Calibri" w:hAnsi="Calibri"/>
           <w:b w:val="false"/>
           <w:bCs w:val="false"/>
+          <w:i w:val="false"/>
+          <w:iCs w:val="false"/>
           <w:color w:val="1B2027"/>
           <w:sz w:val="21"/>
           <w:szCs w:val="21"/>
@@ -1282,6 +1386,8 @@
           <w:rFonts w:ascii="Consolas" w:cs="Consolas" w:eastAsia="Consolas" w:hAnsi="Consolas"/>
           <w:b w:val="false"/>
           <w:bCs w:val="false"/>
+          <w:i w:val="false"/>
+          <w:iCs w:val="false"/>
           <w:color w:val="1B2027"/>
           <w:sz w:val="19"/>
           <w:szCs w:val="19"/>
@@ -1293,6 +1399,8 @@
           <w:rFonts w:ascii="Calibri" w:cs="Calibri" w:eastAsia="Calibri" w:hAnsi="Calibri"/>
           <w:b w:val="false"/>
           <w:bCs w:val="false"/>
+          <w:i w:val="false"/>
+          <w:iCs w:val="false"/>
           <w:color w:val="1B2027"/>
           <w:sz w:val="21"/>
           <w:szCs w:val="21"/>
@@ -1309,88 +1417,130 @@
           <w:rFonts w:ascii="Calibri" w:cs="Calibri" w:eastAsia="Calibri" w:hAnsi="Calibri"/>
           <w:b/>
           <w:bCs/>
-          <w:color w:val="1B2027"/>
-          <w:sz w:val="21"/>
-          <w:szCs w:val="21"/>
-        </w:rPr>
-        <w:t xml:space="preserve">The deployment is not, yet.</w:t>
-      </w:r>
-      <w:r>
-        <w:rPr>
-          <w:rFonts w:ascii="Calibri" w:cs="Calibri" w:eastAsia="Calibri" w:hAnsi="Calibri"/>
-          <w:b w:val="false"/>
-          <w:bCs w:val="false"/>
-          <w:color w:val="1B2027"/>
-          <w:sz w:val="21"/>
-          <w:szCs w:val="21"/>
-        </w:rPr>
-        <w:t xml:space="preserve"> The </w:t>
-      </w:r>
-      <w:r>
-        <w:rPr>
-          <w:rFonts w:ascii="Consolas" w:cs="Consolas" w:eastAsia="Consolas" w:hAnsi="Consolas"/>
-          <w:b w:val="false"/>
-          <w:bCs w:val="false"/>
+          <w:i w:val="false"/>
+          <w:iCs w:val="false"/>
+          <w:color w:val="1B2027"/>
+          <w:sz w:val="21"/>
+          <w:szCs w:val="21"/>
+        </w:rPr>
+        <w:t xml:space="preserve">The deployment now exists, and is new.</w:t>
+      </w:r>
+      <w:r>
+        <w:rPr>
+          <w:rFonts w:ascii="Calibri" w:cs="Calibri" w:eastAsia="Calibri" w:hAnsi="Calibri"/>
+          <w:b w:val="false"/>
+          <w:bCs w:val="false"/>
+          <w:i w:val="false"/>
+          <w:iCs w:val="false"/>
+          <w:color w:val="1B2027"/>
+          <w:sz w:val="21"/>
+          <w:szCs w:val="21"/>
+        </w:rPr>
+        <w:t xml:space="preserve"> The image serves the viewer’s pages itself when </w:t>
+      </w:r>
+      <w:r>
+        <w:rPr>
+          <w:rFonts w:ascii="Consolas" w:cs="Consolas" w:eastAsia="Consolas" w:hAnsi="Consolas"/>
+          <w:b w:val="false"/>
+          <w:bCs w:val="false"/>
+          <w:i w:val="false"/>
+          <w:iCs w:val="false"/>
           <w:color w:val="1B2027"/>
           <w:sz w:val="19"/>
           <w:szCs w:val="19"/>
         </w:rPr>
-        <w:t xml:space="preserve">frame-ancestors</w:t>
-      </w:r>
-      <w:r>
-        <w:rPr>
-          <w:rFonts w:ascii="Calibri" w:cs="Calibri" w:eastAsia="Calibri" w:hAnsi="Calibri"/>
-          <w:b w:val="false"/>
-          <w:bCs w:val="false"/>
-          <w:color w:val="1B2027"/>
-          <w:sz w:val="21"/>
-          <w:szCs w:val="21"/>
-        </w:rPr>
-        <w:t xml:space="preserve"> allow-list now exists — </w:t>
-      </w:r>
-      <w:r>
-        <w:rPr>
-          <w:rFonts w:ascii="Consolas" w:cs="Consolas" w:eastAsia="Consolas" w:hAnsi="Consolas"/>
-          <w:b w:val="false"/>
-          <w:bCs w:val="false"/>
+        <w:t xml:space="preserve">cde.web.app.path</w:t>
+      </w:r>
+      <w:r>
+        <w:rPr>
+          <w:rFonts w:ascii="Calibri" w:cs="Calibri" w:eastAsia="Calibri" w:hAnsi="Calibri"/>
+          <w:b w:val="false"/>
+          <w:bCs w:val="false"/>
+          <w:i w:val="false"/>
+          <w:iCs w:val="false"/>
+          <w:color w:val="1B2027"/>
+          <w:sz w:val="21"/>
+          <w:szCs w:val="21"/>
+        </w:rPr>
+        <w:t xml:space="preserve"> points at a staged build, so one container answers both </w:t>
+      </w:r>
+      <w:r>
+        <w:rPr>
+          <w:rFonts w:ascii="Consolas" w:cs="Consolas" w:eastAsia="Consolas" w:hAnsi="Consolas"/>
+          <w:b w:val="false"/>
+          <w:bCs w:val="false"/>
+          <w:i w:val="false"/>
+          <w:iCs w:val="false"/>
           <w:color w:val="1B2027"/>
           <w:sz w:val="19"/>
           <w:szCs w:val="19"/>
         </w:rPr>
-        <w:t xml:space="preserve">cde.web.embed-parent-origins</w:t>
-      </w:r>
-      <w:r>
-        <w:rPr>
-          <w:rFonts w:ascii="Calibri" w:cs="Calibri" w:eastAsia="Calibri" w:hAnsi="Calibri"/>
-          <w:b w:val="false"/>
-          <w:bCs w:val="false"/>
-          <w:color w:val="1B2027"/>
-          <w:sz w:val="21"/>
-          <w:szCs w:val="21"/>
-        </w:rPr>
-        <w:t xml:space="preserve"> names the origins permitted to frame the embed route, and it is closed until someone sets it. What is still missing is a tier that serves the embed document at all: the backend image carries no frontend, and the Kubernetes manifests route everything to the backend. So the embed runs against a development deployment and not yet against an installed one. Ask where your deployment will serve </w:t>
-      </w:r>
-      <w:r>
-        <w:rPr>
-          <w:rFonts w:ascii="Consolas" w:cs="Consolas" w:eastAsia="Consolas" w:hAnsi="Consolas"/>
-          <w:b w:val="false"/>
-          <w:bCs w:val="false"/>
+        <w:t xml:space="preserve">/embed</w:t>
+      </w:r>
+      <w:r>
+        <w:rPr>
+          <w:rFonts w:ascii="Calibri" w:cs="Calibri" w:eastAsia="Calibri" w:hAnsi="Calibri"/>
+          <w:b w:val="false"/>
+          <w:bCs w:val="false"/>
+          <w:i w:val="false"/>
+          <w:iCs w:val="false"/>
+          <w:color w:val="1B2027"/>
+          <w:sz w:val="21"/>
+          <w:szCs w:val="21"/>
+        </w:rPr>
+        <w:t xml:space="preserve"> and the API, and emits the </w:t>
+      </w:r>
+      <w:r>
+        <w:rPr>
+          <w:rFonts w:ascii="Consolas" w:cs="Consolas" w:eastAsia="Consolas" w:hAnsi="Consolas"/>
+          <w:b w:val="false"/>
+          <w:bCs w:val="false"/>
+          <w:i w:val="false"/>
+          <w:iCs w:val="false"/>
           <w:color w:val="1B2027"/>
           <w:sz w:val="19"/>
           <w:szCs w:val="19"/>
         </w:rPr>
-        <w:t xml:space="preserve">/embed</w:t>
-      </w:r>
-      <w:r>
-        <w:rPr>
-          <w:rFonts w:ascii="Calibri" w:cs="Calibri" w:eastAsia="Calibri" w:hAnsi="Calibri"/>
-          <w:b w:val="false"/>
-          <w:bCs w:val="false"/>
-          <w:color w:val="1B2027"/>
-          <w:sz w:val="21"/>
-          <w:szCs w:val="21"/>
-        </w:rPr>
-        <w:t xml:space="preserve"> from before you schedule anything around it.</w:t>
+        <w:t xml:space="preserve">Content-Security-Policy</w:t>
+      </w:r>
+      <w:r>
+        <w:rPr>
+          <w:rFonts w:ascii="Calibri" w:cs="Calibri" w:eastAsia="Calibri" w:hAnsi="Calibri"/>
+          <w:b w:val="false"/>
+          <w:bCs w:val="false"/>
+          <w:i w:val="false"/>
+          <w:iCs w:val="false"/>
+          <w:color w:val="1B2027"/>
+          <w:sz w:val="21"/>
+          <w:szCs w:val="21"/>
+        </w:rPr>
+        <w:t xml:space="preserve"> that governs the document it just served. </w:t>
+      </w:r>
+      <w:r>
+        <w:rPr>
+          <w:rFonts w:ascii="Consolas" w:cs="Consolas" w:eastAsia="Consolas" w:hAnsi="Consolas"/>
+          <w:b w:val="false"/>
+          <w:bCs w:val="false"/>
+          <w:i w:val="false"/>
+          <w:iCs w:val="false"/>
+          <w:color w:val="1B2027"/>
+          <w:sz w:val="19"/>
+          <w:szCs w:val="19"/>
+        </w:rPr>
+        <w:t xml:space="preserve">cde.web.embed-parent-origins</w:t>
+      </w:r>
+      <w:r>
+        <w:rPr>
+          <w:rFonts w:ascii="Calibri" w:cs="Calibri" w:eastAsia="Calibri" w:hAnsi="Calibri"/>
+          <w:b w:val="false"/>
+          <w:bCs w:val="false"/>
+          <w:i w:val="false"/>
+          <w:iCs w:val="false"/>
+          <w:color w:val="1B2027"/>
+          <w:sz w:val="21"/>
+          <w:szCs w:val="21"/>
+        </w:rPr>
+        <w:t xml:space="preserve"> names the origins permitted to frame that route and is closed until someone sets it — so ask your deployment contact to add your origin before you test, because until they do the frame comes up blank with an error only your browser console will show you.</w:t>
       </w:r>
     </w:p>
     <w:p>
@@ -1402,6 +1552,39 @@
           <w:rFonts w:ascii="Calibri" w:cs="Calibri" w:eastAsia="Calibri" w:hAnsi="Calibri"/>
           <w:b/>
           <w:bCs/>
+          <w:i w:val="false"/>
+          <w:iCs w:val="false"/>
+          <w:color w:val="1B2027"/>
+          <w:sz w:val="21"/>
+          <w:szCs w:val="21"/>
+        </w:rPr>
+        <w:t xml:space="preserve">What that deployment has and has not been through.</w:t>
+      </w:r>
+      <w:r>
+        <w:rPr>
+          <w:rFonts w:ascii="Calibri" w:cs="Calibri" w:eastAsia="Calibri" w:hAnsi="Calibri"/>
+          <w:b w:val="false"/>
+          <w:bCs w:val="false"/>
+          <w:i w:val="false"/>
+          <w:iCs w:val="false"/>
+          <w:color w:val="1B2027"/>
+          <w:sz w:val="21"/>
+          <w:szCs w:val="21"/>
+        </w:rPr>
+        <w:t xml:space="preserve"> Every page route has been served from a production build under the real policy and loaded in a browser with no content blocked. What has not happened is a document opening inside a host’s frame against an installed deployment — the pieces are each verified and the whole is not. Expect to be the first to find whatever that turns up, and plan a spike rather than a delivery date.</w:t>
+      </w:r>
+    </w:p>
+    <w:p>
+      <w:pPr>
+        <w:spacing w:after="140" w:line="276"/>
+      </w:pPr>
+      <w:r>
+        <w:rPr>
+          <w:rFonts w:ascii="Calibri" w:cs="Calibri" w:eastAsia="Calibri" w:hAnsi="Calibri"/>
+          <w:b/>
+          <w:bCs/>
+          <w:i w:val="false"/>
+          <w:iCs w:val="false"/>
           <w:color w:val="1B2027"/>
           <w:sz w:val="21"/>
           <w:szCs w:val="21"/>
@@ -1413,6 +1596,8 @@
           <w:rFonts w:ascii="Calibri" w:cs="Calibri" w:eastAsia="Calibri" w:hAnsi="Calibri"/>
           <w:b w:val="false"/>
           <w:bCs w:val="false"/>
+          <w:i w:val="false"/>
+          <w:iCs w:val="false"/>
           <w:color w:val="1B2027"/>
           <w:sz w:val="21"/>
           <w:szCs w:val="21"/>
@@ -1446,6 +1631,8 @@
           <w:rFonts w:ascii="Calibri" w:cs="Calibri" w:eastAsia="Calibri" w:hAnsi="Calibri"/>
           <w:b w:val="false"/>
           <w:bCs w:val="false"/>
+          <w:i w:val="false"/>
+          <w:iCs w:val="false"/>
           <w:color w:val="1B2027"/>
           <w:sz w:val="21"/>
           <w:szCs w:val="21"/>
@@ -1462,6 +1649,8 @@
           <w:rFonts w:ascii="Calibri" w:cs="Calibri" w:eastAsia="Calibri" w:hAnsi="Calibri"/>
           <w:b/>
           <w:bCs/>
+          <w:i w:val="false"/>
+          <w:iCs w:val="false"/>
           <w:color w:val="1B2027"/>
           <w:sz w:val="21"/>
           <w:szCs w:val="21"/>
@@ -1473,6 +1662,8 @@
           <w:rFonts w:ascii="Calibri" w:cs="Calibri" w:eastAsia="Calibri" w:hAnsi="Calibri"/>
           <w:b w:val="false"/>
           <w:bCs w:val="false"/>
+          <w:i w:val="false"/>
+          <w:iCs w:val="false"/>
           <w:color w:val="1B2027"/>
           <w:sz w:val="21"/>
           <w:szCs w:val="21"/>
@@ -1545,6 +1736,8 @@
                 <w:rFonts w:ascii="Calibri" w:cs="Calibri" w:eastAsia="Calibri" w:hAnsi="Calibri"/>
                 <w:b/>
                 <w:bCs/>
+                <w:i w:val="false"/>
+                <w:iCs w:val="false"/>
                 <w:color w:val="1B2027"/>
                 <w:sz w:val="19"/>
                 <w:szCs w:val="19"/>
@@ -1579,6 +1772,8 @@
                 <w:rFonts w:ascii="Calibri" w:cs="Calibri" w:eastAsia="Calibri" w:hAnsi="Calibri"/>
                 <w:b/>
                 <w:bCs/>
+                <w:i w:val="false"/>
+                <w:iCs w:val="false"/>
                 <w:color w:val="1B2027"/>
                 <w:sz w:val="19"/>
                 <w:szCs w:val="19"/>
@@ -1613,6 +1808,8 @@
                 <w:rFonts w:ascii="Calibri" w:cs="Calibri" w:eastAsia="Calibri" w:hAnsi="Calibri"/>
                 <w:b/>
                 <w:bCs/>
+                <w:i w:val="false"/>
+                <w:iCs w:val="false"/>
                 <w:color w:val="1B2027"/>
                 <w:sz w:val="19"/>
                 <w:szCs w:val="19"/>
@@ -1650,6 +1847,8 @@
                 <w:rFonts w:ascii="Calibri" w:cs="Calibri" w:eastAsia="Calibri" w:hAnsi="Calibri"/>
                 <w:b/>
                 <w:bCs/>
+                <w:i w:val="false"/>
+                <w:iCs w:val="false"/>
                 <w:color w:val="0F7A83"/>
                 <w:sz w:val="19"/>
                 <w:szCs w:val="19"/>
@@ -1684,6 +1883,8 @@
                 <w:rFonts w:ascii="Calibri" w:cs="Calibri" w:eastAsia="Calibri" w:hAnsi="Calibri"/>
                 <w:b/>
                 <w:bCs/>
+                <w:i w:val="false"/>
+                <w:iCs w:val="false"/>
                 <w:color w:val="1B2027"/>
                 <w:sz w:val="19"/>
                 <w:szCs w:val="19"/>
@@ -1718,6 +1919,8 @@
                 <w:rFonts w:ascii="Calibri" w:cs="Calibri" w:eastAsia="Calibri" w:hAnsi="Calibri"/>
                 <w:b w:val="false"/>
                 <w:bCs w:val="false"/>
+                <w:i w:val="false"/>
+                <w:iCs w:val="false"/>
                 <w:color w:val="1B2027"/>
                 <w:sz w:val="19"/>
                 <w:szCs w:val="19"/>
@@ -1754,6 +1957,8 @@
                 <w:rFonts w:ascii="Calibri" w:cs="Calibri" w:eastAsia="Calibri" w:hAnsi="Calibri"/>
                 <w:b/>
                 <w:bCs/>
+                <w:i w:val="false"/>
+                <w:iCs w:val="false"/>
                 <w:color w:val="0F7A83"/>
                 <w:sz w:val="19"/>
                 <w:szCs w:val="19"/>
@@ -1787,6 +1992,8 @@
                 <w:rFonts w:ascii="Calibri" w:cs="Calibri" w:eastAsia="Calibri" w:hAnsi="Calibri"/>
                 <w:b/>
                 <w:bCs/>
+                <w:i w:val="false"/>
+                <w:iCs w:val="false"/>
                 <w:color w:val="1B2027"/>
                 <w:sz w:val="19"/>
                 <w:szCs w:val="19"/>
@@ -1820,6 +2027,8 @@
                 <w:rFonts w:ascii="Calibri" w:cs="Calibri" w:eastAsia="Calibri" w:hAnsi="Calibri"/>
                 <w:b w:val="false"/>
                 <w:bCs w:val="false"/>
+                <w:i w:val="false"/>
+                <w:iCs w:val="false"/>
                 <w:color w:val="1B2027"/>
                 <w:sz w:val="19"/>
                 <w:szCs w:val="19"/>
@@ -1856,6 +2065,8 @@
                 <w:rFonts w:ascii="Calibri" w:cs="Calibri" w:eastAsia="Calibri" w:hAnsi="Calibri"/>
                 <w:b/>
                 <w:bCs/>
+                <w:i w:val="false"/>
+                <w:iCs w:val="false"/>
                 <w:color w:val="0F7A83"/>
                 <w:sz w:val="19"/>
                 <w:szCs w:val="19"/>
@@ -1889,6 +2100,8 @@
                 <w:rFonts w:ascii="Calibri" w:cs="Calibri" w:eastAsia="Calibri" w:hAnsi="Calibri"/>
                 <w:b/>
                 <w:bCs/>
+                <w:i w:val="false"/>
+                <w:iCs w:val="false"/>
                 <w:color w:val="1B2027"/>
                 <w:sz w:val="19"/>
                 <w:szCs w:val="19"/>
@@ -1922,6 +2135,8 @@
                 <w:rFonts w:ascii="Calibri" w:cs="Calibri" w:eastAsia="Calibri" w:hAnsi="Calibri"/>
                 <w:b w:val="false"/>
                 <w:bCs w:val="false"/>
+                <w:i w:val="false"/>
+                <w:iCs w:val="false"/>
                 <w:color w:val="1B2027"/>
                 <w:sz w:val="19"/>
                 <w:szCs w:val="19"/>
@@ -1958,6 +2173,8 @@
                 <w:rFonts w:ascii="Calibri" w:cs="Calibri" w:eastAsia="Calibri" w:hAnsi="Calibri"/>
                 <w:b/>
                 <w:bCs/>
+                <w:i w:val="false"/>
+                <w:iCs w:val="false"/>
                 <w:color w:val="0F7A83"/>
                 <w:sz w:val="19"/>
                 <w:szCs w:val="19"/>
@@ -1991,6 +2208,8 @@
                 <w:rFonts w:ascii="Calibri" w:cs="Calibri" w:eastAsia="Calibri" w:hAnsi="Calibri"/>
                 <w:b/>
                 <w:bCs/>
+                <w:i w:val="false"/>
+                <w:iCs w:val="false"/>
                 <w:color w:val="1B2027"/>
                 <w:sz w:val="19"/>
                 <w:szCs w:val="19"/>
@@ -2024,6 +2243,8 @@
                 <w:rFonts w:ascii="Calibri" w:cs="Calibri" w:eastAsia="Calibri" w:hAnsi="Calibri"/>
                 <w:b w:val="false"/>
                 <w:bCs w:val="false"/>
+                <w:i w:val="false"/>
+                <w:iCs w:val="false"/>
                 <w:color w:val="1B2027"/>
                 <w:sz w:val="19"/>
                 <w:szCs w:val="19"/>
@@ -2060,6 +2281,8 @@
                 <w:rFonts w:ascii="Calibri" w:cs="Calibri" w:eastAsia="Calibri" w:hAnsi="Calibri"/>
                 <w:b/>
                 <w:bCs/>
+                <w:i w:val="false"/>
+                <w:iCs w:val="false"/>
                 <w:color w:val="0F7A83"/>
                 <w:sz w:val="19"/>
                 <w:szCs w:val="19"/>
@@ -2093,6 +2316,8 @@
                 <w:rFonts w:ascii="Calibri" w:cs="Calibri" w:eastAsia="Calibri" w:hAnsi="Calibri"/>
                 <w:b/>
                 <w:bCs/>
+                <w:i w:val="false"/>
+                <w:iCs w:val="false"/>
                 <w:color w:val="1B2027"/>
                 <w:sz w:val="19"/>
                 <w:szCs w:val="19"/>
@@ -2126,6 +2351,8 @@
                 <w:rFonts w:ascii="Calibri" w:cs="Calibri" w:eastAsia="Calibri" w:hAnsi="Calibri"/>
                 <w:b w:val="false"/>
                 <w:bCs w:val="false"/>
+                <w:i w:val="false"/>
+                <w:iCs w:val="false"/>
                 <w:color w:val="1B2027"/>
                 <w:sz w:val="19"/>
                 <w:szCs w:val="19"/>
@@ -2162,6 +2389,8 @@
                 <w:rFonts w:ascii="Calibri" w:cs="Calibri" w:eastAsia="Calibri" w:hAnsi="Calibri"/>
                 <w:b/>
                 <w:bCs/>
+                <w:i w:val="false"/>
+                <w:iCs w:val="false"/>
                 <w:color w:val="0F7A83"/>
                 <w:sz w:val="19"/>
                 <w:szCs w:val="19"/>
@@ -2195,6 +2424,8 @@
                 <w:rFonts w:ascii="Calibri" w:cs="Calibri" w:eastAsia="Calibri" w:hAnsi="Calibri"/>
                 <w:b/>
                 <w:bCs/>
+                <w:i w:val="false"/>
+                <w:iCs w:val="false"/>
                 <w:color w:val="1B2027"/>
                 <w:sz w:val="19"/>
                 <w:szCs w:val="19"/>
@@ -2228,6 +2459,8 @@
                 <w:rFonts w:ascii="Calibri" w:cs="Calibri" w:eastAsia="Calibri" w:hAnsi="Calibri"/>
                 <w:b w:val="false"/>
                 <w:bCs w:val="false"/>
+                <w:i w:val="false"/>
+                <w:iCs w:val="false"/>
                 <w:color w:val="1B2027"/>
                 <w:sz w:val="19"/>
                 <w:szCs w:val="19"/>
@@ -2265,6 +2498,8 @@
                 <w:rFonts w:ascii="Calibri" w:cs="Calibri" w:eastAsia="Calibri" w:hAnsi="Calibri"/>
                 <w:b/>
                 <w:bCs/>
+                <w:i w:val="false"/>
+                <w:iCs w:val="false"/>
                 <w:color w:val="0F7A83"/>
                 <w:sz w:val="19"/>
                 <w:szCs w:val="19"/>
@@ -2299,6 +2534,8 @@
                 <w:rFonts w:ascii="Calibri" w:cs="Calibri" w:eastAsia="Calibri" w:hAnsi="Calibri"/>
                 <w:b/>
                 <w:bCs/>
+                <w:i w:val="false"/>
+                <w:iCs w:val="false"/>
                 <w:color w:val="1B2027"/>
                 <w:sz w:val="19"/>
                 <w:szCs w:val="19"/>
@@ -2333,6 +2570,8 @@
                 <w:rFonts w:ascii="Calibri" w:cs="Calibri" w:eastAsia="Calibri" w:hAnsi="Calibri"/>
                 <w:b w:val="false"/>
                 <w:bCs w:val="false"/>
+                <w:i w:val="false"/>
+                <w:iCs w:val="false"/>
                 <w:color w:val="1B2027"/>
                 <w:sz w:val="19"/>
                 <w:szCs w:val="19"/>
@@ -2370,6 +2609,8 @@
                 <w:rFonts w:ascii="Calibri" w:cs="Calibri" w:eastAsia="Calibri" w:hAnsi="Calibri"/>
                 <w:b/>
                 <w:bCs/>
+                <w:i w:val="false"/>
+                <w:iCs w:val="false"/>
                 <w:color w:val="0F7A83"/>
                 <w:sz w:val="19"/>
                 <w:szCs w:val="19"/>
@@ -2404,6 +2645,8 @@
                 <w:rFonts w:ascii="Calibri" w:cs="Calibri" w:eastAsia="Calibri" w:hAnsi="Calibri"/>
                 <w:b/>
                 <w:bCs/>
+                <w:i w:val="false"/>
+                <w:iCs w:val="false"/>
                 <w:color w:val="1B2027"/>
                 <w:sz w:val="19"/>
                 <w:szCs w:val="19"/>
@@ -2438,6 +2681,8 @@
                 <w:rFonts w:ascii="Calibri" w:cs="Calibri" w:eastAsia="Calibri" w:hAnsi="Calibri"/>
                 <w:b w:val="false"/>
                 <w:bCs w:val="false"/>
+                <w:i w:val="false"/>
+                <w:iCs w:val="false"/>
                 <w:color w:val="1B2027"/>
                 <w:sz w:val="19"/>
                 <w:szCs w:val="19"/>
@@ -2457,6 +2702,8 @@
           <w:rFonts w:ascii="Calibri" w:cs="Calibri" w:eastAsia="Calibri" w:hAnsi="Calibri"/>
           <w:b w:val="false"/>
           <w:bCs w:val="false"/>
+          <w:i w:val="false"/>
+          <w:iCs w:val="false"/>
           <w:color w:val="5F6875"/>
           <w:sz w:val="17"/>
           <w:szCs w:val="17"/>
@@ -2490,6 +2737,8 @@
           <w:rFonts w:ascii="Calibri" w:cs="Calibri" w:eastAsia="Calibri" w:hAnsi="Calibri"/>
           <w:b w:val="false"/>
           <w:bCs w:val="false"/>
+          <w:i w:val="false"/>
+          <w:iCs w:val="false"/>
           <w:color w:val="1B2027"/>
           <w:sz w:val="21"/>
           <w:szCs w:val="21"/>
@@ -2506,6 +2755,8 @@
           <w:rFonts w:ascii="Calibri" w:cs="Calibri" w:eastAsia="Calibri" w:hAnsi="Calibri"/>
           <w:b w:val="false"/>
           <w:bCs w:val="false"/>
+          <w:i w:val="false"/>
+          <w:iCs w:val="false"/>
           <w:color w:val="1B2027"/>
           <w:sz w:val="21"/>
           <w:szCs w:val="21"/>
@@ -2517,6 +2768,8 @@
           <w:rFonts w:ascii="Calibri" w:cs="Calibri" w:eastAsia="Calibri" w:hAnsi="Calibri"/>
           <w:b/>
           <w:bCs/>
+          <w:i w:val="false"/>
+          <w:iCs w:val="false"/>
           <w:color w:val="1B2027"/>
           <w:sz w:val="21"/>
           <w:szCs w:val="21"/>
@@ -2528,6 +2781,8 @@
           <w:rFonts w:ascii="Calibri" w:cs="Calibri" w:eastAsia="Calibri" w:hAnsi="Calibri"/>
           <w:b w:val="false"/>
           <w:bCs w:val="false"/>
+          <w:i w:val="false"/>
+          <w:iCs w:val="false"/>
           <w:color w:val="1B2027"/>
           <w:sz w:val="21"/>
           <w:szCs w:val="21"/>
@@ -2711,6 +2966,8 @@
           <w:rFonts w:ascii="Calibri" w:cs="Calibri" w:eastAsia="Calibri" w:hAnsi="Calibri"/>
           <w:b w:val="false"/>
           <w:bCs w:val="false"/>
+          <w:i w:val="false"/>
+          <w:iCs w:val="false"/>
           <w:color w:val="1B2027"/>
           <w:sz w:val="21"/>
           <w:szCs w:val="21"/>
@@ -2722,6 +2979,8 @@
           <w:rFonts w:ascii="Consolas" w:cs="Consolas" w:eastAsia="Consolas" w:hAnsi="Consolas"/>
           <w:b w:val="false"/>
           <w:bCs w:val="false"/>
+          <w:i w:val="false"/>
+          <w:iCs w:val="false"/>
           <w:color w:val="1B2027"/>
           <w:sz w:val="19"/>
           <w:szCs w:val="19"/>
@@ -2733,6 +2992,8 @@
           <w:rFonts w:ascii="Calibri" w:cs="Calibri" w:eastAsia="Calibri" w:hAnsi="Calibri"/>
           <w:b w:val="false"/>
           <w:bCs w:val="false"/>
+          <w:i w:val="false"/>
+          <w:iCs w:val="false"/>
           <w:color w:val="1B2027"/>
           <w:sz w:val="21"/>
           <w:szCs w:val="21"/>
@@ -2744,6 +3005,8 @@
           <w:rFonts w:ascii="Consolas" w:cs="Consolas" w:eastAsia="Consolas" w:hAnsi="Consolas"/>
           <w:b w:val="false"/>
           <w:bCs w:val="false"/>
+          <w:i w:val="false"/>
+          <w:iCs w:val="false"/>
           <w:color w:val="1B2027"/>
           <w:sz w:val="19"/>
           <w:szCs w:val="19"/>
@@ -2755,6 +3018,8 @@
           <w:rFonts w:ascii="Calibri" w:cs="Calibri" w:eastAsia="Calibri" w:hAnsi="Calibri"/>
           <w:b w:val="false"/>
           <w:bCs w:val="false"/>
+          <w:i w:val="false"/>
+          <w:iCs w:val="false"/>
           <w:color w:val="1B2027"/>
           <w:sz w:val="21"/>
           <w:szCs w:val="21"/>
@@ -2766,6 +3031,8 @@
           <w:rFonts w:ascii="Consolas" w:cs="Consolas" w:eastAsia="Consolas" w:hAnsi="Consolas"/>
           <w:b w:val="false"/>
           <w:bCs w:val="false"/>
+          <w:i w:val="false"/>
+          <w:iCs w:val="false"/>
           <w:color w:val="1B2027"/>
           <w:sz w:val="19"/>
           <w:szCs w:val="19"/>
@@ -2777,6 +3044,8 @@
           <w:rFonts w:ascii="Calibri" w:cs="Calibri" w:eastAsia="Calibri" w:hAnsi="Calibri"/>
           <w:b w:val="false"/>
           <w:bCs w:val="false"/>
+          <w:i w:val="false"/>
+          <w:iCs w:val="false"/>
           <w:color w:val="1B2027"/>
           <w:sz w:val="21"/>
           <w:szCs w:val="21"/>
@@ -2793,6 +3062,8 @@
           <w:rFonts w:ascii="Calibri" w:cs="Calibri" w:eastAsia="Calibri" w:hAnsi="Calibri"/>
           <w:b w:val="false"/>
           <w:bCs w:val="false"/>
+          <w:i w:val="false"/>
+          <w:iCs w:val="false"/>
           <w:color w:val="1B2027"/>
           <w:sz w:val="21"/>
           <w:szCs w:val="21"/>
@@ -2804,6 +3075,8 @@
           <w:rFonts w:ascii="Consolas" w:cs="Consolas" w:eastAsia="Consolas" w:hAnsi="Consolas"/>
           <w:b w:val="false"/>
           <w:bCs w:val="false"/>
+          <w:i w:val="false"/>
+          <w:iCs w:val="false"/>
           <w:color w:val="1B2027"/>
           <w:sz w:val="19"/>
           <w:szCs w:val="19"/>
@@ -2815,6 +3088,8 @@
           <w:rFonts w:ascii="Calibri" w:cs="Calibri" w:eastAsia="Calibri" w:hAnsi="Calibri"/>
           <w:b w:val="false"/>
           <w:bCs w:val="false"/>
+          <w:i w:val="false"/>
+          <w:iCs w:val="false"/>
           <w:color w:val="1B2027"/>
           <w:sz w:val="21"/>
           <w:szCs w:val="21"/>
@@ -2836,6 +3111,8 @@
           <w:rFonts w:ascii="Calibri" w:cs="Calibri" w:eastAsia="Calibri" w:hAnsi="Calibri"/>
           <w:b/>
           <w:bCs/>
+          <w:i w:val="false"/>
+          <w:iCs w:val="false"/>
           <w:color w:val="1B2027"/>
           <w:sz w:val="21"/>
           <w:szCs w:val="21"/>
@@ -2847,6 +3124,8 @@
           <w:rFonts w:ascii="Consolas" w:cs="Consolas" w:eastAsia="Consolas" w:hAnsi="Consolas"/>
           <w:b/>
           <w:bCs/>
+          <w:i w:val="false"/>
+          <w:iCs w:val="false"/>
           <w:color w:val="1B2027"/>
           <w:sz w:val="19"/>
           <w:szCs w:val="19"/>
@@ -2858,6 +3137,8 @@
           <w:rFonts w:ascii="Calibri" w:cs="Calibri" w:eastAsia="Calibri" w:hAnsi="Calibri"/>
           <w:b/>
           <w:bCs/>
+          <w:i w:val="false"/>
+          <w:iCs w:val="false"/>
           <w:color w:val="1B2027"/>
           <w:sz w:val="21"/>
           <w:szCs w:val="21"/>
@@ -2869,6 +3150,8 @@
           <w:rFonts w:ascii="Calibri" w:cs="Calibri" w:eastAsia="Calibri" w:hAnsi="Calibri"/>
           <w:b w:val="false"/>
           <w:bCs w:val="false"/>
+          <w:i w:val="false"/>
+          <w:iCs w:val="false"/>
           <w:color w:val="1B2027"/>
           <w:sz w:val="21"/>
           <w:szCs w:val="21"/>
@@ -2885,6 +3168,8 @@
           <w:rFonts w:ascii="Calibri" w:cs="Calibri" w:eastAsia="Calibri" w:hAnsi="Calibri"/>
           <w:b/>
           <w:bCs/>
+          <w:i w:val="false"/>
+          <w:iCs w:val="false"/>
           <w:color w:val="1B2027"/>
           <w:sz w:val="21"/>
           <w:szCs w:val="21"/>
@@ -2896,6 +3181,8 @@
           <w:rFonts w:ascii="Calibri" w:cs="Calibri" w:eastAsia="Calibri" w:hAnsi="Calibri"/>
           <w:b w:val="false"/>
           <w:bCs w:val="false"/>
+          <w:i w:val="false"/>
+          <w:iCs w:val="false"/>
           <w:color w:val="1B2027"/>
           <w:sz w:val="21"/>
           <w:szCs w:val="21"/>
@@ -3019,6 +3306,8 @@
           <w:rFonts w:ascii="Consolas" w:cs="Consolas" w:eastAsia="Consolas" w:hAnsi="Consolas"/>
           <w:b w:val="false"/>
           <w:bCs w:val="false"/>
+          <w:i w:val="false"/>
+          <w:iCs w:val="false"/>
           <w:color w:val="1B2027"/>
           <w:sz w:val="19"/>
           <w:szCs w:val="19"/>
@@ -3030,6 +3319,8 @@
           <w:rFonts w:ascii="Calibri" w:cs="Calibri" w:eastAsia="Calibri" w:hAnsi="Calibri"/>
           <w:b w:val="false"/>
           <w:bCs w:val="false"/>
+          <w:i w:val="false"/>
+          <w:iCs w:val="false"/>
           <w:color w:val="1B2027"/>
           <w:sz w:val="21"/>
           <w:szCs w:val="21"/>
@@ -3041,6 +3332,8 @@
           <w:rFonts w:ascii="Consolas" w:cs="Consolas" w:eastAsia="Consolas" w:hAnsi="Consolas"/>
           <w:b w:val="false"/>
           <w:bCs w:val="false"/>
+          <w:i w:val="false"/>
+          <w:iCs w:val="false"/>
           <w:color w:val="1B2027"/>
           <w:sz w:val="19"/>
           <w:szCs w:val="19"/>
@@ -3052,6 +3345,8 @@
           <w:rFonts w:ascii="Calibri" w:cs="Calibri" w:eastAsia="Calibri" w:hAnsi="Calibri"/>
           <w:b w:val="false"/>
           <w:bCs w:val="false"/>
+          <w:i w:val="false"/>
+          <w:iCs w:val="false"/>
           <w:color w:val="1B2027"/>
           <w:sz w:val="21"/>
           <w:szCs w:val="21"/>
@@ -3063,6 +3358,8 @@
           <w:rFonts w:ascii="Consolas" w:cs="Consolas" w:eastAsia="Consolas" w:hAnsi="Consolas"/>
           <w:b w:val="false"/>
           <w:bCs w:val="false"/>
+          <w:i w:val="false"/>
+          <w:iCs w:val="false"/>
           <w:color w:val="1B2027"/>
           <w:sz w:val="19"/>
           <w:szCs w:val="19"/>
@@ -3074,6 +3371,8 @@
           <w:rFonts w:ascii="Calibri" w:cs="Calibri" w:eastAsia="Calibri" w:hAnsi="Calibri"/>
           <w:b w:val="false"/>
           <w:bCs w:val="false"/>
+          <w:i w:val="false"/>
+          <w:iCs w:val="false"/>
           <w:color w:val="1B2027"/>
           <w:sz w:val="21"/>
           <w:szCs w:val="21"/>
@@ -3085,6 +3384,8 @@
           <w:rFonts w:ascii="Consolas" w:cs="Consolas" w:eastAsia="Consolas" w:hAnsi="Consolas"/>
           <w:b w:val="false"/>
           <w:bCs w:val="false"/>
+          <w:i w:val="false"/>
+          <w:iCs w:val="false"/>
           <w:color w:val="1B2027"/>
           <w:sz w:val="19"/>
           <w:szCs w:val="19"/>
@@ -3096,6 +3397,8 @@
           <w:rFonts w:ascii="Calibri" w:cs="Calibri" w:eastAsia="Calibri" w:hAnsi="Calibri"/>
           <w:b w:val="false"/>
           <w:bCs w:val="false"/>
+          <w:i w:val="false"/>
+          <w:iCs w:val="false"/>
           <w:color w:val="1B2027"/>
           <w:sz w:val="21"/>
           <w:szCs w:val="21"/>
@@ -3107,6 +3410,8 @@
           <w:rFonts w:ascii="Consolas" w:cs="Consolas" w:eastAsia="Consolas" w:hAnsi="Consolas"/>
           <w:b w:val="false"/>
           <w:bCs w:val="false"/>
+          <w:i w:val="false"/>
+          <w:iCs w:val="false"/>
           <w:color w:val="1B2027"/>
           <w:sz w:val="19"/>
           <w:szCs w:val="19"/>
@@ -3118,6 +3423,8 @@
           <w:rFonts w:ascii="Calibri" w:cs="Calibri" w:eastAsia="Calibri" w:hAnsi="Calibri"/>
           <w:b w:val="false"/>
           <w:bCs w:val="false"/>
+          <w:i w:val="false"/>
+          <w:iCs w:val="false"/>
           <w:color w:val="1B2027"/>
           <w:sz w:val="21"/>
           <w:szCs w:val="21"/>
@@ -3129,6 +3436,8 @@
           <w:rFonts w:ascii="Calibri" w:cs="Calibri" w:eastAsia="Calibri" w:hAnsi="Calibri"/>
           <w:b/>
           <w:bCs/>
+          <w:i w:val="false"/>
+          <w:iCs w:val="false"/>
           <w:color w:val="1B2027"/>
           <w:sz w:val="21"/>
           <w:szCs w:val="21"/>
@@ -3140,6 +3449,8 @@
           <w:rFonts w:ascii="Calibri" w:cs="Calibri" w:eastAsia="Calibri" w:hAnsi="Calibri"/>
           <w:b w:val="false"/>
           <w:bCs w:val="false"/>
+          <w:i w:val="false"/>
+          <w:iCs w:val="false"/>
           <w:color w:val="1B2027"/>
           <w:sz w:val="21"/>
           <w:szCs w:val="21"/>
@@ -3151,6 +3462,8 @@
           <w:rFonts w:ascii="Consolas" w:cs="Consolas" w:eastAsia="Consolas" w:hAnsi="Consolas"/>
           <w:b w:val="false"/>
           <w:bCs w:val="false"/>
+          <w:i w:val="false"/>
+          <w:iCs w:val="false"/>
           <w:color w:val="1B2027"/>
           <w:sz w:val="19"/>
           <w:szCs w:val="19"/>
@@ -3162,6 +3475,8 @@
           <w:rFonts w:ascii="Calibri" w:cs="Calibri" w:eastAsia="Calibri" w:hAnsi="Calibri"/>
           <w:b w:val="false"/>
           <w:bCs w:val="false"/>
+          <w:i w:val="false"/>
+          <w:iCs w:val="false"/>
           <w:color w:val="1B2027"/>
           <w:sz w:val="21"/>
           <w:szCs w:val="21"/>
@@ -3173,6 +3488,8 @@
           <w:rFonts w:ascii="Consolas" w:cs="Consolas" w:eastAsia="Consolas" w:hAnsi="Consolas"/>
           <w:b w:val="false"/>
           <w:bCs w:val="false"/>
+          <w:i w:val="false"/>
+          <w:iCs w:val="false"/>
           <w:color w:val="1B2027"/>
           <w:sz w:val="19"/>
           <w:szCs w:val="19"/>
@@ -3184,6 +3501,8 @@
           <w:rFonts w:ascii="Calibri" w:cs="Calibri" w:eastAsia="Calibri" w:hAnsi="Calibri"/>
           <w:b w:val="false"/>
           <w:bCs w:val="false"/>
+          <w:i w:val="false"/>
+          <w:iCs w:val="false"/>
           <w:color w:val="1B2027"/>
           <w:sz w:val="21"/>
           <w:szCs w:val="21"/>
@@ -3200,6 +3519,8 @@
           <w:rFonts w:ascii="Calibri" w:cs="Calibri" w:eastAsia="Calibri" w:hAnsi="Calibri"/>
           <w:b w:val="false"/>
           <w:bCs w:val="false"/>
+          <w:i w:val="false"/>
+          <w:iCs w:val="false"/>
           <w:color w:val="1B2027"/>
           <w:sz w:val="21"/>
           <w:szCs w:val="21"/>
@@ -3263,6 +3584,8 @@
           <w:rFonts w:ascii="Calibri" w:cs="Calibri" w:eastAsia="Calibri" w:hAnsi="Calibri"/>
           <w:b w:val="false"/>
           <w:bCs w:val="false"/>
+          <w:i w:val="false"/>
+          <w:iCs w:val="false"/>
           <w:color w:val="1B2027"/>
           <w:sz w:val="21"/>
           <w:szCs w:val="21"/>
@@ -3274,6 +3597,8 @@
           <w:rFonts w:ascii="Consolas" w:cs="Consolas" w:eastAsia="Consolas" w:hAnsi="Consolas"/>
           <w:b w:val="false"/>
           <w:bCs w:val="false"/>
+          <w:i w:val="false"/>
+          <w:iCs w:val="false"/>
           <w:color w:val="1B2027"/>
           <w:sz w:val="19"/>
           <w:szCs w:val="19"/>
@@ -3285,6 +3610,8 @@
           <w:rFonts w:ascii="Calibri" w:cs="Calibri" w:eastAsia="Calibri" w:hAnsi="Calibri"/>
           <w:b w:val="false"/>
           <w:bCs w:val="false"/>
+          <w:i w:val="false"/>
+          <w:iCs w:val="false"/>
           <w:color w:val="1B2027"/>
           <w:sz w:val="21"/>
           <w:szCs w:val="21"/>
@@ -3296,6 +3623,8 @@
           <w:rFonts w:ascii="Consolas" w:cs="Consolas" w:eastAsia="Consolas" w:hAnsi="Consolas"/>
           <w:b w:val="false"/>
           <w:bCs w:val="false"/>
+          <w:i w:val="false"/>
+          <w:iCs w:val="false"/>
           <w:color w:val="1B2027"/>
           <w:sz w:val="19"/>
           <w:szCs w:val="19"/>
@@ -3307,6 +3636,8 @@
           <w:rFonts w:ascii="Calibri" w:cs="Calibri" w:eastAsia="Calibri" w:hAnsi="Calibri"/>
           <w:b w:val="false"/>
           <w:bCs w:val="false"/>
+          <w:i w:val="false"/>
+          <w:iCs w:val="false"/>
           <w:color w:val="1B2027"/>
           <w:sz w:val="21"/>
           <w:szCs w:val="21"/>
@@ -3318,6 +3649,8 @@
           <w:rFonts w:ascii="Consolas" w:cs="Consolas" w:eastAsia="Consolas" w:hAnsi="Consolas"/>
           <w:b w:val="false"/>
           <w:bCs w:val="false"/>
+          <w:i w:val="false"/>
+          <w:iCs w:val="false"/>
           <w:color w:val="1B2027"/>
           <w:sz w:val="19"/>
           <w:szCs w:val="19"/>
@@ -3329,6 +3662,8 @@
           <w:rFonts w:ascii="Calibri" w:cs="Calibri" w:eastAsia="Calibri" w:hAnsi="Calibri"/>
           <w:b w:val="false"/>
           <w:bCs w:val="false"/>
+          <w:i w:val="false"/>
+          <w:iCs w:val="false"/>
           <w:color w:val="1B2027"/>
           <w:sz w:val="21"/>
           <w:szCs w:val="21"/>
@@ -3362,6 +3697,8 @@
           <w:rFonts w:ascii="Calibri" w:cs="Calibri" w:eastAsia="Calibri" w:hAnsi="Calibri"/>
           <w:b w:val="false"/>
           <w:bCs w:val="false"/>
+          <w:i w:val="false"/>
+          <w:iCs w:val="false"/>
           <w:color w:val="1B2027"/>
           <w:sz w:val="21"/>
           <w:szCs w:val="21"/>
@@ -3383,6 +3720,8 @@
           <w:rFonts w:ascii="Calibri" w:cs="Calibri" w:eastAsia="Calibri" w:hAnsi="Calibri"/>
           <w:b/>
           <w:bCs/>
+          <w:i w:val="false"/>
+          <w:iCs w:val="false"/>
           <w:color w:val="1B2027"/>
           <w:sz w:val="21"/>
           <w:szCs w:val="21"/>
@@ -3394,6 +3733,8 @@
           <w:rFonts w:ascii="Calibri" w:cs="Calibri" w:eastAsia="Calibri" w:hAnsi="Calibri"/>
           <w:b w:val="false"/>
           <w:bCs w:val="false"/>
+          <w:i w:val="false"/>
+          <w:iCs w:val="false"/>
           <w:color w:val="1B2027"/>
           <w:sz w:val="21"/>
           <w:szCs w:val="21"/>
@@ -3405,6 +3746,8 @@
           <w:rFonts w:ascii="Consolas" w:cs="Consolas" w:eastAsia="Consolas" w:hAnsi="Consolas"/>
           <w:b w:val="false"/>
           <w:bCs w:val="false"/>
+          <w:i w:val="false"/>
+          <w:iCs w:val="false"/>
           <w:color w:val="1B2027"/>
           <w:sz w:val="19"/>
           <w:szCs w:val="19"/>
@@ -3416,6 +3759,8 @@
           <w:rFonts w:ascii="Calibri" w:cs="Calibri" w:eastAsia="Calibri" w:hAnsi="Calibri"/>
           <w:b w:val="false"/>
           <w:bCs w:val="false"/>
+          <w:i w:val="false"/>
+          <w:iCs w:val="false"/>
           <w:color w:val="1B2027"/>
           <w:sz w:val="21"/>
           <w:szCs w:val="21"/>
@@ -3437,6 +3782,8 @@
           <w:rFonts w:ascii="Calibri" w:cs="Calibri" w:eastAsia="Calibri" w:hAnsi="Calibri"/>
           <w:b w:val="false"/>
           <w:bCs w:val="false"/>
+          <w:i w:val="false"/>
+          <w:iCs w:val="false"/>
           <w:color w:val="1B2027"/>
           <w:sz w:val="21"/>
           <w:szCs w:val="21"/>
@@ -3448,6 +3795,8 @@
           <w:rFonts w:ascii="Consolas" w:cs="Consolas" w:eastAsia="Consolas" w:hAnsi="Consolas"/>
           <w:b w:val="false"/>
           <w:bCs w:val="false"/>
+          <w:i w:val="false"/>
+          <w:iCs w:val="false"/>
           <w:color w:val="1B2027"/>
           <w:sz w:val="19"/>
           <w:szCs w:val="19"/>
@@ -3459,6 +3808,8 @@
           <w:rFonts w:ascii="Calibri" w:cs="Calibri" w:eastAsia="Calibri" w:hAnsi="Calibri"/>
           <w:b w:val="false"/>
           <w:bCs w:val="false"/>
+          <w:i w:val="false"/>
+          <w:iCs w:val="false"/>
           <w:color w:val="1B2027"/>
           <w:sz w:val="21"/>
           <w:szCs w:val="21"/>
@@ -3470,6 +3821,8 @@
           <w:rFonts w:ascii="Consolas" w:cs="Consolas" w:eastAsia="Consolas" w:hAnsi="Consolas"/>
           <w:b w:val="false"/>
           <w:bCs w:val="false"/>
+          <w:i w:val="false"/>
+          <w:iCs w:val="false"/>
           <w:color w:val="1B2027"/>
           <w:sz w:val="19"/>
           <w:szCs w:val="19"/>
@@ -3481,6 +3834,8 @@
           <w:rFonts w:ascii="Calibri" w:cs="Calibri" w:eastAsia="Calibri" w:hAnsi="Calibri"/>
           <w:b w:val="false"/>
           <w:bCs w:val="false"/>
+          <w:i w:val="false"/>
+          <w:iCs w:val="false"/>
           <w:color w:val="1B2027"/>
           <w:sz w:val="21"/>
           <w:szCs w:val="21"/>
@@ -3492,6 +3847,8 @@
           <w:rFonts w:ascii="Consolas" w:cs="Consolas" w:eastAsia="Consolas" w:hAnsi="Consolas"/>
           <w:b w:val="false"/>
           <w:bCs w:val="false"/>
+          <w:i w:val="false"/>
+          <w:iCs w:val="false"/>
           <w:color w:val="1B2027"/>
           <w:sz w:val="19"/>
           <w:szCs w:val="19"/>
@@ -3503,6 +3860,8 @@
           <w:rFonts w:ascii="Calibri" w:cs="Calibri" w:eastAsia="Calibri" w:hAnsi="Calibri"/>
           <w:b w:val="false"/>
           <w:bCs w:val="false"/>
+          <w:i w:val="false"/>
+          <w:iCs w:val="false"/>
           <w:color w:val="1B2027"/>
           <w:sz w:val="21"/>
           <w:szCs w:val="21"/>
@@ -3514,6 +3873,8 @@
           <w:rFonts w:ascii="Consolas" w:cs="Consolas" w:eastAsia="Consolas" w:hAnsi="Consolas"/>
           <w:b w:val="false"/>
           <w:bCs w:val="false"/>
+          <w:i w:val="false"/>
+          <w:iCs w:val="false"/>
           <w:color w:val="1B2027"/>
           <w:sz w:val="19"/>
           <w:szCs w:val="19"/>
@@ -3525,6 +3886,8 @@
           <w:rFonts w:ascii="Calibri" w:cs="Calibri" w:eastAsia="Calibri" w:hAnsi="Calibri"/>
           <w:b w:val="false"/>
           <w:bCs w:val="false"/>
+          <w:i w:val="false"/>
+          <w:iCs w:val="false"/>
           <w:color w:val="1B2027"/>
           <w:sz w:val="21"/>
           <w:szCs w:val="21"/>
@@ -3536,6 +3899,8 @@
           <w:rFonts w:ascii="Consolas" w:cs="Consolas" w:eastAsia="Consolas" w:hAnsi="Consolas"/>
           <w:b w:val="false"/>
           <w:bCs w:val="false"/>
+          <w:i w:val="false"/>
+          <w:iCs w:val="false"/>
           <w:color w:val="1B2027"/>
           <w:sz w:val="19"/>
           <w:szCs w:val="19"/>
@@ -3547,6 +3912,8 @@
           <w:rFonts w:ascii="Calibri" w:cs="Calibri" w:eastAsia="Calibri" w:hAnsi="Calibri"/>
           <w:b w:val="false"/>
           <w:bCs w:val="false"/>
+          <w:i w:val="false"/>
+          <w:iCs w:val="false"/>
           <w:color w:val="1B2027"/>
           <w:sz w:val="21"/>
           <w:szCs w:val="21"/>
@@ -3568,6 +3935,8 @@
           <w:rFonts w:ascii="Calibri" w:cs="Calibri" w:eastAsia="Calibri" w:hAnsi="Calibri"/>
           <w:b/>
           <w:bCs/>
+          <w:i w:val="false"/>
+          <w:iCs w:val="false"/>
           <w:color w:val="1B2027"/>
           <w:sz w:val="21"/>
           <w:szCs w:val="21"/>
@@ -3579,6 +3948,8 @@
           <w:rFonts w:ascii="Calibri" w:cs="Calibri" w:eastAsia="Calibri" w:hAnsi="Calibri"/>
           <w:b w:val="false"/>
           <w:bCs w:val="false"/>
+          <w:i w:val="false"/>
+          <w:iCs w:val="false"/>
           <w:color w:val="1B2027"/>
           <w:sz w:val="21"/>
           <w:szCs w:val="21"/>
@@ -3600,6 +3971,8 @@
           <w:rFonts w:ascii="Calibri" w:cs="Calibri" w:eastAsia="Calibri" w:hAnsi="Calibri"/>
           <w:b w:val="false"/>
           <w:bCs w:val="false"/>
+          <w:i w:val="false"/>
+          <w:iCs w:val="false"/>
           <w:color w:val="1B2027"/>
           <w:sz w:val="21"/>
           <w:szCs w:val="21"/>
@@ -3611,6 +3984,8 @@
           <w:rFonts w:ascii="Consolas" w:cs="Consolas" w:eastAsia="Consolas" w:hAnsi="Consolas"/>
           <w:b w:val="false"/>
           <w:bCs w:val="false"/>
+          <w:i w:val="false"/>
+          <w:iCs w:val="false"/>
           <w:color w:val="1B2027"/>
           <w:sz w:val="19"/>
           <w:szCs w:val="19"/>
@@ -3622,6 +3997,8 @@
           <w:rFonts w:ascii="Calibri" w:cs="Calibri" w:eastAsia="Calibri" w:hAnsi="Calibri"/>
           <w:b w:val="false"/>
           <w:bCs w:val="false"/>
+          <w:i w:val="false"/>
+          <w:iCs w:val="false"/>
           <w:color w:val="1B2027"/>
           <w:sz w:val="21"/>
           <w:szCs w:val="21"/>
@@ -3643,6 +4020,8 @@
           <w:rFonts w:ascii="Calibri" w:cs="Calibri" w:eastAsia="Calibri" w:hAnsi="Calibri"/>
           <w:b w:val="false"/>
           <w:bCs w:val="false"/>
+          <w:i w:val="false"/>
+          <w:iCs w:val="false"/>
           <w:color w:val="1B2027"/>
           <w:sz w:val="21"/>
           <w:szCs w:val="21"/>
@@ -3664,6 +4043,8 @@
           <w:rFonts w:ascii="Calibri" w:cs="Calibri" w:eastAsia="Calibri" w:hAnsi="Calibri"/>
           <w:b w:val="false"/>
           <w:bCs w:val="false"/>
+          <w:i w:val="false"/>
+          <w:iCs w:val="false"/>
           <w:color w:val="1B2027"/>
           <w:sz w:val="21"/>
           <w:szCs w:val="21"/>
@@ -3675,6 +4056,8 @@
           <w:rFonts w:ascii="Calibri" w:cs="Calibri" w:eastAsia="Calibri" w:hAnsi="Calibri"/>
           <w:b/>
           <w:bCs/>
+          <w:i w:val="false"/>
+          <w:iCs w:val="false"/>
           <w:color w:val="1B2027"/>
           <w:sz w:val="21"/>
           <w:szCs w:val="21"/>
@@ -3686,6 +4069,8 @@
           <w:rFonts w:ascii="Calibri" w:cs="Calibri" w:eastAsia="Calibri" w:hAnsi="Calibri"/>
           <w:b w:val="false"/>
           <w:bCs w:val="false"/>
+          <w:i w:val="false"/>
+          <w:iCs w:val="false"/>
           <w:color w:val="1B2027"/>
           <w:sz w:val="21"/>
           <w:szCs w:val="21"/>
@@ -3707,6 +4092,8 @@
           <w:rFonts w:ascii="Calibri" w:cs="Calibri" w:eastAsia="Calibri" w:hAnsi="Calibri"/>
           <w:b/>
           <w:bCs/>
+          <w:i w:val="false"/>
+          <w:iCs w:val="false"/>
           <w:color w:val="1B2027"/>
           <w:sz w:val="21"/>
           <w:szCs w:val="21"/>
@@ -3718,6 +4105,8 @@
           <w:rFonts w:ascii="Calibri" w:cs="Calibri" w:eastAsia="Calibri" w:hAnsi="Calibri"/>
           <w:b w:val="false"/>
           <w:bCs w:val="false"/>
+          <w:i w:val="false"/>
+          <w:iCs w:val="false"/>
           <w:color w:val="1B2027"/>
           <w:sz w:val="21"/>
           <w:szCs w:val="21"/>
@@ -3734,6 +4123,8 @@
           <w:rFonts w:ascii="Calibri" w:cs="Calibri" w:eastAsia="Calibri" w:hAnsi="Calibri"/>
           <w:b w:val="false"/>
           <w:bCs w:val="false"/>
+          <w:i w:val="false"/>
+          <w:iCs w:val="false"/>
           <w:color w:val="1B2027"/>
           <w:sz w:val="21"/>
           <w:szCs w:val="21"/>
@@ -3745,6 +4136,8 @@
           <w:rFonts w:ascii="Calibri" w:cs="Calibri" w:eastAsia="Calibri" w:hAnsi="Calibri"/>
           <w:b/>
           <w:bCs/>
+          <w:i w:val="false"/>
+          <w:iCs w:val="false"/>
           <w:color w:val="1B2027"/>
           <w:sz w:val="21"/>
           <w:szCs w:val="21"/>
@@ -3756,6 +4149,8 @@
           <w:rFonts w:ascii="Calibri" w:cs="Calibri" w:eastAsia="Calibri" w:hAnsi="Calibri"/>
           <w:b w:val="false"/>
           <w:bCs w:val="false"/>
+          <w:i w:val="false"/>
+          <w:iCs w:val="false"/>
           <w:color w:val="1B2027"/>
           <w:sz w:val="21"/>
           <w:szCs w:val="21"/>
@@ -3767,6 +4162,8 @@
           <w:rFonts w:ascii="Consolas" w:cs="Consolas" w:eastAsia="Consolas" w:hAnsi="Consolas"/>
           <w:b w:val="false"/>
           <w:bCs w:val="false"/>
+          <w:i w:val="false"/>
+          <w:iCs w:val="false"/>
           <w:color w:val="1B2027"/>
           <w:sz w:val="19"/>
           <w:szCs w:val="19"/>
@@ -3778,6 +4175,8 @@
           <w:rFonts w:ascii="Calibri" w:cs="Calibri" w:eastAsia="Calibri" w:hAnsi="Calibri"/>
           <w:b w:val="false"/>
           <w:bCs w:val="false"/>
+          <w:i w:val="false"/>
+          <w:iCs w:val="false"/>
           <w:color w:val="1B2027"/>
           <w:sz w:val="21"/>
           <w:szCs w:val="21"/>
@@ -3811,6 +4210,8 @@
           <w:rFonts w:ascii="Calibri" w:cs="Calibri" w:eastAsia="Calibri" w:hAnsi="Calibri"/>
           <w:b w:val="false"/>
           <w:bCs w:val="false"/>
+          <w:i w:val="false"/>
+          <w:iCs w:val="false"/>
           <w:color w:val="1B2027"/>
           <w:sz w:val="21"/>
           <w:szCs w:val="21"/>
@@ -3822,6 +4223,8 @@
           <w:rFonts w:ascii="Consolas" w:cs="Consolas" w:eastAsia="Consolas" w:hAnsi="Consolas"/>
           <w:b w:val="false"/>
           <w:bCs w:val="false"/>
+          <w:i w:val="false"/>
+          <w:iCs w:val="false"/>
           <w:color w:val="1B2027"/>
           <w:sz w:val="19"/>
           <w:szCs w:val="19"/>
@@ -3833,6 +4236,8 @@
           <w:rFonts w:ascii="Calibri" w:cs="Calibri" w:eastAsia="Calibri" w:hAnsi="Calibri"/>
           <w:b w:val="false"/>
           <w:bCs w:val="false"/>
+          <w:i w:val="false"/>
+          <w:iCs w:val="false"/>
           <w:color w:val="1B2027"/>
           <w:sz w:val="21"/>
           <w:szCs w:val="21"/>
@@ -3953,6 +4358,8 @@
                 <w:rFonts w:ascii="Calibri" w:cs="Calibri" w:eastAsia="Calibri" w:hAnsi="Calibri"/>
                 <w:b/>
                 <w:bCs/>
+                <w:i w:val="false"/>
+                <w:iCs w:val="false"/>
                 <w:color w:val="1B2027"/>
                 <w:sz w:val="19"/>
                 <w:szCs w:val="19"/>
@@ -3988,6 +4395,8 @@
                 <w:rFonts w:ascii="Calibri" w:cs="Calibri" w:eastAsia="Calibri" w:hAnsi="Calibri"/>
                 <w:b/>
                 <w:bCs/>
+                <w:i w:val="false"/>
+                <w:iCs w:val="false"/>
                 <w:color w:val="1B2027"/>
                 <w:sz w:val="19"/>
                 <w:szCs w:val="19"/>
@@ -4022,6 +4431,8 @@
                 <w:rFonts w:ascii="Calibri" w:cs="Calibri" w:eastAsia="Calibri" w:hAnsi="Calibri"/>
                 <w:b/>
                 <w:bCs/>
+                <w:i w:val="false"/>
+                <w:iCs w:val="false"/>
                 <w:color w:val="1B2027"/>
                 <w:sz w:val="19"/>
                 <w:szCs w:val="19"/>
@@ -4057,6 +4468,8 @@
                 <w:rFonts w:ascii="Calibri" w:cs="Calibri" w:eastAsia="Calibri" w:hAnsi="Calibri"/>
                 <w:b w:val="false"/>
                 <w:bCs w:val="false"/>
+                <w:i w:val="false"/>
+                <w:iCs w:val="false"/>
                 <w:color w:val="1B2027"/>
                 <w:sz w:val="19"/>
                 <w:szCs w:val="19"/>
@@ -4091,6 +4504,8 @@
                 <w:rFonts w:ascii="Calibri" w:cs="Calibri" w:eastAsia="Calibri" w:hAnsi="Calibri"/>
                 <w:b/>
                 <w:bCs/>
+                <w:i w:val="false"/>
+                <w:iCs w:val="false"/>
                 <w:color w:val="0F7A83"/>
                 <w:sz w:val="19"/>
                 <w:szCs w:val="19"/>
@@ -4124,6 +4539,8 @@
                 <w:rFonts w:ascii="Calibri" w:cs="Calibri" w:eastAsia="Calibri" w:hAnsi="Calibri"/>
                 <w:b w:val="false"/>
                 <w:bCs w:val="false"/>
+                <w:i w:val="false"/>
+                <w:iCs w:val="false"/>
                 <w:color w:val="1B2027"/>
                 <w:sz w:val="19"/>
                 <w:szCs w:val="19"/>
@@ -4191,6 +4608,8 @@
                 <w:rFonts w:ascii="Calibri" w:cs="Calibri" w:eastAsia="Calibri" w:hAnsi="Calibri"/>
                 <w:b/>
                 <w:bCs/>
+                <w:i w:val="false"/>
+                <w:iCs w:val="false"/>
                 <w:color w:val="C4342A"/>
                 <w:sz w:val="19"/>
                 <w:szCs w:val="19"/>
@@ -4225,6 +4644,8 @@
                 <w:rFonts w:ascii="Calibri" w:cs="Calibri" w:eastAsia="Calibri" w:hAnsi="Calibri"/>
                 <w:b w:val="false"/>
                 <w:bCs w:val="false"/>
+                <w:i w:val="false"/>
+                <w:iCs w:val="false"/>
                 <w:color w:val="1B2027"/>
                 <w:sz w:val="19"/>
                 <w:szCs w:val="19"/>
@@ -4292,6 +4713,8 @@
                 <w:rFonts w:ascii="Calibri" w:cs="Calibri" w:eastAsia="Calibri" w:hAnsi="Calibri"/>
                 <w:b/>
                 <w:bCs/>
+                <w:i w:val="false"/>
+                <w:iCs w:val="false"/>
                 <w:color w:val="C4342A"/>
                 <w:sz w:val="19"/>
                 <w:szCs w:val="19"/>
@@ -4325,6 +4748,8 @@
                 <w:rFonts w:ascii="Calibri" w:cs="Calibri" w:eastAsia="Calibri" w:hAnsi="Calibri"/>
                 <w:b w:val="false"/>
                 <w:bCs w:val="false"/>
+                <w:i w:val="false"/>
+                <w:iCs w:val="false"/>
                 <w:color w:val="1B2027"/>
                 <w:sz w:val="19"/>
                 <w:szCs w:val="19"/>
@@ -4360,6 +4785,8 @@
                 <w:rFonts w:ascii="Calibri" w:cs="Calibri" w:eastAsia="Calibri" w:hAnsi="Calibri"/>
                 <w:b w:val="false"/>
                 <w:bCs w:val="false"/>
+                <w:i w:val="false"/>
+                <w:iCs w:val="false"/>
                 <w:color w:val="1B2027"/>
                 <w:sz w:val="19"/>
                 <w:szCs w:val="19"/>
@@ -4394,6 +4821,8 @@
                 <w:rFonts w:ascii="Calibri" w:cs="Calibri" w:eastAsia="Calibri" w:hAnsi="Calibri"/>
                 <w:b/>
                 <w:bCs/>
+                <w:i w:val="false"/>
+                <w:iCs w:val="false"/>
                 <w:color w:val="C4342A"/>
                 <w:sz w:val="19"/>
                 <w:szCs w:val="19"/>
@@ -4427,6 +4856,8 @@
                 <w:rFonts w:ascii="Calibri" w:cs="Calibri" w:eastAsia="Calibri" w:hAnsi="Calibri"/>
                 <w:b w:val="false"/>
                 <w:bCs w:val="false"/>
+                <w:i w:val="false"/>
+                <w:iCs w:val="false"/>
                 <w:color w:val="1B2027"/>
                 <w:sz w:val="19"/>
                 <w:szCs w:val="19"/>
@@ -4462,6 +4893,8 @@
                 <w:rFonts w:ascii="Calibri" w:cs="Calibri" w:eastAsia="Calibri" w:hAnsi="Calibri"/>
                 <w:b w:val="false"/>
                 <w:bCs w:val="false"/>
+                <w:i w:val="false"/>
+                <w:iCs w:val="false"/>
                 <w:color w:val="1B2027"/>
                 <w:sz w:val="19"/>
                 <w:szCs w:val="19"/>
@@ -4496,6 +4929,8 @@
                 <w:rFonts w:ascii="Calibri" w:cs="Calibri" w:eastAsia="Calibri" w:hAnsi="Calibri"/>
                 <w:b/>
                 <w:bCs/>
+                <w:i w:val="false"/>
+                <w:iCs w:val="false"/>
                 <w:color w:val="C4342A"/>
                 <w:sz w:val="19"/>
                 <w:szCs w:val="19"/>
@@ -4529,6 +4964,8 @@
                 <w:rFonts w:ascii="Calibri" w:cs="Calibri" w:eastAsia="Calibri" w:hAnsi="Calibri"/>
                 <w:b w:val="false"/>
                 <w:bCs w:val="false"/>
+                <w:i w:val="false"/>
+                <w:iCs w:val="false"/>
                 <w:color w:val="1B2027"/>
                 <w:sz w:val="19"/>
                 <w:szCs w:val="19"/>
@@ -4564,6 +5001,8 @@
                 <w:rFonts w:ascii="Calibri" w:cs="Calibri" w:eastAsia="Calibri" w:hAnsi="Calibri"/>
                 <w:b w:val="false"/>
                 <w:bCs w:val="false"/>
+                <w:i w:val="false"/>
+                <w:iCs w:val="false"/>
                 <w:color w:val="1B2027"/>
                 <w:sz w:val="19"/>
                 <w:szCs w:val="19"/>
@@ -4598,6 +5037,8 @@
                 <w:rFonts w:ascii="Calibri" w:cs="Calibri" w:eastAsia="Calibri" w:hAnsi="Calibri"/>
                 <w:b/>
                 <w:bCs/>
+                <w:i w:val="false"/>
+                <w:iCs w:val="false"/>
                 <w:color w:val="C4342A"/>
                 <w:sz w:val="19"/>
                 <w:szCs w:val="19"/>
@@ -4631,6 +5072,8 @@
                 <w:rFonts w:ascii="Calibri" w:cs="Calibri" w:eastAsia="Calibri" w:hAnsi="Calibri"/>
                 <w:b w:val="false"/>
                 <w:bCs w:val="false"/>
+                <w:i w:val="false"/>
+                <w:iCs w:val="false"/>
                 <w:color w:val="1B2027"/>
                 <w:sz w:val="19"/>
                 <w:szCs w:val="19"/>
@@ -4650,6 +5093,8 @@
           <w:rFonts w:ascii="Calibri" w:cs="Calibri" w:eastAsia="Calibri" w:hAnsi="Calibri"/>
           <w:b w:val="false"/>
           <w:bCs w:val="false"/>
+          <w:i w:val="false"/>
+          <w:iCs w:val="false"/>
           <w:color w:val="5F6875"/>
           <w:sz w:val="17"/>
           <w:szCs w:val="17"/>
@@ -4666,6 +5111,8 @@
           <w:rFonts w:ascii="Calibri" w:cs="Calibri" w:eastAsia="Calibri" w:hAnsi="Calibri"/>
           <w:b w:val="false"/>
           <w:bCs w:val="false"/>
+          <w:i w:val="false"/>
+          <w:iCs w:val="false"/>
           <w:color w:val="1B2027"/>
           <w:sz w:val="21"/>
           <w:szCs w:val="21"/>
@@ -4677,6 +5124,8 @@
           <w:rFonts w:ascii="Consolas" w:cs="Consolas" w:eastAsia="Consolas" w:hAnsi="Consolas"/>
           <w:b w:val="false"/>
           <w:bCs w:val="false"/>
+          <w:i w:val="false"/>
+          <w:iCs w:val="false"/>
           <w:color w:val="1B2027"/>
           <w:sz w:val="19"/>
           <w:szCs w:val="19"/>
@@ -4688,6 +5137,8 @@
           <w:rFonts w:ascii="Calibri" w:cs="Calibri" w:eastAsia="Calibri" w:hAnsi="Calibri"/>
           <w:b w:val="false"/>
           <w:bCs w:val="false"/>
+          <w:i w:val="false"/>
+          <w:iCs w:val="false"/>
           <w:color w:val="1B2027"/>
           <w:sz w:val="21"/>
           <w:szCs w:val="21"/>
@@ -4699,6 +5150,8 @@
           <w:rFonts w:ascii="Consolas" w:cs="Consolas" w:eastAsia="Consolas" w:hAnsi="Consolas"/>
           <w:b w:val="false"/>
           <w:bCs w:val="false"/>
+          <w:i w:val="false"/>
+          <w:iCs w:val="false"/>
           <w:color w:val="1B2027"/>
           <w:sz w:val="19"/>
           <w:szCs w:val="19"/>
@@ -4710,6 +5163,8 @@
           <w:rFonts w:ascii="Calibri" w:cs="Calibri" w:eastAsia="Calibri" w:hAnsi="Calibri"/>
           <w:b w:val="false"/>
           <w:bCs w:val="false"/>
+          <w:i w:val="false"/>
+          <w:iCs w:val="false"/>
           <w:color w:val="1B2027"/>
           <w:sz w:val="21"/>
           <w:szCs w:val="21"/>
@@ -4782,6 +5237,8 @@
                 <w:rFonts w:ascii="Calibri" w:cs="Calibri" w:eastAsia="Calibri" w:hAnsi="Calibri"/>
                 <w:b/>
                 <w:bCs/>
+                <w:i w:val="false"/>
+                <w:iCs w:val="false"/>
                 <w:color w:val="1B2027"/>
                 <w:sz w:val="19"/>
                 <w:szCs w:val="19"/>
@@ -4816,6 +5273,8 @@
                 <w:rFonts w:ascii="Calibri" w:cs="Calibri" w:eastAsia="Calibri" w:hAnsi="Calibri"/>
                 <w:b/>
                 <w:bCs/>
+                <w:i w:val="false"/>
+                <w:iCs w:val="false"/>
                 <w:color w:val="1B2027"/>
                 <w:sz w:val="19"/>
                 <w:szCs w:val="19"/>
@@ -4850,6 +5309,8 @@
                 <w:rFonts w:ascii="Calibri" w:cs="Calibri" w:eastAsia="Calibri" w:hAnsi="Calibri"/>
                 <w:b/>
                 <w:bCs/>
+                <w:i w:val="false"/>
+                <w:iCs w:val="false"/>
                 <w:color w:val="1B2027"/>
                 <w:sz w:val="19"/>
                 <w:szCs w:val="19"/>
@@ -4884,6 +5345,8 @@
                 <w:rFonts w:ascii="Calibri" w:cs="Calibri" w:eastAsia="Calibri" w:hAnsi="Calibri"/>
                 <w:b/>
                 <w:bCs/>
+                <w:i w:val="false"/>
+                <w:iCs w:val="false"/>
                 <w:color w:val="1B2027"/>
                 <w:sz w:val="19"/>
                 <w:szCs w:val="19"/>
@@ -4919,6 +5382,8 @@
                 <w:rFonts w:ascii="Calibri" w:cs="Calibri" w:eastAsia="Calibri" w:hAnsi="Calibri"/>
                 <w:b w:val="false"/>
                 <w:bCs w:val="false"/>
+                <w:i w:val="false"/>
+                <w:iCs w:val="false"/>
                 <w:color w:val="1B2027"/>
                 <w:sz w:val="19"/>
                 <w:szCs w:val="19"/>
@@ -4952,6 +5417,8 @@
                 <w:rFonts w:ascii="Calibri" w:cs="Calibri" w:eastAsia="Calibri" w:hAnsi="Calibri"/>
                 <w:b/>
                 <w:bCs/>
+                <w:i w:val="false"/>
+                <w:iCs w:val="false"/>
                 <w:color w:val="0F7A83"/>
                 <w:sz w:val="19"/>
                 <w:szCs w:val="19"/>
@@ -4985,6 +5452,8 @@
                 <w:rFonts w:ascii="Calibri" w:cs="Calibri" w:eastAsia="Calibri" w:hAnsi="Calibri"/>
                 <w:b w:val="false"/>
                 <w:bCs w:val="false"/>
+                <w:i w:val="false"/>
+                <w:iCs w:val="false"/>
                 <w:color w:val="1B2027"/>
                 <w:sz w:val="19"/>
                 <w:szCs w:val="19"/>
@@ -5018,6 +5487,8 @@
                 <w:rFonts w:ascii="Calibri" w:cs="Calibri" w:eastAsia="Calibri" w:hAnsi="Calibri"/>
                 <w:b w:val="false"/>
                 <w:bCs w:val="false"/>
+                <w:i w:val="false"/>
+                <w:iCs w:val="false"/>
                 <w:color w:val="1B2027"/>
                 <w:sz w:val="19"/>
                 <w:szCs w:val="19"/>
@@ -5053,6 +5524,8 @@
                 <w:rFonts w:ascii="Calibri" w:cs="Calibri" w:eastAsia="Calibri" w:hAnsi="Calibri"/>
                 <w:b w:val="false"/>
                 <w:bCs w:val="false"/>
+                <w:i w:val="false"/>
+                <w:iCs w:val="false"/>
                 <w:color w:val="1B2027"/>
                 <w:sz w:val="19"/>
                 <w:szCs w:val="19"/>
@@ -5086,6 +5559,8 @@
                 <w:rFonts w:ascii="Calibri" w:cs="Calibri" w:eastAsia="Calibri" w:hAnsi="Calibri"/>
                 <w:b/>
                 <w:bCs/>
+                <w:i w:val="false"/>
+                <w:iCs w:val="false"/>
                 <w:color w:val="0F7A83"/>
                 <w:sz w:val="19"/>
                 <w:szCs w:val="19"/>
@@ -5119,6 +5594,8 @@
                 <w:rFonts w:ascii="Calibri" w:cs="Calibri" w:eastAsia="Calibri" w:hAnsi="Calibri"/>
                 <w:b w:val="false"/>
                 <w:bCs w:val="false"/>
+                <w:i w:val="false"/>
+                <w:iCs w:val="false"/>
                 <w:color w:val="1B2027"/>
                 <w:sz w:val="19"/>
                 <w:szCs w:val="19"/>
@@ -5152,6 +5629,8 @@
                 <w:rFonts w:ascii="Calibri" w:cs="Calibri" w:eastAsia="Calibri" w:hAnsi="Calibri"/>
                 <w:b w:val="false"/>
                 <w:bCs w:val="false"/>
+                <w:i w:val="false"/>
+                <w:iCs w:val="false"/>
                 <w:color w:val="1B2027"/>
                 <w:sz w:val="19"/>
                 <w:szCs w:val="19"/>
@@ -5187,6 +5666,8 @@
                 <w:rFonts w:ascii="Calibri" w:cs="Calibri" w:eastAsia="Calibri" w:hAnsi="Calibri"/>
                 <w:b w:val="false"/>
                 <w:bCs w:val="false"/>
+                <w:i w:val="false"/>
+                <w:iCs w:val="false"/>
                 <w:color w:val="1B2027"/>
                 <w:sz w:val="19"/>
                 <w:szCs w:val="19"/>
@@ -5220,6 +5701,8 @@
                 <w:rFonts w:ascii="Calibri" w:cs="Calibri" w:eastAsia="Calibri" w:hAnsi="Calibri"/>
                 <w:b/>
                 <w:bCs/>
+                <w:i w:val="false"/>
+                <w:iCs w:val="false"/>
                 <w:color w:val="0F7A83"/>
                 <w:sz w:val="19"/>
                 <w:szCs w:val="19"/>
@@ -5253,6 +5736,8 @@
                 <w:rFonts w:ascii="Calibri" w:cs="Calibri" w:eastAsia="Calibri" w:hAnsi="Calibri"/>
                 <w:b w:val="false"/>
                 <w:bCs w:val="false"/>
+                <w:i w:val="false"/>
+                <w:iCs w:val="false"/>
                 <w:color w:val="1B2027"/>
                 <w:sz w:val="19"/>
                 <w:szCs w:val="19"/>
@@ -5286,6 +5771,8 @@
                 <w:rFonts w:ascii="Calibri" w:cs="Calibri" w:eastAsia="Calibri" w:hAnsi="Calibri"/>
                 <w:b w:val="false"/>
                 <w:bCs w:val="false"/>
+                <w:i w:val="false"/>
+                <w:iCs w:val="false"/>
                 <w:color w:val="1B2027"/>
                 <w:sz w:val="19"/>
                 <w:szCs w:val="19"/>
@@ -5321,6 +5808,8 @@
                 <w:rFonts w:ascii="Calibri" w:cs="Calibri" w:eastAsia="Calibri" w:hAnsi="Calibri"/>
                 <w:b w:val="false"/>
                 <w:bCs w:val="false"/>
+                <w:i w:val="false"/>
+                <w:iCs w:val="false"/>
                 <w:color w:val="1B2027"/>
                 <w:sz w:val="19"/>
                 <w:szCs w:val="19"/>
@@ -5354,6 +5843,8 @@
                 <w:rFonts w:ascii="Calibri" w:cs="Calibri" w:eastAsia="Calibri" w:hAnsi="Calibri"/>
                 <w:b/>
                 <w:bCs/>
+                <w:i w:val="false"/>
+                <w:iCs w:val="false"/>
                 <w:color w:val="0F7A83"/>
                 <w:sz w:val="19"/>
                 <w:szCs w:val="19"/>
@@ -5387,6 +5878,8 @@
                 <w:rFonts w:ascii="Calibri" w:cs="Calibri" w:eastAsia="Calibri" w:hAnsi="Calibri"/>
                 <w:b w:val="false"/>
                 <w:bCs w:val="false"/>
+                <w:i w:val="false"/>
+                <w:iCs w:val="false"/>
                 <w:color w:val="1B2027"/>
                 <w:sz w:val="19"/>
                 <w:szCs w:val="19"/>
@@ -5420,6 +5913,8 @@
                 <w:rFonts w:ascii="Calibri" w:cs="Calibri" w:eastAsia="Calibri" w:hAnsi="Calibri"/>
                 <w:b w:val="false"/>
                 <w:bCs w:val="false"/>
+                <w:i w:val="false"/>
+                <w:iCs w:val="false"/>
                 <w:color w:val="1B2027"/>
                 <w:sz w:val="19"/>
                 <w:szCs w:val="19"/>
@@ -5455,6 +5950,8 @@
                 <w:rFonts w:ascii="Calibri" w:cs="Calibri" w:eastAsia="Calibri" w:hAnsi="Calibri"/>
                 <w:b/>
                 <w:bCs/>
+                <w:i w:val="false"/>
+                <w:iCs w:val="false"/>
                 <w:color w:val="1B2027"/>
                 <w:sz w:val="19"/>
                 <w:szCs w:val="19"/>
@@ -5489,6 +5986,8 @@
                 <w:rFonts w:ascii="Calibri" w:cs="Calibri" w:eastAsia="Calibri" w:hAnsi="Calibri"/>
                 <w:b/>
                 <w:bCs/>
+                <w:i w:val="false"/>
+                <w:iCs w:val="false"/>
                 <w:color w:val="C4342A"/>
                 <w:sz w:val="19"/>
                 <w:szCs w:val="19"/>
@@ -5523,6 +6022,8 @@
                 <w:rFonts w:ascii="Calibri" w:cs="Calibri" w:eastAsia="Calibri" w:hAnsi="Calibri"/>
                 <w:b w:val="false"/>
                 <w:bCs w:val="false"/>
+                <w:i w:val="false"/>
+                <w:iCs w:val="false"/>
                 <w:color w:val="1B2027"/>
                 <w:sz w:val="19"/>
                 <w:szCs w:val="19"/>
@@ -5557,6 +6058,8 @@
                 <w:rFonts w:ascii="Calibri" w:cs="Calibri" w:eastAsia="Calibri" w:hAnsi="Calibri"/>
                 <w:b w:val="false"/>
                 <w:bCs w:val="false"/>
+                <w:i w:val="false"/>
+                <w:iCs w:val="false"/>
                 <w:color w:val="1B2027"/>
                 <w:sz w:val="19"/>
                 <w:szCs w:val="19"/>
@@ -5592,6 +6095,8 @@
                 <w:rFonts w:ascii="Calibri" w:cs="Calibri" w:eastAsia="Calibri" w:hAnsi="Calibri"/>
                 <w:b/>
                 <w:bCs/>
+                <w:i w:val="false"/>
+                <w:iCs w:val="false"/>
                 <w:color w:val="1B2027"/>
                 <w:sz w:val="19"/>
                 <w:szCs w:val="19"/>
@@ -5626,6 +6131,8 @@
                 <w:rFonts w:ascii="Calibri" w:cs="Calibri" w:eastAsia="Calibri" w:hAnsi="Calibri"/>
                 <w:b/>
                 <w:bCs/>
+                <w:i w:val="false"/>
+                <w:iCs w:val="false"/>
                 <w:color w:val="C4342A"/>
                 <w:sz w:val="19"/>
                 <w:szCs w:val="19"/>
@@ -5660,6 +6167,8 @@
                 <w:rFonts w:ascii="Calibri" w:cs="Calibri" w:eastAsia="Calibri" w:hAnsi="Calibri"/>
                 <w:b w:val="false"/>
                 <w:bCs w:val="false"/>
+                <w:i w:val="false"/>
+                <w:iCs w:val="false"/>
                 <w:color w:val="1B2027"/>
                 <w:sz w:val="19"/>
                 <w:szCs w:val="19"/>
@@ -5694,6 +6203,8 @@
                 <w:rFonts w:ascii="Calibri" w:cs="Calibri" w:eastAsia="Calibri" w:hAnsi="Calibri"/>
                 <w:b w:val="false"/>
                 <w:bCs w:val="false"/>
+                <w:i w:val="false"/>
+                <w:iCs w:val="false"/>
                 <w:color w:val="1B2027"/>
                 <w:sz w:val="19"/>
                 <w:szCs w:val="19"/>
@@ -5729,6 +6240,8 @@
                 <w:rFonts w:ascii="Calibri" w:cs="Calibri" w:eastAsia="Calibri" w:hAnsi="Calibri"/>
                 <w:b/>
                 <w:bCs/>
+                <w:i w:val="false"/>
+                <w:iCs w:val="false"/>
                 <w:color w:val="1B2027"/>
                 <w:sz w:val="19"/>
                 <w:szCs w:val="19"/>
@@ -5763,6 +6276,8 @@
                 <w:rFonts w:ascii="Calibri" w:cs="Calibri" w:eastAsia="Calibri" w:hAnsi="Calibri"/>
                 <w:b/>
                 <w:bCs/>
+                <w:i w:val="false"/>
+                <w:iCs w:val="false"/>
                 <w:color w:val="C4342A"/>
                 <w:sz w:val="19"/>
                 <w:szCs w:val="19"/>
@@ -5797,6 +6312,8 @@
                 <w:rFonts w:ascii="Calibri" w:cs="Calibri" w:eastAsia="Calibri" w:hAnsi="Calibri"/>
                 <w:b w:val="false"/>
                 <w:bCs w:val="false"/>
+                <w:i w:val="false"/>
+                <w:iCs w:val="false"/>
                 <w:color w:val="1B2027"/>
                 <w:sz w:val="19"/>
                 <w:szCs w:val="19"/>
@@ -5831,6 +6348,8 @@
                 <w:rFonts w:ascii="Calibri" w:cs="Calibri" w:eastAsia="Calibri" w:hAnsi="Calibri"/>
                 <w:b w:val="false"/>
                 <w:bCs w:val="false"/>
+                <w:i w:val="false"/>
+                <w:iCs w:val="false"/>
                 <w:color w:val="1B2027"/>
                 <w:sz w:val="19"/>
                 <w:szCs w:val="19"/>
@@ -5850,6 +6369,8 @@
           <w:rFonts w:ascii="Calibri" w:cs="Calibri" w:eastAsia="Calibri" w:hAnsi="Calibri"/>
           <w:b w:val="false"/>
           <w:bCs w:val="false"/>
+          <w:i w:val="false"/>
+          <w:iCs w:val="false"/>
           <w:color w:val="5F6875"/>
           <w:sz w:val="17"/>
           <w:szCs w:val="17"/>
@@ -5871,6 +6392,8 @@
           <w:rFonts w:ascii="Calibri" w:cs="Calibri" w:eastAsia="Calibri" w:hAnsi="Calibri"/>
           <w:b/>
           <w:bCs/>
+          <w:i w:val="false"/>
+          <w:iCs w:val="false"/>
           <w:color w:val="1B2027"/>
           <w:sz w:val="21"/>
           <w:szCs w:val="21"/>
@@ -5882,6 +6405,8 @@
           <w:rFonts w:ascii="Calibri" w:cs="Calibri" w:eastAsia="Calibri" w:hAnsi="Calibri"/>
           <w:b w:val="false"/>
           <w:bCs w:val="false"/>
+          <w:i w:val="false"/>
+          <w:iCs w:val="false"/>
           <w:color w:val="1B2027"/>
           <w:sz w:val="21"/>
           <w:szCs w:val="21"/>
@@ -5893,6 +6418,8 @@
           <w:rFonts w:ascii="Calibri" w:cs="Calibri" w:eastAsia="Calibri" w:hAnsi="Calibri"/>
           <w:b/>
           <w:bCs/>
+          <w:i w:val="false"/>
+          <w:iCs w:val="false"/>
           <w:color w:val="1B2027"/>
           <w:sz w:val="21"/>
           <w:szCs w:val="21"/>
@@ -5904,6 +6431,8 @@
           <w:rFonts w:ascii="Calibri" w:cs="Calibri" w:eastAsia="Calibri" w:hAnsi="Calibri"/>
           <w:b w:val="false"/>
           <w:bCs w:val="false"/>
+          <w:i w:val="false"/>
+          <w:iCs w:val="false"/>
           <w:color w:val="1B2027"/>
           <w:sz w:val="21"/>
           <w:szCs w:val="21"/>
@@ -5915,6 +6444,8 @@
           <w:rFonts w:ascii="Consolas" w:cs="Consolas" w:eastAsia="Consolas" w:hAnsi="Consolas"/>
           <w:b w:val="false"/>
           <w:bCs w:val="false"/>
+          <w:i w:val="false"/>
+          <w:iCs w:val="false"/>
           <w:color w:val="1B2027"/>
           <w:sz w:val="19"/>
           <w:szCs w:val="19"/>
@@ -5926,6 +6457,8 @@
           <w:rFonts w:ascii="Calibri" w:cs="Calibri" w:eastAsia="Calibri" w:hAnsi="Calibri"/>
           <w:b w:val="false"/>
           <w:bCs w:val="false"/>
+          <w:i w:val="false"/>
+          <w:iCs w:val="false"/>
           <w:color w:val="1B2027"/>
           <w:sz w:val="21"/>
           <w:szCs w:val="21"/>
@@ -5937,6 +6470,8 @@
           <w:rFonts w:ascii="Consolas" w:cs="Consolas" w:eastAsia="Consolas" w:hAnsi="Consolas"/>
           <w:b w:val="false"/>
           <w:bCs w:val="false"/>
+          <w:i w:val="false"/>
+          <w:iCs w:val="false"/>
           <w:color w:val="1B2027"/>
           <w:sz w:val="19"/>
           <w:szCs w:val="19"/>
@@ -5948,6 +6483,8 @@
           <w:rFonts w:ascii="Calibri" w:cs="Calibri" w:eastAsia="Calibri" w:hAnsi="Calibri"/>
           <w:b w:val="false"/>
           <w:bCs w:val="false"/>
+          <w:i w:val="false"/>
+          <w:iCs w:val="false"/>
           <w:color w:val="1B2027"/>
           <w:sz w:val="21"/>
           <w:szCs w:val="21"/>
@@ -5959,6 +6496,8 @@
           <w:rFonts w:ascii="Consolas" w:cs="Consolas" w:eastAsia="Consolas" w:hAnsi="Consolas"/>
           <w:b w:val="false"/>
           <w:bCs w:val="false"/>
+          <w:i w:val="false"/>
+          <w:iCs w:val="false"/>
           <w:color w:val="1B2027"/>
           <w:sz w:val="19"/>
           <w:szCs w:val="19"/>
@@ -5970,6 +6509,8 @@
           <w:rFonts w:ascii="Calibri" w:cs="Calibri" w:eastAsia="Calibri" w:hAnsi="Calibri"/>
           <w:b w:val="false"/>
           <w:bCs w:val="false"/>
+          <w:i w:val="false"/>
+          <w:iCs w:val="false"/>
           <w:color w:val="1B2027"/>
           <w:sz w:val="21"/>
           <w:szCs w:val="21"/>
@@ -5991,6 +6532,8 @@
           <w:rFonts w:ascii="Calibri" w:cs="Calibri" w:eastAsia="Calibri" w:hAnsi="Calibri"/>
           <w:b/>
           <w:bCs/>
+          <w:i w:val="false"/>
+          <w:iCs w:val="false"/>
           <w:color w:val="1B2027"/>
           <w:sz w:val="21"/>
           <w:szCs w:val="21"/>
@@ -6002,6 +6545,8 @@
           <w:rFonts w:ascii="Calibri" w:cs="Calibri" w:eastAsia="Calibri" w:hAnsi="Calibri"/>
           <w:b w:val="false"/>
           <w:bCs w:val="false"/>
+          <w:i w:val="false"/>
+          <w:iCs w:val="false"/>
           <w:color w:val="1B2027"/>
           <w:sz w:val="21"/>
           <w:szCs w:val="21"/>
@@ -6013,6 +6558,8 @@
           <w:rFonts w:ascii="Consolas" w:cs="Consolas" w:eastAsia="Consolas" w:hAnsi="Consolas"/>
           <w:b w:val="false"/>
           <w:bCs w:val="false"/>
+          <w:i w:val="false"/>
+          <w:iCs w:val="false"/>
           <w:color w:val="1B2027"/>
           <w:sz w:val="19"/>
           <w:szCs w:val="19"/>
@@ -6024,6 +6571,8 @@
           <w:rFonts w:ascii="Calibri" w:cs="Calibri" w:eastAsia="Calibri" w:hAnsi="Calibri"/>
           <w:b w:val="false"/>
           <w:bCs w:val="false"/>
+          <w:i w:val="false"/>
+          <w:iCs w:val="false"/>
           <w:color w:val="1B2027"/>
           <w:sz w:val="21"/>
           <w:szCs w:val="21"/>
@@ -6035,6 +6584,8 @@
           <w:rFonts w:ascii="Consolas" w:cs="Consolas" w:eastAsia="Consolas" w:hAnsi="Consolas"/>
           <w:b w:val="false"/>
           <w:bCs w:val="false"/>
+          <w:i w:val="false"/>
+          <w:iCs w:val="false"/>
           <w:color w:val="1B2027"/>
           <w:sz w:val="19"/>
           <w:szCs w:val="19"/>
@@ -6046,6 +6597,8 @@
           <w:rFonts w:ascii="Calibri" w:cs="Calibri" w:eastAsia="Calibri" w:hAnsi="Calibri"/>
           <w:b w:val="false"/>
           <w:bCs w:val="false"/>
+          <w:i w:val="false"/>
+          <w:iCs w:val="false"/>
           <w:color w:val="1B2027"/>
           <w:sz w:val="21"/>
           <w:szCs w:val="21"/>
@@ -6079,6 +6632,8 @@
           <w:rFonts w:ascii="Calibri" w:cs="Calibri" w:eastAsia="Calibri" w:hAnsi="Calibri"/>
           <w:b w:val="false"/>
           <w:bCs w:val="false"/>
+          <w:i w:val="false"/>
+          <w:iCs w:val="false"/>
           <w:color w:val="1B2027"/>
           <w:sz w:val="21"/>
           <w:szCs w:val="21"/>
@@ -6095,6 +6650,8 @@
           <w:rFonts w:ascii="Calibri" w:cs="Calibri" w:eastAsia="Calibri" w:hAnsi="Calibri"/>
           <w:b/>
           <w:bCs/>
+          <w:i w:val="false"/>
+          <w:iCs w:val="false"/>
           <w:color w:val="1B2027"/>
           <w:sz w:val="21"/>
           <w:szCs w:val="21"/>
@@ -6106,6 +6663,8 @@
           <w:rFonts w:ascii="Calibri" w:cs="Calibri" w:eastAsia="Calibri" w:hAnsi="Calibri"/>
           <w:b w:val="false"/>
           <w:bCs w:val="false"/>
+          <w:i w:val="false"/>
+          <w:iCs w:val="false"/>
           <w:color w:val="1B2027"/>
           <w:sz w:val="21"/>
           <w:szCs w:val="21"/>
@@ -6117,6 +6676,8 @@
           <w:rFonts w:ascii="Consolas" w:cs="Consolas" w:eastAsia="Consolas" w:hAnsi="Consolas"/>
           <w:b w:val="false"/>
           <w:bCs w:val="false"/>
+          <w:i w:val="false"/>
+          <w:iCs w:val="false"/>
           <w:color w:val="1B2027"/>
           <w:sz w:val="19"/>
           <w:szCs w:val="19"/>
@@ -6128,6 +6689,8 @@
           <w:rFonts w:ascii="Calibri" w:cs="Calibri" w:eastAsia="Calibri" w:hAnsi="Calibri"/>
           <w:b w:val="false"/>
           <w:bCs w:val="false"/>
+          <w:i w:val="false"/>
+          <w:iCs w:val="false"/>
           <w:color w:val="1B2027"/>
           <w:sz w:val="21"/>
           <w:szCs w:val="21"/>
@@ -6181,6 +6744,8 @@
                 <w:rFonts w:ascii="Calibri" w:cs="Calibri" w:eastAsia="Calibri" w:hAnsi="Calibri"/>
                 <w:b/>
                 <w:bCs/>
+                <w:i w:val="false"/>
+                <w:iCs w:val="false"/>
                 <w:color w:val="1B2027"/>
                 <w:sz w:val="19"/>
                 <w:szCs w:val="19"/>
@@ -6215,6 +6780,8 @@
                 <w:rFonts w:ascii="Calibri" w:cs="Calibri" w:eastAsia="Calibri" w:hAnsi="Calibri"/>
                 <w:b/>
                 <w:bCs/>
+                <w:i w:val="false"/>
+                <w:iCs w:val="false"/>
                 <w:color w:val="1B2027"/>
                 <w:sz w:val="19"/>
                 <w:szCs w:val="19"/>
@@ -6250,6 +6817,8 @@
                 <w:rFonts w:ascii="Calibri" w:cs="Calibri" w:eastAsia="Calibri" w:hAnsi="Calibri"/>
                 <w:b w:val="false"/>
                 <w:bCs w:val="false"/>
+                <w:i w:val="false"/>
+                <w:iCs w:val="false"/>
                 <w:color w:val="1B2027"/>
                 <w:sz w:val="19"/>
                 <w:szCs w:val="19"/>
@@ -6284,6 +6853,8 @@
                 <w:rFonts w:ascii="Calibri" w:cs="Calibri" w:eastAsia="Calibri" w:hAnsi="Calibri"/>
                 <w:b w:val="false"/>
                 <w:bCs w:val="false"/>
+                <w:i w:val="false"/>
+                <w:iCs w:val="false"/>
                 <w:color w:val="1B2027"/>
                 <w:sz w:val="19"/>
                 <w:szCs w:val="19"/>
@@ -6319,6 +6890,8 @@
                 <w:rFonts w:ascii="Calibri" w:cs="Calibri" w:eastAsia="Calibri" w:hAnsi="Calibri"/>
                 <w:b w:val="false"/>
                 <w:bCs w:val="false"/>
+                <w:i w:val="false"/>
+                <w:iCs w:val="false"/>
                 <w:color w:val="1B2027"/>
                 <w:sz w:val="19"/>
                 <w:szCs w:val="19"/>
@@ -6352,6 +6925,8 @@
                 <w:rFonts w:ascii="Calibri" w:cs="Calibri" w:eastAsia="Calibri" w:hAnsi="Calibri"/>
                 <w:b w:val="false"/>
                 <w:bCs w:val="false"/>
+                <w:i w:val="false"/>
+                <w:iCs w:val="false"/>
                 <w:color w:val="1B2027"/>
                 <w:sz w:val="19"/>
                 <w:szCs w:val="19"/>
@@ -6387,6 +6962,8 @@
                 <w:rFonts w:ascii="Calibri" w:cs="Calibri" w:eastAsia="Calibri" w:hAnsi="Calibri"/>
                 <w:b w:val="false"/>
                 <w:bCs w:val="false"/>
+                <w:i w:val="false"/>
+                <w:iCs w:val="false"/>
                 <w:color w:val="1B2027"/>
                 <w:sz w:val="19"/>
                 <w:szCs w:val="19"/>
@@ -6420,6 +6997,8 @@
                 <w:rFonts w:ascii="Calibri" w:cs="Calibri" w:eastAsia="Calibri" w:hAnsi="Calibri"/>
                 <w:b w:val="false"/>
                 <w:bCs w:val="false"/>
+                <w:i w:val="false"/>
+                <w:iCs w:val="false"/>
                 <w:color w:val="1B2027"/>
                 <w:sz w:val="19"/>
                 <w:szCs w:val="19"/>
@@ -6439,6 +7018,8 @@
           <w:rFonts w:ascii="Calibri" w:cs="Calibri" w:eastAsia="Calibri" w:hAnsi="Calibri"/>
           <w:b w:val="false"/>
           <w:bCs w:val="false"/>
+          <w:i w:val="false"/>
+          <w:iCs w:val="false"/>
           <w:color w:val="5F6875"/>
           <w:sz w:val="17"/>
           <w:szCs w:val="17"/>
@@ -6460,6 +7041,8 @@
           <w:rFonts w:ascii="Calibri" w:cs="Calibri" w:eastAsia="Calibri" w:hAnsi="Calibri"/>
           <w:b w:val="false"/>
           <w:bCs w:val="false"/>
+          <w:i w:val="false"/>
+          <w:iCs w:val="false"/>
           <w:color w:val="1B2027"/>
           <w:sz w:val="21"/>
           <w:szCs w:val="21"/>
@@ -6471,6 +7054,8 @@
           <w:rFonts w:ascii="Calibri" w:cs="Calibri" w:eastAsia="Calibri" w:hAnsi="Calibri"/>
           <w:b/>
           <w:bCs/>
+          <w:i w:val="false"/>
+          <w:iCs w:val="false"/>
           <w:color w:val="1B2027"/>
           <w:sz w:val="21"/>
           <w:szCs w:val="21"/>
@@ -6482,6 +7067,8 @@
           <w:rFonts w:ascii="Calibri" w:cs="Calibri" w:eastAsia="Calibri" w:hAnsi="Calibri"/>
           <w:b w:val="false"/>
           <w:bCs w:val="false"/>
+          <w:i w:val="false"/>
+          <w:iCs w:val="false"/>
           <w:color w:val="1B2027"/>
           <w:sz w:val="21"/>
           <w:szCs w:val="21"/>
@@ -6498,6 +7085,8 @@
           <w:rFonts w:ascii="Calibri" w:cs="Calibri" w:eastAsia="Calibri" w:hAnsi="Calibri"/>
           <w:b/>
           <w:bCs/>
+          <w:i w:val="false"/>
+          <w:iCs w:val="false"/>
           <w:color w:val="1B2027"/>
           <w:sz w:val="21"/>
           <w:szCs w:val="21"/>
@@ -6509,6 +7098,8 @@
           <w:rFonts w:ascii="Calibri" w:cs="Calibri" w:eastAsia="Calibri" w:hAnsi="Calibri"/>
           <w:b w:val="false"/>
           <w:bCs w:val="false"/>
+          <w:i w:val="false"/>
+          <w:iCs w:val="false"/>
           <w:color w:val="1B2027"/>
           <w:sz w:val="21"/>
           <w:szCs w:val="21"/>
@@ -6525,6 +7116,8 @@
           <w:rFonts w:ascii="Calibri" w:cs="Calibri" w:eastAsia="Calibri" w:hAnsi="Calibri"/>
           <w:b/>
           <w:bCs/>
+          <w:i w:val="false"/>
+          <w:iCs w:val="false"/>
           <w:color w:val="1B2027"/>
           <w:sz w:val="21"/>
           <w:szCs w:val="21"/>
@@ -6536,6 +7129,8 @@
           <w:rFonts w:ascii="Calibri" w:cs="Calibri" w:eastAsia="Calibri" w:hAnsi="Calibri"/>
           <w:b w:val="false"/>
           <w:bCs w:val="false"/>
+          <w:i w:val="false"/>
+          <w:iCs w:val="false"/>
           <w:color w:val="1B2027"/>
           <w:sz w:val="21"/>
           <w:szCs w:val="21"/>
@@ -6557,7 +7152,7 @@
           <w:sz w:val="30"/>
           <w:szCs w:val="30"/>
         </w:rPr>
-        <w:t xml:space="preserve">5.  Embedding — built, and what your deployment still needs</w:t>
+        <w:t xml:space="preserve">5.  Embedding — built, and what your deployment must configure</w:t>
       </w:r>
     </w:p>
     <w:p>
@@ -6569,6 +7164,8 @@
           <w:rFonts w:ascii="Calibri" w:cs="Calibri" w:eastAsia="Calibri" w:hAnsi="Calibri"/>
           <w:b w:val="false"/>
           <w:bCs w:val="false"/>
+          <w:i w:val="false"/>
+          <w:iCs w:val="false"/>
           <w:color w:val="5F6875"/>
           <w:sz w:val="21"/>
           <w:szCs w:val="21"/>
@@ -6585,6 +7182,8 @@
           <w:rFonts w:ascii="Calibri" w:cs="Calibri" w:eastAsia="Calibri" w:hAnsi="Calibri"/>
           <w:b w:val="false"/>
           <w:bCs w:val="false"/>
+          <w:i w:val="false"/>
+          <w:iCs w:val="false"/>
           <w:color w:val="1B2027"/>
           <w:sz w:val="21"/>
           <w:szCs w:val="21"/>
@@ -6596,6 +7195,8 @@
           <w:rFonts w:ascii="Consolas" w:cs="Consolas" w:eastAsia="Consolas" w:hAnsi="Consolas"/>
           <w:b w:val="false"/>
           <w:bCs w:val="false"/>
+          <w:i w:val="false"/>
+          <w:iCs w:val="false"/>
           <w:color w:val="1B2027"/>
           <w:sz w:val="19"/>
           <w:szCs w:val="19"/>
@@ -6607,6 +7208,8 @@
           <w:rFonts w:ascii="Calibri" w:cs="Calibri" w:eastAsia="Calibri" w:hAnsi="Calibri"/>
           <w:b w:val="false"/>
           <w:bCs w:val="false"/>
+          <w:i w:val="false"/>
+          <w:iCs w:val="false"/>
           <w:color w:val="1B2027"/>
           <w:sz w:val="21"/>
           <w:szCs w:val="21"/>
@@ -6618,6 +7221,8 @@
           <w:rFonts w:ascii="Consolas" w:cs="Consolas" w:eastAsia="Consolas" w:hAnsi="Consolas"/>
           <w:b w:val="false"/>
           <w:bCs w:val="false"/>
+          <w:i w:val="false"/>
+          <w:iCs w:val="false"/>
           <w:color w:val="1B2027"/>
           <w:sz w:val="19"/>
           <w:szCs w:val="19"/>
@@ -6629,6 +7234,8 @@
           <w:rFonts w:ascii="Calibri" w:cs="Calibri" w:eastAsia="Calibri" w:hAnsi="Calibri"/>
           <w:b w:val="false"/>
           <w:bCs w:val="false"/>
+          <w:i w:val="false"/>
+          <w:iCs w:val="false"/>
           <w:color w:val="1B2027"/>
           <w:sz w:val="21"/>
           <w:szCs w:val="21"/>
@@ -6640,6 +7247,8 @@
           <w:rFonts w:ascii="Consolas" w:cs="Consolas" w:eastAsia="Consolas" w:hAnsi="Consolas"/>
           <w:b w:val="false"/>
           <w:bCs w:val="false"/>
+          <w:i w:val="false"/>
+          <w:iCs w:val="false"/>
           <w:color w:val="1B2027"/>
           <w:sz w:val="19"/>
           <w:szCs w:val="19"/>
@@ -6651,6 +7260,8 @@
           <w:rFonts w:ascii="Calibri" w:cs="Calibri" w:eastAsia="Calibri" w:hAnsi="Calibri"/>
           <w:b w:val="false"/>
           <w:bCs w:val="false"/>
+          <w:i w:val="false"/>
+          <w:iCs w:val="false"/>
           <w:color w:val="1B2027"/>
           <w:sz w:val="21"/>
           <w:szCs w:val="21"/>
@@ -6684,6 +7295,8 @@
           <w:rFonts w:ascii="Consolas" w:cs="Consolas" w:eastAsia="Consolas" w:hAnsi="Consolas"/>
           <w:b w:val="false"/>
           <w:bCs w:val="false"/>
+          <w:i w:val="false"/>
+          <w:iCs w:val="false"/>
           <w:color w:val="1B2027"/>
           <w:sz w:val="19"/>
           <w:szCs w:val="19"/>
@@ -6695,6 +7308,8 @@
           <w:rFonts w:ascii="Calibri" w:cs="Calibri" w:eastAsia="Calibri" w:hAnsi="Calibri"/>
           <w:b w:val="false"/>
           <w:bCs w:val="false"/>
+          <w:i w:val="false"/>
+          <w:iCs w:val="false"/>
           <w:color w:val="1B2027"/>
           <w:sz w:val="21"/>
           <w:szCs w:val="21"/>
@@ -6706,6 +7321,8 @@
           <w:rFonts w:ascii="Calibri" w:cs="Calibri" w:eastAsia="Calibri" w:hAnsi="Calibri"/>
           <w:b/>
           <w:bCs/>
+          <w:i w:val="false"/>
+          <w:iCs w:val="false"/>
           <w:color w:val="1B2027"/>
           <w:sz w:val="21"/>
           <w:szCs w:val="21"/>
@@ -6717,6 +7334,8 @@
           <w:rFonts w:ascii="Calibri" w:cs="Calibri" w:eastAsia="Calibri" w:hAnsi="Calibri"/>
           <w:b w:val="false"/>
           <w:bCs w:val="false"/>
+          <w:i w:val="false"/>
+          <w:iCs w:val="false"/>
           <w:color w:val="1B2027"/>
           <w:sz w:val="21"/>
           <w:szCs w:val="21"/>
@@ -6811,6 +7430,8 @@
           <w:rFonts w:ascii="Calibri" w:cs="Calibri" w:eastAsia="Calibri" w:hAnsi="Calibri"/>
           <w:b w:val="false"/>
           <w:bCs w:val="false"/>
+          <w:i w:val="false"/>
+          <w:iCs w:val="false"/>
           <w:color w:val="1B2027"/>
           <w:sz w:val="21"/>
           <w:szCs w:val="21"/>
@@ -6822,6 +7443,8 @@
           <w:rFonts w:ascii="Consolas" w:cs="Consolas" w:eastAsia="Consolas" w:hAnsi="Consolas"/>
           <w:b w:val="false"/>
           <w:bCs w:val="false"/>
+          <w:i w:val="false"/>
+          <w:iCs w:val="false"/>
           <w:color w:val="1B2027"/>
           <w:sz w:val="19"/>
           <w:szCs w:val="19"/>
@@ -6833,6 +7456,8 @@
           <w:rFonts w:ascii="Calibri" w:cs="Calibri" w:eastAsia="Calibri" w:hAnsi="Calibri"/>
           <w:b w:val="false"/>
           <w:bCs w:val="false"/>
+          <w:i w:val="false"/>
+          <w:iCs w:val="false"/>
           <w:color w:val="1B2027"/>
           <w:sz w:val="21"/>
           <w:szCs w:val="21"/>
@@ -6849,6 +7474,8 @@
           <w:rFonts w:ascii="Calibri" w:cs="Calibri" w:eastAsia="Calibri" w:hAnsi="Calibri"/>
           <w:b w:val="false"/>
           <w:bCs w:val="false"/>
+          <w:i w:val="false"/>
+          <w:iCs w:val="false"/>
           <w:color w:val="1B2027"/>
           <w:sz w:val="21"/>
           <w:szCs w:val="21"/>
@@ -6860,6 +7487,8 @@
           <w:rFonts w:ascii="Consolas" w:cs="Consolas" w:eastAsia="Consolas" w:hAnsi="Consolas"/>
           <w:b w:val="false"/>
           <w:bCs w:val="false"/>
+          <w:i w:val="false"/>
+          <w:iCs w:val="false"/>
           <w:color w:val="1B2027"/>
           <w:sz w:val="19"/>
           <w:szCs w:val="19"/>
@@ -6871,6 +7500,8 @@
           <w:rFonts w:ascii="Calibri" w:cs="Calibri" w:eastAsia="Calibri" w:hAnsi="Calibri"/>
           <w:b w:val="false"/>
           <w:bCs w:val="false"/>
+          <w:i w:val="false"/>
+          <w:iCs w:val="false"/>
           <w:color w:val="1B2027"/>
           <w:sz w:val="21"/>
           <w:szCs w:val="21"/>
@@ -6882,6 +7513,8 @@
           <w:rFonts w:ascii="Consolas" w:cs="Consolas" w:eastAsia="Consolas" w:hAnsi="Consolas"/>
           <w:b w:val="false"/>
           <w:bCs w:val="false"/>
+          <w:i w:val="false"/>
+          <w:iCs w:val="false"/>
           <w:color w:val="1B2027"/>
           <w:sz w:val="19"/>
           <w:szCs w:val="19"/>
@@ -6893,6 +7526,8 @@
           <w:rFonts w:ascii="Calibri" w:cs="Calibri" w:eastAsia="Calibri" w:hAnsi="Calibri"/>
           <w:b w:val="false"/>
           <w:bCs w:val="false"/>
+          <w:i w:val="false"/>
+          <w:iCs w:val="false"/>
           <w:color w:val="1B2027"/>
           <w:sz w:val="21"/>
           <w:szCs w:val="21"/>
@@ -6904,6 +7539,8 @@
           <w:rFonts w:ascii="Consolas" w:cs="Consolas" w:eastAsia="Consolas" w:hAnsi="Consolas"/>
           <w:b w:val="false"/>
           <w:bCs w:val="false"/>
+          <w:i w:val="false"/>
+          <w:iCs w:val="false"/>
           <w:color w:val="1B2027"/>
           <w:sz w:val="19"/>
           <w:szCs w:val="19"/>
@@ -6915,6 +7552,8 @@
           <w:rFonts w:ascii="Calibri" w:cs="Calibri" w:eastAsia="Calibri" w:hAnsi="Calibri"/>
           <w:b w:val="false"/>
           <w:bCs w:val="false"/>
+          <w:i w:val="false"/>
+          <w:iCs w:val="false"/>
           <w:color w:val="1B2027"/>
           <w:sz w:val="21"/>
           <w:szCs w:val="21"/>
@@ -6926,6 +7565,8 @@
           <w:rFonts w:ascii="Consolas" w:cs="Consolas" w:eastAsia="Consolas" w:hAnsi="Consolas"/>
           <w:b w:val="false"/>
           <w:bCs w:val="false"/>
+          <w:i w:val="false"/>
+          <w:iCs w:val="false"/>
           <w:color w:val="1B2027"/>
           <w:sz w:val="19"/>
           <w:szCs w:val="19"/>
@@ -6937,6 +7578,8 @@
           <w:rFonts w:ascii="Calibri" w:cs="Calibri" w:eastAsia="Calibri" w:hAnsi="Calibri"/>
           <w:b w:val="false"/>
           <w:bCs w:val="false"/>
+          <w:i w:val="false"/>
+          <w:iCs w:val="false"/>
           <w:color w:val="1B2027"/>
           <w:sz w:val="21"/>
           <w:szCs w:val="21"/>
@@ -6948,6 +7591,8 @@
           <w:rFonts w:ascii="Calibri" w:cs="Calibri" w:eastAsia="Calibri" w:hAnsi="Calibri"/>
           <w:b/>
           <w:bCs/>
+          <w:i w:val="false"/>
+          <w:iCs w:val="false"/>
           <w:color w:val="1B2027"/>
           <w:sz w:val="21"/>
           <w:szCs w:val="21"/>
@@ -6959,6 +7604,8 @@
           <w:rFonts w:ascii="Calibri" w:cs="Calibri" w:eastAsia="Calibri" w:hAnsi="Calibri"/>
           <w:b w:val="false"/>
           <w:bCs w:val="false"/>
+          <w:i w:val="false"/>
+          <w:iCs w:val="false"/>
           <w:color w:val="1B2027"/>
           <w:sz w:val="21"/>
           <w:szCs w:val="21"/>
@@ -6997,6 +7644,8 @@
           <w:rFonts w:ascii="Calibri" w:cs="Calibri" w:eastAsia="Calibri" w:hAnsi="Calibri"/>
           <w:b/>
           <w:bCs/>
+          <w:i w:val="false"/>
+          <w:iCs w:val="false"/>
           <w:color w:val="1B2027"/>
           <w:sz w:val="21"/>
           <w:szCs w:val="21"/>
@@ -7008,6 +7657,8 @@
           <w:rFonts w:ascii="Calibri" w:cs="Calibri" w:eastAsia="Calibri" w:hAnsi="Calibri"/>
           <w:b w:val="false"/>
           <w:bCs w:val="false"/>
+          <w:i w:val="false"/>
+          <w:iCs w:val="false"/>
           <w:color w:val="1B2027"/>
           <w:sz w:val="21"/>
           <w:szCs w:val="21"/>
@@ -7019,6 +7670,8 @@
           <w:rFonts w:ascii="Consolas" w:cs="Consolas" w:eastAsia="Consolas" w:hAnsi="Consolas"/>
           <w:b w:val="false"/>
           <w:bCs w:val="false"/>
+          <w:i w:val="false"/>
+          <w:iCs w:val="false"/>
           <w:color w:val="1B2027"/>
           <w:sz w:val="19"/>
           <w:szCs w:val="19"/>
@@ -7030,6 +7683,8 @@
           <w:rFonts w:ascii="Calibri" w:cs="Calibri" w:eastAsia="Calibri" w:hAnsi="Calibri"/>
           <w:b w:val="false"/>
           <w:bCs w:val="false"/>
+          <w:i w:val="false"/>
+          <w:iCs w:val="false"/>
           <w:color w:val="1B2027"/>
           <w:sz w:val="21"/>
           <w:szCs w:val="21"/>
@@ -7041,6 +7696,8 @@
           <w:rFonts w:ascii="Consolas" w:cs="Consolas" w:eastAsia="Consolas" w:hAnsi="Consolas"/>
           <w:b w:val="false"/>
           <w:bCs w:val="false"/>
+          <w:i w:val="false"/>
+          <w:iCs w:val="false"/>
           <w:color w:val="1B2027"/>
           <w:sz w:val="19"/>
           <w:szCs w:val="19"/>
@@ -7052,6 +7709,8 @@
           <w:rFonts w:ascii="Calibri" w:cs="Calibri" w:eastAsia="Calibri" w:hAnsi="Calibri"/>
           <w:b w:val="false"/>
           <w:bCs w:val="false"/>
+          <w:i w:val="false"/>
+          <w:iCs w:val="false"/>
           <w:color w:val="1B2027"/>
           <w:sz w:val="21"/>
           <w:szCs w:val="21"/>
@@ -7068,6 +7727,8 @@
           <w:rFonts w:ascii="Calibri" w:cs="Calibri" w:eastAsia="Calibri" w:hAnsi="Calibri"/>
           <w:b w:val="false"/>
           <w:bCs w:val="false"/>
+          <w:i w:val="false"/>
+          <w:iCs w:val="false"/>
           <w:color w:val="1B2027"/>
           <w:sz w:val="21"/>
           <w:szCs w:val="21"/>
@@ -7079,6 +7740,8 @@
           <w:rFonts w:ascii="Consolas" w:cs="Consolas" w:eastAsia="Consolas" w:hAnsi="Consolas"/>
           <w:b w:val="false"/>
           <w:bCs w:val="false"/>
+          <w:i w:val="false"/>
+          <w:iCs w:val="false"/>
           <w:color w:val="1B2027"/>
           <w:sz w:val="19"/>
           <w:szCs w:val="19"/>
@@ -7090,6 +7753,8 @@
           <w:rFonts w:ascii="Calibri" w:cs="Calibri" w:eastAsia="Calibri" w:hAnsi="Calibri"/>
           <w:b w:val="false"/>
           <w:bCs w:val="false"/>
+          <w:i w:val="false"/>
+          <w:iCs w:val="false"/>
           <w:color w:val="1B2027"/>
           <w:sz w:val="21"/>
           <w:szCs w:val="21"/>
@@ -7101,6 +7766,8 @@
           <w:rFonts w:ascii="Consolas" w:cs="Consolas" w:eastAsia="Consolas" w:hAnsi="Consolas"/>
           <w:b w:val="false"/>
           <w:bCs w:val="false"/>
+          <w:i w:val="false"/>
+          <w:iCs w:val="false"/>
           <w:color w:val="1B2027"/>
           <w:sz w:val="19"/>
           <w:szCs w:val="19"/>
@@ -7112,6 +7779,8 @@
           <w:rFonts w:ascii="Calibri" w:cs="Calibri" w:eastAsia="Calibri" w:hAnsi="Calibri"/>
           <w:b w:val="false"/>
           <w:bCs w:val="false"/>
+          <w:i w:val="false"/>
+          <w:iCs w:val="false"/>
           <w:color w:val="1B2027"/>
           <w:sz w:val="21"/>
           <w:szCs w:val="21"/>
@@ -7123,6 +7792,8 @@
           <w:rFonts w:ascii="Consolas" w:cs="Consolas" w:eastAsia="Consolas" w:hAnsi="Consolas"/>
           <w:b w:val="false"/>
           <w:bCs w:val="false"/>
+          <w:i w:val="false"/>
+          <w:iCs w:val="false"/>
           <w:color w:val="1B2027"/>
           <w:sz w:val="19"/>
           <w:szCs w:val="19"/>
@@ -7134,6 +7805,8 @@
           <w:rFonts w:ascii="Calibri" w:cs="Calibri" w:eastAsia="Calibri" w:hAnsi="Calibri"/>
           <w:b w:val="false"/>
           <w:bCs w:val="false"/>
+          <w:i w:val="false"/>
+          <w:iCs w:val="false"/>
           <w:color w:val="1B2027"/>
           <w:sz w:val="21"/>
           <w:szCs w:val="21"/>
@@ -7145,6 +7818,8 @@
           <w:rFonts w:ascii="Calibri" w:cs="Calibri" w:eastAsia="Calibri" w:hAnsi="Calibri"/>
           <w:b/>
           <w:bCs/>
+          <w:i w:val="false"/>
+          <w:iCs w:val="false"/>
           <w:color w:val="1B2027"/>
           <w:sz w:val="21"/>
           <w:szCs w:val="21"/>
@@ -7156,6 +7831,8 @@
           <w:rFonts w:ascii="Consolas" w:cs="Consolas" w:eastAsia="Consolas" w:hAnsi="Consolas"/>
           <w:b/>
           <w:bCs/>
+          <w:i w:val="false"/>
+          <w:iCs w:val="false"/>
           <w:color w:val="1B2027"/>
           <w:sz w:val="19"/>
           <w:szCs w:val="19"/>
@@ -7167,6 +7844,8 @@
           <w:rFonts w:ascii="Calibri" w:cs="Calibri" w:eastAsia="Calibri" w:hAnsi="Calibri"/>
           <w:b/>
           <w:bCs/>
+          <w:i w:val="false"/>
+          <w:iCs w:val="false"/>
           <w:color w:val="1B2027"/>
           <w:sz w:val="21"/>
           <w:szCs w:val="21"/>
@@ -7178,6 +7857,8 @@
           <w:rFonts w:ascii="Calibri" w:cs="Calibri" w:eastAsia="Calibri" w:hAnsi="Calibri"/>
           <w:b w:val="false"/>
           <w:bCs w:val="false"/>
+          <w:i w:val="false"/>
+          <w:iCs w:val="false"/>
           <w:color w:val="1B2027"/>
           <w:sz w:val="21"/>
           <w:szCs w:val="21"/>
@@ -7194,6 +7875,8 @@
           <w:rFonts w:ascii="Calibri" w:cs="Calibri" w:eastAsia="Calibri" w:hAnsi="Calibri"/>
           <w:b w:val="false"/>
           <w:bCs w:val="false"/>
+          <w:i w:val="false"/>
+          <w:iCs w:val="false"/>
           <w:color w:val="1B2027"/>
           <w:sz w:val="21"/>
           <w:szCs w:val="21"/>
@@ -7205,6 +7888,8 @@
           <w:rFonts w:ascii="Calibri" w:cs="Calibri" w:eastAsia="Calibri" w:hAnsi="Calibri"/>
           <w:b/>
           <w:bCs/>
+          <w:i w:val="false"/>
+          <w:iCs w:val="false"/>
           <w:color w:val="1B2027"/>
           <w:sz w:val="21"/>
           <w:szCs w:val="21"/>
@@ -7216,6 +7901,8 @@
           <w:rFonts w:ascii="Calibri" w:cs="Calibri" w:eastAsia="Calibri" w:hAnsi="Calibri"/>
           <w:b w:val="false"/>
           <w:bCs w:val="false"/>
+          <w:i w:val="false"/>
+          <w:iCs w:val="false"/>
           <w:color w:val="1B2027"/>
           <w:sz w:val="21"/>
           <w:szCs w:val="21"/>
@@ -7227,6 +7914,8 @@
           <w:rFonts w:ascii="Consolas" w:cs="Consolas" w:eastAsia="Consolas" w:hAnsi="Consolas"/>
           <w:b w:val="false"/>
           <w:bCs w:val="false"/>
+          <w:i w:val="false"/>
+          <w:iCs w:val="false"/>
           <w:color w:val="1B2027"/>
           <w:sz w:val="19"/>
           <w:szCs w:val="19"/>
@@ -7238,6 +7927,8 @@
           <w:rFonts w:ascii="Calibri" w:cs="Calibri" w:eastAsia="Calibri" w:hAnsi="Calibri"/>
           <w:b w:val="false"/>
           <w:bCs w:val="false"/>
+          <w:i w:val="false"/>
+          <w:iCs w:val="false"/>
           <w:color w:val="1B2027"/>
           <w:sz w:val="21"/>
           <w:szCs w:val="21"/>
@@ -7259,28 +7950,21 @@
           <w:rFonts w:ascii="Calibri" w:cs="Calibri" w:eastAsia="Calibri" w:hAnsi="Calibri"/>
           <w:b/>
           <w:bCs/>
-          <w:color w:val="1B2027"/>
-          <w:sz w:val="21"/>
-          <w:szCs w:val="21"/>
-        </w:rPr>
-        <w:t xml:space="preserve">The remaining gap is not the header.</w:t>
-      </w:r>
-      <w:r>
-        <w:rPr>
-          <w:rFonts w:ascii="Calibri" w:cs="Calibri" w:eastAsia="Calibri" w:hAnsi="Calibri"/>
-          <w:b w:val="false"/>
-          <w:bCs w:val="false"/>
-          <w:color w:val="1B2027"/>
-          <w:sz w:val="21"/>
-          <w:szCs w:val="21"/>
-        </w:rPr>
-        <w:t xml:space="preserve"> The setting governs what the *backend* answers. Where a deployment serves the Angular build from a separate web tier, that tier serves the </w:t>
-      </w:r>
-      <w:r>
-        <w:rPr>
-          <w:rFonts w:ascii="Consolas" w:cs="Consolas" w:eastAsia="Consolas" w:hAnsi="Consolas"/>
-          <w:b w:val="false"/>
-          <w:bCs w:val="false"/>
+          <w:i w:val="false"/>
+          <w:iCs w:val="false"/>
+          <w:color w:val="1B2027"/>
+          <w:sz w:val="21"/>
+          <w:szCs w:val="21"/>
+        </w:rPr>
+        <w:t xml:space="preserve">Ask your deployment contact which component serves </w:t>
+      </w:r>
+      <w:r>
+        <w:rPr>
+          <w:rFonts w:ascii="Consolas" w:cs="Consolas" w:eastAsia="Consolas" w:hAnsi="Consolas"/>
+          <w:b/>
+          <w:bCs/>
+          <w:i w:val="false"/>
+          <w:iCs w:val="false"/>
           <w:color w:val="1B2027"/>
           <w:sz w:val="19"/>
           <w:szCs w:val="19"/>
@@ -7290,46 +7974,106 @@
       <w:r>
         <w:rPr>
           <w:rFonts w:ascii="Calibri" w:cs="Calibri" w:eastAsia="Calibri" w:hAnsi="Calibri"/>
-          <w:b w:val="false"/>
-          <w:bCs w:val="false"/>
-          <w:color w:val="1B2027"/>
-          <w:sz w:val="21"/>
-          <w:szCs w:val="21"/>
-        </w:rPr>
-        <w:t xml:space="preserve"> document and must carry the same value — and as the manifests stand, nothing serves </w:t>
-      </w:r>
-      <w:r>
-        <w:rPr>
-          <w:rFonts w:ascii="Consolas" w:cs="Consolas" w:eastAsia="Consolas" w:hAnsi="Consolas"/>
-          <w:b w:val="false"/>
-          <w:bCs w:val="false"/>
+          <w:b/>
+          <w:bCs/>
+          <w:i w:val="false"/>
+          <w:iCs w:val="false"/>
+          <w:color w:val="1B2027"/>
+          <w:sz w:val="21"/>
+          <w:szCs w:val="21"/>
+        </w:rPr>
+        <w:t xml:space="preserve">.</w:t>
+      </w:r>
+      <w:r>
+        <w:rPr>
+          <w:rFonts w:ascii="Calibri" w:cs="Calibri" w:eastAsia="Calibri" w:hAnsi="Calibri"/>
+          <w:b w:val="false"/>
+          <w:bCs w:val="false"/>
+          <w:i w:val="false"/>
+          <w:iCs w:val="false"/>
+          <w:color w:val="1B2027"/>
+          <w:sz w:val="21"/>
+          <w:szCs w:val="21"/>
+        </w:rPr>
+        <w:t xml:space="preserve"> The setting governs what the </w:t>
+      </w:r>
+      <w:r>
+        <w:rPr>
+          <w:rFonts w:ascii="Calibri" w:cs="Calibri" w:eastAsia="Calibri" w:hAnsi="Calibri"/>
+          <w:b w:val="false"/>
+          <w:bCs w:val="false"/>
+          <w:i/>
+          <w:iCs/>
+          <w:color w:val="1B2027"/>
+          <w:sz w:val="21"/>
+          <w:szCs w:val="21"/>
+        </w:rPr>
+        <w:t xml:space="preserve">backend</w:t>
+      </w:r>
+      <w:r>
+        <w:rPr>
+          <w:rFonts w:ascii="Calibri" w:cs="Calibri" w:eastAsia="Calibri" w:hAnsi="Calibri"/>
+          <w:b w:val="false"/>
+          <w:bCs w:val="false"/>
+          <w:i w:val="false"/>
+          <w:iCs w:val="false"/>
+          <w:color w:val="1B2027"/>
+          <w:sz w:val="21"/>
+          <w:szCs w:val="21"/>
+        </w:rPr>
+        <w:t xml:space="preserve"> answers. A stock install now serves the embed document from the backend image itself, so one component emits the document and the header together and there is nothing else to configure. But a deployment that puts the Angular build behind its own web tier has that tier serving the document, and </w:t>
+      </w:r>
+      <w:r>
+        <w:rPr>
+          <w:rFonts w:ascii="Calibri" w:cs="Calibri" w:eastAsia="Calibri" w:hAnsi="Calibri"/>
+          <w:b/>
+          <w:bCs/>
+          <w:i w:val="false"/>
+          <w:iCs w:val="false"/>
+          <w:color w:val="1B2027"/>
+          <w:sz w:val="21"/>
+          <w:szCs w:val="21"/>
+        </w:rPr>
+        <w:t xml:space="preserve">it needs the same </w:t>
+      </w:r>
+      <w:r>
+        <w:rPr>
+          <w:rFonts w:ascii="Consolas" w:cs="Consolas" w:eastAsia="Consolas" w:hAnsi="Consolas"/>
+          <w:b/>
+          <w:bCs/>
+          <w:i w:val="false"/>
+          <w:iCs w:val="false"/>
           <w:color w:val="1B2027"/>
           <w:sz w:val="19"/>
           <w:szCs w:val="19"/>
         </w:rPr>
-        <w:t xml:space="preserve">/embed</w:t>
-      </w:r>
-      <w:r>
-        <w:rPr>
-          <w:rFonts w:ascii="Calibri" w:cs="Calibri" w:eastAsia="Calibri" w:hAnsi="Calibri"/>
-          <w:b w:val="false"/>
-          <w:bCs w:val="false"/>
-          <w:color w:val="1B2027"/>
-          <w:sz w:val="21"/>
-          <w:szCs w:val="21"/>
-        </w:rPr>
-        <w:t xml:space="preserve"> at all. So ask your deployment contact two questions, not one: which of your origins are on the allow-list, and </w:t>
+        <w:t xml:space="preserve">frame-ancestors</w:t>
       </w:r>
       <w:r>
         <w:rPr>
           <w:rFonts w:ascii="Calibri" w:cs="Calibri" w:eastAsia="Calibri" w:hAnsi="Calibri"/>
           <w:b/>
           <w:bCs/>
-          <w:color w:val="1B2027"/>
-          <w:sz w:val="21"/>
-          <w:szCs w:val="21"/>
-        </w:rPr>
-        <w:t xml:space="preserve">what will serve the embed document.</w:t>
+          <w:i w:val="false"/>
+          <w:iCs w:val="false"/>
+          <w:color w:val="1B2027"/>
+          <w:sz w:val="21"/>
+          <w:szCs w:val="21"/>
+        </w:rPr>
+        <w:t xml:space="preserve"> value</w:t>
+      </w:r>
+      <w:r>
+        <w:rPr>
+          <w:rFonts w:ascii="Calibri" w:cs="Calibri" w:eastAsia="Calibri" w:hAnsi="Calibri"/>
+          <w:b w:val="false"/>
+          <w:bCs w:val="false"/>
+          <w:i w:val="false"/>
+          <w:iCs w:val="false"/>
+          <w:color w:val="1B2027"/>
+          <w:sz w:val="21"/>
+          <w:szCs w:val="21"/>
+        </w:rPr>
+        <w:t xml:space="preserve"> — the backend’s copy governs only what the backend answers. Two questions, not one: which of your origins are on the allow-list, and what serves the document.</w:t>
       </w:r>
     </w:p>
     <w:p>
@@ -7358,6 +8102,8 @@
           <w:rFonts w:ascii="Calibri" w:cs="Calibri" w:eastAsia="Calibri" w:hAnsi="Calibri"/>
           <w:b w:val="false"/>
           <w:bCs w:val="false"/>
+          <w:i w:val="false"/>
+          <w:iCs w:val="false"/>
           <w:color w:val="1B2027"/>
           <w:sz w:val="21"/>
           <w:szCs w:val="21"/>
@@ -7379,6 +8125,8 @@
           <w:rFonts w:ascii="Calibri" w:cs="Calibri" w:eastAsia="Calibri" w:hAnsi="Calibri"/>
           <w:b/>
           <w:bCs/>
+          <w:i w:val="false"/>
+          <w:iCs w:val="false"/>
           <w:color w:val="1B2027"/>
           <w:sz w:val="21"/>
           <w:szCs w:val="21"/>
@@ -7390,6 +8138,8 @@
           <w:rFonts w:ascii="Calibri" w:cs="Calibri" w:eastAsia="Calibri" w:hAnsi="Calibri"/>
           <w:b w:val="false"/>
           <w:bCs w:val="false"/>
+          <w:i w:val="false"/>
+          <w:iCs w:val="false"/>
           <w:color w:val="1B2027"/>
           <w:sz w:val="21"/>
           <w:szCs w:val="21"/>
@@ -7401,6 +8151,8 @@
           <w:rFonts w:ascii="Consolas" w:cs="Consolas" w:eastAsia="Consolas" w:hAnsi="Consolas"/>
           <w:b w:val="false"/>
           <w:bCs w:val="false"/>
+          <w:i w:val="false"/>
+          <w:iCs w:val="false"/>
           <w:color w:val="1B2027"/>
           <w:sz w:val="19"/>
           <w:szCs w:val="19"/>
@@ -7412,6 +8164,8 @@
           <w:rFonts w:ascii="Calibri" w:cs="Calibri" w:eastAsia="Calibri" w:hAnsi="Calibri"/>
           <w:b w:val="false"/>
           <w:bCs w:val="false"/>
+          <w:i w:val="false"/>
+          <w:iCs w:val="false"/>
           <w:color w:val="1B2027"/>
           <w:sz w:val="21"/>
           <w:szCs w:val="21"/>
@@ -7433,6 +8187,8 @@
           <w:rFonts w:ascii="Calibri" w:cs="Calibri" w:eastAsia="Calibri" w:hAnsi="Calibri"/>
           <w:b/>
           <w:bCs/>
+          <w:i w:val="false"/>
+          <w:iCs w:val="false"/>
           <w:color w:val="1B2027"/>
           <w:sz w:val="21"/>
           <w:szCs w:val="21"/>
@@ -7444,6 +8200,8 @@
           <w:rFonts w:ascii="Consolas" w:cs="Consolas" w:eastAsia="Consolas" w:hAnsi="Consolas"/>
           <w:b/>
           <w:bCs/>
+          <w:i w:val="false"/>
+          <w:iCs w:val="false"/>
           <w:color w:val="1B2027"/>
           <w:sz w:val="19"/>
           <w:szCs w:val="19"/>
@@ -7455,6 +8213,8 @@
           <w:rFonts w:ascii="Calibri" w:cs="Calibri" w:eastAsia="Calibri" w:hAnsi="Calibri"/>
           <w:b w:val="false"/>
           <w:bCs w:val="false"/>
+          <w:i w:val="false"/>
+          <w:iCs w:val="false"/>
           <w:color w:val="1B2027"/>
           <w:sz w:val="21"/>
           <w:szCs w:val="21"/>
@@ -7466,6 +8226,8 @@
           <w:rFonts w:ascii="Consolas" w:cs="Consolas" w:eastAsia="Consolas" w:hAnsi="Consolas"/>
           <w:b w:val="false"/>
           <w:bCs w:val="false"/>
+          <w:i w:val="false"/>
+          <w:iCs w:val="false"/>
           <w:color w:val="1B2027"/>
           <w:sz w:val="19"/>
           <w:szCs w:val="19"/>
@@ -7477,6 +8239,8 @@
           <w:rFonts w:ascii="Calibri" w:cs="Calibri" w:eastAsia="Calibri" w:hAnsi="Calibri"/>
           <w:b w:val="false"/>
           <w:bCs w:val="false"/>
+          <w:i w:val="false"/>
+          <w:iCs w:val="false"/>
           <w:color w:val="1B2027"/>
           <w:sz w:val="21"/>
           <w:szCs w:val="21"/>
@@ -7488,6 +8252,8 @@
           <w:rFonts w:ascii="Consolas" w:cs="Consolas" w:eastAsia="Consolas" w:hAnsi="Consolas"/>
           <w:b w:val="false"/>
           <w:bCs w:val="false"/>
+          <w:i w:val="false"/>
+          <w:iCs w:val="false"/>
           <w:color w:val="1B2027"/>
           <w:sz w:val="19"/>
           <w:szCs w:val="19"/>
@@ -7499,6 +8265,8 @@
           <w:rFonts w:ascii="Calibri" w:cs="Calibri" w:eastAsia="Calibri" w:hAnsi="Calibri"/>
           <w:b w:val="false"/>
           <w:bCs w:val="false"/>
+          <w:i w:val="false"/>
+          <w:iCs w:val="false"/>
           <w:color w:val="1B2027"/>
           <w:sz w:val="21"/>
           <w:szCs w:val="21"/>
@@ -7520,6 +8288,8 @@
           <w:rFonts w:ascii="Calibri" w:cs="Calibri" w:eastAsia="Calibri" w:hAnsi="Calibri"/>
           <w:b/>
           <w:bCs/>
+          <w:i w:val="false"/>
+          <w:iCs w:val="false"/>
           <w:color w:val="1B2027"/>
           <w:sz w:val="21"/>
           <w:szCs w:val="21"/>
@@ -7531,6 +8301,8 @@
           <w:rFonts w:ascii="Calibri" w:cs="Calibri" w:eastAsia="Calibri" w:hAnsi="Calibri"/>
           <w:b w:val="false"/>
           <w:bCs w:val="false"/>
+          <w:i w:val="false"/>
+          <w:iCs w:val="false"/>
           <w:color w:val="1B2027"/>
           <w:sz w:val="21"/>
           <w:szCs w:val="21"/>
@@ -7542,6 +8314,8 @@
           <w:rFonts w:ascii="Consolas" w:cs="Consolas" w:eastAsia="Consolas" w:hAnsi="Consolas"/>
           <w:b w:val="false"/>
           <w:bCs w:val="false"/>
+          <w:i w:val="false"/>
+          <w:iCs w:val="false"/>
           <w:color w:val="1B2027"/>
           <w:sz w:val="19"/>
           <w:szCs w:val="19"/>
@@ -7553,6 +8327,8 @@
           <w:rFonts w:ascii="Calibri" w:cs="Calibri" w:eastAsia="Calibri" w:hAnsi="Calibri"/>
           <w:b w:val="false"/>
           <w:bCs w:val="false"/>
+          <w:i w:val="false"/>
+          <w:iCs w:val="false"/>
           <w:color w:val="1B2027"/>
           <w:sz w:val="21"/>
           <w:szCs w:val="21"/>
@@ -7564,6 +8340,8 @@
           <w:rFonts w:ascii="Consolas" w:cs="Consolas" w:eastAsia="Consolas" w:hAnsi="Consolas"/>
           <w:b w:val="false"/>
           <w:bCs w:val="false"/>
+          <w:i w:val="false"/>
+          <w:iCs w:val="false"/>
           <w:color w:val="1B2027"/>
           <w:sz w:val="19"/>
           <w:szCs w:val="19"/>
@@ -7575,6 +8353,8 @@
           <w:rFonts w:ascii="Calibri" w:cs="Calibri" w:eastAsia="Calibri" w:hAnsi="Calibri"/>
           <w:b w:val="false"/>
           <w:bCs w:val="false"/>
+          <w:i w:val="false"/>
+          <w:iCs w:val="false"/>
           <w:color w:val="1B2027"/>
           <w:sz w:val="21"/>
           <w:szCs w:val="21"/>
@@ -7586,6 +8366,8 @@
           <w:rFonts w:ascii="Consolas" w:cs="Consolas" w:eastAsia="Consolas" w:hAnsi="Consolas"/>
           <w:b w:val="false"/>
           <w:bCs w:val="false"/>
+          <w:i w:val="false"/>
+          <w:iCs w:val="false"/>
           <w:color w:val="1B2027"/>
           <w:sz w:val="19"/>
           <w:szCs w:val="19"/>
@@ -7597,6 +8379,8 @@
           <w:rFonts w:ascii="Calibri" w:cs="Calibri" w:eastAsia="Calibri" w:hAnsi="Calibri"/>
           <w:b w:val="false"/>
           <w:bCs w:val="false"/>
+          <w:i w:val="false"/>
+          <w:iCs w:val="false"/>
           <w:color w:val="1B2027"/>
           <w:sz w:val="21"/>
           <w:szCs w:val="21"/>
@@ -7608,6 +8392,8 @@
           <w:rFonts w:ascii="Consolas" w:cs="Consolas" w:eastAsia="Consolas" w:hAnsi="Consolas"/>
           <w:b w:val="false"/>
           <w:bCs w:val="false"/>
+          <w:i w:val="false"/>
+          <w:iCs w:val="false"/>
           <w:color w:val="1B2027"/>
           <w:sz w:val="19"/>
           <w:szCs w:val="19"/>
@@ -7619,6 +8405,8 @@
           <w:rFonts w:ascii="Calibri" w:cs="Calibri" w:eastAsia="Calibri" w:hAnsi="Calibri"/>
           <w:b w:val="false"/>
           <w:bCs w:val="false"/>
+          <w:i w:val="false"/>
+          <w:iCs w:val="false"/>
           <w:color w:val="1B2027"/>
           <w:sz w:val="21"/>
           <w:szCs w:val="21"/>
@@ -7640,6 +8428,8 @@
           <w:rFonts w:ascii="Calibri" w:cs="Calibri" w:eastAsia="Calibri" w:hAnsi="Calibri"/>
           <w:b/>
           <w:bCs/>
+          <w:i w:val="false"/>
+          <w:iCs w:val="false"/>
           <w:color w:val="1B2027"/>
           <w:sz w:val="21"/>
           <w:szCs w:val="21"/>
@@ -7651,6 +8441,8 @@
           <w:rFonts w:ascii="Calibri" w:cs="Calibri" w:eastAsia="Calibri" w:hAnsi="Calibri"/>
           <w:b w:val="false"/>
           <w:bCs w:val="false"/>
+          <w:i w:val="false"/>
+          <w:iCs w:val="false"/>
           <w:color w:val="1B2027"/>
           <w:sz w:val="21"/>
           <w:szCs w:val="21"/>
@@ -7672,6 +8464,8 @@
           <w:rFonts w:ascii="Calibri" w:cs="Calibri" w:eastAsia="Calibri" w:hAnsi="Calibri"/>
           <w:b/>
           <w:bCs/>
+          <w:i w:val="false"/>
+          <w:iCs w:val="false"/>
           <w:color w:val="1B2027"/>
           <w:sz w:val="21"/>
           <w:szCs w:val="21"/>
@@ -7683,6 +8477,8 @@
           <w:rFonts w:ascii="Consolas" w:cs="Consolas" w:eastAsia="Consolas" w:hAnsi="Consolas"/>
           <w:b/>
           <w:bCs/>
+          <w:i w:val="false"/>
+          <w:iCs w:val="false"/>
           <w:color w:val="1B2027"/>
           <w:sz w:val="19"/>
           <w:szCs w:val="19"/>
@@ -7694,6 +8490,8 @@
           <w:rFonts w:ascii="Calibri" w:cs="Calibri" w:eastAsia="Calibri" w:hAnsi="Calibri"/>
           <w:b w:val="false"/>
           <w:bCs w:val="false"/>
+          <w:i w:val="false"/>
+          <w:iCs w:val="false"/>
           <w:color w:val="1B2027"/>
           <w:sz w:val="21"/>
           <w:szCs w:val="21"/>
@@ -7705,6 +8503,8 @@
           <w:rFonts w:ascii="Consolas" w:cs="Consolas" w:eastAsia="Consolas" w:hAnsi="Consolas"/>
           <w:b w:val="false"/>
           <w:bCs w:val="false"/>
+          <w:i w:val="false"/>
+          <w:iCs w:val="false"/>
           <w:color w:val="1B2027"/>
           <w:sz w:val="19"/>
           <w:szCs w:val="19"/>
@@ -7716,6 +8516,8 @@
           <w:rFonts w:ascii="Calibri" w:cs="Calibri" w:eastAsia="Calibri" w:hAnsi="Calibri"/>
           <w:b w:val="false"/>
           <w:bCs w:val="false"/>
+          <w:i w:val="false"/>
+          <w:iCs w:val="false"/>
           <w:color w:val="1B2027"/>
           <w:sz w:val="21"/>
           <w:szCs w:val="21"/>
@@ -7727,6 +8529,8 @@
           <w:rFonts w:ascii="Consolas" w:cs="Consolas" w:eastAsia="Consolas" w:hAnsi="Consolas"/>
           <w:b w:val="false"/>
           <w:bCs w:val="false"/>
+          <w:i w:val="false"/>
+          <w:iCs w:val="false"/>
           <w:color w:val="1B2027"/>
           <w:sz w:val="19"/>
           <w:szCs w:val="19"/>
@@ -7738,6 +8542,8 @@
           <w:rFonts w:ascii="Calibri" w:cs="Calibri" w:eastAsia="Calibri" w:hAnsi="Calibri"/>
           <w:b w:val="false"/>
           <w:bCs w:val="false"/>
+          <w:i w:val="false"/>
+          <w:iCs w:val="false"/>
           <w:color w:val="1B2027"/>
           <w:sz w:val="21"/>
           <w:szCs w:val="21"/>
@@ -7749,6 +8555,8 @@
           <w:rFonts w:ascii="Consolas" w:cs="Consolas" w:eastAsia="Consolas" w:hAnsi="Consolas"/>
           <w:b w:val="false"/>
           <w:bCs w:val="false"/>
+          <w:i w:val="false"/>
+          <w:iCs w:val="false"/>
           <w:color w:val="1B2027"/>
           <w:sz w:val="19"/>
           <w:szCs w:val="19"/>
@@ -7760,6 +8568,8 @@
           <w:rFonts w:ascii="Calibri" w:cs="Calibri" w:eastAsia="Calibri" w:hAnsi="Calibri"/>
           <w:b w:val="false"/>
           <w:bCs w:val="false"/>
+          <w:i w:val="false"/>
+          <w:iCs w:val="false"/>
           <w:color w:val="1B2027"/>
           <w:sz w:val="21"/>
           <w:szCs w:val="21"/>
@@ -7771,6 +8581,8 @@
           <w:rFonts w:ascii="Consolas" w:cs="Consolas" w:eastAsia="Consolas" w:hAnsi="Consolas"/>
           <w:b w:val="false"/>
           <w:bCs w:val="false"/>
+          <w:i w:val="false"/>
+          <w:iCs w:val="false"/>
           <w:color w:val="1B2027"/>
           <w:sz w:val="19"/>
           <w:szCs w:val="19"/>
@@ -7782,6 +8594,8 @@
           <w:rFonts w:ascii="Calibri" w:cs="Calibri" w:eastAsia="Calibri" w:hAnsi="Calibri"/>
           <w:b w:val="false"/>
           <w:bCs w:val="false"/>
+          <w:i w:val="false"/>
+          <w:iCs w:val="false"/>
           <w:color w:val="1B2027"/>
           <w:sz w:val="21"/>
           <w:szCs w:val="21"/>
@@ -7803,6 +8617,8 @@
           <w:rFonts w:ascii="Calibri" w:cs="Calibri" w:eastAsia="Calibri" w:hAnsi="Calibri"/>
           <w:b/>
           <w:bCs/>
+          <w:i w:val="false"/>
+          <w:iCs w:val="false"/>
           <w:color w:val="1B2027"/>
           <w:sz w:val="21"/>
           <w:szCs w:val="21"/>
@@ -7814,6 +8630,8 @@
           <w:rFonts w:ascii="Calibri" w:cs="Calibri" w:eastAsia="Calibri" w:hAnsi="Calibri"/>
           <w:b w:val="false"/>
           <w:bCs w:val="false"/>
+          <w:i w:val="false"/>
+          <w:iCs w:val="false"/>
           <w:color w:val="1B2027"/>
           <w:sz w:val="21"/>
           <w:szCs w:val="21"/>
@@ -7825,6 +8643,8 @@
           <w:rFonts w:ascii="Consolas" w:cs="Consolas" w:eastAsia="Consolas" w:hAnsi="Consolas"/>
           <w:b w:val="false"/>
           <w:bCs w:val="false"/>
+          <w:i w:val="false"/>
+          <w:iCs w:val="false"/>
           <w:color w:val="1B2027"/>
           <w:sz w:val="19"/>
           <w:szCs w:val="19"/>
@@ -7836,6 +8656,8 @@
           <w:rFonts w:ascii="Calibri" w:cs="Calibri" w:eastAsia="Calibri" w:hAnsi="Calibri"/>
           <w:b w:val="false"/>
           <w:bCs w:val="false"/>
+          <w:i w:val="false"/>
+          <w:iCs w:val="false"/>
           <w:color w:val="1B2027"/>
           <w:sz w:val="21"/>
           <w:szCs w:val="21"/>
@@ -7852,6 +8674,8 @@
           <w:rFonts w:ascii="Calibri" w:cs="Calibri" w:eastAsia="Calibri" w:hAnsi="Calibri"/>
           <w:b w:val="false"/>
           <w:bCs w:val="false"/>
+          <w:i w:val="false"/>
+          <w:iCs w:val="false"/>
           <w:color w:val="1B2027"/>
           <w:sz w:val="21"/>
           <w:szCs w:val="21"/>
@@ -7863,6 +8687,8 @@
           <w:rFonts w:ascii="Calibri" w:cs="Calibri" w:eastAsia="Calibri" w:hAnsi="Calibri"/>
           <w:b/>
           <w:bCs/>
+          <w:i w:val="false"/>
+          <w:iCs w:val="false"/>
           <w:color w:val="1B2027"/>
           <w:sz w:val="21"/>
           <w:szCs w:val="21"/>
@@ -7874,6 +8700,8 @@
           <w:rFonts w:ascii="Consolas" w:cs="Consolas" w:eastAsia="Consolas" w:hAnsi="Consolas"/>
           <w:b/>
           <w:bCs/>
+          <w:i w:val="false"/>
+          <w:iCs w:val="false"/>
           <w:color w:val="1B2027"/>
           <w:sz w:val="19"/>
           <w:szCs w:val="19"/>
@@ -7885,6 +8713,8 @@
           <w:rFonts w:ascii="Calibri" w:cs="Calibri" w:eastAsia="Calibri" w:hAnsi="Calibri"/>
           <w:b/>
           <w:bCs/>
+          <w:i w:val="false"/>
+          <w:iCs w:val="false"/>
           <w:color w:val="1B2027"/>
           <w:sz w:val="21"/>
           <w:szCs w:val="21"/>
@@ -7896,6 +8726,8 @@
           <w:rFonts w:ascii="Consolas" w:cs="Consolas" w:eastAsia="Consolas" w:hAnsi="Consolas"/>
           <w:b/>
           <w:bCs/>
+          <w:i w:val="false"/>
+          <w:iCs w:val="false"/>
           <w:color w:val="1B2027"/>
           <w:sz w:val="19"/>
           <w:szCs w:val="19"/>
@@ -7907,6 +8739,8 @@
           <w:rFonts w:ascii="Calibri" w:cs="Calibri" w:eastAsia="Calibri" w:hAnsi="Calibri"/>
           <w:b/>
           <w:bCs/>
+          <w:i w:val="false"/>
+          <w:iCs w:val="false"/>
           <w:color w:val="1B2027"/>
           <w:sz w:val="21"/>
           <w:szCs w:val="21"/>
@@ -7918,6 +8752,8 @@
           <w:rFonts w:ascii="Calibri" w:cs="Calibri" w:eastAsia="Calibri" w:hAnsi="Calibri"/>
           <w:b w:val="false"/>
           <w:bCs w:val="false"/>
+          <w:i w:val="false"/>
+          <w:iCs w:val="false"/>
           <w:color w:val="1B2027"/>
           <w:sz w:val="21"/>
           <w:szCs w:val="21"/>
@@ -7929,6 +8765,8 @@
           <w:rFonts w:ascii="Consolas" w:cs="Consolas" w:eastAsia="Consolas" w:hAnsi="Consolas"/>
           <w:b w:val="false"/>
           <w:bCs w:val="false"/>
+          <w:i w:val="false"/>
+          <w:iCs w:val="false"/>
           <w:color w:val="1B2027"/>
           <w:sz w:val="19"/>
           <w:szCs w:val="19"/>
@@ -7940,6 +8778,8 @@
           <w:rFonts w:ascii="Calibri" w:cs="Calibri" w:eastAsia="Calibri" w:hAnsi="Calibri"/>
           <w:b w:val="false"/>
           <w:bCs w:val="false"/>
+          <w:i w:val="false"/>
+          <w:iCs w:val="false"/>
           <w:color w:val="1B2027"/>
           <w:sz w:val="21"/>
           <w:szCs w:val="21"/>
@@ -7956,6 +8796,8 @@
           <w:rFonts w:ascii="Calibri" w:cs="Calibri" w:eastAsia="Calibri" w:hAnsi="Calibri"/>
           <w:b w:val="false"/>
           <w:bCs w:val="false"/>
+          <w:i w:val="false"/>
+          <w:iCs w:val="false"/>
           <w:color w:val="1B2027"/>
           <w:sz w:val="21"/>
           <w:szCs w:val="21"/>
@@ -7967,6 +8809,8 @@
           <w:rFonts w:ascii="Consolas" w:cs="Consolas" w:eastAsia="Consolas" w:hAnsi="Consolas"/>
           <w:b w:val="false"/>
           <w:bCs w:val="false"/>
+          <w:i w:val="false"/>
+          <w:iCs w:val="false"/>
           <w:color w:val="1B2027"/>
           <w:sz w:val="19"/>
           <w:szCs w:val="19"/>
@@ -7978,6 +8822,8 @@
           <w:rFonts w:ascii="Calibri" w:cs="Calibri" w:eastAsia="Calibri" w:hAnsi="Calibri"/>
           <w:b w:val="false"/>
           <w:bCs w:val="false"/>
+          <w:i w:val="false"/>
+          <w:iCs w:val="false"/>
           <w:color w:val="1B2027"/>
           <w:sz w:val="21"/>
           <w:szCs w:val="21"/>
@@ -7989,6 +8835,8 @@
           <w:rFonts w:ascii="Consolas" w:cs="Consolas" w:eastAsia="Consolas" w:hAnsi="Consolas"/>
           <w:b w:val="false"/>
           <w:bCs w:val="false"/>
+          <w:i w:val="false"/>
+          <w:iCs w:val="false"/>
           <w:color w:val="1B2027"/>
           <w:sz w:val="19"/>
           <w:szCs w:val="19"/>
@@ -8000,6 +8848,8 @@
           <w:rFonts w:ascii="Calibri" w:cs="Calibri" w:eastAsia="Calibri" w:hAnsi="Calibri"/>
           <w:b w:val="false"/>
           <w:bCs w:val="false"/>
+          <w:i w:val="false"/>
+          <w:iCs w:val="false"/>
           <w:color w:val="1B2027"/>
           <w:sz w:val="21"/>
           <w:szCs w:val="21"/>
@@ -8011,6 +8861,8 @@
           <w:rFonts w:ascii="Consolas" w:cs="Consolas" w:eastAsia="Consolas" w:hAnsi="Consolas"/>
           <w:b w:val="false"/>
           <w:bCs w:val="false"/>
+          <w:i w:val="false"/>
+          <w:iCs w:val="false"/>
           <w:color w:val="1B2027"/>
           <w:sz w:val="19"/>
           <w:szCs w:val="19"/>
@@ -8022,6 +8874,8 @@
           <w:rFonts w:ascii="Calibri" w:cs="Calibri" w:eastAsia="Calibri" w:hAnsi="Calibri"/>
           <w:b w:val="false"/>
           <w:bCs w:val="false"/>
+          <w:i w:val="false"/>
+          <w:iCs w:val="false"/>
           <w:color w:val="1B2027"/>
           <w:sz w:val="21"/>
           <w:szCs w:val="21"/>
@@ -8038,6 +8892,8 @@
           <w:rFonts w:ascii="Calibri" w:cs="Calibri" w:eastAsia="Calibri" w:hAnsi="Calibri"/>
           <w:b w:val="false"/>
           <w:bCs w:val="false"/>
+          <w:i w:val="false"/>
+          <w:iCs w:val="false"/>
           <w:color w:val="1B2027"/>
           <w:sz w:val="21"/>
           <w:szCs w:val="21"/>
@@ -8049,6 +8905,8 @@
           <w:rFonts w:ascii="Calibri" w:cs="Calibri" w:eastAsia="Calibri" w:hAnsi="Calibri"/>
           <w:b/>
           <w:bCs/>
+          <w:i w:val="false"/>
+          <w:iCs w:val="false"/>
           <w:color w:val="1B2027"/>
           <w:sz w:val="21"/>
           <w:szCs w:val="21"/>
@@ -8060,6 +8918,8 @@
           <w:rFonts w:ascii="Calibri" w:cs="Calibri" w:eastAsia="Calibri" w:hAnsi="Calibri"/>
           <w:b w:val="false"/>
           <w:bCs w:val="false"/>
+          <w:i w:val="false"/>
+          <w:iCs w:val="false"/>
           <w:color w:val="1B2027"/>
           <w:sz w:val="21"/>
           <w:szCs w:val="21"/>
@@ -8093,6 +8953,8 @@
           <w:rFonts w:ascii="Calibri" w:cs="Calibri" w:eastAsia="Calibri" w:hAnsi="Calibri"/>
           <w:b w:val="false"/>
           <w:bCs w:val="false"/>
+          <w:i w:val="false"/>
+          <w:iCs w:val="false"/>
           <w:color w:val="1B2027"/>
           <w:sz w:val="21"/>
           <w:szCs w:val="21"/>
@@ -8104,6 +8966,8 @@
           <w:rFonts w:ascii="Calibri" w:cs="Calibri" w:eastAsia="Calibri" w:hAnsi="Calibri"/>
           <w:b/>
           <w:bCs/>
+          <w:i w:val="false"/>
+          <w:iCs w:val="false"/>
           <w:color w:val="1B2027"/>
           <w:sz w:val="21"/>
           <w:szCs w:val="21"/>
@@ -8115,6 +8979,8 @@
           <w:rFonts w:ascii="Calibri" w:cs="Calibri" w:eastAsia="Calibri" w:hAnsi="Calibri"/>
           <w:b w:val="false"/>
           <w:bCs w:val="false"/>
+          <w:i w:val="false"/>
+          <w:iCs w:val="false"/>
           <w:color w:val="1B2027"/>
           <w:sz w:val="21"/>
           <w:szCs w:val="21"/>
@@ -8169,6 +9035,8 @@
                 <w:rFonts w:ascii="Calibri" w:cs="Calibri" w:eastAsia="Calibri" w:hAnsi="Calibri"/>
                 <w:b/>
                 <w:bCs/>
+                <w:i w:val="false"/>
+                <w:iCs w:val="false"/>
                 <w:color w:val="1B2027"/>
                 <w:sz w:val="19"/>
                 <w:szCs w:val="19"/>
@@ -8203,6 +9071,8 @@
                 <w:rFonts w:ascii="Calibri" w:cs="Calibri" w:eastAsia="Calibri" w:hAnsi="Calibri"/>
                 <w:b/>
                 <w:bCs/>
+                <w:i w:val="false"/>
+                <w:iCs w:val="false"/>
                 <w:color w:val="1B2027"/>
                 <w:sz w:val="19"/>
                 <w:szCs w:val="19"/>
@@ -8237,6 +9107,8 @@
                 <w:rFonts w:ascii="Calibri" w:cs="Calibri" w:eastAsia="Calibri" w:hAnsi="Calibri"/>
                 <w:b/>
                 <w:bCs/>
+                <w:i w:val="false"/>
+                <w:iCs w:val="false"/>
                 <w:color w:val="1B2027"/>
                 <w:sz w:val="19"/>
                 <w:szCs w:val="19"/>
@@ -8272,6 +9144,8 @@
                 <w:rFonts w:ascii="Calibri" w:cs="Calibri" w:eastAsia="Calibri" w:hAnsi="Calibri"/>
                 <w:b w:val="false"/>
                 <w:bCs w:val="false"/>
+                <w:i w:val="false"/>
+                <w:iCs w:val="false"/>
                 <w:color w:val="1B2027"/>
                 <w:sz w:val="19"/>
                 <w:szCs w:val="19"/>
@@ -8305,6 +9179,8 @@
                 <w:rFonts w:ascii="Calibri" w:cs="Calibri" w:eastAsia="Calibri" w:hAnsi="Calibri"/>
                 <w:b w:val="false"/>
                 <w:bCs w:val="false"/>
+                <w:i w:val="false"/>
+                <w:iCs w:val="false"/>
                 <w:color w:val="1B2027"/>
                 <w:sz w:val="19"/>
                 <w:szCs w:val="19"/>
@@ -8338,6 +9214,8 @@
                 <w:rFonts w:ascii="Calibri" w:cs="Calibri" w:eastAsia="Calibri" w:hAnsi="Calibri"/>
                 <w:b w:val="false"/>
                 <w:bCs w:val="false"/>
+                <w:i w:val="false"/>
+                <w:iCs w:val="false"/>
                 <w:color w:val="1B2027"/>
                 <w:sz w:val="19"/>
                 <w:szCs w:val="19"/>
@@ -8373,6 +9251,8 @@
                 <w:rFonts w:ascii="Calibri" w:cs="Calibri" w:eastAsia="Calibri" w:hAnsi="Calibri"/>
                 <w:b w:val="false"/>
                 <w:bCs w:val="false"/>
+                <w:i w:val="false"/>
+                <w:iCs w:val="false"/>
                 <w:color w:val="1B2027"/>
                 <w:sz w:val="19"/>
                 <w:szCs w:val="19"/>
@@ -8406,6 +9286,8 @@
                 <w:rFonts w:ascii="Calibri" w:cs="Calibri" w:eastAsia="Calibri" w:hAnsi="Calibri"/>
                 <w:b w:val="false"/>
                 <w:bCs w:val="false"/>
+                <w:i w:val="false"/>
+                <w:iCs w:val="false"/>
                 <w:color w:val="1B2027"/>
                 <w:sz w:val="19"/>
                 <w:szCs w:val="19"/>
@@ -8439,6 +9321,8 @@
                 <w:rFonts w:ascii="Calibri" w:cs="Calibri" w:eastAsia="Calibri" w:hAnsi="Calibri"/>
                 <w:b w:val="false"/>
                 <w:bCs w:val="false"/>
+                <w:i w:val="false"/>
+                <w:iCs w:val="false"/>
                 <w:color w:val="1B2027"/>
                 <w:sz w:val="19"/>
                 <w:szCs w:val="19"/>
@@ -8474,6 +9358,8 @@
                 <w:rFonts w:ascii="Calibri" w:cs="Calibri" w:eastAsia="Calibri" w:hAnsi="Calibri"/>
                 <w:b w:val="false"/>
                 <w:bCs w:val="false"/>
+                <w:i w:val="false"/>
+                <w:iCs w:val="false"/>
                 <w:color w:val="1B2027"/>
                 <w:sz w:val="19"/>
                 <w:szCs w:val="19"/>
@@ -8507,6 +9393,8 @@
                 <w:rFonts w:ascii="Calibri" w:cs="Calibri" w:eastAsia="Calibri" w:hAnsi="Calibri"/>
                 <w:b w:val="false"/>
                 <w:bCs w:val="false"/>
+                <w:i w:val="false"/>
+                <w:iCs w:val="false"/>
                 <w:color w:val="1B2027"/>
                 <w:sz w:val="19"/>
                 <w:szCs w:val="19"/>
@@ -8541,6 +9429,8 @@
                 <w:rFonts w:ascii="Calibri" w:cs="Calibri" w:eastAsia="Calibri" w:hAnsi="Calibri"/>
                 <w:b w:val="false"/>
                 <w:bCs w:val="false"/>
+                <w:i w:val="false"/>
+                <w:iCs w:val="false"/>
                 <w:color w:val="1B2027"/>
                 <w:sz w:val="19"/>
                 <w:szCs w:val="19"/>
@@ -8552,6 +9442,8 @@
                 <w:rFonts w:ascii="Consolas" w:cs="Consolas" w:eastAsia="Consolas" w:hAnsi="Consolas"/>
                 <w:b w:val="false"/>
                 <w:bCs w:val="false"/>
+                <w:i w:val="false"/>
+                <w:iCs w:val="false"/>
                 <w:color w:val="1B2027"/>
                 <w:sz w:val="17"/>
                 <w:szCs w:val="17"/>
@@ -8563,6 +9455,8 @@
                 <w:rFonts w:ascii="Calibri" w:cs="Calibri" w:eastAsia="Calibri" w:hAnsi="Calibri"/>
                 <w:b w:val="false"/>
                 <w:bCs w:val="false"/>
+                <w:i w:val="false"/>
+                <w:iCs w:val="false"/>
                 <w:color w:val="1B2027"/>
                 <w:sz w:val="19"/>
                 <w:szCs w:val="19"/>
@@ -8598,6 +9492,8 @@
                 <w:rFonts w:ascii="Calibri" w:cs="Calibri" w:eastAsia="Calibri" w:hAnsi="Calibri"/>
                 <w:b w:val="false"/>
                 <w:bCs w:val="false"/>
+                <w:i w:val="false"/>
+                <w:iCs w:val="false"/>
                 <w:color w:val="1B2027"/>
                 <w:sz w:val="19"/>
                 <w:szCs w:val="19"/>
@@ -8631,6 +9527,8 @@
                 <w:rFonts w:ascii="Calibri" w:cs="Calibri" w:eastAsia="Calibri" w:hAnsi="Calibri"/>
                 <w:b w:val="false"/>
                 <w:bCs w:val="false"/>
+                <w:i w:val="false"/>
+                <w:iCs w:val="false"/>
                 <w:color w:val="1B2027"/>
                 <w:sz w:val="19"/>
                 <w:szCs w:val="19"/>
@@ -8664,6 +9562,8 @@
                 <w:rFonts w:ascii="Calibri" w:cs="Calibri" w:eastAsia="Calibri" w:hAnsi="Calibri"/>
                 <w:b w:val="false"/>
                 <w:bCs w:val="false"/>
+                <w:i w:val="false"/>
+                <w:iCs w:val="false"/>
                 <w:color w:val="1B2027"/>
                 <w:sz w:val="19"/>
                 <w:szCs w:val="19"/>
@@ -8699,6 +9599,8 @@
                 <w:rFonts w:ascii="Calibri" w:cs="Calibri" w:eastAsia="Calibri" w:hAnsi="Calibri"/>
                 <w:b w:val="false"/>
                 <w:bCs w:val="false"/>
+                <w:i w:val="false"/>
+                <w:iCs w:val="false"/>
                 <w:color w:val="1B2027"/>
                 <w:sz w:val="19"/>
                 <w:szCs w:val="19"/>
@@ -8732,6 +9634,8 @@
                 <w:rFonts w:ascii="Calibri" w:cs="Calibri" w:eastAsia="Calibri" w:hAnsi="Calibri"/>
                 <w:b w:val="false"/>
                 <w:bCs w:val="false"/>
+                <w:i w:val="false"/>
+                <w:iCs w:val="false"/>
                 <w:color w:val="1B2027"/>
                 <w:sz w:val="19"/>
                 <w:szCs w:val="19"/>
@@ -8765,6 +9669,8 @@
                 <w:rFonts w:ascii="Calibri" w:cs="Calibri" w:eastAsia="Calibri" w:hAnsi="Calibri"/>
                 <w:b w:val="false"/>
                 <w:bCs w:val="false"/>
+                <w:i w:val="false"/>
+                <w:iCs w:val="false"/>
                 <w:color w:val="1B2027"/>
                 <w:sz w:val="19"/>
                 <w:szCs w:val="19"/>
@@ -8800,6 +9706,8 @@
                 <w:rFonts w:ascii="Calibri" w:cs="Calibri" w:eastAsia="Calibri" w:hAnsi="Calibri"/>
                 <w:b w:val="false"/>
                 <w:bCs w:val="false"/>
+                <w:i w:val="false"/>
+                <w:iCs w:val="false"/>
                 <w:color w:val="1B2027"/>
                 <w:sz w:val="19"/>
                 <w:szCs w:val="19"/>
@@ -8833,6 +9741,8 @@
                 <w:rFonts w:ascii="Calibri" w:cs="Calibri" w:eastAsia="Calibri" w:hAnsi="Calibri"/>
                 <w:b w:val="false"/>
                 <w:bCs w:val="false"/>
+                <w:i w:val="false"/>
+                <w:iCs w:val="false"/>
                 <w:color w:val="1B2027"/>
                 <w:sz w:val="19"/>
                 <w:szCs w:val="19"/>
@@ -8867,6 +9777,8 @@
                 <w:rFonts w:ascii="Calibri" w:cs="Calibri" w:eastAsia="Calibri" w:hAnsi="Calibri"/>
                 <w:b w:val="false"/>
                 <w:bCs w:val="false"/>
+                <w:i w:val="false"/>
+                <w:iCs w:val="false"/>
                 <w:color w:val="1B2027"/>
                 <w:sz w:val="19"/>
                 <w:szCs w:val="19"/>
@@ -8902,6 +9814,8 @@
                 <w:rFonts w:ascii="Calibri" w:cs="Calibri" w:eastAsia="Calibri" w:hAnsi="Calibri"/>
                 <w:b w:val="false"/>
                 <w:bCs w:val="false"/>
+                <w:i w:val="false"/>
+                <w:iCs w:val="false"/>
                 <w:color w:val="1B2027"/>
                 <w:sz w:val="19"/>
                 <w:szCs w:val="19"/>
@@ -8935,6 +9849,8 @@
                 <w:rFonts w:ascii="Calibri" w:cs="Calibri" w:eastAsia="Calibri" w:hAnsi="Calibri"/>
                 <w:b w:val="false"/>
                 <w:bCs w:val="false"/>
+                <w:i w:val="false"/>
+                <w:iCs w:val="false"/>
                 <w:color w:val="1B2027"/>
                 <w:sz w:val="19"/>
                 <w:szCs w:val="19"/>
@@ -8968,6 +9884,8 @@
                 <w:rFonts w:ascii="Calibri" w:cs="Calibri" w:eastAsia="Calibri" w:hAnsi="Calibri"/>
                 <w:b w:val="false"/>
                 <w:bCs w:val="false"/>
+                <w:i w:val="false"/>
+                <w:iCs w:val="false"/>
                 <w:color w:val="1B2027"/>
                 <w:sz w:val="19"/>
                 <w:szCs w:val="19"/>
@@ -9003,6 +9921,8 @@
                 <w:rFonts w:ascii="Calibri" w:cs="Calibri" w:eastAsia="Calibri" w:hAnsi="Calibri"/>
                 <w:b w:val="false"/>
                 <w:bCs w:val="false"/>
+                <w:i w:val="false"/>
+                <w:iCs w:val="false"/>
                 <w:color w:val="1B2027"/>
                 <w:sz w:val="19"/>
                 <w:szCs w:val="19"/>
@@ -9036,6 +9956,8 @@
                 <w:rFonts w:ascii="Calibri" w:cs="Calibri" w:eastAsia="Calibri" w:hAnsi="Calibri"/>
                 <w:b w:val="false"/>
                 <w:bCs w:val="false"/>
+                <w:i w:val="false"/>
+                <w:iCs w:val="false"/>
                 <w:color w:val="1B2027"/>
                 <w:sz w:val="19"/>
                 <w:szCs w:val="19"/>
@@ -9070,6 +9992,8 @@
                 <w:rFonts w:ascii="Calibri" w:cs="Calibri" w:eastAsia="Calibri" w:hAnsi="Calibri"/>
                 <w:b w:val="false"/>
                 <w:bCs w:val="false"/>
+                <w:i w:val="false"/>
+                <w:iCs w:val="false"/>
                 <w:color w:val="1B2027"/>
                 <w:sz w:val="19"/>
                 <w:szCs w:val="19"/>
@@ -9089,6 +10013,8 @@
           <w:rFonts w:ascii="Calibri" w:cs="Calibri" w:eastAsia="Calibri" w:hAnsi="Calibri"/>
           <w:b w:val="false"/>
           <w:bCs w:val="false"/>
+          <w:i w:val="false"/>
+          <w:iCs w:val="false"/>
           <w:color w:val="5F6875"/>
           <w:sz w:val="17"/>
           <w:szCs w:val="17"/>
@@ -9110,6 +10036,8 @@
           <w:rFonts w:ascii="Calibri" w:cs="Calibri" w:eastAsia="Calibri" w:hAnsi="Calibri"/>
           <w:b/>
           <w:bCs/>
+          <w:i w:val="false"/>
+          <w:iCs w:val="false"/>
           <w:color w:val="1B2027"/>
           <w:sz w:val="21"/>
           <w:szCs w:val="21"/>
@@ -9121,6 +10049,8 @@
           <w:rFonts w:ascii="Consolas" w:cs="Consolas" w:eastAsia="Consolas" w:hAnsi="Consolas"/>
           <w:b/>
           <w:bCs/>
+          <w:i w:val="false"/>
+          <w:iCs w:val="false"/>
           <w:color w:val="1B2027"/>
           <w:sz w:val="19"/>
           <w:szCs w:val="19"/>
@@ -9132,6 +10062,8 @@
           <w:rFonts w:ascii="Calibri" w:cs="Calibri" w:eastAsia="Calibri" w:hAnsi="Calibri"/>
           <w:b/>
           <w:bCs/>
+          <w:i w:val="false"/>
+          <w:iCs w:val="false"/>
           <w:color w:val="1B2027"/>
           <w:sz w:val="21"/>
           <w:szCs w:val="21"/>
@@ -9143,6 +10075,8 @@
           <w:rFonts w:ascii="Calibri" w:cs="Calibri" w:eastAsia="Calibri" w:hAnsi="Calibri"/>
           <w:b w:val="false"/>
           <w:bCs w:val="false"/>
+          <w:i w:val="false"/>
+          <w:iCs w:val="false"/>
           <w:color w:val="1B2027"/>
           <w:sz w:val="21"/>
           <w:szCs w:val="21"/>
@@ -9154,6 +10088,8 @@
           <w:rFonts w:ascii="Consolas" w:cs="Consolas" w:eastAsia="Consolas" w:hAnsi="Consolas"/>
           <w:b w:val="false"/>
           <w:bCs w:val="false"/>
+          <w:i w:val="false"/>
+          <w:iCs w:val="false"/>
           <w:color w:val="1B2027"/>
           <w:sz w:val="19"/>
           <w:szCs w:val="19"/>
@@ -9165,6 +10101,8 @@
           <w:rFonts w:ascii="Calibri" w:cs="Calibri" w:eastAsia="Calibri" w:hAnsi="Calibri"/>
           <w:b w:val="false"/>
           <w:bCs w:val="false"/>
+          <w:i w:val="false"/>
+          <w:iCs w:val="false"/>
           <w:color w:val="1B2027"/>
           <w:sz w:val="21"/>
           <w:szCs w:val="21"/>
@@ -9181,6 +10119,8 @@
           <w:rFonts w:ascii="Calibri" w:cs="Calibri" w:eastAsia="Calibri" w:hAnsi="Calibri"/>
           <w:b w:val="false"/>
           <w:bCs w:val="false"/>
+          <w:i w:val="false"/>
+          <w:iCs w:val="false"/>
           <w:color w:val="1B2027"/>
           <w:sz w:val="21"/>
           <w:szCs w:val="21"/>
@@ -9192,6 +10132,8 @@
           <w:rFonts w:ascii="Calibri" w:cs="Calibri" w:eastAsia="Calibri" w:hAnsi="Calibri"/>
           <w:b/>
           <w:bCs/>
+          <w:i w:val="false"/>
+          <w:iCs w:val="false"/>
           <w:color w:val="1B2027"/>
           <w:sz w:val="21"/>
           <w:szCs w:val="21"/>
@@ -9203,6 +10145,8 @@
           <w:rFonts w:ascii="Calibri" w:cs="Calibri" w:eastAsia="Calibri" w:hAnsi="Calibri"/>
           <w:b w:val="false"/>
           <w:bCs w:val="false"/>
+          <w:i w:val="false"/>
+          <w:iCs w:val="false"/>
           <w:color w:val="1B2027"/>
           <w:sz w:val="21"/>
           <w:szCs w:val="21"/>
@@ -9214,6 +10158,8 @@
           <w:rFonts w:ascii="Consolas" w:cs="Consolas" w:eastAsia="Consolas" w:hAnsi="Consolas"/>
           <w:b w:val="false"/>
           <w:bCs w:val="false"/>
+          <w:i w:val="false"/>
+          <w:iCs w:val="false"/>
           <w:color w:val="1B2027"/>
           <w:sz w:val="19"/>
           <w:szCs w:val="19"/>
@@ -9225,6 +10171,8 @@
           <w:rFonts w:ascii="Calibri" w:cs="Calibri" w:eastAsia="Calibri" w:hAnsi="Calibri"/>
           <w:b w:val="false"/>
           <w:bCs w:val="false"/>
+          <w:i w:val="false"/>
+          <w:iCs w:val="false"/>
           <w:color w:val="1B2027"/>
           <w:sz w:val="21"/>
           <w:szCs w:val="21"/>
@@ -9236,6 +10184,8 @@
           <w:rFonts w:ascii="Consolas" w:cs="Consolas" w:eastAsia="Consolas" w:hAnsi="Consolas"/>
           <w:b w:val="false"/>
           <w:bCs w:val="false"/>
+          <w:i w:val="false"/>
+          <w:iCs w:val="false"/>
           <w:color w:val="1B2027"/>
           <w:sz w:val="19"/>
           <w:szCs w:val="19"/>
@@ -9247,6 +10197,8 @@
           <w:rFonts w:ascii="Calibri" w:cs="Calibri" w:eastAsia="Calibri" w:hAnsi="Calibri"/>
           <w:b w:val="false"/>
           <w:bCs w:val="false"/>
+          <w:i w:val="false"/>
+          <w:iCs w:val="false"/>
           <w:color w:val="1B2027"/>
           <w:sz w:val="21"/>
           <w:szCs w:val="21"/>
@@ -9258,6 +10210,8 @@
           <w:rFonts w:ascii="Consolas" w:cs="Consolas" w:eastAsia="Consolas" w:hAnsi="Consolas"/>
           <w:b w:val="false"/>
           <w:bCs w:val="false"/>
+          <w:i w:val="false"/>
+          <w:iCs w:val="false"/>
           <w:color w:val="1B2027"/>
           <w:sz w:val="19"/>
           <w:szCs w:val="19"/>
@@ -9269,6 +10223,8 @@
           <w:rFonts w:ascii="Calibri" w:cs="Calibri" w:eastAsia="Calibri" w:hAnsi="Calibri"/>
           <w:b w:val="false"/>
           <w:bCs w:val="false"/>
+          <w:i w:val="false"/>
+          <w:iCs w:val="false"/>
           <w:color w:val="1B2027"/>
           <w:sz w:val="21"/>
           <w:szCs w:val="21"/>
@@ -9280,6 +10236,8 @@
           <w:rFonts w:ascii="Consolas" w:cs="Consolas" w:eastAsia="Consolas" w:hAnsi="Consolas"/>
           <w:b w:val="false"/>
           <w:bCs w:val="false"/>
+          <w:i w:val="false"/>
+          <w:iCs w:val="false"/>
           <w:color w:val="1B2027"/>
           <w:sz w:val="19"/>
           <w:szCs w:val="19"/>
@@ -9291,6 +10249,8 @@
           <w:rFonts w:ascii="Calibri" w:cs="Calibri" w:eastAsia="Calibri" w:hAnsi="Calibri"/>
           <w:b w:val="false"/>
           <w:bCs w:val="false"/>
+          <w:i w:val="false"/>
+          <w:iCs w:val="false"/>
           <w:color w:val="1B2027"/>
           <w:sz w:val="21"/>
           <w:szCs w:val="21"/>
@@ -9302,6 +10262,8 @@
           <w:rFonts w:ascii="Consolas" w:cs="Consolas" w:eastAsia="Consolas" w:hAnsi="Consolas"/>
           <w:b w:val="false"/>
           <w:bCs w:val="false"/>
+          <w:i w:val="false"/>
+          <w:iCs w:val="false"/>
           <w:color w:val="1B2027"/>
           <w:sz w:val="19"/>
           <w:szCs w:val="19"/>
@@ -9313,6 +10275,8 @@
           <w:rFonts w:ascii="Calibri" w:cs="Calibri" w:eastAsia="Calibri" w:hAnsi="Calibri"/>
           <w:b w:val="false"/>
           <w:bCs w:val="false"/>
+          <w:i w:val="false"/>
+          <w:iCs w:val="false"/>
           <w:color w:val="1B2027"/>
           <w:sz w:val="21"/>
           <w:szCs w:val="21"/>
@@ -9324,6 +10288,8 @@
           <w:rFonts w:ascii="Calibri" w:cs="Calibri" w:eastAsia="Calibri" w:hAnsi="Calibri"/>
           <w:b/>
           <w:bCs/>
+          <w:i w:val="false"/>
+          <w:iCs w:val="false"/>
           <w:color w:val="1B2027"/>
           <w:sz w:val="21"/>
           <w:szCs w:val="21"/>
@@ -9335,6 +10301,8 @@
           <w:rFonts w:ascii="Calibri" w:cs="Calibri" w:eastAsia="Calibri" w:hAnsi="Calibri"/>
           <w:b w:val="false"/>
           <w:bCs w:val="false"/>
+          <w:i w:val="false"/>
+          <w:iCs w:val="false"/>
           <w:color w:val="1B2027"/>
           <w:sz w:val="21"/>
           <w:szCs w:val="21"/>
@@ -9346,6 +10314,8 @@
           <w:rFonts w:ascii="Consolas" w:cs="Consolas" w:eastAsia="Consolas" w:hAnsi="Consolas"/>
           <w:b w:val="false"/>
           <w:bCs w:val="false"/>
+          <w:i w:val="false"/>
+          <w:iCs w:val="false"/>
           <w:color w:val="1B2027"/>
           <w:sz w:val="19"/>
           <w:szCs w:val="19"/>
@@ -9357,6 +10327,8 @@
           <w:rFonts w:ascii="Calibri" w:cs="Calibri" w:eastAsia="Calibri" w:hAnsi="Calibri"/>
           <w:b w:val="false"/>
           <w:bCs w:val="false"/>
+          <w:i w:val="false"/>
+          <w:iCs w:val="false"/>
           <w:color w:val="1B2027"/>
           <w:sz w:val="21"/>
           <w:szCs w:val="21"/>
@@ -9373,6 +10345,8 @@
           <w:rFonts w:ascii="Calibri" w:cs="Calibri" w:eastAsia="Calibri" w:hAnsi="Calibri"/>
           <w:b w:val="false"/>
           <w:bCs w:val="false"/>
+          <w:i w:val="false"/>
+          <w:iCs w:val="false"/>
           <w:color w:val="1B2027"/>
           <w:sz w:val="21"/>
           <w:szCs w:val="21"/>
@@ -9384,6 +10358,8 @@
           <w:rFonts w:ascii="Consolas" w:cs="Consolas" w:eastAsia="Consolas" w:hAnsi="Consolas"/>
           <w:b w:val="false"/>
           <w:bCs w:val="false"/>
+          <w:i w:val="false"/>
+          <w:iCs w:val="false"/>
           <w:color w:val="1B2027"/>
           <w:sz w:val="19"/>
           <w:szCs w:val="19"/>
@@ -9395,6 +10371,8 @@
           <w:rFonts w:ascii="Calibri" w:cs="Calibri" w:eastAsia="Calibri" w:hAnsi="Calibri"/>
           <w:b w:val="false"/>
           <w:bCs w:val="false"/>
+          <w:i w:val="false"/>
+          <w:iCs w:val="false"/>
           <w:color w:val="1B2027"/>
           <w:sz w:val="21"/>
           <w:szCs w:val="21"/>
@@ -9428,6 +10406,8 @@
           <w:rFonts w:ascii="Calibri" w:cs="Calibri" w:eastAsia="Calibri" w:hAnsi="Calibri"/>
           <w:b w:val="false"/>
           <w:bCs w:val="false"/>
+          <w:i w:val="false"/>
+          <w:iCs w:val="false"/>
           <w:color w:val="1B2027"/>
           <w:sz w:val="21"/>
           <w:szCs w:val="21"/>
@@ -9439,6 +10419,8 @@
           <w:rFonts w:ascii="Consolas" w:cs="Consolas" w:eastAsia="Consolas" w:hAnsi="Consolas"/>
           <w:b w:val="false"/>
           <w:bCs w:val="false"/>
+          <w:i w:val="false"/>
+          <w:iCs w:val="false"/>
           <w:color w:val="1B2027"/>
           <w:sz w:val="19"/>
           <w:szCs w:val="19"/>
@@ -9450,11 +10432,39 @@
           <w:rFonts w:ascii="Calibri" w:cs="Calibri" w:eastAsia="Calibri" w:hAnsi="Calibri"/>
           <w:b w:val="false"/>
           <w:bCs w:val="false"/>
-          <w:color w:val="1B2027"/>
-          <w:sz w:val="21"/>
-          <w:szCs w:val="21"/>
-        </w:rPr>
-        <w:t xml:space="preserve"> still keys a markup’s author to a row in our user table — integrating through *that* API would mean shadow-provisioning your users into our database, a data-protection conversation before it is an engineering one. The embed never reaches it.</w:t>
+          <w:i w:val="false"/>
+          <w:iCs w:val="false"/>
+          <w:color w:val="1B2027"/>
+          <w:sz w:val="21"/>
+          <w:szCs w:val="21"/>
+        </w:rPr>
+        <w:t xml:space="preserve"> still keys a markup’s author to a row in our user table — integrating through </w:t>
+      </w:r>
+      <w:r>
+        <w:rPr>
+          <w:rFonts w:ascii="Calibri" w:cs="Calibri" w:eastAsia="Calibri" w:hAnsi="Calibri"/>
+          <w:b w:val="false"/>
+          <w:bCs w:val="false"/>
+          <w:i/>
+          <w:iCs/>
+          <w:color w:val="1B2027"/>
+          <w:sz w:val="21"/>
+          <w:szCs w:val="21"/>
+        </w:rPr>
+        <w:t xml:space="preserve">that</w:t>
+      </w:r>
+      <w:r>
+        <w:rPr>
+          <w:rFonts w:ascii="Calibri" w:cs="Calibri" w:eastAsia="Calibri" w:hAnsi="Calibri"/>
+          <w:b w:val="false"/>
+          <w:bCs w:val="false"/>
+          <w:i w:val="false"/>
+          <w:iCs w:val="false"/>
+          <w:color w:val="1B2027"/>
+          <w:sz w:val="21"/>
+          <w:szCs w:val="21"/>
+        </w:rPr>
+        <w:t xml:space="preserve"> API would mean shadow-provisioning your users into our database, a data-protection conversation before it is an engineering one. The embed never reaches it.</w:t>
       </w:r>
     </w:p>
     <w:tbl>
@@ -9504,6 +10514,8 @@
                 <w:rFonts w:ascii="Calibri" w:cs="Calibri" w:eastAsia="Calibri" w:hAnsi="Calibri"/>
                 <w:b/>
                 <w:bCs/>
+                <w:i w:val="false"/>
+                <w:iCs w:val="false"/>
                 <w:color w:val="C4342A"/>
                 <w:sz w:val="19"/>
                 <w:szCs w:val="19"/>
@@ -9539,6 +10551,8 @@
                 <w:rFonts w:ascii="Calibri" w:cs="Calibri" w:eastAsia="Calibri" w:hAnsi="Calibri"/>
                 <w:b/>
                 <w:bCs/>
+                <w:i w:val="false"/>
+                <w:iCs w:val="false"/>
                 <w:color w:val="0F7A83"/>
                 <w:sz w:val="19"/>
                 <w:szCs w:val="19"/>
@@ -9576,6 +10590,8 @@
                 <w:rFonts w:ascii="Calibri" w:cs="Calibri" w:eastAsia="Calibri" w:hAnsi="Calibri"/>
                 <w:b w:val="false"/>
                 <w:bCs w:val="false"/>
+                <w:i w:val="false"/>
+                <w:iCs w:val="false"/>
                 <w:color w:val="1B2027"/>
                 <w:sz w:val="19"/>
                 <w:szCs w:val="19"/>
@@ -9593,6 +10609,8 @@
                 <w:rFonts w:ascii="Calibri" w:cs="Calibri" w:eastAsia="Calibri" w:hAnsi="Calibri"/>
                 <w:b w:val="false"/>
                 <w:bCs w:val="false"/>
+                <w:i w:val="false"/>
+                <w:iCs w:val="false"/>
                 <w:color w:val="1B2027"/>
                 <w:sz w:val="19"/>
                 <w:szCs w:val="19"/>
@@ -9628,6 +10646,8 @@
                 <w:rFonts w:ascii="Calibri" w:cs="Calibri" w:eastAsia="Calibri" w:hAnsi="Calibri"/>
                 <w:b w:val="false"/>
                 <w:bCs w:val="false"/>
+                <w:i w:val="false"/>
+                <w:iCs w:val="false"/>
                 <w:color w:val="1B2027"/>
                 <w:sz w:val="19"/>
                 <w:szCs w:val="19"/>
@@ -9645,6 +10665,8 @@
                 <w:rFonts w:ascii="Calibri" w:cs="Calibri" w:eastAsia="Calibri" w:hAnsi="Calibri"/>
                 <w:b w:val="false"/>
                 <w:bCs w:val="false"/>
+                <w:i w:val="false"/>
+                <w:iCs w:val="false"/>
                 <w:color w:val="1B2027"/>
                 <w:sz w:val="19"/>
                 <w:szCs w:val="19"/>
@@ -9681,6 +10703,8 @@
                 <w:rFonts w:ascii="Calibri" w:cs="Calibri" w:eastAsia="Calibri" w:hAnsi="Calibri"/>
                 <w:b/>
                 <w:bCs/>
+                <w:i w:val="false"/>
+                <w:iCs w:val="false"/>
                 <w:color w:val="C4342A"/>
                 <w:sz w:val="19"/>
                 <w:szCs w:val="19"/>
@@ -9715,6 +10739,8 @@
                 <w:rFonts w:ascii="Calibri" w:cs="Calibri" w:eastAsia="Calibri" w:hAnsi="Calibri"/>
                 <w:b/>
                 <w:bCs/>
+                <w:i w:val="false"/>
+                <w:iCs w:val="false"/>
                 <w:color w:val="0F7A83"/>
                 <w:sz w:val="19"/>
                 <w:szCs w:val="19"/>
@@ -9751,6 +10777,8 @@
                 <w:rFonts w:ascii="Calibri" w:cs="Calibri" w:eastAsia="Calibri" w:hAnsi="Calibri"/>
                 <w:b w:val="false"/>
                 <w:bCs w:val="false"/>
+                <w:i w:val="false"/>
+                <w:iCs w:val="false"/>
                 <w:color w:val="1B2027"/>
                 <w:sz w:val="19"/>
                 <w:szCs w:val="19"/>
@@ -9768,6 +10796,8 @@
                 <w:rFonts w:ascii="Calibri" w:cs="Calibri" w:eastAsia="Calibri" w:hAnsi="Calibri"/>
                 <w:b w:val="false"/>
                 <w:bCs w:val="false"/>
+                <w:i w:val="false"/>
+                <w:iCs w:val="false"/>
                 <w:color w:val="1B2027"/>
                 <w:sz w:val="19"/>
                 <w:szCs w:val="19"/>
@@ -9802,6 +10832,8 @@
                 <w:rFonts w:ascii="Calibri" w:cs="Calibri" w:eastAsia="Calibri" w:hAnsi="Calibri"/>
                 <w:b w:val="false"/>
                 <w:bCs w:val="false"/>
+                <w:i w:val="false"/>
+                <w:iCs w:val="false"/>
                 <w:color w:val="1B2027"/>
                 <w:sz w:val="19"/>
                 <w:szCs w:val="19"/>
@@ -9819,6 +10851,8 @@
                 <w:rFonts w:ascii="Calibri" w:cs="Calibri" w:eastAsia="Calibri" w:hAnsi="Calibri"/>
                 <w:b w:val="false"/>
                 <w:bCs w:val="false"/>
+                <w:i w:val="false"/>
+                <w:iCs w:val="false"/>
                 <w:color w:val="1B2027"/>
                 <w:sz w:val="19"/>
                 <w:szCs w:val="19"/>
@@ -9855,6 +10889,8 @@
                 <w:rFonts w:ascii="Calibri" w:cs="Calibri" w:eastAsia="Calibri" w:hAnsi="Calibri"/>
                 <w:b/>
                 <w:bCs/>
+                <w:i w:val="false"/>
+                <w:iCs w:val="false"/>
                 <w:color w:val="C4342A"/>
                 <w:sz w:val="19"/>
                 <w:szCs w:val="19"/>
@@ -9889,6 +10925,8 @@
                 <w:rFonts w:ascii="Calibri" w:cs="Calibri" w:eastAsia="Calibri" w:hAnsi="Calibri"/>
                 <w:b/>
                 <w:bCs/>
+                <w:i w:val="false"/>
+                <w:iCs w:val="false"/>
                 <w:color w:val="0F7A83"/>
                 <w:sz w:val="19"/>
                 <w:szCs w:val="19"/>
@@ -9926,6 +10964,8 @@
                 <w:rFonts w:ascii="Calibri" w:cs="Calibri" w:eastAsia="Calibri" w:hAnsi="Calibri"/>
                 <w:b w:val="false"/>
                 <w:bCs w:val="false"/>
+                <w:i w:val="false"/>
+                <w:iCs w:val="false"/>
                 <w:color w:val="C4342A"/>
                 <w:sz w:val="19"/>
                 <w:szCs w:val="19"/>
@@ -9943,6 +10983,8 @@
                 <w:rFonts w:ascii="Calibri" w:cs="Calibri" w:eastAsia="Calibri" w:hAnsi="Calibri"/>
                 <w:b w:val="false"/>
                 <w:bCs w:val="false"/>
+                <w:i w:val="false"/>
+                <w:iCs w:val="false"/>
                 <w:color w:val="C4342A"/>
                 <w:sz w:val="19"/>
                 <w:szCs w:val="19"/>
@@ -9978,6 +11020,8 @@
                 <w:rFonts w:ascii="Calibri" w:cs="Calibri" w:eastAsia="Calibri" w:hAnsi="Calibri"/>
                 <w:b w:val="false"/>
                 <w:bCs w:val="false"/>
+                <w:i w:val="false"/>
+                <w:iCs w:val="false"/>
                 <w:color w:val="0F7A83"/>
                 <w:sz w:val="19"/>
                 <w:szCs w:val="19"/>
@@ -9995,6 +11039,8 @@
                 <w:rFonts w:ascii="Calibri" w:cs="Calibri" w:eastAsia="Calibri" w:hAnsi="Calibri"/>
                 <w:b w:val="false"/>
                 <w:bCs w:val="false"/>
+                <w:i w:val="false"/>
+                <w:iCs w:val="false"/>
                 <w:color w:val="0F7A83"/>
                 <w:sz w:val="19"/>
                 <w:szCs w:val="19"/>
@@ -10031,6 +11077,8 @@
                 <w:rFonts w:ascii="Calibri" w:cs="Calibri" w:eastAsia="Calibri" w:hAnsi="Calibri"/>
                 <w:b w:val="false"/>
                 <w:bCs w:val="false"/>
+                <w:i w:val="false"/>
+                <w:iCs w:val="false"/>
                 <w:color w:val="5F6875"/>
                 <w:sz w:val="19"/>
                 <w:szCs w:val="19"/>
@@ -10065,6 +11113,8 @@
                 <w:rFonts w:ascii="Calibri" w:cs="Calibri" w:eastAsia="Calibri" w:hAnsi="Calibri"/>
                 <w:b w:val="false"/>
                 <w:bCs w:val="false"/>
+                <w:i w:val="false"/>
+                <w:iCs w:val="false"/>
                 <w:color w:val="5F6875"/>
                 <w:sz w:val="19"/>
                 <w:szCs w:val="19"/>
@@ -10084,6 +11134,8 @@
           <w:rFonts w:ascii="Calibri" w:cs="Calibri" w:eastAsia="Calibri" w:hAnsi="Calibri"/>
           <w:b w:val="false"/>
           <w:bCs w:val="false"/>
+          <w:i w:val="false"/>
+          <w:iCs w:val="false"/>
           <w:color w:val="5F6875"/>
           <w:sz w:val="17"/>
           <w:szCs w:val="17"/>
@@ -10095,6 +11147,8 @@
           <w:rFonts w:ascii="Consolas" w:cs="Consolas" w:eastAsia="Consolas" w:hAnsi="Consolas"/>
           <w:b w:val="false"/>
           <w:bCs w:val="false"/>
+          <w:i w:val="false"/>
+          <w:iCs w:val="false"/>
           <w:color w:val="5F6875"/>
           <w:sz w:val="15"/>
           <w:szCs w:val="15"/>
@@ -10106,6 +11160,8 @@
           <w:rFonts w:ascii="Calibri" w:cs="Calibri" w:eastAsia="Calibri" w:hAnsi="Calibri"/>
           <w:b w:val="false"/>
           <w:bCs w:val="false"/>
+          <w:i w:val="false"/>
+          <w:iCs w:val="false"/>
           <w:color w:val="5F6875"/>
           <w:sz w:val="17"/>
           <w:szCs w:val="17"/>
@@ -10122,6 +11178,8 @@
           <w:rFonts w:ascii="Calibri" w:cs="Calibri" w:eastAsia="Calibri" w:hAnsi="Calibri"/>
           <w:b/>
           <w:bCs/>
+          <w:i w:val="false"/>
+          <w:iCs w:val="false"/>
           <w:color w:val="1B2027"/>
           <w:sz w:val="21"/>
           <w:szCs w:val="21"/>
@@ -10133,6 +11191,8 @@
           <w:rFonts w:ascii="Calibri" w:cs="Calibri" w:eastAsia="Calibri" w:hAnsi="Calibri"/>
           <w:b w:val="false"/>
           <w:bCs w:val="false"/>
+          <w:i w:val="false"/>
+          <w:iCs w:val="false"/>
           <w:color w:val="1B2027"/>
           <w:sz w:val="21"/>
           <w:szCs w:val="21"/>
@@ -10154,6 +11214,8 @@
           <w:rFonts w:ascii="Calibri" w:cs="Calibri" w:eastAsia="Calibri" w:hAnsi="Calibri"/>
           <w:b w:val="false"/>
           <w:bCs w:val="false"/>
+          <w:i w:val="false"/>
+          <w:iCs w:val="false"/>
           <w:color w:val="1B2027"/>
           <w:sz w:val="21"/>
           <w:szCs w:val="21"/>
@@ -10165,6 +11227,8 @@
           <w:rFonts w:ascii="Calibri" w:cs="Calibri" w:eastAsia="Calibri" w:hAnsi="Calibri"/>
           <w:b/>
           <w:bCs/>
+          <w:i w:val="false"/>
+          <w:iCs w:val="false"/>
           <w:color w:val="1B2027"/>
           <w:sz w:val="21"/>
           <w:szCs w:val="21"/>
@@ -10176,6 +11240,8 @@
           <w:rFonts w:ascii="Calibri" w:cs="Calibri" w:eastAsia="Calibri" w:hAnsi="Calibri"/>
           <w:b w:val="false"/>
           <w:bCs w:val="false"/>
+          <w:i w:val="false"/>
+          <w:iCs w:val="false"/>
           <w:color w:val="1B2027"/>
           <w:sz w:val="21"/>
           <w:szCs w:val="21"/>
@@ -10187,6 +11253,8 @@
           <w:rFonts w:ascii="Calibri" w:cs="Calibri" w:eastAsia="Calibri" w:hAnsi="Calibri"/>
           <w:b/>
           <w:bCs/>
+          <w:i w:val="false"/>
+          <w:iCs w:val="false"/>
           <w:color w:val="1B2027"/>
           <w:sz w:val="21"/>
           <w:szCs w:val="21"/>
@@ -10198,6 +11266,8 @@
           <w:rFonts w:ascii="Calibri" w:cs="Calibri" w:eastAsia="Calibri" w:hAnsi="Calibri"/>
           <w:b w:val="false"/>
           <w:bCs w:val="false"/>
+          <w:i w:val="false"/>
+          <w:iCs w:val="false"/>
           <w:color w:val="1B2027"/>
           <w:sz w:val="21"/>
           <w:szCs w:val="21"/>
@@ -10214,6 +11284,8 @@
           <w:rFonts w:ascii="Calibri" w:cs="Calibri" w:eastAsia="Calibri" w:hAnsi="Calibri"/>
           <w:b w:val="false"/>
           <w:bCs w:val="false"/>
+          <w:i w:val="false"/>
+          <w:iCs w:val="false"/>
           <w:color w:val="1B2027"/>
           <w:sz w:val="21"/>
           <w:szCs w:val="21"/>
@@ -10225,6 +11297,8 @@
           <w:rFonts w:ascii="Calibri" w:cs="Calibri" w:eastAsia="Calibri" w:hAnsi="Calibri"/>
           <w:b/>
           <w:bCs/>
+          <w:i w:val="false"/>
+          <w:iCs w:val="false"/>
           <w:color w:val="1B2027"/>
           <w:sz w:val="21"/>
           <w:szCs w:val="21"/>
@@ -10236,6 +11310,8 @@
           <w:rFonts w:ascii="Calibri" w:cs="Calibri" w:eastAsia="Calibri" w:hAnsi="Calibri"/>
           <w:b w:val="false"/>
           <w:bCs w:val="false"/>
+          <w:i w:val="false"/>
+          <w:iCs w:val="false"/>
           <w:color w:val="1B2027"/>
           <w:sz w:val="21"/>
           <w:szCs w:val="21"/>
@@ -10269,6 +11345,8 @@
           <w:rFonts w:ascii="Calibri" w:cs="Calibri" w:eastAsia="Calibri" w:hAnsi="Calibri"/>
           <w:b w:val="false"/>
           <w:bCs w:val="false"/>
+          <w:i w:val="false"/>
+          <w:iCs w:val="false"/>
           <w:color w:val="5F6875"/>
           <w:sz w:val="21"/>
           <w:szCs w:val="21"/>
@@ -10307,6 +11385,8 @@
           <w:rFonts w:ascii="Calibri" w:cs="Calibri" w:eastAsia="Calibri" w:hAnsi="Calibri"/>
           <w:b/>
           <w:bCs/>
+          <w:i w:val="false"/>
+          <w:iCs w:val="false"/>
           <w:color w:val="1B2027"/>
           <w:sz w:val="21"/>
           <w:szCs w:val="21"/>
@@ -10318,6 +11398,8 @@
           <w:rFonts w:ascii="Calibri" w:cs="Calibri" w:eastAsia="Calibri" w:hAnsi="Calibri"/>
           <w:b w:val="false"/>
           <w:bCs w:val="false"/>
+          <w:i w:val="false"/>
+          <w:iCs w:val="false"/>
           <w:color w:val="1B2027"/>
           <w:sz w:val="21"/>
           <w:szCs w:val="21"/>
@@ -10329,6 +11411,8 @@
           <w:rFonts w:ascii="Consolas" w:cs="Consolas" w:eastAsia="Consolas" w:hAnsi="Consolas"/>
           <w:b w:val="false"/>
           <w:bCs w:val="false"/>
+          <w:i w:val="false"/>
+          <w:iCs w:val="false"/>
           <w:color w:val="1B2027"/>
           <w:sz w:val="19"/>
           <w:szCs w:val="19"/>
@@ -10340,6 +11424,8 @@
           <w:rFonts w:ascii="Calibri" w:cs="Calibri" w:eastAsia="Calibri" w:hAnsi="Calibri"/>
           <w:b w:val="false"/>
           <w:bCs w:val="false"/>
+          <w:i w:val="false"/>
+          <w:iCs w:val="false"/>
           <w:color w:val="1B2027"/>
           <w:sz w:val="21"/>
           <w:szCs w:val="21"/>
@@ -10361,6 +11447,8 @@
           <w:rFonts w:ascii="Calibri" w:cs="Calibri" w:eastAsia="Calibri" w:hAnsi="Calibri"/>
           <w:b/>
           <w:bCs/>
+          <w:i w:val="false"/>
+          <w:iCs w:val="false"/>
           <w:color w:val="1B2027"/>
           <w:sz w:val="21"/>
           <w:szCs w:val="21"/>
@@ -10372,6 +11460,8 @@
           <w:rFonts w:ascii="Calibri" w:cs="Calibri" w:eastAsia="Calibri" w:hAnsi="Calibri"/>
           <w:b w:val="false"/>
           <w:bCs w:val="false"/>
+          <w:i w:val="false"/>
+          <w:iCs w:val="false"/>
           <w:color w:val="1B2027"/>
           <w:sz w:val="21"/>
           <w:szCs w:val="21"/>
@@ -10393,6 +11483,8 @@
           <w:rFonts w:ascii="Calibri" w:cs="Calibri" w:eastAsia="Calibri" w:hAnsi="Calibri"/>
           <w:b/>
           <w:bCs/>
+          <w:i w:val="false"/>
+          <w:iCs w:val="false"/>
           <w:color w:val="1B2027"/>
           <w:sz w:val="21"/>
           <w:szCs w:val="21"/>
@@ -10404,6 +11496,8 @@
           <w:rFonts w:ascii="Calibri" w:cs="Calibri" w:eastAsia="Calibri" w:hAnsi="Calibri"/>
           <w:b w:val="false"/>
           <w:bCs w:val="false"/>
+          <w:i w:val="false"/>
+          <w:iCs w:val="false"/>
           <w:color w:val="1B2027"/>
           <w:sz w:val="21"/>
           <w:szCs w:val="21"/>
@@ -10425,6 +11519,8 @@
           <w:rFonts w:ascii="Calibri" w:cs="Calibri" w:eastAsia="Calibri" w:hAnsi="Calibri"/>
           <w:b/>
           <w:bCs/>
+          <w:i w:val="false"/>
+          <w:iCs w:val="false"/>
           <w:color w:val="1B2027"/>
           <w:sz w:val="21"/>
           <w:szCs w:val="21"/>
@@ -10436,6 +11532,8 @@
           <w:rFonts w:ascii="Calibri" w:cs="Calibri" w:eastAsia="Calibri" w:hAnsi="Calibri"/>
           <w:b w:val="false"/>
           <w:bCs w:val="false"/>
+          <w:i w:val="false"/>
+          <w:iCs w:val="false"/>
           <w:color w:val="1B2027"/>
           <w:sz w:val="21"/>
           <w:szCs w:val="21"/>
@@ -10447,6 +11545,8 @@
           <w:rFonts w:ascii="Consolas" w:cs="Consolas" w:eastAsia="Consolas" w:hAnsi="Consolas"/>
           <w:b w:val="false"/>
           <w:bCs w:val="false"/>
+          <w:i w:val="false"/>
+          <w:iCs w:val="false"/>
           <w:color w:val="1B2027"/>
           <w:sz w:val="19"/>
           <w:szCs w:val="19"/>
@@ -10458,6 +11558,8 @@
           <w:rFonts w:ascii="Calibri" w:cs="Calibri" w:eastAsia="Calibri" w:hAnsi="Calibri"/>
           <w:b w:val="false"/>
           <w:bCs w:val="false"/>
+          <w:i w:val="false"/>
+          <w:iCs w:val="false"/>
           <w:color w:val="1B2027"/>
           <w:sz w:val="21"/>
           <w:szCs w:val="21"/>
@@ -10479,6 +11581,8 @@
           <w:rFonts w:ascii="Calibri" w:cs="Calibri" w:eastAsia="Calibri" w:hAnsi="Calibri"/>
           <w:b/>
           <w:bCs/>
+          <w:i w:val="false"/>
+          <w:iCs w:val="false"/>
           <w:color w:val="1B2027"/>
           <w:sz w:val="21"/>
           <w:szCs w:val="21"/>
@@ -10490,6 +11594,8 @@
           <w:rFonts w:ascii="Calibri" w:cs="Calibri" w:eastAsia="Calibri" w:hAnsi="Calibri"/>
           <w:b w:val="false"/>
           <w:bCs w:val="false"/>
+          <w:i w:val="false"/>
+          <w:iCs w:val="false"/>
           <w:color w:val="1B2027"/>
           <w:sz w:val="21"/>
           <w:szCs w:val="21"/>
@@ -10511,6 +11617,8 @@
           <w:rFonts w:ascii="Calibri" w:cs="Calibri" w:eastAsia="Calibri" w:hAnsi="Calibri"/>
           <w:b/>
           <w:bCs/>
+          <w:i w:val="false"/>
+          <w:iCs w:val="false"/>
           <w:color w:val="1B2027"/>
           <w:sz w:val="21"/>
           <w:szCs w:val="21"/>
@@ -10522,6 +11630,8 @@
           <w:rFonts w:ascii="Consolas" w:cs="Consolas" w:eastAsia="Consolas" w:hAnsi="Consolas"/>
           <w:b/>
           <w:bCs/>
+          <w:i w:val="false"/>
+          <w:iCs w:val="false"/>
           <w:color w:val="1B2027"/>
           <w:sz w:val="19"/>
           <w:szCs w:val="19"/>
@@ -10533,6 +11643,8 @@
           <w:rFonts w:ascii="Calibri" w:cs="Calibri" w:eastAsia="Calibri" w:hAnsi="Calibri"/>
           <w:b/>
           <w:bCs/>
+          <w:i w:val="false"/>
+          <w:iCs w:val="false"/>
           <w:color w:val="1B2027"/>
           <w:sz w:val="21"/>
           <w:szCs w:val="21"/>
@@ -10544,11 +11656,65 @@
           <w:rFonts w:ascii="Calibri" w:cs="Calibri" w:eastAsia="Calibri" w:hAnsi="Calibri"/>
           <w:b w:val="false"/>
           <w:bCs w:val="false"/>
-          <w:color w:val="1B2027"/>
-          <w:sz w:val="21"/>
-          <w:szCs w:val="21"/>
-        </w:rPr>
-        <w:t xml:space="preserve"> Read it and pick; do not assume. Within v1 we may add message types, optional fields, commands and operations — you ignore what you do not recognise, which is why the rule is *validate*, not *reject on unknown field*. Removing anything needs v2, announced with at least six months’ notice and both versions running over the overlap.</w:t>
+          <w:i w:val="false"/>
+          <w:iCs w:val="false"/>
+          <w:color w:val="1B2027"/>
+          <w:sz w:val="21"/>
+          <w:szCs w:val="21"/>
+        </w:rPr>
+        <w:t xml:space="preserve"> Read it and pick; do not assume. Within v1 we may add message types, optional fields, commands and operations — you ignore what you do not recognise, which is why the rule is </w:t>
+      </w:r>
+      <w:r>
+        <w:rPr>
+          <w:rFonts w:ascii="Calibri" w:cs="Calibri" w:eastAsia="Calibri" w:hAnsi="Calibri"/>
+          <w:b w:val="false"/>
+          <w:bCs w:val="false"/>
+          <w:i/>
+          <w:iCs/>
+          <w:color w:val="1B2027"/>
+          <w:sz w:val="21"/>
+          <w:szCs w:val="21"/>
+        </w:rPr>
+        <w:t xml:space="preserve">validate</w:t>
+      </w:r>
+      <w:r>
+        <w:rPr>
+          <w:rFonts w:ascii="Calibri" w:cs="Calibri" w:eastAsia="Calibri" w:hAnsi="Calibri"/>
+          <w:b w:val="false"/>
+          <w:bCs w:val="false"/>
+          <w:i w:val="false"/>
+          <w:iCs w:val="false"/>
+          <w:color w:val="1B2027"/>
+          <w:sz w:val="21"/>
+          <w:szCs w:val="21"/>
+        </w:rPr>
+        <w:t xml:space="preserve">, not </w:t>
+      </w:r>
+      <w:r>
+        <w:rPr>
+          <w:rFonts w:ascii="Calibri" w:cs="Calibri" w:eastAsia="Calibri" w:hAnsi="Calibri"/>
+          <w:b w:val="false"/>
+          <w:bCs w:val="false"/>
+          <w:i/>
+          <w:iCs/>
+          <w:color w:val="1B2027"/>
+          <w:sz w:val="21"/>
+          <w:szCs w:val="21"/>
+        </w:rPr>
+        <w:t xml:space="preserve">reject on unknown field</w:t>
+      </w:r>
+      <w:r>
+        <w:rPr>
+          <w:rFonts w:ascii="Calibri" w:cs="Calibri" w:eastAsia="Calibri" w:hAnsi="Calibri"/>
+          <w:b w:val="false"/>
+          <w:bCs w:val="false"/>
+          <w:i w:val="false"/>
+          <w:iCs w:val="false"/>
+          <w:color w:val="1B2027"/>
+          <w:sz w:val="21"/>
+          <w:szCs w:val="21"/>
+        </w:rPr>
+        <w:t xml:space="preserve">. Removing anything needs v2, announced with at least six months’ notice and both versions running over the overlap.</w:t>
       </w:r>
     </w:p>
     <w:p>
@@ -10582,44 +11748,26 @@
           <w:rFonts w:ascii="Calibri" w:cs="Calibri" w:eastAsia="Calibri" w:hAnsi="Calibri"/>
           <w:b/>
           <w:bCs/>
-          <w:color w:val="1B2027"/>
-          <w:sz w:val="21"/>
-          <w:szCs w:val="21"/>
-        </w:rPr>
-        <w:t xml:space="preserve">A tier that serves the embed document</w:t>
-      </w:r>
-      <w:r>
-        <w:rPr>
-          <w:rFonts w:ascii="Calibri" w:cs="Calibri" w:eastAsia="Calibri" w:hAnsi="Calibri"/>
-          <w:b w:val="false"/>
-          <w:bCs w:val="false"/>
-          <w:color w:val="1B2027"/>
-          <w:sz w:val="21"/>
-          <w:szCs w:val="21"/>
-        </w:rPr>
-        <w:t xml:space="preserve"> — section 5.2. The allow-list is done; nothing answers </w:t>
-      </w:r>
-      <w:r>
-        <w:rPr>
-          <w:rFonts w:ascii="Consolas" w:cs="Consolas" w:eastAsia="Consolas" w:hAnsi="Consolas"/>
-          <w:b w:val="false"/>
-          <w:bCs w:val="false"/>
-          <w:color w:val="1B2027"/>
-          <w:sz w:val="19"/>
-          <w:szCs w:val="19"/>
-        </w:rPr>
-        <w:t xml:space="preserve">/embed</w:t>
-      </w:r>
-      <w:r>
-        <w:rPr>
-          <w:rFonts w:ascii="Calibri" w:cs="Calibri" w:eastAsia="Calibri" w:hAnsi="Calibri"/>
-          <w:b w:val="false"/>
-          <w:bCs w:val="false"/>
-          <w:color w:val="1B2027"/>
-          <w:sz w:val="21"/>
-          <w:szCs w:val="21"/>
-        </w:rPr>
-        <w:t xml:space="preserve"> yet.</w:t>
+          <w:i w:val="false"/>
+          <w:iCs w:val="false"/>
+          <w:color w:val="1B2027"/>
+          <w:sz w:val="21"/>
+          <w:szCs w:val="21"/>
+        </w:rPr>
+        <w:t xml:space="preserve">Nobody has opened a document in a host frame on an installed deployment</w:t>
+      </w:r>
+      <w:r>
+        <w:rPr>
+          <w:rFonts w:ascii="Calibri" w:cs="Calibri" w:eastAsia="Calibri" w:hAnsi="Calibri"/>
+          <w:b w:val="false"/>
+          <w:bCs w:val="false"/>
+          <w:i w:val="false"/>
+          <w:iCs w:val="false"/>
+          <w:color w:val="1B2027"/>
+          <w:sz w:val="21"/>
+          <w:szCs w:val="21"/>
+        </w:rPr>
+        <w:t xml:space="preserve"> — section 5.2. Every piece is verified and the whole has not run. Plan a spike.</w:t>
       </w:r>
     </w:p>
     <w:p>
@@ -10636,6 +11784,8 @@
           <w:rFonts w:ascii="Calibri" w:cs="Calibri" w:eastAsia="Calibri" w:hAnsi="Calibri"/>
           <w:b/>
           <w:bCs/>
+          <w:i w:val="false"/>
+          <w:iCs w:val="false"/>
           <w:color w:val="1B2027"/>
           <w:sz w:val="21"/>
           <w:szCs w:val="21"/>
@@ -10647,6 +11797,8 @@
           <w:rFonts w:ascii="Calibri" w:cs="Calibri" w:eastAsia="Calibri" w:hAnsi="Calibri"/>
           <w:b w:val="false"/>
           <w:bCs w:val="false"/>
+          <w:i w:val="false"/>
+          <w:iCs w:val="false"/>
           <w:color w:val="1B2027"/>
           <w:sz w:val="21"/>
           <w:szCs w:val="21"/>
@@ -10668,6 +11820,8 @@
           <w:rFonts w:ascii="Calibri" w:cs="Calibri" w:eastAsia="Calibri" w:hAnsi="Calibri"/>
           <w:b/>
           <w:bCs/>
+          <w:i w:val="false"/>
+          <w:iCs w:val="false"/>
           <w:color w:val="1B2027"/>
           <w:sz w:val="21"/>
           <w:szCs w:val="21"/>
@@ -10679,6 +11833,8 @@
           <w:rFonts w:ascii="Calibri" w:cs="Calibri" w:eastAsia="Calibri" w:hAnsi="Calibri"/>
           <w:b w:val="false"/>
           <w:bCs w:val="false"/>
+          <w:i w:val="false"/>
+          <w:iCs w:val="false"/>
           <w:color w:val="1B2027"/>
           <w:sz w:val="21"/>
           <w:szCs w:val="21"/>
@@ -10700,6 +11856,8 @@
           <w:rFonts w:ascii="Calibri" w:cs="Calibri" w:eastAsia="Calibri" w:hAnsi="Calibri"/>
           <w:b/>
           <w:bCs/>
+          <w:i w:val="false"/>
+          <w:iCs w:val="false"/>
           <w:color w:val="1B2027"/>
           <w:sz w:val="21"/>
           <w:szCs w:val="21"/>
@@ -10711,6 +11869,8 @@
           <w:rFonts w:ascii="Calibri" w:cs="Calibri" w:eastAsia="Calibri" w:hAnsi="Calibri"/>
           <w:b w:val="false"/>
           <w:bCs w:val="false"/>
+          <w:i w:val="false"/>
+          <w:iCs w:val="false"/>
           <w:color w:val="1B2027"/>
           <w:sz w:val="21"/>
           <w:szCs w:val="21"/>
@@ -10727,6 +11887,8 @@
           <w:rFonts w:ascii="Calibri" w:cs="Calibri" w:eastAsia="Calibri" w:hAnsi="Calibri"/>
           <w:b w:val="false"/>
           <w:bCs w:val="false"/>
+          <w:i w:val="false"/>
+          <w:iCs w:val="false"/>
           <w:color w:val="1B2027"/>
           <w:sz w:val="21"/>
           <w:szCs w:val="21"/>
@@ -10738,6 +11900,8 @@
           <w:rFonts w:ascii="Consolas" w:cs="Consolas" w:eastAsia="Consolas" w:hAnsi="Consolas"/>
           <w:b w:val="false"/>
           <w:bCs w:val="false"/>
+          <w:i w:val="false"/>
+          <w:iCs w:val="false"/>
           <w:color w:val="1B2027"/>
           <w:sz w:val="19"/>
           <w:szCs w:val="19"/>
@@ -10749,6 +11913,8 @@
           <w:rFonts w:ascii="Calibri" w:cs="Calibri" w:eastAsia="Calibri" w:hAnsi="Calibri"/>
           <w:b w:val="false"/>
           <w:bCs w:val="false"/>
+          <w:i w:val="false"/>
+          <w:iCs w:val="false"/>
           <w:color w:val="1B2027"/>
           <w:sz w:val="21"/>
           <w:szCs w:val="21"/>
@@ -10782,6 +11948,8 @@
           <w:rFonts w:ascii="Calibri" w:cs="Calibri" w:eastAsia="Calibri" w:hAnsi="Calibri"/>
           <w:b/>
           <w:bCs/>
+          <w:i w:val="false"/>
+          <w:iCs w:val="false"/>
           <w:color w:val="1B2027"/>
           <w:sz w:val="21"/>
           <w:szCs w:val="21"/>
@@ -10793,11 +11961,39 @@
           <w:rFonts w:ascii="Calibri" w:cs="Calibri" w:eastAsia="Calibri" w:hAnsi="Calibri"/>
           <w:b w:val="false"/>
           <w:bCs w:val="false"/>
-          <w:color w:val="1B2027"/>
-          <w:sz w:val="21"/>
-          <w:szCs w:val="21"/>
-        </w:rPr>
-        <w:t xml:space="preserve"> WCAG 2.2 AA is a procurement gate in the UK, EU, Australia and the US, and an embedded viewer becomes part of *your* conformance claim. If you embed our WebGL model view, you inherit the requirement for an equivalent accessible route to the same information — we provide the hierarchy tree for exactly this reason, and it needs to remain reachable in your integration. Exports must be tagged and PDF/UA-conformant.</w:t>
+          <w:i w:val="false"/>
+          <w:iCs w:val="false"/>
+          <w:color w:val="1B2027"/>
+          <w:sz w:val="21"/>
+          <w:szCs w:val="21"/>
+        </w:rPr>
+        <w:t xml:space="preserve"> WCAG 2.2 AA is a procurement gate in the UK, EU, Australia and the US, and an embedded viewer becomes part of </w:t>
+      </w:r>
+      <w:r>
+        <w:rPr>
+          <w:rFonts w:ascii="Calibri" w:cs="Calibri" w:eastAsia="Calibri" w:hAnsi="Calibri"/>
+          <w:b w:val="false"/>
+          <w:bCs w:val="false"/>
+          <w:i/>
+          <w:iCs/>
+          <w:color w:val="1B2027"/>
+          <w:sz w:val="21"/>
+          <w:szCs w:val="21"/>
+        </w:rPr>
+        <w:t xml:space="preserve">your</w:t>
+      </w:r>
+      <w:r>
+        <w:rPr>
+          <w:rFonts w:ascii="Calibri" w:cs="Calibri" w:eastAsia="Calibri" w:hAnsi="Calibri"/>
+          <w:b w:val="false"/>
+          <w:bCs w:val="false"/>
+          <w:i w:val="false"/>
+          <w:iCs w:val="false"/>
+          <w:color w:val="1B2027"/>
+          <w:sz w:val="21"/>
+          <w:szCs w:val="21"/>
+        </w:rPr>
+        <w:t xml:space="preserve"> conformance claim. If you embed our WebGL model view, you inherit the requirement for an equivalent accessible route to the same information — we provide the hierarchy tree for exactly this reason, and it needs to remain reachable in your integration. Exports must be tagged and PDF/UA-conformant.</w:t>
       </w:r>
     </w:p>
     <w:p>
@@ -10814,6 +12010,8 @@
           <w:rFonts w:ascii="Calibri" w:cs="Calibri" w:eastAsia="Calibri" w:hAnsi="Calibri"/>
           <w:b/>
           <w:bCs/>
+          <w:i w:val="false"/>
+          <w:iCs w:val="false"/>
           <w:color w:val="1B2027"/>
           <w:sz w:val="21"/>
           <w:szCs w:val="21"/>
@@ -10825,6 +12023,8 @@
           <w:rFonts w:ascii="Calibri" w:cs="Calibri" w:eastAsia="Calibri" w:hAnsi="Calibri"/>
           <w:b w:val="false"/>
           <w:bCs w:val="false"/>
+          <w:i w:val="false"/>
+          <w:iCs w:val="false"/>
           <w:color w:val="1B2027"/>
           <w:sz w:val="21"/>
           <w:szCs w:val="21"/>
@@ -10836,6 +12036,8 @@
           <w:rFonts w:ascii="Consolas" w:cs="Consolas" w:eastAsia="Consolas" w:hAnsi="Consolas"/>
           <w:b w:val="false"/>
           <w:bCs w:val="false"/>
+          <w:i w:val="false"/>
+          <w:iCs w:val="false"/>
           <w:color w:val="1B2027"/>
           <w:sz w:val="19"/>
           <w:szCs w:val="19"/>
@@ -10847,6 +12049,8 @@
           <w:rFonts w:ascii="Calibri" w:cs="Calibri" w:eastAsia="Calibri" w:hAnsi="Calibri"/>
           <w:b w:val="false"/>
           <w:bCs w:val="false"/>
+          <w:i w:val="false"/>
+          <w:iCs w:val="false"/>
           <w:color w:val="1B2027"/>
           <w:sz w:val="21"/>
           <w:szCs w:val="21"/>
@@ -10863,6 +12067,8 @@
           <w:rFonts w:ascii="Calibri" w:cs="Calibri" w:eastAsia="Calibri" w:hAnsi="Calibri"/>
           <w:b/>
           <w:bCs/>
+          <w:i w:val="false"/>
+          <w:iCs w:val="false"/>
           <w:color w:val="1B2027"/>
           <w:sz w:val="21"/>
           <w:szCs w:val="21"/>
@@ -10874,6 +12080,8 @@
           <w:rFonts w:ascii="Calibri" w:cs="Calibri" w:eastAsia="Calibri" w:hAnsi="Calibri"/>
           <w:b w:val="false"/>
           <w:bCs w:val="false"/>
+          <w:i w:val="false"/>
+          <w:iCs w:val="false"/>
           <w:color w:val="1B2027"/>
           <w:sz w:val="21"/>
           <w:szCs w:val="21"/>
@@ -10895,6 +12103,8 @@
           <w:rFonts w:ascii="Calibri" w:cs="Calibri" w:eastAsia="Calibri" w:hAnsi="Calibri"/>
           <w:b/>
           <w:bCs/>
+          <w:i w:val="false"/>
+          <w:iCs w:val="false"/>
           <w:color w:val="1B2027"/>
           <w:sz w:val="21"/>
           <w:szCs w:val="21"/>
@@ -10906,6 +12116,8 @@
           <w:rFonts w:ascii="Calibri" w:cs="Calibri" w:eastAsia="Calibri" w:hAnsi="Calibri"/>
           <w:b w:val="false"/>
           <w:bCs w:val="false"/>
+          <w:i w:val="false"/>
+          <w:iCs w:val="false"/>
           <w:color w:val="1B2027"/>
           <w:sz w:val="21"/>
           <w:szCs w:val="21"/>
@@ -10961,6 +12173,8 @@
           <w:rFonts w:ascii="Calibri" w:cs="Calibri" w:eastAsia="Calibri" w:hAnsi="Calibri"/>
           <w:b w:val="false"/>
           <w:bCs w:val="false"/>
+          <w:i w:val="false"/>
+          <w:iCs w:val="false"/>
           <w:color w:val="1B2027"/>
           <w:sz w:val="21"/>
           <w:szCs w:val="21"/>
@@ -10982,6 +12196,8 @@
           <w:rFonts w:ascii="Calibri" w:cs="Calibri" w:eastAsia="Calibri" w:hAnsi="Calibri"/>
           <w:b w:val="false"/>
           <w:bCs w:val="false"/>
+          <w:i w:val="false"/>
+          <w:iCs w:val="false"/>
           <w:color w:val="1B2027"/>
           <w:sz w:val="21"/>
           <w:szCs w:val="21"/>
@@ -11003,6 +12219,8 @@
           <w:rFonts w:ascii="Calibri" w:cs="Calibri" w:eastAsia="Calibri" w:hAnsi="Calibri"/>
           <w:b w:val="false"/>
           <w:bCs w:val="false"/>
+          <w:i w:val="false"/>
+          <w:iCs w:val="false"/>
           <w:color w:val="1B2027"/>
           <w:sz w:val="21"/>
           <w:szCs w:val="21"/>
@@ -11024,6 +12242,8 @@
           <w:rFonts w:ascii="Calibri" w:cs="Calibri" w:eastAsia="Calibri" w:hAnsi="Calibri"/>
           <w:b w:val="false"/>
           <w:bCs w:val="false"/>
+          <w:i w:val="false"/>
+          <w:iCs w:val="false"/>
           <w:color w:val="1B2027"/>
           <w:sz w:val="21"/>
           <w:szCs w:val="21"/>
@@ -11035,6 +12255,8 @@
           <w:rFonts w:ascii="Consolas" w:cs="Consolas" w:eastAsia="Consolas" w:hAnsi="Consolas"/>
           <w:b w:val="false"/>
           <w:bCs w:val="false"/>
+          <w:i w:val="false"/>
+          <w:iCs w:val="false"/>
           <w:color w:val="1B2027"/>
           <w:sz w:val="19"/>
           <w:szCs w:val="19"/>
@@ -11046,6 +12268,8 @@
           <w:rFonts w:ascii="Calibri" w:cs="Calibri" w:eastAsia="Calibri" w:hAnsi="Calibri"/>
           <w:b w:val="false"/>
           <w:bCs w:val="false"/>
+          <w:i w:val="false"/>
+          <w:iCs w:val="false"/>
           <w:color w:val="1B2027"/>
           <w:sz w:val="21"/>
           <w:szCs w:val="21"/>
@@ -11067,6 +12291,8 @@
           <w:rFonts w:ascii="Calibri" w:cs="Calibri" w:eastAsia="Calibri" w:hAnsi="Calibri"/>
           <w:b w:val="false"/>
           <w:bCs w:val="false"/>
+          <w:i w:val="false"/>
+          <w:iCs w:val="false"/>
           <w:color w:val="1B2027"/>
           <w:sz w:val="21"/>
           <w:szCs w:val="21"/>
@@ -11078,6 +12304,8 @@
           <w:rFonts w:ascii="Consolas" w:cs="Consolas" w:eastAsia="Consolas" w:hAnsi="Consolas"/>
           <w:b w:val="false"/>
           <w:bCs w:val="false"/>
+          <w:i w:val="false"/>
+          <w:iCs w:val="false"/>
           <w:color w:val="1B2027"/>
           <w:sz w:val="19"/>
           <w:szCs w:val="19"/>
@@ -11089,6 +12317,8 @@
           <w:rFonts w:ascii="Calibri" w:cs="Calibri" w:eastAsia="Calibri" w:hAnsi="Calibri"/>
           <w:b w:val="false"/>
           <w:bCs w:val="false"/>
+          <w:i w:val="false"/>
+          <w:iCs w:val="false"/>
           <w:color w:val="1B2027"/>
           <w:sz w:val="21"/>
           <w:szCs w:val="21"/>
@@ -11100,6 +12330,8 @@
           <w:rFonts w:ascii="Consolas" w:cs="Consolas" w:eastAsia="Consolas" w:hAnsi="Consolas"/>
           <w:b w:val="false"/>
           <w:bCs w:val="false"/>
+          <w:i w:val="false"/>
+          <w:iCs w:val="false"/>
           <w:color w:val="1B2027"/>
           <w:sz w:val="19"/>
           <w:szCs w:val="19"/>
@@ -11111,6 +12343,8 @@
           <w:rFonts w:ascii="Calibri" w:cs="Calibri" w:eastAsia="Calibri" w:hAnsi="Calibri"/>
           <w:b w:val="false"/>
           <w:bCs w:val="false"/>
+          <w:i w:val="false"/>
+          <w:iCs w:val="false"/>
           <w:color w:val="1B2027"/>
           <w:sz w:val="21"/>
           <w:szCs w:val="21"/>
@@ -11132,6 +12366,8 @@
           <w:rFonts w:ascii="Calibri" w:cs="Calibri" w:eastAsia="Calibri" w:hAnsi="Calibri"/>
           <w:b w:val="false"/>
           <w:bCs w:val="false"/>
+          <w:i w:val="false"/>
+          <w:iCs w:val="false"/>
           <w:color w:val="1B2027"/>
           <w:sz w:val="21"/>
           <w:szCs w:val="21"/>
@@ -11143,6 +12379,8 @@
           <w:rFonts w:ascii="Consolas" w:cs="Consolas" w:eastAsia="Consolas" w:hAnsi="Consolas"/>
           <w:b w:val="false"/>
           <w:bCs w:val="false"/>
+          <w:i w:val="false"/>
+          <w:iCs w:val="false"/>
           <w:color w:val="1B2027"/>
           <w:sz w:val="19"/>
           <w:szCs w:val="19"/>
@@ -11154,6 +12392,8 @@
           <w:rFonts w:ascii="Calibri" w:cs="Calibri" w:eastAsia="Calibri" w:hAnsi="Calibri"/>
           <w:b w:val="false"/>
           <w:bCs w:val="false"/>
+          <w:i w:val="false"/>
+          <w:iCs w:val="false"/>
           <w:color w:val="1B2027"/>
           <w:sz w:val="21"/>
           <w:szCs w:val="21"/>
@@ -11165,6 +12405,8 @@
           <w:rFonts w:ascii="Consolas" w:cs="Consolas" w:eastAsia="Consolas" w:hAnsi="Consolas"/>
           <w:b w:val="false"/>
           <w:bCs w:val="false"/>
+          <w:i w:val="false"/>
+          <w:iCs w:val="false"/>
           <w:color w:val="1B2027"/>
           <w:sz w:val="19"/>
           <w:szCs w:val="19"/>
@@ -11176,6 +12418,8 @@
           <w:rFonts w:ascii="Calibri" w:cs="Calibri" w:eastAsia="Calibri" w:hAnsi="Calibri"/>
           <w:b w:val="false"/>
           <w:bCs w:val="false"/>
+          <w:i w:val="false"/>
+          <w:iCs w:val="false"/>
           <w:color w:val="1B2027"/>
           <w:sz w:val="21"/>
           <w:szCs w:val="21"/>
@@ -11197,6 +12441,8 @@
           <w:rFonts w:ascii="Calibri" w:cs="Calibri" w:eastAsia="Calibri" w:hAnsi="Calibri"/>
           <w:b w:val="false"/>
           <w:bCs w:val="false"/>
+          <w:i w:val="false"/>
+          <w:iCs w:val="false"/>
           <w:color w:val="1B2027"/>
           <w:sz w:val="21"/>
           <w:szCs w:val="21"/>
@@ -11235,6 +12481,8 @@
           <w:rFonts w:ascii="Calibri" w:cs="Calibri" w:eastAsia="Calibri" w:hAnsi="Calibri"/>
           <w:b w:val="false"/>
           <w:bCs w:val="false"/>
+          <w:i w:val="false"/>
+          <w:iCs w:val="false"/>
           <w:color w:val="1B2027"/>
           <w:sz w:val="21"/>
           <w:szCs w:val="21"/>
@@ -11246,6 +12494,8 @@
           <w:rFonts w:ascii="Consolas" w:cs="Consolas" w:eastAsia="Consolas" w:hAnsi="Consolas"/>
           <w:b w:val="false"/>
           <w:bCs w:val="false"/>
+          <w:i w:val="false"/>
+          <w:iCs w:val="false"/>
           <w:color w:val="1B2027"/>
           <w:sz w:val="19"/>
           <w:szCs w:val="19"/>
@@ -11257,6 +12507,8 @@
           <w:rFonts w:ascii="Calibri" w:cs="Calibri" w:eastAsia="Calibri" w:hAnsi="Calibri"/>
           <w:b w:val="false"/>
           <w:bCs w:val="false"/>
+          <w:i w:val="false"/>
+          <w:iCs w:val="false"/>
           <w:color w:val="1B2027"/>
           <w:sz w:val="21"/>
           <w:szCs w:val="21"/>
@@ -11278,6 +12530,8 @@
           <w:rFonts w:ascii="Calibri" w:cs="Calibri" w:eastAsia="Calibri" w:hAnsi="Calibri"/>
           <w:b w:val="false"/>
           <w:bCs w:val="false"/>
+          <w:i w:val="false"/>
+          <w:iCs w:val="false"/>
           <w:color w:val="1B2027"/>
           <w:sz w:val="21"/>
           <w:szCs w:val="21"/>
@@ -11289,6 +12543,8 @@
           <w:rFonts w:ascii="Consolas" w:cs="Consolas" w:eastAsia="Consolas" w:hAnsi="Consolas"/>
           <w:b w:val="false"/>
           <w:bCs w:val="false"/>
+          <w:i w:val="false"/>
+          <w:iCs w:val="false"/>
           <w:color w:val="1B2027"/>
           <w:sz w:val="19"/>
           <w:szCs w:val="19"/>
@@ -11300,6 +12556,8 @@
           <w:rFonts w:ascii="Calibri" w:cs="Calibri" w:eastAsia="Calibri" w:hAnsi="Calibri"/>
           <w:b w:val="false"/>
           <w:bCs w:val="false"/>
+          <w:i w:val="false"/>
+          <w:iCs w:val="false"/>
           <w:color w:val="1B2027"/>
           <w:sz w:val="21"/>
           <w:szCs w:val="21"/>
@@ -11321,6 +12579,8 @@
           <w:rFonts w:ascii="Calibri" w:cs="Calibri" w:eastAsia="Calibri" w:hAnsi="Calibri"/>
           <w:b/>
           <w:bCs/>
+          <w:i w:val="false"/>
+          <w:iCs w:val="false"/>
           <w:color w:val="1B2027"/>
           <w:sz w:val="21"/>
           <w:szCs w:val="21"/>
@@ -11332,6 +12592,8 @@
           <w:rFonts w:ascii="Consolas" w:cs="Consolas" w:eastAsia="Consolas" w:hAnsi="Consolas"/>
           <w:b/>
           <w:bCs/>
+          <w:i w:val="false"/>
+          <w:iCs w:val="false"/>
           <w:color w:val="1B2027"/>
           <w:sz w:val="19"/>
           <w:szCs w:val="19"/>
@@ -11343,6 +12605,8 @@
           <w:rFonts w:ascii="Calibri" w:cs="Calibri" w:eastAsia="Calibri" w:hAnsi="Calibri"/>
           <w:b/>
           <w:bCs/>
+          <w:i w:val="false"/>
+          <w:iCs w:val="false"/>
           <w:color w:val="1B2027"/>
           <w:sz w:val="21"/>
           <w:szCs w:val="21"/>
@@ -11364,6 +12628,8 @@
           <w:rFonts w:ascii="Calibri" w:cs="Calibri" w:eastAsia="Calibri" w:hAnsi="Calibri"/>
           <w:b/>
           <w:bCs/>
+          <w:i w:val="false"/>
+          <w:iCs w:val="false"/>
           <w:color w:val="1B2027"/>
           <w:sz w:val="21"/>
           <w:szCs w:val="21"/>
@@ -11375,6 +12641,8 @@
           <w:rFonts w:ascii="Consolas" w:cs="Consolas" w:eastAsia="Consolas" w:hAnsi="Consolas"/>
           <w:b/>
           <w:bCs/>
+          <w:i w:val="false"/>
+          <w:iCs w:val="false"/>
           <w:color w:val="1B2027"/>
           <w:sz w:val="19"/>
           <w:szCs w:val="19"/>
@@ -11386,6 +12654,8 @@
           <w:rFonts w:ascii="Calibri" w:cs="Calibri" w:eastAsia="Calibri" w:hAnsi="Calibri"/>
           <w:b/>
           <w:bCs/>
+          <w:i w:val="false"/>
+          <w:iCs w:val="false"/>
           <w:color w:val="1B2027"/>
           <w:sz w:val="21"/>
           <w:szCs w:val="21"/>
@@ -11407,6 +12677,8 @@
           <w:rFonts w:ascii="Calibri" w:cs="Calibri" w:eastAsia="Calibri" w:hAnsi="Calibri"/>
           <w:b w:val="false"/>
           <w:bCs w:val="false"/>
+          <w:i w:val="false"/>
+          <w:iCs w:val="false"/>
           <w:color w:val="1B2027"/>
           <w:sz w:val="21"/>
           <w:szCs w:val="21"/>
@@ -11428,6 +12700,8 @@
           <w:rFonts w:ascii="Calibri" w:cs="Calibri" w:eastAsia="Calibri" w:hAnsi="Calibri"/>
           <w:b w:val="false"/>
           <w:bCs w:val="false"/>
+          <w:i w:val="false"/>
+          <w:iCs w:val="false"/>
           <w:color w:val="1B2027"/>
           <w:sz w:val="21"/>
           <w:szCs w:val="21"/>
@@ -11449,6 +12723,8 @@
           <w:rFonts w:ascii="Calibri" w:cs="Calibri" w:eastAsia="Calibri" w:hAnsi="Calibri"/>
           <w:b w:val="false"/>
           <w:bCs w:val="false"/>
+          <w:i w:val="false"/>
+          <w:iCs w:val="false"/>
           <w:color w:val="1B2027"/>
           <w:sz w:val="21"/>
           <w:szCs w:val="21"/>
@@ -11460,6 +12736,8 @@
           <w:rFonts w:ascii="Consolas" w:cs="Consolas" w:eastAsia="Consolas" w:hAnsi="Consolas"/>
           <w:b w:val="false"/>
           <w:bCs w:val="false"/>
+          <w:i w:val="false"/>
+          <w:iCs w:val="false"/>
           <w:color w:val="1B2027"/>
           <w:sz w:val="19"/>
           <w:szCs w:val="19"/>
@@ -11471,6 +12749,8 @@
           <w:rFonts w:ascii="Calibri" w:cs="Calibri" w:eastAsia="Calibri" w:hAnsi="Calibri"/>
           <w:b w:val="false"/>
           <w:bCs w:val="false"/>
+          <w:i w:val="false"/>
+          <w:iCs w:val="false"/>
           <w:color w:val="1B2027"/>
           <w:sz w:val="21"/>
           <w:szCs w:val="21"/>
@@ -11492,6 +12772,8 @@
           <w:rFonts w:ascii="Calibri" w:cs="Calibri" w:eastAsia="Calibri" w:hAnsi="Calibri"/>
           <w:b w:val="false"/>
           <w:bCs w:val="false"/>
+          <w:i w:val="false"/>
+          <w:iCs w:val="false"/>
           <w:color w:val="1B2027"/>
           <w:sz w:val="21"/>
           <w:szCs w:val="21"/>
@@ -11513,6 +12795,8 @@
           <w:rFonts w:ascii="Calibri" w:cs="Calibri" w:eastAsia="Calibri" w:hAnsi="Calibri"/>
           <w:b w:val="false"/>
           <w:bCs w:val="false"/>
+          <w:i w:val="false"/>
+          <w:iCs w:val="false"/>
           <w:color w:val="1B2027"/>
           <w:sz w:val="21"/>
           <w:szCs w:val="21"/>
@@ -11524,6 +12808,8 @@
           <w:rFonts w:ascii="Consolas" w:cs="Consolas" w:eastAsia="Consolas" w:hAnsi="Consolas"/>
           <w:b w:val="false"/>
           <w:bCs w:val="false"/>
+          <w:i w:val="false"/>
+          <w:iCs w:val="false"/>
           <w:color w:val="1B2027"/>
           <w:sz w:val="19"/>
           <w:szCs w:val="19"/>
@@ -11535,6 +12821,8 @@
           <w:rFonts w:ascii="Calibri" w:cs="Calibri" w:eastAsia="Calibri" w:hAnsi="Calibri"/>
           <w:b w:val="false"/>
           <w:bCs w:val="false"/>
+          <w:i w:val="false"/>
+          <w:iCs w:val="false"/>
           <w:color w:val="1B2027"/>
           <w:sz w:val="21"/>
           <w:szCs w:val="21"/>
@@ -11546,6 +12834,8 @@
           <w:rFonts w:ascii="Consolas" w:cs="Consolas" w:eastAsia="Consolas" w:hAnsi="Consolas"/>
           <w:b w:val="false"/>
           <w:bCs w:val="false"/>
+          <w:i w:val="false"/>
+          <w:iCs w:val="false"/>
           <w:color w:val="1B2027"/>
           <w:sz w:val="19"/>
           <w:szCs w:val="19"/>
@@ -11557,6 +12847,8 @@
           <w:rFonts w:ascii="Calibri" w:cs="Calibri" w:eastAsia="Calibri" w:hAnsi="Calibri"/>
           <w:b w:val="false"/>
           <w:bCs w:val="false"/>
+          <w:i w:val="false"/>
+          <w:iCs w:val="false"/>
           <w:color w:val="1B2027"/>
           <w:sz w:val="21"/>
           <w:szCs w:val="21"/>
@@ -11578,6 +12870,8 @@
           <w:rFonts w:ascii="Calibri" w:cs="Calibri" w:eastAsia="Calibri" w:hAnsi="Calibri"/>
           <w:b w:val="false"/>
           <w:bCs w:val="false"/>
+          <w:i w:val="false"/>
+          <w:iCs w:val="false"/>
           <w:color w:val="1B2027"/>
           <w:sz w:val="21"/>
           <w:szCs w:val="21"/>
@@ -11599,6 +12893,8 @@
           <w:rFonts w:ascii="Calibri" w:cs="Calibri" w:eastAsia="Calibri" w:hAnsi="Calibri"/>
           <w:b/>
           <w:bCs/>
+          <w:i w:val="false"/>
+          <w:iCs w:val="false"/>
           <w:color w:val="1B2027"/>
           <w:sz w:val="21"/>
           <w:szCs w:val="21"/>
@@ -11610,6 +12906,8 @@
           <w:rFonts w:ascii="Calibri" w:cs="Calibri" w:eastAsia="Calibri" w:hAnsi="Calibri"/>
           <w:b w:val="false"/>
           <w:bCs w:val="false"/>
+          <w:i w:val="false"/>
+          <w:iCs w:val="false"/>
           <w:color w:val="1B2027"/>
           <w:sz w:val="21"/>
           <w:szCs w:val="21"/>

--- a/docs/Viewer-Product-Integration-Guide.docx
+++ b/docs/Viewer-Product-Integration-Guide.docx
@@ -1558,20 +1558,46 @@
           <w:sz w:val="21"/>
           <w:szCs w:val="21"/>
         </w:rPr>
-        <w:t xml:space="preserve">What that deployment has and has not been through.</w:t>
-      </w:r>
-      <w:r>
-        <w:rPr>
-          <w:rFonts w:ascii="Calibri" w:cs="Calibri" w:eastAsia="Calibri" w:hAnsi="Calibri"/>
-          <w:b w:val="false"/>
-          <w:bCs w:val="false"/>
-          <w:i w:val="false"/>
-          <w:iCs w:val="false"/>
-          <w:color w:val="1B2027"/>
-          <w:sz w:val="21"/>
-          <w:szCs w:val="21"/>
-        </w:rPr>
-        <w:t xml:space="preserve"> Every page route has been served from a production build under the real policy and loaded in a browser with no content blocked. What has not happened is a document opening inside a host’s frame against an installed deployment — the pieces are each verified and the whole is not. Expect to be the first to find whatever that turns up, and plan a spike rather than a delivery date.</w:t>
+        <w:t xml:space="preserve">What that deployment has been through.</w:t>
+      </w:r>
+      <w:r>
+        <w:rPr>
+          <w:rFonts w:ascii="Calibri" w:cs="Calibri" w:eastAsia="Calibri" w:hAnsi="Calibri"/>
+          <w:b w:val="false"/>
+          <w:bCs w:val="false"/>
+          <w:i w:val="false"/>
+          <w:iCs w:val="false"/>
+          <w:color w:val="1B2027"/>
+          <w:sz w:val="21"/>
+          <w:szCs w:val="21"/>
+        </w:rPr>
+        <w:t xml:space="preserve"> The demo host in our repository has been run against it end to end: the document opens, pages render, markup is drawn and stored by the host, the host page is reloaded and the markup comes back and is painted, and the host drives page and zoom. That run found six defects, all fixed, none of which any unit test in this repository had caught. What it has </w:t>
+      </w:r>
+      <w:r>
+        <w:rPr>
+          <w:rFonts w:ascii="Calibri" w:cs="Calibri" w:eastAsia="Calibri" w:hAnsi="Calibri"/>
+          <w:b w:val="false"/>
+          <w:bCs w:val="false"/>
+          <w:i/>
+          <w:iCs/>
+          <w:color w:val="1B2027"/>
+          <w:sz w:val="21"/>
+          <w:szCs w:val="21"/>
+        </w:rPr>
+        <w:t xml:space="preserve">not</w:t>
+      </w:r>
+      <w:r>
+        <w:rPr>
+          <w:rFonts w:ascii="Calibri" w:cs="Calibri" w:eastAsia="Calibri" w:hAnsi="Calibri"/>
+          <w:b w:val="false"/>
+          <w:bCs w:val="false"/>
+          <w:i w:val="false"/>
+          <w:iCs w:val="false"/>
+          <w:color w:val="1B2027"/>
+          <w:sz w:val="21"/>
+          <w:szCs w:val="21"/>
+        </w:rPr>
+        <w:t xml:space="preserve"> been through is a real CDE, a real document store and real users — so treat section 4 as the contract and budget a spike for your first integration.</w:t>
       </w:r>
     </w:p>
     <w:p>
@@ -11754,20 +11780,20 @@
           <w:sz w:val="21"/>
           <w:szCs w:val="21"/>
         </w:rPr>
-        <w:t xml:space="preserve">Nobody has opened a document in a host frame on an installed deployment</w:t>
-      </w:r>
-      <w:r>
-        <w:rPr>
-          <w:rFonts w:ascii="Calibri" w:cs="Calibri" w:eastAsia="Calibri" w:hAnsi="Calibri"/>
-          <w:b w:val="false"/>
-          <w:bCs w:val="false"/>
-          <w:i w:val="false"/>
-          <w:iCs w:val="false"/>
-          <w:color w:val="1B2027"/>
-          <w:sz w:val="21"/>
-          <w:szCs w:val="21"/>
-        </w:rPr>
-        <w:t xml:space="preserve"> — section 5.2. Every piece is verified and the whole has not run. Plan a spike.</w:t>
+        <w:t xml:space="preserve">No real CDE has integrated it yet</w:t>
+      </w:r>
+      <w:r>
+        <w:rPr>
+          <w:rFonts w:ascii="Calibri" w:cs="Calibri" w:eastAsia="Calibri" w:hAnsi="Calibri"/>
+          <w:b w:val="false"/>
+          <w:bCs w:val="false"/>
+          <w:i w:val="false"/>
+          <w:iCs w:val="false"/>
+          <w:color w:val="1B2027"/>
+          <w:sz w:val="21"/>
+          <w:szCs w:val="21"/>
+        </w:rPr>
+        <w:t xml:space="preserve"> — section 5.2. Our own demo host drives the whole protocol against a served viewer; your storage, your documents and your users are the parts nobody has exercised.</w:t>
       </w:r>
     </w:p>
     <w:p>

--- a/docs/Viewer-Product-Integration-Guide.docx
+++ b/docs/Viewer-Product-Integration-Guide.docx
@@ -138,6 +138,42 @@
           <w:szCs w:val="21"/>
         </w:rPr>
         <w:t xml:space="preserve">, so treat section 4 as the contract and your first integration as the thing that proves it. This guide says which parts you can build on now and which are newer than anyone’s production traffic.</w:t>
+      </w:r>
+    </w:p>
+    <w:p>
+      <w:pPr>
+        <w:pBdr>
+          <w:left w:val="single" w:color="C4342A" w:sz="18" w:space="8"/>
+        </w:pBdr>
+        <w:shd w:fill="FBEDEC" w:color="auto" w:val="clear"/>
+        <w:spacing w:after="180" w:before="140"/>
+        <w:ind w:left="120" w:right="120"/>
+      </w:pPr>
+      <w:r>
+        <w:rPr>
+          <w:rFonts w:ascii="Calibri" w:cs="Calibri" w:eastAsia="Calibri" w:hAnsi="Calibri"/>
+          <w:b/>
+          <w:bCs/>
+          <w:i w:val="false"/>
+          <w:iCs w:val="false"/>
+          <w:color w:val="1B2027"/>
+          <w:sz w:val="21"/>
+          <w:szCs w:val="21"/>
+        </w:rPr>
+        <w:t xml:space="preserve">Since the last issue</w:t>
+      </w:r>
+      <w:r>
+        <w:rPr>
+          <w:rFonts w:ascii="Calibri" w:cs="Calibri" w:eastAsia="Calibri" w:hAnsi="Calibri"/>
+          <w:b w:val="false"/>
+          <w:bCs w:val="false"/>
+          <w:i w:val="false"/>
+          <w:iCs w:val="false"/>
+          <w:color w:val="1B2027"/>
+          <w:sz w:val="21"/>
+          <w:szCs w:val="21"/>
+        </w:rPr>
+        <w:t xml:space="preserve">, nothing in the protocol has changed — section 5 is the same contract. What changed is what you inherit when you embed it: section 7 now states our accessibility and localisation position in enough detail to answer a procurement questionnaire without overstating it, including the one functional accessibility gap that is still open.</w:t>
       </w:r>
     </w:p>
     <w:p>
@@ -12055,7 +12091,48 @@
           <w:sz w:val="21"/>
           <w:szCs w:val="21"/>
         </w:rPr>
-        <w:t xml:space="preserve"> An accessibility statement, a VPAT 2.5 INT conformance report and a screen-reader matrix all exist in our repository, and all three record the same thing: no criterion has been evaluated by test. Real work has been done — keyboard-reachable controls, a visible focus indicator throughout, </w:t>
+        <w:t xml:space="preserve"> An accessibility statement, a VPAT 2.5 INT conformance report and a screen-reader matrix all exist in our repository, and all three record the same thing: no criterion has been evaluated by an audit. If your bid depends on ours, ask for the current state in writing rather than citing this guide.</w:t>
+      </w:r>
+    </w:p>
+    <w:p>
+      <w:pPr>
+        <w:spacing w:after="140" w:line="276"/>
+      </w:pPr>
+      <w:r>
+        <w:rPr>
+          <w:rFonts w:ascii="Calibri" w:cs="Calibri" w:eastAsia="Calibri" w:hAnsi="Calibri"/>
+          <w:b w:val="false"/>
+          <w:bCs w:val="false"/>
+          <w:i w:val="false"/>
+          <w:iCs w:val="false"/>
+          <w:color w:val="1B2027"/>
+          <w:sz w:val="21"/>
+          <w:szCs w:val="21"/>
+        </w:rPr>
+        <w:t xml:space="preserve">What we can tell you honestly, because each item has a test that fails when it regresses:</w:t>
+      </w:r>
+    </w:p>
+    <w:p>
+      <w:pPr>
+        <w:pStyle w:val="ListParagraph"/>
+        <w:numPr>
+          <w:ilvl w:val="0"/>
+          <w:numId w:val="2"/>
+        </w:numPr>
+        <w:spacing w:after="90" w:line="276"/>
+      </w:pPr>
+      <w:r>
+        <w:rPr>
+          <w:rFonts w:ascii="Calibri" w:cs="Calibri" w:eastAsia="Calibri" w:hAnsi="Calibri"/>
+          <w:b w:val="false"/>
+          <w:bCs w:val="false"/>
+          <w:i w:val="false"/>
+          <w:iCs w:val="false"/>
+          <w:color w:val="1B2027"/>
+          <w:sz w:val="21"/>
+          <w:szCs w:val="21"/>
+        </w:rPr>
+        <w:t xml:space="preserve">The model hierarchy tree implements the full tree pattern — roving tab stop, arrow navigation, </w:t>
       </w:r>
       <w:r>
         <w:rPr>
@@ -12068,20 +12145,363 @@
           <w:sz w:val="19"/>
           <w:szCs w:val="19"/>
         </w:rPr>
-        <w:t xml:space="preserve">prefers-reduced-motion</w:t>
-      </w:r>
-      <w:r>
-        <w:rPr>
-          <w:rFonts w:ascii="Calibri" w:cs="Calibri" w:eastAsia="Calibri" w:hAnsi="Calibri"/>
-          <w:b w:val="false"/>
-          <w:bCs w:val="false"/>
-          <w:i w:val="false"/>
-          <w:iCs w:val="false"/>
-          <w:color w:val="1B2027"/>
-          <w:sz w:val="21"/>
-          <w:szCs w:val="21"/>
-        </w:rPr>
-        <w:t xml:space="preserve"> honoured, an authentication flow that meets SC 3.3.8 by construction — but none of it has been through an audit, and an untested claim is worth nothing in a procurement. If your bid depends on ours, ask for the current state in writing rather than citing this guide.</w:t>
+        <w:t xml:space="preserve">aria-level</w:t>
+      </w:r>
+      <w:r>
+        <w:rPr>
+          <w:rFonts w:ascii="Calibri" w:cs="Calibri" w:eastAsia="Calibri" w:hAnsi="Calibri"/>
+          <w:b w:val="false"/>
+          <w:bCs w:val="false"/>
+          <w:i w:val="false"/>
+          <w:iCs w:val="false"/>
+          <w:color w:val="1B2027"/>
+          <w:sz w:val="21"/>
+          <w:szCs w:val="21"/>
+        </w:rPr>
+        <w:t xml:space="preserve"> and </w:t>
+      </w:r>
+      <w:r>
+        <w:rPr>
+          <w:rFonts w:ascii="Consolas" w:cs="Consolas" w:eastAsia="Consolas" w:hAnsi="Consolas"/>
+          <w:b w:val="false"/>
+          <w:bCs w:val="false"/>
+          <w:i w:val="false"/>
+          <w:iCs w:val="false"/>
+          <w:color w:val="1B2027"/>
+          <w:sz w:val="19"/>
+          <w:szCs w:val="19"/>
+        </w:rPr>
+        <w:t xml:space="preserve">aria-expanded</w:t>
+      </w:r>
+      <w:r>
+        <w:rPr>
+          <w:rFonts w:ascii="Calibri" w:cs="Calibri" w:eastAsia="Calibri" w:hAnsi="Calibri"/>
+          <w:b w:val="false"/>
+          <w:bCs w:val="false"/>
+          <w:i w:val="false"/>
+          <w:iCs w:val="false"/>
+          <w:color w:val="1B2027"/>
+          <w:sz w:val="21"/>
+          <w:szCs w:val="21"/>
+        </w:rPr>
+        <w:t xml:space="preserve"> per row.</w:t>
+      </w:r>
+    </w:p>
+    <w:p>
+      <w:pPr>
+        <w:pStyle w:val="ListParagraph"/>
+        <w:numPr>
+          <w:ilvl w:val="0"/>
+          <w:numId w:val="2"/>
+        </w:numPr>
+        <w:spacing w:after="90" w:line="276"/>
+      </w:pPr>
+      <w:r>
+        <w:rPr>
+          <w:rFonts w:ascii="Calibri" w:cs="Calibri" w:eastAsia="Calibri" w:hAnsi="Calibri"/>
+          <w:b w:val="false"/>
+          <w:bCs w:val="false"/>
+          <w:i w:val="false"/>
+          <w:iCs w:val="false"/>
+          <w:color w:val="1B2027"/>
+          <w:sz w:val="21"/>
+          <w:szCs w:val="21"/>
+        </w:rPr>
+        <w:t xml:space="preserve">Page reordering and the comparison wipe, both previously drag-only, have keyboard routes (SC 2.5.7).</w:t>
+      </w:r>
+    </w:p>
+    <w:p>
+      <w:pPr>
+        <w:pStyle w:val="ListParagraph"/>
+        <w:numPr>
+          <w:ilvl w:val="0"/>
+          <w:numId w:val="2"/>
+        </w:numPr>
+        <w:spacing w:after="90" w:line="276"/>
+      </w:pPr>
+      <w:r>
+        <w:rPr>
+          <w:rFonts w:ascii="Calibri" w:cs="Calibri" w:eastAsia="Calibri" w:hAnsi="Calibri"/>
+          <w:b w:val="false"/>
+          <w:bCs w:val="false"/>
+          <w:i w:val="false"/>
+          <w:iCs w:val="false"/>
+          <w:color w:val="1B2027"/>
+          <w:sz w:val="21"/>
+          <w:szCs w:val="21"/>
+        </w:rPr>
+        <w:t xml:space="preserve">Icon-only controls carry accessible names rather than announcing their glyph.</w:t>
+      </w:r>
+    </w:p>
+    <w:p>
+      <w:pPr>
+        <w:pStyle w:val="ListParagraph"/>
+        <w:numPr>
+          <w:ilvl w:val="0"/>
+          <w:numId w:val="2"/>
+        </w:numPr>
+        <w:spacing w:after="90" w:line="276"/>
+      </w:pPr>
+      <w:r>
+        <w:rPr>
+          <w:rFonts w:ascii="Calibri" w:cs="Calibri" w:eastAsia="Calibri" w:hAnsi="Calibri"/>
+          <w:b w:val="false"/>
+          <w:bCs w:val="false"/>
+          <w:i w:val="false"/>
+          <w:iCs w:val="false"/>
+          <w:color w:val="1B2027"/>
+          <w:sz w:val="21"/>
+          <w:szCs w:val="21"/>
+        </w:rPr>
+        <w:t xml:space="preserve">Form controls are programmatically associated with their labels, their validation messages and their hints; required fields say so to assistive technology rather than only showing an asterisk.</w:t>
+      </w:r>
+    </w:p>
+    <w:p>
+      <w:pPr>
+        <w:pStyle w:val="ListParagraph"/>
+        <w:numPr>
+          <w:ilvl w:val="0"/>
+          <w:numId w:val="2"/>
+        </w:numPr>
+        <w:spacing w:after="90" w:line="276"/>
+      </w:pPr>
+      <w:r>
+        <w:rPr>
+          <w:rFonts w:ascii="Calibri" w:cs="Calibri" w:eastAsia="Calibri" w:hAnsi="Calibri"/>
+          <w:b w:val="false"/>
+          <w:bCs w:val="false"/>
+          <w:i w:val="false"/>
+          <w:iCs w:val="false"/>
+          <w:color w:val="1B2027"/>
+          <w:sz w:val="21"/>
+          <w:szCs w:val="21"/>
+        </w:rPr>
+        <w:t xml:space="preserve">Long operations and their results are announced through live regions.</w:t>
+      </w:r>
+    </w:p>
+    <w:p>
+      <w:pPr>
+        <w:pBdr>
+          <w:left w:val="single" w:color="C4342A" w:sz="18" w:space="8"/>
+        </w:pBdr>
+        <w:shd w:fill="FBEDEC" w:color="auto" w:val="clear"/>
+        <w:spacing w:after="180" w:before="140"/>
+        <w:ind w:left="120" w:right="120"/>
+      </w:pPr>
+      <w:r>
+        <w:rPr>
+          <w:rFonts w:ascii="Calibri" w:cs="Calibri" w:eastAsia="Calibri" w:hAnsi="Calibri"/>
+          <w:b/>
+          <w:bCs/>
+          <w:i w:val="false"/>
+          <w:iCs w:val="false"/>
+          <w:color w:val="1B2027"/>
+          <w:sz w:val="21"/>
+          <w:szCs w:val="21"/>
+        </w:rPr>
+        <w:t xml:space="preserve">And what we cannot.</w:t>
+      </w:r>
+      <w:r>
+        <w:rPr>
+          <w:rFonts w:ascii="Calibri" w:cs="Calibri" w:eastAsia="Calibri" w:hAnsi="Calibri"/>
+          <w:b w:val="false"/>
+          <w:bCs w:val="false"/>
+          <w:i w:val="false"/>
+          <w:iCs w:val="false"/>
+          <w:color w:val="1B2027"/>
+          <w:sz w:val="21"/>
+          <w:szCs w:val="21"/>
+        </w:rPr>
+        <w:t xml:space="preserve"> No axe run, no Lighthouse budget, no screen-reader pass against the supported matrix, and no CI gate producing any of them. One known functional gap: </w:t>
+      </w:r>
+      <w:r>
+        <w:rPr>
+          <w:rFonts w:ascii="Calibri" w:cs="Calibri" w:eastAsia="Calibri" w:hAnsi="Calibri"/>
+          <w:b/>
+          <w:bCs/>
+          <w:i w:val="false"/>
+          <w:iCs w:val="false"/>
+          <w:color w:val="1B2027"/>
+          <w:sz w:val="21"/>
+          <w:szCs w:val="21"/>
+        </w:rPr>
+        <w:t xml:space="preserve">markup shapes cannot yet be created or moved without a pointer</w:t>
+      </w:r>
+      <w:r>
+        <w:rPr>
+          <w:rFonts w:ascii="Calibri" w:cs="Calibri" w:eastAsia="Calibri" w:hAnsi="Calibri"/>
+          <w:b w:val="false"/>
+          <w:bCs w:val="false"/>
+          <w:i w:val="false"/>
+          <w:iCs w:val="false"/>
+          <w:color w:val="1B2027"/>
+          <w:sz w:val="21"/>
+          <w:szCs w:val="21"/>
+        </w:rPr>
+        <w:t xml:space="preserve">, which is an SC 2.5.7 failure in the annotation layer specifically. If your customers annotate drawings and your bid claims AA, raise this with us before you sign.</w:t>
+      </w:r>
+    </w:p>
+    <w:p>
+      <w:pPr>
+        <w:spacing w:after="140" w:line="276"/>
+      </w:pPr>
+      <w:r>
+        <w:rPr>
+          <w:rFonts w:ascii="Calibri" w:cs="Calibri" w:eastAsia="Calibri" w:hAnsi="Calibri"/>
+          <w:b/>
+          <w:bCs/>
+          <w:i w:val="false"/>
+          <w:iCs w:val="false"/>
+          <w:color w:val="1B2027"/>
+          <w:sz w:val="21"/>
+          <w:szCs w:val="21"/>
+        </w:rPr>
+        <w:t xml:space="preserve">Localisation.</w:t>
+      </w:r>
+      <w:r>
+        <w:rPr>
+          <w:rFonts w:ascii="Calibri" w:cs="Calibri" w:eastAsia="Calibri" w:hAnsi="Calibri"/>
+          <w:b w:val="false"/>
+          <w:bCs w:val="false"/>
+          <w:i w:val="false"/>
+          <w:iCs w:val="false"/>
+          <w:color w:val="1B2027"/>
+          <w:sz w:val="21"/>
+          <w:szCs w:val="21"/>
+        </w:rPr>
+        <w:t xml:space="preserve"> The viewer has no hardcoded user-facing strings. Everything a reader sees carries a stable message id and a translator note, extracted to a committed catalogue — 552 messages — with two CI gates keeping it honest: one fails if the catalogue drifts from source, the other if a template grows text a translator will never see.</w:t>
+      </w:r>
+    </w:p>
+    <w:p>
+      <w:pPr>
+        <w:pBdr>
+          <w:left w:val="single" w:color="C4342A" w:sz="18" w:space="8"/>
+        </w:pBdr>
+        <w:shd w:fill="FBEDEC" w:color="auto" w:val="clear"/>
+        <w:spacing w:after="180" w:before="140"/>
+        <w:ind w:left="120" w:right="120"/>
+      </w:pPr>
+      <w:r>
+        <w:rPr>
+          <w:rFonts w:ascii="Calibri" w:cs="Calibri" w:eastAsia="Calibri" w:hAnsi="Calibri"/>
+          <w:b/>
+          <w:bCs/>
+          <w:i w:val="false"/>
+          <w:iCs w:val="false"/>
+          <w:color w:val="1B2027"/>
+          <w:sz w:val="21"/>
+          <w:szCs w:val="21"/>
+        </w:rPr>
+        <w:t xml:space="preserve">We ship the source catalogue, not translations.</w:t>
+      </w:r>
+      <w:r>
+        <w:rPr>
+          <w:rFonts w:ascii="Calibri" w:cs="Calibri" w:eastAsia="Calibri" w:hAnsi="Calibri"/>
+          <w:b w:val="false"/>
+          <w:bCs w:val="false"/>
+          <w:i w:val="false"/>
+          <w:iCs w:val="false"/>
+          <w:color w:val="1B2027"/>
+          <w:sz w:val="21"/>
+          <w:szCs w:val="21"/>
+        </w:rPr>
+        <w:t xml:space="preserve"> The messages are English and there are no other locales in the repository. If you sell into a market that needs French or Arabic, you supply the translated catalogue; the mechanism to consume it is Angular’s standard </w:t>
+      </w:r>
+      <w:r>
+        <w:rPr>
+          <w:rFonts w:ascii="Consolas" w:cs="Consolas" w:eastAsia="Consolas" w:hAnsi="Consolas"/>
+          <w:b w:val="false"/>
+          <w:bCs w:val="false"/>
+          <w:i w:val="false"/>
+          <w:iCs w:val="false"/>
+          <w:color w:val="1B2027"/>
+          <w:sz w:val="19"/>
+          <w:szCs w:val="19"/>
+        </w:rPr>
+        <w:t xml:space="preserve">$localize</w:t>
+      </w:r>
+      <w:r>
+        <w:rPr>
+          <w:rFonts w:ascii="Calibri" w:cs="Calibri" w:eastAsia="Calibri" w:hAnsi="Calibri"/>
+          <w:b w:val="false"/>
+          <w:bCs w:val="false"/>
+          <w:i w:val="false"/>
+          <w:iCs w:val="false"/>
+          <w:color w:val="1B2027"/>
+          <w:sz w:val="21"/>
+          <w:szCs w:val="21"/>
+        </w:rPr>
+        <w:t xml:space="preserve"> pipeline and costs you a build per locale, not a fork. RTL layout has been kept in mind throughout — logical properties rather than </w:t>
+      </w:r>
+      <w:r>
+        <w:rPr>
+          <w:rFonts w:ascii="Consolas" w:cs="Consolas" w:eastAsia="Consolas" w:hAnsi="Consolas"/>
+          <w:b w:val="false"/>
+          <w:bCs w:val="false"/>
+          <w:i w:val="false"/>
+          <w:iCs w:val="false"/>
+          <w:color w:val="1B2027"/>
+          <w:sz w:val="19"/>
+          <w:szCs w:val="19"/>
+        </w:rPr>
+        <w:t xml:space="preserve">left</w:t>
+      </w:r>
+      <w:r>
+        <w:rPr>
+          <w:rFonts w:ascii="Calibri" w:cs="Calibri" w:eastAsia="Calibri" w:hAnsi="Calibri"/>
+          <w:b w:val="false"/>
+          <w:bCs w:val="false"/>
+          <w:i w:val="false"/>
+          <w:iCs w:val="false"/>
+          <w:color w:val="1B2027"/>
+          <w:sz w:val="21"/>
+          <w:szCs w:val="21"/>
+        </w:rPr>
+        <w:t xml:space="preserve">/</w:t>
+      </w:r>
+      <w:r>
+        <w:rPr>
+          <w:rFonts w:ascii="Consolas" w:cs="Consolas" w:eastAsia="Consolas" w:hAnsi="Consolas"/>
+          <w:b w:val="false"/>
+          <w:bCs w:val="false"/>
+          <w:i w:val="false"/>
+          <w:iCs w:val="false"/>
+          <w:color w:val="1B2027"/>
+          <w:sz w:val="19"/>
+          <w:szCs w:val="19"/>
+        </w:rPr>
+        <w:t xml:space="preserve">right</w:t>
+      </w:r>
+      <w:r>
+        <w:rPr>
+          <w:rFonts w:ascii="Calibri" w:cs="Calibri" w:eastAsia="Calibri" w:hAnsi="Calibri"/>
+          <w:b w:val="false"/>
+          <w:bCs w:val="false"/>
+          <w:i w:val="false"/>
+          <w:iCs w:val="false"/>
+          <w:color w:val="1B2027"/>
+          <w:sz w:val="21"/>
+          <w:szCs w:val="21"/>
+        </w:rPr>
+        <w:t xml:space="preserve"> — but has not been verified against a real RTL locale, because there is not one to verify against.</w:t>
+      </w:r>
+    </w:p>
+    <w:p>
+      <w:pPr>
+        <w:spacing w:after="140" w:line="276"/>
+      </w:pPr>
+      <w:r>
+        <w:rPr>
+          <w:rFonts w:ascii="Calibri" w:cs="Calibri" w:eastAsia="Calibri" w:hAnsi="Calibri"/>
+          <w:b w:val="false"/>
+          <w:bCs w:val="false"/>
+          <w:i w:val="false"/>
+          <w:iCs w:val="false"/>
+          <w:color w:val="1B2027"/>
+          <w:sz w:val="21"/>
+          <w:szCs w:val="21"/>
+        </w:rPr>
+        <w:t xml:space="preserve">A few sentences still reach the screen in English from the server, in the places where only the server knows what happened. We have replaced them wherever the response also carries a status code the client can word itself, which is most of them, but a host serving a non-English market should expect a small residue and ask us to name it for the paths they care about.</w:t>
       </w:r>
     </w:p>
     <w:p>

--- a/docs/Viewer-Product-Integration-Guide.docx
+++ b/docs/Viewer-Product-Integration-Guide.docx
@@ -12281,6 +12281,55 @@
     </w:p>
     <w:p>
       <w:pPr>
+        <w:pStyle w:val="ListParagraph"/>
+        <w:numPr>
+          <w:ilvl w:val="0"/>
+          <w:numId w:val="2"/>
+        </w:numPr>
+        <w:spacing w:after="90" w:line="276"/>
+      </w:pPr>
+      <w:r>
+        <w:rPr>
+          <w:rFonts w:ascii="Calibri" w:cs="Calibri" w:eastAsia="Calibri" w:hAnsi="Calibri"/>
+          <w:b w:val="false"/>
+          <w:bCs w:val="false"/>
+          <w:i w:val="false"/>
+          <w:iCs w:val="false"/>
+          <w:color w:val="1B2027"/>
+          <w:sz w:val="21"/>
+          <w:szCs w:val="21"/>
+        </w:rPr>
+        <w:t xml:space="preserve">The embedded toolbar is marked as a group of named buttons rather than a toolbar. It used to claim </w:t>
+      </w:r>
+      <w:r>
+        <w:rPr>
+          <w:rFonts w:ascii="Consolas" w:cs="Consolas" w:eastAsia="Consolas" w:hAnsi="Consolas"/>
+          <w:b w:val="false"/>
+          <w:bCs w:val="false"/>
+          <w:i w:val="false"/>
+          <w:iCs w:val="false"/>
+          <w:color w:val="1B2027"/>
+          <w:sz w:val="19"/>
+          <w:szCs w:val="19"/>
+        </w:rPr>
+        <w:t xml:space="preserve">role="toolbar"</w:t>
+      </w:r>
+      <w:r>
+        <w:rPr>
+          <w:rFonts w:ascii="Calibri" w:cs="Calibri" w:eastAsia="Calibri" w:hAnsi="Calibri"/>
+          <w:b w:val="false"/>
+          <w:bCs w:val="false"/>
+          <w:i w:val="false"/>
+          <w:iCs w:val="false"/>
+          <w:color w:val="1B2027"/>
+          <w:sz w:val="21"/>
+          <w:szCs w:val="21"/>
+        </w:rPr>
+        <w:t xml:space="preserve">, which promises arrow-key navigation over a single tab stop that the row does not implement — so a screen-reader user was told it was a toolbar, pressed the arrows, and nothing moved. If your own audit checks ARIA roles against their behaviour, this is one fewer finding than the last release would have given you.</w:t>
+      </w:r>
+    </w:p>
+    <w:p>
+      <w:pPr>
         <w:pBdr>
           <w:left w:val="single" w:color="C4342A" w:sz="18" w:space="8"/>
         </w:pBdr>
@@ -12369,7 +12418,95 @@
           <w:sz w:val="21"/>
           <w:szCs w:val="21"/>
         </w:rPr>
-        <w:t xml:space="preserve"> The viewer has no hardcoded user-facing strings. Everything a reader sees carries a stable message id and a translator note, extracted to a committed catalogue — 552 messages — with two CI gates keeping it honest: one fails if the catalogue drifts from source, the other if a template grows text a translator will never see.</w:t>
+        <w:t xml:space="preserve"> Everything a reader sees carries a stable message id and a translator note, extracted to a committed catalogue — 585 messages — with two CI gates keeping it honest: one fails if the catalogue drifts from source, the other if a template grows text a translator will never see.</w:t>
+      </w:r>
+    </w:p>
+    <w:p>
+      <w:pPr>
+        <w:pBdr>
+          <w:left w:val="single" w:color="C4342A" w:sz="18" w:space="8"/>
+        </w:pBdr>
+        <w:shd w:fill="FBEDEC" w:color="auto" w:val="clear"/>
+        <w:spacing w:after="180" w:before="140"/>
+        <w:ind w:left="120" w:right="120"/>
+      </w:pPr>
+      <w:r>
+        <w:rPr>
+          <w:rFonts w:ascii="Calibri" w:cs="Calibri" w:eastAsia="Calibri" w:hAnsi="Calibri"/>
+          <w:b/>
+          <w:bCs/>
+          <w:i w:val="false"/>
+          <w:iCs w:val="false"/>
+          <w:color w:val="1B2027"/>
+          <w:sz w:val="21"/>
+          <w:szCs w:val="21"/>
+        </w:rPr>
+        <w:t xml:space="preserve">The last issue of this guide said there were no hardcoded strings left. Nine were found after it shipped,</w:t>
+      </w:r>
+      <w:r>
+        <w:rPr>
+          <w:rFonts w:ascii="Calibri" w:cs="Calibri" w:eastAsia="Calibri" w:hAnsi="Calibri"/>
+          <w:b w:val="false"/>
+          <w:bCs w:val="false"/>
+          <w:i w:val="false"/>
+          <w:iCs w:val="false"/>
+          <w:color w:val="1B2027"/>
+          <w:sz w:val="21"/>
+          <w:szCs w:val="21"/>
+        </w:rPr>
+        <w:t xml:space="preserve"> and six of them were in the embedded viewer — the surface </w:t>
+      </w:r>
+      <w:r>
+        <w:rPr>
+          <w:rFonts w:ascii="Calibri" w:cs="Calibri" w:eastAsia="Calibri" w:hAnsi="Calibri"/>
+          <w:b w:val="false"/>
+          <w:bCs w:val="false"/>
+          <w:i/>
+          <w:iCs/>
+          <w:color w:val="1B2027"/>
+          <w:sz w:val="21"/>
+          <w:szCs w:val="21"/>
+        </w:rPr>
+        <w:t xml:space="preserve">your</w:t>
+      </w:r>
+      <w:r>
+        <w:rPr>
+          <w:rFonts w:ascii="Calibri" w:cs="Calibri" w:eastAsia="Calibri" w:hAnsi="Calibri"/>
+          <w:b w:val="false"/>
+          <w:bCs w:val="false"/>
+          <w:i w:val="false"/>
+          <w:iCs w:val="false"/>
+          <w:color w:val="1B2027"/>
+          <w:sz w:val="21"/>
+          <w:szCs w:val="21"/>
+        </w:rPr>
+        <w:t xml:space="preserve"> application frames, so the English appeared inside your translated interface. They are fixed. They are mentioned because of what they say about the gates rather than about the nine: all nine sat where neither gate looks, in expression operands and return statements rather than in template text or a </w:t>
+      </w:r>
+      <w:r>
+        <w:rPr>
+          <w:rFonts w:ascii="Consolas" w:cs="Consolas" w:eastAsia="Consolas" w:hAnsi="Consolas"/>
+          <w:b w:val="false"/>
+          <w:bCs w:val="false"/>
+          <w:i w:val="false"/>
+          <w:iCs w:val="false"/>
+          <w:color w:val="1B2027"/>
+          <w:sz w:val="19"/>
+          <w:szCs w:val="19"/>
+        </w:rPr>
+        <w:t xml:space="preserve">$localize</w:t>
+      </w:r>
+      <w:r>
+        <w:rPr>
+          <w:rFonts w:ascii="Calibri" w:cs="Calibri" w:eastAsia="Calibri" w:hAnsi="Calibri"/>
+          <w:b w:val="false"/>
+          <w:bCs w:val="false"/>
+          <w:i w:val="false"/>
+          <w:iCs w:val="false"/>
+          <w:color w:val="1B2027"/>
+          <w:sz w:val="21"/>
+          <w:szCs w:val="21"/>
+        </w:rPr>
+        <w:t xml:space="preserve"> call. The catalogue is complete as far as two mechanical sweeps can see, and a string placed where neither looks will still get through. If you are selling into a non-English market, spot-check the embedded surface in your target locale rather than taking the catalogue’s completeness on trust.</w:t>
       </w:r>
     </w:p>
     <w:p>

--- a/docs/Viewer-Product-Integration-Guide.docx
+++ b/docs/Viewer-Product-Integration-Guide.docx
@@ -9021,7 +9021,7 @@
           <w:sz w:val="21"/>
           <w:szCs w:val="21"/>
         </w:rPr>
-        <w:t xml:space="preserve">Fourteen message types run viewer → host. Four exist purely so you can </w:t>
+        <w:t xml:space="preserve">Thirteen message types run viewer → host. Four exist purely so you can </w:t>
       </w:r>
       <w:r>
         <w:rPr>
@@ -9048,6 +9048,55 @@
           <w:szCs w:val="21"/>
         </w:rPr>
         <w:t xml:space="preserve"> what a reader did without polling us or inferring it from markup traffic — and the inference is wrong in ways that are not obvious, which is why they exist.</w:t>
+      </w:r>
+    </w:p>
+    <w:p>
+      <w:pPr>
+        <w:pBdr>
+          <w:left w:val="single" w:color="C4342A" w:sz="18" w:space="8"/>
+        </w:pBdr>
+        <w:shd w:fill="FBEDEC" w:color="auto" w:val="clear"/>
+        <w:spacing w:after="180" w:before="140"/>
+        <w:ind w:left="120" w:right="120"/>
+      </w:pPr>
+      <w:r>
+        <w:rPr>
+          <w:rFonts w:ascii="Calibri" w:cs="Calibri" w:eastAsia="Calibri" w:hAnsi="Calibri"/>
+          <w:b w:val="false"/>
+          <w:bCs w:val="false"/>
+          <w:i w:val="false"/>
+          <w:iCs w:val="false"/>
+          <w:color w:val="1B2027"/>
+          <w:sz w:val="21"/>
+          <w:szCs w:val="21"/>
+        </w:rPr>
+        <w:t xml:space="preserve">The last issue of this guide said fourteen, and it was counting one that never arrives. </w:t>
+      </w:r>
+      <w:r>
+        <w:rPr>
+          <w:rFonts w:ascii="Consolas" w:cs="Consolas" w:eastAsia="Consolas" w:hAnsi="Consolas"/>
+          <w:b w:val="false"/>
+          <w:bCs w:val="false"/>
+          <w:i w:val="false"/>
+          <w:iCs w:val="false"/>
+          <w:color w:val="1B2027"/>
+          <w:sz w:val="19"/>
+          <w:szCs w:val="19"/>
+        </w:rPr>
+        <w:t xml:space="preserve">viewer.resized</w:t>
+      </w:r>
+      <w:r>
+        <w:rPr>
+          <w:rFonts w:ascii="Calibri" w:cs="Calibri" w:eastAsia="Calibri" w:hAnsi="Calibri"/>
+          <w:b w:val="false"/>
+          <w:bCs w:val="false"/>
+          <w:i w:val="false"/>
+          <w:iCs w:val="false"/>
+          <w:color w:val="1B2027"/>
+          <w:sz w:val="21"/>
+          <w:szCs w:val="21"/>
+        </w:rPr>
+        <w:t xml:space="preserve"> was specified, listed in the protocol’s own event table with a payload shape, and sent by no code path — so a host that sized its frame to content waited for an event that never came, with nothing erroring to say why. It has been removed from the protocol rather than left as a promise, and a CI gate now refuses any declared message type that nothing sends. If you want the frame to follow the content, measure it from your own page.</w:t>
       </w:r>
     </w:p>
     <w:tbl>

--- a/docs/Viewer-Product-Integration-Guide.docx
+++ b/docs/Viewer-Product-Integration-Guide.docx
@@ -12410,7 +12410,25 @@
           <w:sz w:val="21"/>
           <w:szCs w:val="21"/>
         </w:rPr>
-        <w:t xml:space="preserve"> No axe run, no Lighthouse budget, no screen-reader pass against the supported matrix, and no CI gate producing any of them. One known functional gap: </w:t>
+        <w:t xml:space="preserve"> No axe run, no Lighthouse budget, no screen-reader pass against the supported matrix, and no CI gate producing any of them.</w:t>
+      </w:r>
+    </w:p>
+    <w:p>
+      <w:pPr>
+        <w:spacing w:after="140" w:line="276"/>
+      </w:pPr>
+      <w:r>
+        <w:rPr>
+          <w:rFonts w:ascii="Calibri" w:cs="Calibri" w:eastAsia="Calibri" w:hAnsi="Calibri"/>
+          <w:b w:val="false"/>
+          <w:bCs w:val="false"/>
+          <w:i w:val="false"/>
+          <w:iCs w:val="false"/>
+          <w:color w:val="1B2027"/>
+          <w:sz w:val="21"/>
+          <w:szCs w:val="21"/>
+        </w:rPr>
+        <w:t xml:space="preserve">The SC 2.5.7 failure in the annotation layer that the last issue of this guide reported is </w:t>
       </w:r>
       <w:r>
         <w:rPr>
@@ -12423,25 +12441,48 @@
           <w:sz w:val="21"/>
           <w:szCs w:val="21"/>
         </w:rPr>
-        <w:t xml:space="preserve">markup shapes cannot yet be created or moved without a pointer</w:t>
-      </w:r>
-      <w:r>
-        <w:rPr>
-          <w:rFonts w:ascii="Calibri" w:cs="Calibri" w:eastAsia="Calibri" w:hAnsi="Calibri"/>
-          <w:b w:val="false"/>
-          <w:bCs w:val="false"/>
-          <w:i w:val="false"/>
-          <w:iCs w:val="false"/>
-          <w:color w:val="1B2027"/>
-          <w:sz w:val="21"/>
-          <w:szCs w:val="21"/>
-        </w:rPr>
-        <w:t xml:space="preserve">, which is an SC 2.5.7 failure in the annotation layer specifically. If your customers annotate drawings and your bid claims AA, raise this with us before you sign.</w:t>
+        <w:t xml:space="preserve">fixed for drawing</w:t>
+      </w:r>
+      <w:r>
+        <w:rPr>
+          <w:rFonts w:ascii="Calibri" w:cs="Calibri" w:eastAsia="Calibri" w:hAnsi="Calibri"/>
+          <w:b w:val="false"/>
+          <w:bCs w:val="false"/>
+          <w:i w:val="false"/>
+          <w:iCs w:val="false"/>
+          <w:color w:val="1B2027"/>
+          <w:sz w:val="21"/>
+          <w:szCs w:val="21"/>
+        </w:rPr>
+        <w:t xml:space="preserve">: a shape can now be created entirely from the keyboard on both the PDF page and the converted drawing. Focus the markup layer, then arrow keys move a crosshair, Shift takes a larger step, Space presses, Enter finishes and Escape cancels — the arrow keys between the press and the finish are the single-pointer alternative to the drag.</w:t>
       </w:r>
     </w:p>
     <w:p>
       <w:pPr>
         <w:spacing w:after="140" w:line="276"/>
+      </w:pPr>
+      <w:r>
+        <w:rPr>
+          <w:rFonts w:ascii="Calibri" w:cs="Calibri" w:eastAsia="Calibri" w:hAnsi="Calibri"/>
+          <w:b w:val="false"/>
+          <w:bCs w:val="false"/>
+          <w:i w:val="false"/>
+          <w:iCs w:val="false"/>
+          <w:color w:val="1B2027"/>
+          <w:sz w:val="21"/>
+          <w:szCs w:val="21"/>
+        </w:rPr>
+        <w:t xml:space="preserve">Two limits on that, stated plainly because a bid should not over-claim.</w:t>
+      </w:r>
+    </w:p>
+    <w:p>
+      <w:pPr>
+        <w:pStyle w:val="ListParagraph"/>
+        <w:numPr>
+          <w:ilvl w:val="0"/>
+          <w:numId w:val="2"/>
+        </w:numPr>
+        <w:spacing w:after="90" w:line="276"/>
       </w:pPr>
       <w:r>
         <w:rPr>
@@ -12454,6 +12495,96 @@
           <w:sz w:val="21"/>
           <w:szCs w:val="21"/>
         </w:rPr>
+        <w:t xml:space="preserve">A committed shape still cannot be moved or resized — by anyone.</w:t>
+      </w:r>
+      <w:r>
+        <w:rPr>
+          <w:rFonts w:ascii="Calibri" w:cs="Calibri" w:eastAsia="Calibri" w:hAnsi="Calibri"/>
+          <w:b w:val="false"/>
+          <w:bCs w:val="false"/>
+          <w:i w:val="false"/>
+          <w:iCs w:val="false"/>
+          <w:color w:val="1B2027"/>
+          <w:sz w:val="21"/>
+          <w:szCs w:val="21"/>
+        </w:rPr>
+        <w:t xml:space="preserve"> The viewer has no shape selection and no move, for any input device, so a misplaced annotation is deleted and drawn again. The last issue filed this as half of the keyboard gap, which hid it; it is a functional gap, not an accessibility one.</w:t>
+      </w:r>
+    </w:p>
+    <w:p>
+      <w:pPr>
+        <w:pStyle w:val="ListParagraph"/>
+        <w:numPr>
+          <w:ilvl w:val="0"/>
+          <w:numId w:val="2"/>
+        </w:numPr>
+        <w:spacing w:after="90" w:line="276"/>
+      </w:pPr>
+      <w:r>
+        <w:rPr>
+          <w:rFonts w:ascii="Calibri" w:cs="Calibri" w:eastAsia="Calibri" w:hAnsi="Calibri"/>
+          <w:b/>
+          <w:bCs/>
+          <w:i w:val="false"/>
+          <w:iCs w:val="false"/>
+          <w:color w:val="1B2027"/>
+          <w:sz w:val="21"/>
+          <w:szCs w:val="21"/>
+        </w:rPr>
+        <w:t xml:space="preserve">A reader cannot yet enumerate existing markup</w:t>
+      </w:r>
+      <w:r>
+        <w:rPr>
+          <w:rFonts w:ascii="Calibri" w:cs="Calibri" w:eastAsia="Calibri" w:hAnsi="Calibri"/>
+          <w:b w:val="false"/>
+          <w:bCs w:val="false"/>
+          <w:i w:val="false"/>
+          <w:iCs w:val="false"/>
+          <w:color w:val="1B2027"/>
+          <w:sz w:val="21"/>
+          <w:szCs w:val="21"/>
+        </w:rPr>
+        <w:t xml:space="preserve"> through assistive technology. Creating is covered; reading back what is on the page is not.</w:t>
+      </w:r>
+    </w:p>
+    <w:p>
+      <w:pPr>
+        <w:pBdr>
+          <w:left w:val="single" w:color="C4342A" w:sz="18" w:space="8"/>
+        </w:pBdr>
+        <w:shd w:fill="FBEDEC" w:color="auto" w:val="clear"/>
+        <w:spacing w:after="180" w:before="140"/>
+        <w:ind w:left="120" w:right="120"/>
+      </w:pPr>
+      <w:r>
+        <w:rPr>
+          <w:rFonts w:ascii="Calibri" w:cs="Calibri" w:eastAsia="Calibri" w:hAnsi="Calibri"/>
+          <w:b w:val="false"/>
+          <w:bCs w:val="false"/>
+          <w:i w:val="false"/>
+          <w:iCs w:val="false"/>
+          <w:color w:val="1B2027"/>
+          <w:sz w:val="21"/>
+          <w:szCs w:val="21"/>
+        </w:rPr>
+        <w:t xml:space="preserve">If your customers annotate drawings and your bid claims AA, raise both with us before you sign.</w:t>
+      </w:r>
+    </w:p>
+    <w:p>
+      <w:pPr>
+        <w:spacing w:after="140" w:line="276"/>
+      </w:pPr>
+      <w:r>
+        <w:rPr>
+          <w:rFonts w:ascii="Calibri" w:cs="Calibri" w:eastAsia="Calibri" w:hAnsi="Calibri"/>
+          <w:b/>
+          <w:bCs/>
+          <w:i w:val="false"/>
+          <w:iCs w:val="false"/>
+          <w:color w:val="1B2027"/>
+          <w:sz w:val="21"/>
+          <w:szCs w:val="21"/>
+        </w:rPr>
         <w:t xml:space="preserve">Localisation.</w:t>
       </w:r>
       <w:r>
@@ -12467,7 +12598,7 @@
           <w:sz w:val="21"/>
           <w:szCs w:val="21"/>
         </w:rPr>
-        <w:t xml:space="preserve"> Everything a reader sees carries a stable message id and a translator note, extracted to a committed catalogue — 585 messages — with two CI gates keeping it honest: one fails if the catalogue drifts from source, the other if a template grows text a translator will never see.</w:t>
+        <w:t xml:space="preserve"> Everything a reader sees carries a stable message id and a translator note, extracted to a committed catalogue — 587 messages — with two CI gates keeping it honest: one fails if the catalogue drifts from source, the other if a template grows text a translator will never see.</w:t>
       </w:r>
     </w:p>
     <w:p>

--- a/docs/Viewer-Product-Integration-Guide.docx
+++ b/docs/Viewer-Product-Integration-Guide.docx
@@ -12340,6 +12340,68 @@
       <w:r>
         <w:rPr>
           <w:rFonts w:ascii="Calibri" w:cs="Calibri" w:eastAsia="Calibri" w:hAnsi="Calibri"/>
+          <w:b/>
+          <w:bCs/>
+          <w:i w:val="false"/>
+          <w:iCs w:val="false"/>
+          <w:color w:val="1B2027"/>
+          <w:sz w:val="21"/>
+          <w:szCs w:val="21"/>
+        </w:rPr>
+        <w:t xml:space="preserve">Every route now names itself with a top-level heading</w:t>
+      </w:r>
+      <w:r>
+        <w:rPr>
+          <w:rFonts w:ascii="Calibri" w:cs="Calibri" w:eastAsia="Calibri" w:hAnsi="Calibri"/>
+          <w:b w:val="false"/>
+          <w:bCs w:val="false"/>
+          <w:i w:val="false"/>
+          <w:iCs w:val="false"/>
+          <w:color w:val="1B2027"/>
+          <w:sz w:val="21"/>
+          <w:szCs w:val="21"/>
+        </w:rPr>
+        <w:t xml:space="preserve"> (SC 2.4.6). Four did not, including the document viewer itself, so a reader navigating by headings reached the viewer and found nothing naming the open document. Where a visible title already existed it carries the heading semantics now rather than gaining a hidden duplicate; where none existed the heading is hidden, because a second visible title on a sign-in card is chrome nobody asked for. The embedded frame carries its own, since an iframe is a separate document and your </w:t>
+      </w:r>
+      <w:r>
+        <w:rPr>
+          <w:rFonts w:ascii="Consolas" w:cs="Consolas" w:eastAsia="Consolas" w:hAnsi="Consolas"/>
+          <w:b w:val="false"/>
+          <w:bCs w:val="false"/>
+          <w:i w:val="false"/>
+          <w:iCs w:val="false"/>
+          <w:color w:val="1B2027"/>
+          <w:sz w:val="19"/>
+          <w:szCs w:val="19"/>
+        </w:rPr>
+        <w:t xml:space="preserve">h1</w:t>
+      </w:r>
+      <w:r>
+        <w:rPr>
+          <w:rFonts w:ascii="Calibri" w:cs="Calibri" w:eastAsia="Calibri" w:hAnsi="Calibri"/>
+          <w:b w:val="false"/>
+          <w:bCs w:val="false"/>
+          <w:i w:val="false"/>
+          <w:iCs w:val="false"/>
+          <w:color w:val="1B2027"/>
+          <w:sz w:val="21"/>
+          <w:szCs w:val="21"/>
+        </w:rPr>
+        <w:t xml:space="preserve"> is not inside it — hidden, so nothing we inject appears in your page.</w:t>
+      </w:r>
+    </w:p>
+    <w:p>
+      <w:pPr>
+        <w:pStyle w:val="ListParagraph"/>
+        <w:numPr>
+          <w:ilvl w:val="0"/>
+          <w:numId w:val="2"/>
+        </w:numPr>
+        <w:spacing w:after="90" w:line="276"/>
+      </w:pPr>
+      <w:r>
+        <w:rPr>
+          <w:rFonts w:ascii="Calibri" w:cs="Calibri" w:eastAsia="Calibri" w:hAnsi="Calibri"/>
           <w:b w:val="false"/>
           <w:bCs w:val="false"/>
           <w:i w:val="false"/>
@@ -12410,7 +12472,173 @@
           <w:sz w:val="21"/>
           <w:szCs w:val="21"/>
         </w:rPr>
-        <w:t xml:space="preserve"> No axe run, no Lighthouse budget, no screen-reader pass against the supported matrix, and no CI gate producing any of them.</w:t>
+        <w:t xml:space="preserve"> No axe run, no Lighthouse budget, no screen-reader pass against the supported matrix, and no CI gate producing any of them. If your own audit runs axe, expect it to find things this document does not list: the headings defect above is exactly the kind a tool catches and we did not, and it sat in our own conformance report mis-described for a release.</w:t>
+      </w:r>
+    </w:p>
+    <w:p>
+      <w:pPr>
+        <w:pBdr>
+          <w:left w:val="single" w:color="C4342A" w:sz="18" w:space="8"/>
+        </w:pBdr>
+        <w:shd w:fill="FBEDEC" w:color="auto" w:val="clear"/>
+        <w:spacing w:after="180" w:before="140"/>
+        <w:ind w:left="120" w:right="120"/>
+      </w:pPr>
+      <w:r>
+        <w:rPr>
+          <w:rFonts w:ascii="Calibri" w:cs="Calibri" w:eastAsia="Calibri" w:hAnsi="Calibri"/>
+          <w:b/>
+          <w:bCs/>
+          <w:i w:val="false"/>
+          <w:iCs w:val="false"/>
+          <w:color w:val="1B2027"/>
+          <w:sz w:val="21"/>
+          <w:szCs w:val="21"/>
+        </w:rPr>
+        <w:t xml:space="preserve">Two heading limits remain, and an auditor will find both.</w:t>
+      </w:r>
+      <w:r>
+        <w:rPr>
+          <w:rFonts w:ascii="Calibri" w:cs="Calibri" w:eastAsia="Calibri" w:hAnsi="Calibri"/>
+          <w:b w:val="false"/>
+          <w:bCs w:val="false"/>
+          <w:i w:val="false"/>
+          <w:iCs w:val="false"/>
+          <w:color w:val="1B2027"/>
+          <w:sz w:val="21"/>
+          <w:szCs w:val="21"/>
+        </w:rPr>
+        <w:t xml:space="preserve"> Levels skip from </w:t>
+      </w:r>
+      <w:r>
+        <w:rPr>
+          <w:rFonts w:ascii="Consolas" w:cs="Consolas" w:eastAsia="Consolas" w:hAnsi="Consolas"/>
+          <w:b w:val="false"/>
+          <w:bCs w:val="false"/>
+          <w:i w:val="false"/>
+          <w:iCs w:val="false"/>
+          <w:color w:val="1B2027"/>
+          <w:sz w:val="19"/>
+          <w:szCs w:val="19"/>
+        </w:rPr>
+        <w:t xml:space="preserve">h1</w:t>
+      </w:r>
+      <w:r>
+        <w:rPr>
+          <w:rFonts w:ascii="Calibri" w:cs="Calibri" w:eastAsia="Calibri" w:hAnsi="Calibri"/>
+          <w:b w:val="false"/>
+          <w:bCs w:val="false"/>
+          <w:i w:val="false"/>
+          <w:iCs w:val="false"/>
+          <w:color w:val="1B2027"/>
+          <w:sz w:val="21"/>
+          <w:szCs w:val="21"/>
+        </w:rPr>
+        <w:t xml:space="preserve"> to </w:t>
+      </w:r>
+      <w:r>
+        <w:rPr>
+          <w:rFonts w:ascii="Consolas" w:cs="Consolas" w:eastAsia="Consolas" w:hAnsi="Consolas"/>
+          <w:b w:val="false"/>
+          <w:bCs w:val="false"/>
+          <w:i w:val="false"/>
+          <w:iCs w:val="false"/>
+          <w:color w:val="1B2027"/>
+          <w:sz w:val="19"/>
+          <w:szCs w:val="19"/>
+        </w:rPr>
+        <w:t xml:space="preserve">h3</w:t>
+      </w:r>
+      <w:r>
+        <w:rPr>
+          <w:rFonts w:ascii="Calibri" w:cs="Calibri" w:eastAsia="Calibri" w:hAnsi="Calibri"/>
+          <w:b w:val="false"/>
+          <w:bCs w:val="false"/>
+          <w:i w:val="false"/>
+          <w:iCs w:val="false"/>
+          <w:color w:val="1B2027"/>
+          <w:sz w:val="21"/>
+          <w:szCs w:val="21"/>
+        </w:rPr>
+        <w:t xml:space="preserve"> in the viewer, compare and 3D routes, because the panels that own the </w:t>
+      </w:r>
+      <w:r>
+        <w:rPr>
+          <w:rFonts w:ascii="Consolas" w:cs="Consolas" w:eastAsia="Consolas" w:hAnsi="Consolas"/>
+          <w:b w:val="false"/>
+          <w:bCs w:val="false"/>
+          <w:i w:val="false"/>
+          <w:iCs w:val="false"/>
+          <w:color w:val="1B2027"/>
+          <w:sz w:val="19"/>
+          <w:szCs w:val="19"/>
+        </w:rPr>
+        <w:t xml:space="preserve">h3</w:t>
+      </w:r>
+      <w:r>
+        <w:rPr>
+          <w:rFonts w:ascii="Calibri" w:cs="Calibri" w:eastAsia="Calibri" w:hAnsi="Calibri"/>
+          <w:b w:val="false"/>
+          <w:bCs w:val="false"/>
+          <w:i w:val="false"/>
+          <w:iCs w:val="false"/>
+          <w:color w:val="1B2027"/>
+          <w:sz w:val="21"/>
+          <w:szCs w:val="21"/>
+        </w:rPr>
+        <w:t xml:space="preserve"> each chose their level independently and the container between them contributes no heading. Fixing it is not a one-line change — the same panel appears at more than one depth, so no single level is right everywhere, and the route outlines need designing. And </w:t>
+      </w:r>
+      <w:r>
+        <w:rPr>
+          <w:rFonts w:ascii="Calibri" w:cs="Calibri" w:eastAsia="Calibri" w:hAnsi="Calibri"/>
+          <w:b/>
+          <w:bCs/>
+          <w:i w:val="false"/>
+          <w:iCs w:val="false"/>
+          <w:color w:val="1B2027"/>
+          <w:sz w:val="21"/>
+          <w:szCs w:val="21"/>
+        </w:rPr>
+        <w:t xml:space="preserve">labels have not been audited at all</w:t>
+      </w:r>
+      <w:r>
+        <w:rPr>
+          <w:rFonts w:ascii="Calibri" w:cs="Calibri" w:eastAsia="Calibri" w:hAnsi="Calibri"/>
+          <w:b w:val="false"/>
+          <w:bCs w:val="false"/>
+          <w:i w:val="false"/>
+          <w:iCs w:val="false"/>
+          <w:color w:val="1B2027"/>
+          <w:sz w:val="21"/>
+          <w:szCs w:val="21"/>
+        </w:rPr>
+        <w:t xml:space="preserve">: SC 2.4.6 covers headings </w:t>
+      </w:r>
+      <w:r>
+        <w:rPr>
+          <w:rFonts w:ascii="Calibri" w:cs="Calibri" w:eastAsia="Calibri" w:hAnsi="Calibri"/>
+          <w:b w:val="false"/>
+          <w:bCs w:val="false"/>
+          <w:i/>
+          <w:iCs/>
+          <w:color w:val="1B2027"/>
+          <w:sz w:val="21"/>
+          <w:szCs w:val="21"/>
+        </w:rPr>
+        <w:t xml:space="preserve">and</w:t>
+      </w:r>
+      <w:r>
+        <w:rPr>
+          <w:rFonts w:ascii="Calibri" w:cs="Calibri" w:eastAsia="Calibri" w:hAnsi="Calibri"/>
+          <w:b w:val="false"/>
+          <w:bCs w:val="false"/>
+          <w:i w:val="false"/>
+          <w:iCs w:val="false"/>
+          <w:color w:val="1B2027"/>
+          <w:sz w:val="21"/>
+          <w:szCs w:val="21"/>
+        </w:rPr>
+        <w:t xml:space="preserve"> labels, and only headings were inspected.</w:t>
       </w:r>
     </w:p>
     <w:p>
@@ -12598,7 +12826,7 @@
           <w:sz w:val="21"/>
           <w:szCs w:val="21"/>
         </w:rPr>
-        <w:t xml:space="preserve"> Everything a reader sees carries a stable message id and a translator note, extracted to a committed catalogue — 587 messages — with two CI gates keeping it honest: one fails if the catalogue drifts from source, the other if a template grows text a translator will never see.</w:t>
+        <w:t xml:space="preserve"> Everything a reader sees carries a stable message id and a translator note, extracted to a committed catalogue — 589 messages — with two CI gates keeping it honest: one fails if the catalogue drifts from source, the other if a template grows text a translator will never see.</w:t>
       </w:r>
     </w:p>
     <w:p>

--- a/docs/Viewer-Product-Integration-Guide.docx
+++ b/docs/Viewer-Product-Integration-Guide.docx
@@ -12495,20 +12495,20 @@
           <w:sz w:val="21"/>
           <w:szCs w:val="21"/>
         </w:rPr>
-        <w:t xml:space="preserve">Two heading limits remain, and an auditor will find both.</w:t>
-      </w:r>
-      <w:r>
-        <w:rPr>
-          <w:rFonts w:ascii="Calibri" w:cs="Calibri" w:eastAsia="Calibri" w:hAnsi="Calibri"/>
-          <w:b w:val="false"/>
-          <w:bCs w:val="false"/>
-          <w:i w:val="false"/>
-          <w:iCs w:val="false"/>
-          <w:color w:val="1B2027"/>
-          <w:sz w:val="21"/>
-          <w:szCs w:val="21"/>
-        </w:rPr>
-        <w:t xml:space="preserve"> Levels skip from </w:t>
+        <w:t xml:space="preserve">The heading skip the last issue of this guide reported is fixed, and the reason it gave for leaving it was wrong.</w:t>
+      </w:r>
+      <w:r>
+        <w:rPr>
+          <w:rFonts w:ascii="Calibri" w:cs="Calibri" w:eastAsia="Calibri" w:hAnsi="Calibri"/>
+          <w:b w:val="false"/>
+          <w:bCs w:val="false"/>
+          <w:i w:val="false"/>
+          <w:iCs w:val="false"/>
+          <w:color w:val="1B2027"/>
+          <w:sz w:val="21"/>
+          <w:szCs w:val="21"/>
+        </w:rPr>
+        <w:t xml:space="preserve"> That issue said levels skipped from </w:t>
       </w:r>
       <w:r>
         <w:rPr>
@@ -12560,7 +12560,7 @@
           <w:sz w:val="21"/>
           <w:szCs w:val="21"/>
         </w:rPr>
-        <w:t xml:space="preserve"> in the viewer, compare and 3D routes, because the panels that own the </w:t>
+        <w:t xml:space="preserve"> in the viewer, compare and 3D routes and that fixing it needed the route outlines designing, because the panels owning the </w:t>
       </w:r>
       <w:r>
         <w:rPr>
@@ -12586,8 +12586,122 @@
           <w:sz w:val="21"/>
           <w:szCs w:val="21"/>
         </w:rPr>
-        <w:t xml:space="preserve"> each chose their level independently and the container between them contributes no heading. Fixing it is not a one-line change — the same panel appears at more than one depth, so no single level is right everywhere, and the route outlines need designing. And </w:t>
-      </w:r>
+        <w:t xml:space="preserve"> appeared at more than one depth. They do not — each is used in exactly one place, which one check would have shown. The three routes now run </w:t>
+      </w:r>
+      <w:r>
+        <w:rPr>
+          <w:rFonts w:ascii="Consolas" w:cs="Consolas" w:eastAsia="Consolas" w:hAnsi="Consolas"/>
+          <w:b w:val="false"/>
+          <w:bCs w:val="false"/>
+          <w:i w:val="false"/>
+          <w:iCs w:val="false"/>
+          <w:color w:val="1B2027"/>
+          <w:sz w:val="19"/>
+          <w:szCs w:val="19"/>
+        </w:rPr>
+        <w:t xml:space="preserve">h1</w:t>
+      </w:r>
+      <w:r>
+        <w:rPr>
+          <w:rFonts w:ascii="Calibri" w:cs="Calibri" w:eastAsia="Calibri" w:hAnsi="Calibri"/>
+          <w:b w:val="false"/>
+          <w:bCs w:val="false"/>
+          <w:i w:val="false"/>
+          <w:iCs w:val="false"/>
+          <w:color w:val="1B2027"/>
+          <w:sz w:val="21"/>
+          <w:szCs w:val="21"/>
+        </w:rPr>
+        <w:t xml:space="preserve"> to </w:t>
+      </w:r>
+      <w:r>
+        <w:rPr>
+          <w:rFonts w:ascii="Consolas" w:cs="Consolas" w:eastAsia="Consolas" w:hAnsi="Consolas"/>
+          <w:b w:val="false"/>
+          <w:bCs w:val="false"/>
+          <w:i w:val="false"/>
+          <w:iCs w:val="false"/>
+          <w:color w:val="1B2027"/>
+          <w:sz w:val="19"/>
+          <w:szCs w:val="19"/>
+        </w:rPr>
+        <w:t xml:space="preserve">h2</w:t>
+      </w:r>
+      <w:r>
+        <w:rPr>
+          <w:rFonts w:ascii="Calibri" w:cs="Calibri" w:eastAsia="Calibri" w:hAnsi="Calibri"/>
+          <w:b w:val="false"/>
+          <w:bCs w:val="false"/>
+          <w:i w:val="false"/>
+          <w:iCs w:val="false"/>
+          <w:color w:val="1B2027"/>
+          <w:sz w:val="21"/>
+          <w:szCs w:val="21"/>
+        </w:rPr>
+        <w:t xml:space="preserve"> to </w:t>
+      </w:r>
+      <w:r>
+        <w:rPr>
+          <w:rFonts w:ascii="Consolas" w:cs="Consolas" w:eastAsia="Consolas" w:hAnsi="Consolas"/>
+          <w:b w:val="false"/>
+          <w:bCs w:val="false"/>
+          <w:i w:val="false"/>
+          <w:iCs w:val="false"/>
+          <w:color w:val="1B2027"/>
+          <w:sz w:val="19"/>
+          <w:szCs w:val="19"/>
+        </w:rPr>
+        <w:t xml:space="preserve">h3</w:t>
+      </w:r>
+      <w:r>
+        <w:rPr>
+          <w:rFonts w:ascii="Calibri" w:cs="Calibri" w:eastAsia="Calibri" w:hAnsi="Calibri"/>
+          <w:b w:val="false"/>
+          <w:bCs w:val="false"/>
+          <w:i w:val="false"/>
+          <w:iCs w:val="false"/>
+          <w:color w:val="1B2027"/>
+          <w:sz w:val="21"/>
+          <w:szCs w:val="21"/>
+        </w:rPr>
+        <w:t xml:space="preserve"> without a gap, and in the viewer the new </w:t>
+      </w:r>
+      <w:r>
+        <w:rPr>
+          <w:rFonts w:ascii="Consolas" w:cs="Consolas" w:eastAsia="Consolas" w:hAnsi="Consolas"/>
+          <w:b w:val="false"/>
+          <w:bCs w:val="false"/>
+          <w:i w:val="false"/>
+          <w:iCs w:val="false"/>
+          <w:color w:val="1B2027"/>
+          <w:sz w:val="19"/>
+          <w:szCs w:val="19"/>
+        </w:rPr>
+        <w:t xml:space="preserve">h2</w:t>
+      </w:r>
+      <w:r>
+        <w:rPr>
+          <w:rFonts w:ascii="Calibri" w:cs="Calibri" w:eastAsia="Calibri" w:hAnsi="Calibri"/>
+          <w:b w:val="false"/>
+          <w:bCs w:val="false"/>
+          <w:i w:val="false"/>
+          <w:iCs w:val="false"/>
+          <w:color w:val="1B2027"/>
+          <w:sz w:val="21"/>
+          <w:szCs w:val="21"/>
+        </w:rPr>
+        <w:t xml:space="preserve"> also names the sidebar panel you are in, which seven of the ten panels previously left unnamed.</w:t>
+      </w:r>
+    </w:p>
+    <w:p>
+      <w:pPr>
+        <w:pBdr>
+          <w:left w:val="single" w:color="C4342A" w:sz="18" w:space="8"/>
+        </w:pBdr>
+        <w:shd w:fill="FBEDEC" w:color="auto" w:val="clear"/>
+        <w:spacing w:after="180" w:before="140"/>
+        <w:ind w:left="120" w:right="120"/>
+      </w:pPr>
       <w:r>
         <w:rPr>
           <w:rFonts w:ascii="Calibri" w:cs="Calibri" w:eastAsia="Calibri" w:hAnsi="Calibri"/>
@@ -12599,20 +12713,20 @@
           <w:sz w:val="21"/>
           <w:szCs w:val="21"/>
         </w:rPr>
-        <w:t xml:space="preserve">labels have not been audited at all</w:t>
-      </w:r>
-      <w:r>
-        <w:rPr>
-          <w:rFonts w:ascii="Calibri" w:cs="Calibri" w:eastAsia="Calibri" w:hAnsi="Calibri"/>
-          <w:b w:val="false"/>
-          <w:bCs w:val="false"/>
-          <w:i w:val="false"/>
-          <w:iCs w:val="false"/>
-          <w:color w:val="1B2027"/>
-          <w:sz w:val="21"/>
-          <w:szCs w:val="21"/>
-        </w:rPr>
-        <w:t xml:space="preserve">: SC 2.4.6 covers headings </w:t>
+        <w:t xml:space="preserve">One heading limit does remain: labels have not been audited at all.</w:t>
+      </w:r>
+      <w:r>
+        <w:rPr>
+          <w:rFonts w:ascii="Calibri" w:cs="Calibri" w:eastAsia="Calibri" w:hAnsi="Calibri"/>
+          <w:b w:val="false"/>
+          <w:bCs w:val="false"/>
+          <w:i w:val="false"/>
+          <w:iCs w:val="false"/>
+          <w:color w:val="1B2027"/>
+          <w:sz w:val="21"/>
+          <w:szCs w:val="21"/>
+        </w:rPr>
+        <w:t xml:space="preserve"> SC 2.4.6 covers headings </w:t>
       </w:r>
       <w:r>
         <w:rPr>
@@ -12638,7 +12752,7 @@
           <w:sz w:val="21"/>
           <w:szCs w:val="21"/>
         </w:rPr>
-        <w:t xml:space="preserve"> labels, and only headings were inspected.</w:t>
+        <w:t xml:space="preserve"> labels, and only headings were inspected, so treat the headings work as evidence for half of that criterion and nothing more.</w:t>
       </w:r>
     </w:p>
     <w:p>

--- a/docs/Viewer-Product-Integration-Guide.docx
+++ b/docs/Viewer-Product-Integration-Guide.docx
@@ -12713,64 +12713,20 @@
           <w:sz w:val="21"/>
           <w:szCs w:val="21"/>
         </w:rPr>
-        <w:t xml:space="preserve">One heading limit does remain: labels have not been audited at all.</w:t>
-      </w:r>
-      <w:r>
-        <w:rPr>
-          <w:rFonts w:ascii="Calibri" w:cs="Calibri" w:eastAsia="Calibri" w:hAnsi="Calibri"/>
-          <w:b w:val="false"/>
-          <w:bCs w:val="false"/>
-          <w:i w:val="false"/>
-          <w:iCs w:val="false"/>
-          <w:color w:val="1B2027"/>
-          <w:sz w:val="21"/>
-          <w:szCs w:val="21"/>
-        </w:rPr>
-        <w:t xml:space="preserve"> SC 2.4.6 covers headings </w:t>
-      </w:r>
-      <w:r>
-        <w:rPr>
-          <w:rFonts w:ascii="Calibri" w:cs="Calibri" w:eastAsia="Calibri" w:hAnsi="Calibri"/>
-          <w:b w:val="false"/>
-          <w:bCs w:val="false"/>
-          <w:i/>
-          <w:iCs/>
-          <w:color w:val="1B2027"/>
-          <w:sz w:val="21"/>
-          <w:szCs w:val="21"/>
-        </w:rPr>
-        <w:t xml:space="preserve">and</w:t>
-      </w:r>
-      <w:r>
-        <w:rPr>
-          <w:rFonts w:ascii="Calibri" w:cs="Calibri" w:eastAsia="Calibri" w:hAnsi="Calibri"/>
-          <w:b w:val="false"/>
-          <w:bCs w:val="false"/>
-          <w:i w:val="false"/>
-          <w:iCs w:val="false"/>
-          <w:color w:val="1B2027"/>
-          <w:sz w:val="21"/>
-          <w:szCs w:val="21"/>
-        </w:rPr>
-        <w:t xml:space="preserve"> labels, and only headings were inspected, so treat the headings work as evidence for half of that criterion and nothing more.</w:t>
-      </w:r>
-    </w:p>
-    <w:p>
-      <w:pPr>
-        <w:spacing w:after="140" w:line="276"/>
-      </w:pPr>
-      <w:r>
-        <w:rPr>
-          <w:rFonts w:ascii="Calibri" w:cs="Calibri" w:eastAsia="Calibri" w:hAnsi="Calibri"/>
-          <w:b w:val="false"/>
-          <w:bCs w:val="false"/>
-          <w:i w:val="false"/>
-          <w:iCs w:val="false"/>
-          <w:color w:val="1B2027"/>
-          <w:sz w:val="21"/>
-          <w:szCs w:val="21"/>
-        </w:rPr>
-        <w:t xml:space="preserve">The SC 2.5.7 failure in the annotation layer that the last issue of this guide reported is </w:t>
+        <w:t xml:space="preserve">The labels half of SC 2.4.6 has now been audited too</w:t>
+      </w:r>
+      <w:r>
+        <w:rPr>
+          <w:rFonts w:ascii="Calibri" w:cs="Calibri" w:eastAsia="Calibri" w:hAnsi="Calibri"/>
+          <w:b w:val="false"/>
+          <w:bCs w:val="false"/>
+          <w:i w:val="false"/>
+          <w:iCs w:val="false"/>
+          <w:color w:val="1B2027"/>
+          <w:sz w:val="21"/>
+          <w:szCs w:val="21"/>
+        </w:rPr>
+        <w:t xml:space="preserve">, which the last issue of this guide listed as outstanding. It found eight controls with no accessible name and all eight are fixed: both document searches and three form-field controls had only a placeholder, which disappears the moment a reader types; the viewer’s panel toggle announced as nothing; the per-document status chooser announced the same name on every card; and </w:t>
       </w:r>
       <w:r>
         <w:rPr>
@@ -12783,20 +12739,20 @@
           <w:sz w:val="21"/>
           <w:szCs w:val="21"/>
         </w:rPr>
-        <w:t xml:space="preserve">fixed for drawing</w:t>
-      </w:r>
-      <w:r>
-        <w:rPr>
-          <w:rFonts w:ascii="Calibri" w:cs="Calibri" w:eastAsia="Calibri" w:hAnsi="Calibri"/>
-          <w:b w:val="false"/>
-          <w:bCs w:val="false"/>
-          <w:i w:val="false"/>
-          <w:iCs w:val="false"/>
-          <w:color w:val="1B2027"/>
-          <w:sz w:val="21"/>
-          <w:szCs w:val="21"/>
-        </w:rPr>
-        <w:t xml:space="preserve">: a shape can now be created entirely from the keyboard on both the PDF page and the converted drawing. Focus the markup layer, then arrow keys move a crosshair, Shift takes a larger step, Space presses, Enter finishes and Escape cancels — the arrow keys between the press and the finish are the single-pointer alternative to the drag.</w:t>
+        <w:t xml:space="preserve">every link annotation in every PDF was an empty link</w:t>
+      </w:r>
+      <w:r>
+        <w:rPr>
+          <w:rFonts w:ascii="Calibri" w:cs="Calibri" w:eastAsia="Calibri" w:hAnsi="Calibri"/>
+          <w:b w:val="false"/>
+          <w:bCs w:val="false"/>
+          <w:i w:val="false"/>
+          <w:iCs w:val="false"/>
+          <w:color w:val="1B2027"/>
+          <w:sz w:val="21"/>
+          <w:szCs w:val="21"/>
+        </w:rPr>
+        <w:t xml:space="preserve"> — a page with fifty cross-references put fifty nameless links in the tab order. A CI gate now fails the build on a control with no name.</w:t>
       </w:r>
     </w:p>
     <w:p>
@@ -12814,7 +12770,7 @@
           <w:sz w:val="21"/>
           <w:szCs w:val="21"/>
         </w:rPr>
-        <w:t xml:space="preserve">Two limits on that, stated plainly because a bid should not over-claim.</w:t>
+        <w:t xml:space="preserve">Two limits on that, because it should not be read as more than it is.</w:t>
       </w:r>
     </w:p>
     <w:p>
@@ -12837,20 +12793,20 @@
           <w:sz w:val="21"/>
           <w:szCs w:val="21"/>
         </w:rPr>
-        <w:t xml:space="preserve">A committed shape still cannot be moved or resized — by anyone.</w:t>
-      </w:r>
-      <w:r>
-        <w:rPr>
-          <w:rFonts w:ascii="Calibri" w:cs="Calibri" w:eastAsia="Calibri" w:hAnsi="Calibri"/>
-          <w:b w:val="false"/>
-          <w:bCs w:val="false"/>
-          <w:i w:val="false"/>
-          <w:iCs w:val="false"/>
-          <w:color w:val="1B2027"/>
-          <w:sz w:val="21"/>
-          <w:szCs w:val="21"/>
-        </w:rPr>
-        <w:t xml:space="preserve"> The viewer has no shape selection and no move, for any input device, so a misplaced annotation is deleted and drawn again. The last issue filed this as half of the keyboard gap, which hid it; it is a functional gap, not an accessibility one.</w:t>
+        <w:t xml:space="preserve">The gate checks that a name exists, not that it is apt.</w:t>
+      </w:r>
+      <w:r>
+        <w:rPr>
+          <w:rFonts w:ascii="Calibri" w:cs="Calibri" w:eastAsia="Calibri" w:hAnsi="Calibri"/>
+          <w:b w:val="false"/>
+          <w:bCs w:val="false"/>
+          <w:i w:val="false"/>
+          <w:iCs w:val="false"/>
+          <w:color w:val="1B2027"/>
+          <w:sz w:val="21"/>
+          <w:szCs w:val="21"/>
+        </w:rPr>
+        <w:t xml:space="preserve"> Whether a label describes its control well is a judgement no tool makes.</w:t>
       </w:r>
     </w:p>
     <w:p>
@@ -12873,6 +12829,192 @@
           <w:sz w:val="21"/>
           <w:szCs w:val="21"/>
         </w:rPr>
+        <w:t xml:space="preserve">It cannot verify a label whose </w:t>
+      </w:r>
+      <w:r>
+        <w:rPr>
+          <w:rFonts w:ascii="Consolas" w:cs="Consolas" w:eastAsia="Consolas" w:hAnsi="Consolas"/>
+          <w:b/>
+          <w:bCs/>
+          <w:i w:val="false"/>
+          <w:iCs w:val="false"/>
+          <w:color w:val="1B2027"/>
+          <w:sz w:val="19"/>
+          <w:szCs w:val="19"/>
+        </w:rPr>
+        <w:t xml:space="preserve">for</w:t>
+      </w:r>
+      <w:r>
+        <w:rPr>
+          <w:rFonts w:ascii="Calibri" w:cs="Calibri" w:eastAsia="Calibri" w:hAnsi="Calibri"/>
+          <w:b/>
+          <w:bCs/>
+          <w:i w:val="false"/>
+          <w:iCs w:val="false"/>
+          <w:color w:val="1B2027"/>
+          <w:sz w:val="21"/>
+          <w:szCs w:val="21"/>
+        </w:rPr>
+        <w:t xml:space="preserve"> and a control whose </w:t>
+      </w:r>
+      <w:r>
+        <w:rPr>
+          <w:rFonts w:ascii="Consolas" w:cs="Consolas" w:eastAsia="Consolas" w:hAnsi="Consolas"/>
+          <w:b/>
+          <w:bCs/>
+          <w:i w:val="false"/>
+          <w:iCs w:val="false"/>
+          <w:color w:val="1B2027"/>
+          <w:sz w:val="19"/>
+          <w:szCs w:val="19"/>
+        </w:rPr>
+        <w:t xml:space="preserve">id</w:t>
+      </w:r>
+      <w:r>
+        <w:rPr>
+          <w:rFonts w:ascii="Calibri" w:cs="Calibri" w:eastAsia="Calibri" w:hAnsi="Calibri"/>
+          <w:b/>
+          <w:bCs/>
+          <w:i w:val="false"/>
+          <w:iCs w:val="false"/>
+          <w:color w:val="1B2027"/>
+          <w:sz w:val="21"/>
+          <w:szCs w:val="21"/>
+        </w:rPr>
+        <w:t xml:space="preserve"> are both bound to expressions</w:t>
+      </w:r>
+      <w:r>
+        <w:rPr>
+          <w:rFonts w:ascii="Calibri" w:cs="Calibri" w:eastAsia="Calibri" w:hAnsi="Calibri"/>
+          <w:b w:val="false"/>
+          <w:bCs w:val="false"/>
+          <w:i w:val="false"/>
+          <w:iCs w:val="false"/>
+          <w:color w:val="1B2027"/>
+          <w:sz w:val="21"/>
+          <w:szCs w:val="21"/>
+        </w:rPr>
+        <w:t xml:space="preserve"> — correct code that no static reader can pair up. A genuine mismatch of that shape passes. Catching it needs the rendered page, which is what the manual pass and the screen-reader matrix are for, and why neither is a formality.</w:t>
+      </w:r>
+    </w:p>
+    <w:p>
+      <w:pPr>
+        <w:spacing w:after="140" w:line="276"/>
+      </w:pPr>
+      <w:r>
+        <w:rPr>
+          <w:rFonts w:ascii="Calibri" w:cs="Calibri" w:eastAsia="Calibri" w:hAnsi="Calibri"/>
+          <w:b w:val="false"/>
+          <w:bCs w:val="false"/>
+          <w:i w:val="false"/>
+          <w:iCs w:val="false"/>
+          <w:color w:val="1B2027"/>
+          <w:sz w:val="21"/>
+          <w:szCs w:val="21"/>
+        </w:rPr>
+        <w:t xml:space="preserve">The SC 2.5.7 failure in the annotation layer that the last issue of this guide reported is </w:t>
+      </w:r>
+      <w:r>
+        <w:rPr>
+          <w:rFonts w:ascii="Calibri" w:cs="Calibri" w:eastAsia="Calibri" w:hAnsi="Calibri"/>
+          <w:b/>
+          <w:bCs/>
+          <w:i w:val="false"/>
+          <w:iCs w:val="false"/>
+          <w:color w:val="1B2027"/>
+          <w:sz w:val="21"/>
+          <w:szCs w:val="21"/>
+        </w:rPr>
+        <w:t xml:space="preserve">fixed for drawing</w:t>
+      </w:r>
+      <w:r>
+        <w:rPr>
+          <w:rFonts w:ascii="Calibri" w:cs="Calibri" w:eastAsia="Calibri" w:hAnsi="Calibri"/>
+          <w:b w:val="false"/>
+          <w:bCs w:val="false"/>
+          <w:i w:val="false"/>
+          <w:iCs w:val="false"/>
+          <w:color w:val="1B2027"/>
+          <w:sz w:val="21"/>
+          <w:szCs w:val="21"/>
+        </w:rPr>
+        <w:t xml:space="preserve">: a shape can now be created entirely from the keyboard on both the PDF page and the converted drawing. Focus the markup layer, then arrow keys move a crosshair, Shift takes a larger step, Space presses, Enter finishes and Escape cancels — the arrow keys between the press and the finish are the single-pointer alternative to the drag.</w:t>
+      </w:r>
+    </w:p>
+    <w:p>
+      <w:pPr>
+        <w:spacing w:after="140" w:line="276"/>
+      </w:pPr>
+      <w:r>
+        <w:rPr>
+          <w:rFonts w:ascii="Calibri" w:cs="Calibri" w:eastAsia="Calibri" w:hAnsi="Calibri"/>
+          <w:b w:val="false"/>
+          <w:bCs w:val="false"/>
+          <w:i w:val="false"/>
+          <w:iCs w:val="false"/>
+          <w:color w:val="1B2027"/>
+          <w:sz w:val="21"/>
+          <w:szCs w:val="21"/>
+        </w:rPr>
+        <w:t xml:space="preserve">Two limits on that, stated plainly because a bid should not over-claim.</w:t>
+      </w:r>
+    </w:p>
+    <w:p>
+      <w:pPr>
+        <w:pStyle w:val="ListParagraph"/>
+        <w:numPr>
+          <w:ilvl w:val="0"/>
+          <w:numId w:val="2"/>
+        </w:numPr>
+        <w:spacing w:after="90" w:line="276"/>
+      </w:pPr>
+      <w:r>
+        <w:rPr>
+          <w:rFonts w:ascii="Calibri" w:cs="Calibri" w:eastAsia="Calibri" w:hAnsi="Calibri"/>
+          <w:b/>
+          <w:bCs/>
+          <w:i w:val="false"/>
+          <w:iCs w:val="false"/>
+          <w:color w:val="1B2027"/>
+          <w:sz w:val="21"/>
+          <w:szCs w:val="21"/>
+        </w:rPr>
+        <w:t xml:space="preserve">A committed shape still cannot be moved or resized — by anyone.</w:t>
+      </w:r>
+      <w:r>
+        <w:rPr>
+          <w:rFonts w:ascii="Calibri" w:cs="Calibri" w:eastAsia="Calibri" w:hAnsi="Calibri"/>
+          <w:b w:val="false"/>
+          <w:bCs w:val="false"/>
+          <w:i w:val="false"/>
+          <w:iCs w:val="false"/>
+          <w:color w:val="1B2027"/>
+          <w:sz w:val="21"/>
+          <w:szCs w:val="21"/>
+        </w:rPr>
+        <w:t xml:space="preserve"> The viewer has no shape selection and no move, for any input device, so a misplaced annotation is deleted and drawn again. The last issue filed this as half of the keyboard gap, which hid it; it is a functional gap, not an accessibility one.</w:t>
+      </w:r>
+    </w:p>
+    <w:p>
+      <w:pPr>
+        <w:pStyle w:val="ListParagraph"/>
+        <w:numPr>
+          <w:ilvl w:val="0"/>
+          <w:numId w:val="2"/>
+        </w:numPr>
+        <w:spacing w:after="90" w:line="276"/>
+      </w:pPr>
+      <w:r>
+        <w:rPr>
+          <w:rFonts w:ascii="Calibri" w:cs="Calibri" w:eastAsia="Calibri" w:hAnsi="Calibri"/>
+          <w:b/>
+          <w:bCs/>
+          <w:i w:val="false"/>
+          <w:iCs w:val="false"/>
+          <w:color w:val="1B2027"/>
+          <w:sz w:val="21"/>
+          <w:szCs w:val="21"/>
+        </w:rPr>
         <w:t xml:space="preserve">A reader cannot yet enumerate existing markup</w:t>
       </w:r>
       <w:r>
@@ -12940,7 +13082,7 @@
           <w:sz w:val="21"/>
           <w:szCs w:val="21"/>
         </w:rPr>
-        <w:t xml:space="preserve"> Everything a reader sees carries a stable message id and a translator note, extracted to a committed catalogue — 589 messages — with two CI gates keeping it honest: one fails if the catalogue drifts from source, the other if a template grows text a translator will never see.</w:t>
+        <w:t xml:space="preserve"> Everything a reader sees carries a stable message id and a translator note, extracted to a committed catalogue — 595 messages — with two CI gates keeping it honest: one fails if the catalogue drifts from source, the other if a template grows text a translator will never see.</w:t>
       </w:r>
     </w:p>
     <w:p>

--- a/docs/Viewer-Product-Integration-Guide.docx
+++ b/docs/Viewer-Product-Integration-Guide.docx
@@ -779,7 +779,7 @@
                 <w:sz w:val="19"/>
                 <w:szCs w:val="19"/>
               </w:rPr>
-              <w:t xml:space="preserve">15 files · 6 services · 6 components</w:t>
+              <w:t xml:space="preserve">37 files · 6 services · 12 components</w:t>
             </w:r>
           </w:p>
         </w:tc>
